--- a/docx/fr/BUFRCREX_CodeFlag_fr_19.docx
+++ b/docx/fr/BUFRCREX_CodeFlag_fr_19.docx
@@ -8,17 +8,17 @@
       </w:pPr>
       <w:r>
         <w:rPr>
-          <w:rFonts w:ascii="Arial" w:hAnsi="Arial"/>
+          <w:rFonts w:ascii="Verdana" w:hAnsi="Verdana"/>
           <w:b/>
           <w:sz w:val="22"/>
         </w:rPr>
-        <w:t>BUFR/CREX Code/Flag Tables — Class 19</w:t>
+        <w:t>Classe 19</w:t>
       </w:r>
     </w:p>
     <w:p>
       <w:r>
         <w:rPr>
-          <w:rFonts w:ascii="Arial" w:hAnsi="Arial"/>
+          <w:rFonts w:ascii="Verdana" w:hAnsi="Verdana"/>
           <w:b/>
           <w:sz w:val="18"/>
         </w:rPr>
@@ -31,6 +31,20 @@
         <w:tblW w:type="auto" w:w="0"/>
         <w:jc w:val="center"/>
         <w:tblLook w:firstColumn="1" w:firstRow="1" w:lastColumn="0" w:lastRow="0" w:noHBand="0" w:noVBand="1" w:val="04A0"/>
+        <w:tblBorders>
+          <w:top w:val="single" w:sz="4" w:space="0" w:color="595959"/>
+          <w:left w:val="single" w:sz="4" w:space="0" w:color="595959"/>
+          <w:bottom w:val="single" w:sz="4" w:space="0" w:color="595959"/>
+          <w:right w:val="single" w:sz="4" w:space="0" w:color="595959"/>
+          <w:insideH w:val="single" w:sz="4" w:space="0" w:color="595959"/>
+          <w:insideV w:val="single" w:sz="4" w:space="0" w:color="595959"/>
+        </w:tblBorders>
+        <w:tblCellMar>
+          <w:top w:w="85" w:type="dxa"/>
+          <w:left w:w="85" w:type="dxa"/>
+          <w:bottom w:w="85" w:type="dxa"/>
+          <w:right w:w="85" w:type="dxa"/>
+        </w:tblCellMar>
       </w:tblPr>
       <w:tblGrid>
         <w:gridCol w:w="5046"/>
@@ -40,61 +54,52 @@
       <w:tr>
         <w:tc>
           <w:tcPr>
-            <w:tcW w:type="dxa" w:w="5046"/>
-            <w:shd w:val="clear" w:color="auto" w:fill="D9E2F3"/>
-          </w:tcPr>
-          <w:p>
-            <w:pPr>
-              <w:jc w:val="center"/>
-            </w:pPr>
-            <w:r/>
-            <w:r>
-              <w:rPr>
-                <w:rFonts w:ascii="Arial" w:hAnsi="Arial"/>
-                <w:b/>
-                <w:sz w:val="16"/>
-              </w:rPr>
-              <w:t>Code Figure</w:t>
-            </w:r>
-          </w:p>
-        </w:tc>
-        <w:tc>
-          <w:tcPr>
-            <w:tcW w:type="dxa" w:w="5046"/>
-            <w:shd w:val="clear" w:color="auto" w:fill="D9E2F3"/>
-          </w:tcPr>
-          <w:p>
-            <w:pPr>
-              <w:jc w:val="center"/>
-            </w:pPr>
-            <w:r/>
-            <w:r>
-              <w:rPr>
-                <w:rFonts w:ascii="Arial" w:hAnsi="Arial"/>
-                <w:b/>
-                <w:sz w:val="16"/>
-              </w:rPr>
-              <w:t>Entry Name</w:t>
-            </w:r>
-          </w:p>
-        </w:tc>
-        <w:tc>
-          <w:tcPr>
-            <w:tcW w:type="dxa" w:w="5046"/>
-            <w:shd w:val="clear" w:color="auto" w:fill="D9E2F3"/>
-          </w:tcPr>
-          <w:p>
-            <w:pPr>
-              <w:jc w:val="center"/>
-            </w:pPr>
-            <w:r/>
-            <w:r>
-              <w:rPr>
-                <w:rFonts w:ascii="Arial" w:hAnsi="Arial"/>
-                <w:b/>
-                <w:sz w:val="16"/>
-              </w:rPr>
-              <w:t>Note</w:t>
+            <w:tcW w:type="dxa" w:w="1134"/>
+            <w:shd w:val="clear" w:color="auto" w:fill="D9D9D9"/>
+          </w:tcPr>
+          <w:p>
+            <w:r/>
+            <w:r>
+              <w:rPr>
+                <w:rFonts w:ascii="Verdana" w:hAnsi="Verdana"/>
+                <w:b w:val="0"/>
+                <w:sz w:val="16"/>
+              </w:rPr>
+              <w:t>CHIFFRE DU CODE</w:t>
+            </w:r>
+          </w:p>
+        </w:tc>
+        <w:tc>
+          <w:tcPr>
+            <w:tcW w:type="dxa" w:w="5046"/>
+            <w:shd w:val="clear" w:color="auto" w:fill="D9D9D9"/>
+          </w:tcPr>
+          <w:p>
+            <w:r/>
+            <w:r>
+              <w:rPr>
+                <w:rFonts w:ascii="Verdana" w:hAnsi="Verdana"/>
+                <w:b w:val="0"/>
+                <w:sz w:val="16"/>
+              </w:rPr>
+              <w:t>SIGNIFICATION</w:t>
+            </w:r>
+          </w:p>
+        </w:tc>
+        <w:tc>
+          <w:tcPr>
+            <w:tcW w:type="dxa" w:w="5046"/>
+            <w:shd w:val="clear" w:color="auto" w:fill="D9D9D9"/>
+          </w:tcPr>
+          <w:p>
+            <w:r/>
+            <w:r>
+              <w:rPr>
+                <w:rFonts w:ascii="Verdana" w:hAnsi="Verdana"/>
+                <w:b w:val="0"/>
+                <w:sz w:val="16"/>
+              </w:rPr>
+              <w:t>NOTE</w:t>
             </w:r>
           </w:p>
         </w:tc>
@@ -108,7 +113,7 @@
             <w:r/>
             <w:r>
               <w:rPr>
-                <w:rFonts w:ascii="Arial" w:hAnsi="Arial"/>
+                <w:rFonts w:ascii="Verdana" w:hAnsi="Verdana"/>
                 <w:b w:val="0"/>
                 <w:sz w:val="16"/>
               </w:rPr>
@@ -124,7 +129,7 @@
             <w:r/>
             <w:r>
               <w:rPr>
-                <w:rFonts w:ascii="Arial" w:hAnsi="Arial"/>
+                <w:rFonts w:ascii="Verdana" w:hAnsi="Verdana"/>
                 <w:b w:val="0"/>
                 <w:sz w:val="16"/>
               </w:rPr>
@@ -140,7 +145,7 @@
             <w:r/>
             <w:r>
               <w:rPr>
-                <w:rFonts w:ascii="Arial" w:hAnsi="Arial"/>
+                <w:rFonts w:ascii="Verdana" w:hAnsi="Verdana"/>
                 <w:b w:val="0"/>
                 <w:sz w:val="16"/>
               </w:rPr>
@@ -157,7 +162,7 @@
             <w:r/>
             <w:r>
               <w:rPr>
-                <w:rFonts w:ascii="Arial" w:hAnsi="Arial"/>
+                <w:rFonts w:ascii="Verdana" w:hAnsi="Verdana"/>
                 <w:b w:val="0"/>
                 <w:sz w:val="16"/>
               </w:rPr>
@@ -173,7 +178,7 @@
             <w:r/>
             <w:r>
               <w:rPr>
-                <w:rFonts w:ascii="Arial" w:hAnsi="Arial"/>
+                <w:rFonts w:ascii="Verdana" w:hAnsi="Verdana"/>
                 <w:b w:val="0"/>
                 <w:sz w:val="16"/>
               </w:rPr>
@@ -189,7 +194,7 @@
             <w:r/>
             <w:r>
               <w:rPr>
-                <w:rFonts w:ascii="Arial" w:hAnsi="Arial"/>
+                <w:rFonts w:ascii="Verdana" w:hAnsi="Verdana"/>
                 <w:b w:val="0"/>
                 <w:sz w:val="16"/>
               </w:rPr>
@@ -206,7 +211,7 @@
             <w:r/>
             <w:r>
               <w:rPr>
-                <w:rFonts w:ascii="Arial" w:hAnsi="Arial"/>
+                <w:rFonts w:ascii="Verdana" w:hAnsi="Verdana"/>
                 <w:b w:val="0"/>
                 <w:sz w:val="16"/>
               </w:rPr>
@@ -222,7 +227,7 @@
             <w:r/>
             <w:r>
               <w:rPr>
-                <w:rFonts w:ascii="Arial" w:hAnsi="Arial"/>
+                <w:rFonts w:ascii="Verdana" w:hAnsi="Verdana"/>
                 <w:b w:val="0"/>
                 <w:sz w:val="16"/>
               </w:rPr>
@@ -238,7 +243,7 @@
             <w:r/>
             <w:r>
               <w:rPr>
-                <w:rFonts w:ascii="Arial" w:hAnsi="Arial"/>
+                <w:rFonts w:ascii="Verdana" w:hAnsi="Verdana"/>
                 <w:b w:val="0"/>
                 <w:sz w:val="16"/>
               </w:rPr>
@@ -255,7 +260,7 @@
             <w:r/>
             <w:r>
               <w:rPr>
-                <w:rFonts w:ascii="Arial" w:hAnsi="Arial"/>
+                <w:rFonts w:ascii="Verdana" w:hAnsi="Verdana"/>
                 <w:b w:val="0"/>
                 <w:sz w:val="16"/>
               </w:rPr>
@@ -271,7 +276,7 @@
             <w:r/>
             <w:r>
               <w:rPr>
-                <w:rFonts w:ascii="Arial" w:hAnsi="Arial"/>
+                <w:rFonts w:ascii="Verdana" w:hAnsi="Verdana"/>
                 <w:b w:val="0"/>
                 <w:sz w:val="16"/>
               </w:rPr>
@@ -287,7 +292,7 @@
             <w:r/>
             <w:r>
               <w:rPr>
-                <w:rFonts w:ascii="Arial" w:hAnsi="Arial"/>
+                <w:rFonts w:ascii="Verdana" w:hAnsi="Verdana"/>
                 <w:b w:val="0"/>
                 <w:sz w:val="16"/>
               </w:rPr>
@@ -304,7 +309,7 @@
             <w:r/>
             <w:r>
               <w:rPr>
-                <w:rFonts w:ascii="Arial" w:hAnsi="Arial"/>
+                <w:rFonts w:ascii="Verdana" w:hAnsi="Verdana"/>
                 <w:b w:val="0"/>
                 <w:sz w:val="16"/>
               </w:rPr>
@@ -320,7 +325,7 @@
             <w:r/>
             <w:r>
               <w:rPr>
-                <w:rFonts w:ascii="Arial" w:hAnsi="Arial"/>
+                <w:rFonts w:ascii="Verdana" w:hAnsi="Verdana"/>
                 <w:b w:val="0"/>
                 <w:sz w:val="16"/>
               </w:rPr>
@@ -336,7 +341,7 @@
             <w:r/>
             <w:r>
               <w:rPr>
-                <w:rFonts w:ascii="Arial" w:hAnsi="Arial"/>
+                <w:rFonts w:ascii="Verdana" w:hAnsi="Verdana"/>
                 <w:b w:val="0"/>
                 <w:sz w:val="16"/>
               </w:rPr>
@@ -353,7 +358,7 @@
             <w:r/>
             <w:r>
               <w:rPr>
-                <w:rFonts w:ascii="Arial" w:hAnsi="Arial"/>
+                <w:rFonts w:ascii="Verdana" w:hAnsi="Verdana"/>
                 <w:b w:val="0"/>
                 <w:sz w:val="16"/>
               </w:rPr>
@@ -369,7 +374,7 @@
             <w:r/>
             <w:r>
               <w:rPr>
-                <w:rFonts w:ascii="Arial" w:hAnsi="Arial"/>
+                <w:rFonts w:ascii="Verdana" w:hAnsi="Verdana"/>
                 <w:b w:val="0"/>
                 <w:sz w:val="16"/>
               </w:rPr>
@@ -385,7 +390,7 @@
             <w:r/>
             <w:r>
               <w:rPr>
-                <w:rFonts w:ascii="Arial" w:hAnsi="Arial"/>
+                <w:rFonts w:ascii="Verdana" w:hAnsi="Verdana"/>
                 <w:b w:val="0"/>
                 <w:sz w:val="16"/>
               </w:rPr>
@@ -402,7 +407,7 @@
             <w:r/>
             <w:r>
               <w:rPr>
-                <w:rFonts w:ascii="Arial" w:hAnsi="Arial"/>
+                <w:rFonts w:ascii="Verdana" w:hAnsi="Verdana"/>
                 <w:b w:val="0"/>
                 <w:sz w:val="16"/>
               </w:rPr>
@@ -418,7 +423,7 @@
             <w:r/>
             <w:r>
               <w:rPr>
-                <w:rFonts w:ascii="Arial" w:hAnsi="Arial"/>
+                <w:rFonts w:ascii="Verdana" w:hAnsi="Verdana"/>
                 <w:b w:val="0"/>
                 <w:sz w:val="16"/>
               </w:rPr>
@@ -434,7 +439,7 @@
             <w:r/>
             <w:r>
               <w:rPr>
-                <w:rFonts w:ascii="Arial" w:hAnsi="Arial"/>
+                <w:rFonts w:ascii="Verdana" w:hAnsi="Verdana"/>
                 <w:b w:val="0"/>
                 <w:sz w:val="16"/>
               </w:rPr>
@@ -451,7 +456,7 @@
             <w:r/>
             <w:r>
               <w:rPr>
-                <w:rFonts w:ascii="Arial" w:hAnsi="Arial"/>
+                <w:rFonts w:ascii="Verdana" w:hAnsi="Verdana"/>
                 <w:b w:val="0"/>
                 <w:sz w:val="16"/>
               </w:rPr>
@@ -467,7 +472,7 @@
             <w:r/>
             <w:r>
               <w:rPr>
-                <w:rFonts w:ascii="Arial" w:hAnsi="Arial"/>
+                <w:rFonts w:ascii="Verdana" w:hAnsi="Verdana"/>
                 <w:b w:val="0"/>
                 <w:sz w:val="16"/>
               </w:rPr>
@@ -483,7 +488,7 @@
             <w:r/>
             <w:r>
               <w:rPr>
-                <w:rFonts w:ascii="Arial" w:hAnsi="Arial"/>
+                <w:rFonts w:ascii="Verdana" w:hAnsi="Verdana"/>
                 <w:b w:val="0"/>
                 <w:sz w:val="16"/>
               </w:rPr>
@@ -500,7 +505,7 @@
             <w:r/>
             <w:r>
               <w:rPr>
-                <w:rFonts w:ascii="Arial" w:hAnsi="Arial"/>
+                <w:rFonts w:ascii="Verdana" w:hAnsi="Verdana"/>
                 <w:b w:val="0"/>
                 <w:sz w:val="16"/>
               </w:rPr>
@@ -516,7 +521,7 @@
             <w:r/>
             <w:r>
               <w:rPr>
-                <w:rFonts w:ascii="Arial" w:hAnsi="Arial"/>
+                <w:rFonts w:ascii="Verdana" w:hAnsi="Verdana"/>
                 <w:b w:val="0"/>
                 <w:sz w:val="16"/>
               </w:rPr>
@@ -532,7 +537,7 @@
             <w:r/>
             <w:r>
               <w:rPr>
-                <w:rFonts w:ascii="Arial" w:hAnsi="Arial"/>
+                <w:rFonts w:ascii="Verdana" w:hAnsi="Verdana"/>
                 <w:b w:val="0"/>
                 <w:sz w:val="16"/>
               </w:rPr>
@@ -545,7 +550,7 @@
     <w:p>
       <w:r>
         <w:rPr>
-          <w:rFonts w:ascii="Arial" w:hAnsi="Arial"/>
+          <w:rFonts w:ascii="Verdana" w:hAnsi="Verdana"/>
           <w:b/>
           <w:sz w:val="18"/>
         </w:rPr>
@@ -558,6 +563,20 @@
         <w:tblW w:type="auto" w:w="0"/>
         <w:jc w:val="center"/>
         <w:tblLook w:firstColumn="1" w:firstRow="1" w:lastColumn="0" w:lastRow="0" w:noHBand="0" w:noVBand="1" w:val="04A0"/>
+        <w:tblBorders>
+          <w:top w:val="single" w:sz="4" w:space="0" w:color="595959"/>
+          <w:left w:val="single" w:sz="4" w:space="0" w:color="595959"/>
+          <w:bottom w:val="single" w:sz="4" w:space="0" w:color="595959"/>
+          <w:right w:val="single" w:sz="4" w:space="0" w:color="595959"/>
+          <w:insideH w:val="single" w:sz="4" w:space="0" w:color="595959"/>
+          <w:insideV w:val="single" w:sz="4" w:space="0" w:color="595959"/>
+        </w:tblBorders>
+        <w:tblCellMar>
+          <w:top w:w="85" w:type="dxa"/>
+          <w:left w:w="85" w:type="dxa"/>
+          <w:bottom w:w="85" w:type="dxa"/>
+          <w:right w:w="85" w:type="dxa"/>
+        </w:tblCellMar>
       </w:tblPr>
       <w:tblGrid>
         <w:gridCol w:w="5046"/>
@@ -567,61 +586,52 @@
       <w:tr>
         <w:tc>
           <w:tcPr>
-            <w:tcW w:type="dxa" w:w="5046"/>
-            <w:shd w:val="clear" w:color="auto" w:fill="D9E2F3"/>
-          </w:tcPr>
-          <w:p>
-            <w:pPr>
-              <w:jc w:val="center"/>
-            </w:pPr>
-            <w:r/>
-            <w:r>
-              <w:rPr>
-                <w:rFonts w:ascii="Arial" w:hAnsi="Arial"/>
-                <w:b/>
-                <w:sz w:val="16"/>
-              </w:rPr>
-              <w:t>Code Figure</w:t>
-            </w:r>
-          </w:p>
-        </w:tc>
-        <w:tc>
-          <w:tcPr>
-            <w:tcW w:type="dxa" w:w="5046"/>
-            <w:shd w:val="clear" w:color="auto" w:fill="D9E2F3"/>
-          </w:tcPr>
-          <w:p>
-            <w:pPr>
-              <w:jc w:val="center"/>
-            </w:pPr>
-            <w:r/>
-            <w:r>
-              <w:rPr>
-                <w:rFonts w:ascii="Arial" w:hAnsi="Arial"/>
-                <w:b/>
-                <w:sz w:val="16"/>
-              </w:rPr>
-              <w:t>Entry Name</w:t>
-            </w:r>
-          </w:p>
-        </w:tc>
-        <w:tc>
-          <w:tcPr>
-            <w:tcW w:type="dxa" w:w="5046"/>
-            <w:shd w:val="clear" w:color="auto" w:fill="D9E2F3"/>
-          </w:tcPr>
-          <w:p>
-            <w:pPr>
-              <w:jc w:val="center"/>
-            </w:pPr>
-            <w:r/>
-            <w:r>
-              <w:rPr>
-                <w:rFonts w:ascii="Arial" w:hAnsi="Arial"/>
-                <w:b/>
-                <w:sz w:val="16"/>
-              </w:rPr>
-              <w:t>Note</w:t>
+            <w:tcW w:type="dxa" w:w="1134"/>
+            <w:shd w:val="clear" w:color="auto" w:fill="D9D9D9"/>
+          </w:tcPr>
+          <w:p>
+            <w:r/>
+            <w:r>
+              <w:rPr>
+                <w:rFonts w:ascii="Verdana" w:hAnsi="Verdana"/>
+                <w:b w:val="0"/>
+                <w:sz w:val="16"/>
+              </w:rPr>
+              <w:t>CHIFFRE DU CODE</w:t>
+            </w:r>
+          </w:p>
+        </w:tc>
+        <w:tc>
+          <w:tcPr>
+            <w:tcW w:type="dxa" w:w="5046"/>
+            <w:shd w:val="clear" w:color="auto" w:fill="D9D9D9"/>
+          </w:tcPr>
+          <w:p>
+            <w:r/>
+            <w:r>
+              <w:rPr>
+                <w:rFonts w:ascii="Verdana" w:hAnsi="Verdana"/>
+                <w:b w:val="0"/>
+                <w:sz w:val="16"/>
+              </w:rPr>
+              <w:t>SIGNIFICATION</w:t>
+            </w:r>
+          </w:p>
+        </w:tc>
+        <w:tc>
+          <w:tcPr>
+            <w:tcW w:type="dxa" w:w="5046"/>
+            <w:shd w:val="clear" w:color="auto" w:fill="D9D9D9"/>
+          </w:tcPr>
+          <w:p>
+            <w:r/>
+            <w:r>
+              <w:rPr>
+                <w:rFonts w:ascii="Verdana" w:hAnsi="Verdana"/>
+                <w:b w:val="0"/>
+                <w:sz w:val="16"/>
+              </w:rPr>
+              <w:t>NOTE</w:t>
             </w:r>
           </w:p>
         </w:tc>
@@ -635,7 +645,7 @@
             <w:r/>
             <w:r>
               <w:rPr>
-                <w:rFonts w:ascii="Arial" w:hAnsi="Arial"/>
+                <w:rFonts w:ascii="Verdana" w:hAnsi="Verdana"/>
                 <w:b w:val="0"/>
                 <w:sz w:val="16"/>
               </w:rPr>
@@ -651,7 +661,7 @@
             <w:r/>
             <w:r>
               <w:rPr>
-                <w:rFonts w:ascii="Arial" w:hAnsi="Arial"/>
+                <w:rFonts w:ascii="Verdana" w:hAnsi="Verdana"/>
                 <w:b w:val="0"/>
                 <w:sz w:val="16"/>
               </w:rPr>
@@ -667,7 +677,7 @@
             <w:r/>
             <w:r>
               <w:rPr>
-                <w:rFonts w:ascii="Arial" w:hAnsi="Arial"/>
+                <w:rFonts w:ascii="Verdana" w:hAnsi="Verdana"/>
                 <w:b w:val="0"/>
                 <w:sz w:val="16"/>
               </w:rPr>
@@ -684,7 +694,7 @@
             <w:r/>
             <w:r>
               <w:rPr>
-                <w:rFonts w:ascii="Arial" w:hAnsi="Arial"/>
+                <w:rFonts w:ascii="Verdana" w:hAnsi="Verdana"/>
                 <w:b w:val="0"/>
                 <w:sz w:val="16"/>
               </w:rPr>
@@ -700,7 +710,7 @@
             <w:r/>
             <w:r>
               <w:rPr>
-                <w:rFonts w:ascii="Arial" w:hAnsi="Arial"/>
+                <w:rFonts w:ascii="Verdana" w:hAnsi="Verdana"/>
                 <w:b w:val="0"/>
                 <w:sz w:val="16"/>
               </w:rPr>
@@ -716,7 +726,7 @@
             <w:r/>
             <w:r>
               <w:rPr>
-                <w:rFonts w:ascii="Arial" w:hAnsi="Arial"/>
+                <w:rFonts w:ascii="Verdana" w:hAnsi="Verdana"/>
                 <w:b w:val="0"/>
                 <w:sz w:val="16"/>
               </w:rPr>
@@ -733,7 +743,7 @@
             <w:r/>
             <w:r>
               <w:rPr>
-                <w:rFonts w:ascii="Arial" w:hAnsi="Arial"/>
+                <w:rFonts w:ascii="Verdana" w:hAnsi="Verdana"/>
                 <w:b w:val="0"/>
                 <w:sz w:val="16"/>
               </w:rPr>
@@ -749,7 +759,7 @@
             <w:r/>
             <w:r>
               <w:rPr>
-                <w:rFonts w:ascii="Arial" w:hAnsi="Arial"/>
+                <w:rFonts w:ascii="Verdana" w:hAnsi="Verdana"/>
                 <w:b w:val="0"/>
                 <w:sz w:val="16"/>
               </w:rPr>
@@ -765,7 +775,7 @@
             <w:r/>
             <w:r>
               <w:rPr>
-                <w:rFonts w:ascii="Arial" w:hAnsi="Arial"/>
+                <w:rFonts w:ascii="Verdana" w:hAnsi="Verdana"/>
                 <w:b w:val="0"/>
                 <w:sz w:val="16"/>
               </w:rPr>
@@ -782,7 +792,7 @@
             <w:r/>
             <w:r>
               <w:rPr>
-                <w:rFonts w:ascii="Arial" w:hAnsi="Arial"/>
+                <w:rFonts w:ascii="Verdana" w:hAnsi="Verdana"/>
                 <w:b w:val="0"/>
                 <w:sz w:val="16"/>
               </w:rPr>
@@ -798,7 +808,7 @@
             <w:r/>
             <w:r>
               <w:rPr>
-                <w:rFonts w:ascii="Arial" w:hAnsi="Arial"/>
+                <w:rFonts w:ascii="Verdana" w:hAnsi="Verdana"/>
                 <w:b w:val="0"/>
                 <w:sz w:val="16"/>
               </w:rPr>
@@ -814,7 +824,7 @@
             <w:r/>
             <w:r>
               <w:rPr>
-                <w:rFonts w:ascii="Arial" w:hAnsi="Arial"/>
+                <w:rFonts w:ascii="Verdana" w:hAnsi="Verdana"/>
                 <w:b w:val="0"/>
                 <w:sz w:val="16"/>
               </w:rPr>
@@ -831,7 +841,7 @@
             <w:r/>
             <w:r>
               <w:rPr>
-                <w:rFonts w:ascii="Arial" w:hAnsi="Arial"/>
+                <w:rFonts w:ascii="Verdana" w:hAnsi="Verdana"/>
                 <w:b w:val="0"/>
                 <w:sz w:val="16"/>
               </w:rPr>
@@ -847,7 +857,7 @@
             <w:r/>
             <w:r>
               <w:rPr>
-                <w:rFonts w:ascii="Arial" w:hAnsi="Arial"/>
+                <w:rFonts w:ascii="Verdana" w:hAnsi="Verdana"/>
                 <w:b w:val="0"/>
                 <w:sz w:val="16"/>
               </w:rPr>
@@ -863,7 +873,7 @@
             <w:r/>
             <w:r>
               <w:rPr>
-                <w:rFonts w:ascii="Arial" w:hAnsi="Arial"/>
+                <w:rFonts w:ascii="Verdana" w:hAnsi="Verdana"/>
                 <w:b w:val="0"/>
                 <w:sz w:val="16"/>
               </w:rPr>
@@ -880,7 +890,7 @@
             <w:r/>
             <w:r>
               <w:rPr>
-                <w:rFonts w:ascii="Arial" w:hAnsi="Arial"/>
+                <w:rFonts w:ascii="Verdana" w:hAnsi="Verdana"/>
                 <w:b w:val="0"/>
                 <w:sz w:val="16"/>
               </w:rPr>
@@ -896,7 +906,7 @@
             <w:r/>
             <w:r>
               <w:rPr>
-                <w:rFonts w:ascii="Arial" w:hAnsi="Arial"/>
+                <w:rFonts w:ascii="Verdana" w:hAnsi="Verdana"/>
                 <w:b w:val="0"/>
                 <w:sz w:val="16"/>
               </w:rPr>
@@ -912,7 +922,7 @@
             <w:r/>
             <w:r>
               <w:rPr>
-                <w:rFonts w:ascii="Arial" w:hAnsi="Arial"/>
+                <w:rFonts w:ascii="Verdana" w:hAnsi="Verdana"/>
                 <w:b w:val="0"/>
                 <w:sz w:val="16"/>
               </w:rPr>
@@ -925,7 +935,7 @@
     <w:p>
       <w:r>
         <w:rPr>
-          <w:rFonts w:ascii="Arial" w:hAnsi="Arial"/>
+          <w:rFonts w:ascii="Verdana" w:hAnsi="Verdana"/>
           <w:b/>
           <w:sz w:val="18"/>
         </w:rPr>
@@ -938,6 +948,20 @@
         <w:tblW w:type="auto" w:w="0"/>
         <w:jc w:val="center"/>
         <w:tblLook w:firstColumn="1" w:firstRow="1" w:lastColumn="0" w:lastRow="0" w:noHBand="0" w:noVBand="1" w:val="04A0"/>
+        <w:tblBorders>
+          <w:top w:val="single" w:sz="4" w:space="0" w:color="595959"/>
+          <w:left w:val="single" w:sz="4" w:space="0" w:color="595959"/>
+          <w:bottom w:val="single" w:sz="4" w:space="0" w:color="595959"/>
+          <w:right w:val="single" w:sz="4" w:space="0" w:color="595959"/>
+          <w:insideH w:val="single" w:sz="4" w:space="0" w:color="595959"/>
+          <w:insideV w:val="single" w:sz="4" w:space="0" w:color="595959"/>
+        </w:tblBorders>
+        <w:tblCellMar>
+          <w:top w:w="85" w:type="dxa"/>
+          <w:left w:w="85" w:type="dxa"/>
+          <w:bottom w:w="85" w:type="dxa"/>
+          <w:right w:w="85" w:type="dxa"/>
+        </w:tblCellMar>
       </w:tblPr>
       <w:tblGrid>
         <w:gridCol w:w="5046"/>
@@ -947,61 +971,52 @@
       <w:tr>
         <w:tc>
           <w:tcPr>
-            <w:tcW w:type="dxa" w:w="5046"/>
-            <w:shd w:val="clear" w:color="auto" w:fill="D9E2F3"/>
-          </w:tcPr>
-          <w:p>
-            <w:pPr>
-              <w:jc w:val="center"/>
-            </w:pPr>
-            <w:r/>
-            <w:r>
-              <w:rPr>
-                <w:rFonts w:ascii="Arial" w:hAnsi="Arial"/>
-                <w:b/>
-                <w:sz w:val="16"/>
-              </w:rPr>
-              <w:t>Code Figure</w:t>
-            </w:r>
-          </w:p>
-        </w:tc>
-        <w:tc>
-          <w:tcPr>
-            <w:tcW w:type="dxa" w:w="5046"/>
-            <w:shd w:val="clear" w:color="auto" w:fill="D9E2F3"/>
-          </w:tcPr>
-          <w:p>
-            <w:pPr>
-              <w:jc w:val="center"/>
-            </w:pPr>
-            <w:r/>
-            <w:r>
-              <w:rPr>
-                <w:rFonts w:ascii="Arial" w:hAnsi="Arial"/>
-                <w:b/>
-                <w:sz w:val="16"/>
-              </w:rPr>
-              <w:t>Entry Name</w:t>
-            </w:r>
-          </w:p>
-        </w:tc>
-        <w:tc>
-          <w:tcPr>
-            <w:tcW w:type="dxa" w:w="5046"/>
-            <w:shd w:val="clear" w:color="auto" w:fill="D9E2F3"/>
-          </w:tcPr>
-          <w:p>
-            <w:pPr>
-              <w:jc w:val="center"/>
-            </w:pPr>
-            <w:r/>
-            <w:r>
-              <w:rPr>
-                <w:rFonts w:ascii="Arial" w:hAnsi="Arial"/>
-                <w:b/>
-                <w:sz w:val="16"/>
-              </w:rPr>
-              <w:t>Note</w:t>
+            <w:tcW w:type="dxa" w:w="1134"/>
+            <w:shd w:val="clear" w:color="auto" w:fill="D9D9D9"/>
+          </w:tcPr>
+          <w:p>
+            <w:r/>
+            <w:r>
+              <w:rPr>
+                <w:rFonts w:ascii="Verdana" w:hAnsi="Verdana"/>
+                <w:b w:val="0"/>
+                <w:sz w:val="16"/>
+              </w:rPr>
+              <w:t>CHIFFRE DU CODE</w:t>
+            </w:r>
+          </w:p>
+        </w:tc>
+        <w:tc>
+          <w:tcPr>
+            <w:tcW w:type="dxa" w:w="5046"/>
+            <w:shd w:val="clear" w:color="auto" w:fill="D9D9D9"/>
+          </w:tcPr>
+          <w:p>
+            <w:r/>
+            <w:r>
+              <w:rPr>
+                <w:rFonts w:ascii="Verdana" w:hAnsi="Verdana"/>
+                <w:b w:val="0"/>
+                <w:sz w:val="16"/>
+              </w:rPr>
+              <w:t>SIGNIFICATION</w:t>
+            </w:r>
+          </w:p>
+        </w:tc>
+        <w:tc>
+          <w:tcPr>
+            <w:tcW w:type="dxa" w:w="5046"/>
+            <w:shd w:val="clear" w:color="auto" w:fill="D9D9D9"/>
+          </w:tcPr>
+          <w:p>
+            <w:r/>
+            <w:r>
+              <w:rPr>
+                <w:rFonts w:ascii="Verdana" w:hAnsi="Verdana"/>
+                <w:b w:val="0"/>
+                <w:sz w:val="16"/>
+              </w:rPr>
+              <w:t>NOTE</w:t>
             </w:r>
           </w:p>
         </w:tc>
@@ -1015,7 +1030,7 @@
             <w:r/>
             <w:r>
               <w:rPr>
-                <w:rFonts w:ascii="Arial" w:hAnsi="Arial"/>
+                <w:rFonts w:ascii="Verdana" w:hAnsi="Verdana"/>
                 <w:b w:val="0"/>
                 <w:sz w:val="16"/>
               </w:rPr>
@@ -1031,7 +1046,7 @@
             <w:r/>
             <w:r>
               <w:rPr>
-                <w:rFonts w:ascii="Arial" w:hAnsi="Arial"/>
+                <w:rFonts w:ascii="Verdana" w:hAnsi="Verdana"/>
                 <w:b w:val="0"/>
                 <w:sz w:val="16"/>
               </w:rPr>
@@ -1047,7 +1062,7 @@
             <w:r/>
             <w:r>
               <w:rPr>
-                <w:rFonts w:ascii="Arial" w:hAnsi="Arial"/>
+                <w:rFonts w:ascii="Verdana" w:hAnsi="Verdana"/>
                 <w:b w:val="0"/>
                 <w:sz w:val="16"/>
               </w:rPr>
@@ -1064,7 +1079,7 @@
             <w:r/>
             <w:r>
               <w:rPr>
-                <w:rFonts w:ascii="Arial" w:hAnsi="Arial"/>
+                <w:rFonts w:ascii="Verdana" w:hAnsi="Verdana"/>
                 <w:b w:val="0"/>
                 <w:sz w:val="16"/>
               </w:rPr>
@@ -1080,7 +1095,7 @@
             <w:r/>
             <w:r>
               <w:rPr>
-                <w:rFonts w:ascii="Arial" w:hAnsi="Arial"/>
+                <w:rFonts w:ascii="Verdana" w:hAnsi="Verdana"/>
                 <w:b w:val="0"/>
                 <w:sz w:val="16"/>
               </w:rPr>
@@ -1096,7 +1111,7 @@
             <w:r/>
             <w:r>
               <w:rPr>
-                <w:rFonts w:ascii="Arial" w:hAnsi="Arial"/>
+                <w:rFonts w:ascii="Verdana" w:hAnsi="Verdana"/>
                 <w:b w:val="0"/>
                 <w:sz w:val="16"/>
               </w:rPr>
@@ -1113,7 +1128,7 @@
             <w:r/>
             <w:r>
               <w:rPr>
-                <w:rFonts w:ascii="Arial" w:hAnsi="Arial"/>
+                <w:rFonts w:ascii="Verdana" w:hAnsi="Verdana"/>
                 <w:b w:val="0"/>
                 <w:sz w:val="16"/>
               </w:rPr>
@@ -1129,7 +1144,7 @@
             <w:r/>
             <w:r>
               <w:rPr>
-                <w:rFonts w:ascii="Arial" w:hAnsi="Arial"/>
+                <w:rFonts w:ascii="Verdana" w:hAnsi="Verdana"/>
                 <w:b w:val="0"/>
                 <w:sz w:val="16"/>
               </w:rPr>
@@ -1145,7 +1160,7 @@
             <w:r/>
             <w:r>
               <w:rPr>
-                <w:rFonts w:ascii="Arial" w:hAnsi="Arial"/>
+                <w:rFonts w:ascii="Verdana" w:hAnsi="Verdana"/>
                 <w:b w:val="0"/>
                 <w:sz w:val="16"/>
               </w:rPr>
@@ -1162,7 +1177,7 @@
             <w:r/>
             <w:r>
               <w:rPr>
-                <w:rFonts w:ascii="Arial" w:hAnsi="Arial"/>
+                <w:rFonts w:ascii="Verdana" w:hAnsi="Verdana"/>
                 <w:b w:val="0"/>
                 <w:sz w:val="16"/>
               </w:rPr>
@@ -1178,7 +1193,7 @@
             <w:r/>
             <w:r>
               <w:rPr>
-                <w:rFonts w:ascii="Arial" w:hAnsi="Arial"/>
+                <w:rFonts w:ascii="Verdana" w:hAnsi="Verdana"/>
                 <w:b w:val="0"/>
                 <w:sz w:val="16"/>
               </w:rPr>
@@ -1194,7 +1209,7 @@
             <w:r/>
             <w:r>
               <w:rPr>
-                <w:rFonts w:ascii="Arial" w:hAnsi="Arial"/>
+                <w:rFonts w:ascii="Verdana" w:hAnsi="Verdana"/>
                 <w:b w:val="0"/>
                 <w:sz w:val="16"/>
               </w:rPr>
@@ -1207,7 +1222,7 @@
     <w:p>
       <w:r>
         <w:rPr>
-          <w:rFonts w:ascii="Arial" w:hAnsi="Arial"/>
+          <w:rFonts w:ascii="Verdana" w:hAnsi="Verdana"/>
           <w:b/>
           <w:sz w:val="18"/>
         </w:rPr>
@@ -1220,6 +1235,20 @@
         <w:tblW w:type="auto" w:w="0"/>
         <w:jc w:val="center"/>
         <w:tblLook w:firstColumn="1" w:firstRow="1" w:lastColumn="0" w:lastRow="0" w:noHBand="0" w:noVBand="1" w:val="04A0"/>
+        <w:tblBorders>
+          <w:top w:val="single" w:sz="4" w:space="0" w:color="595959"/>
+          <w:left w:val="single" w:sz="4" w:space="0" w:color="595959"/>
+          <w:bottom w:val="single" w:sz="4" w:space="0" w:color="595959"/>
+          <w:right w:val="single" w:sz="4" w:space="0" w:color="595959"/>
+          <w:insideH w:val="single" w:sz="4" w:space="0" w:color="595959"/>
+          <w:insideV w:val="single" w:sz="4" w:space="0" w:color="595959"/>
+        </w:tblBorders>
+        <w:tblCellMar>
+          <w:top w:w="85" w:type="dxa"/>
+          <w:left w:w="85" w:type="dxa"/>
+          <w:bottom w:w="85" w:type="dxa"/>
+          <w:right w:w="85" w:type="dxa"/>
+        </w:tblCellMar>
       </w:tblPr>
       <w:tblGrid>
         <w:gridCol w:w="5046"/>
@@ -1229,61 +1258,52 @@
       <w:tr>
         <w:tc>
           <w:tcPr>
-            <w:tcW w:type="dxa" w:w="5046"/>
-            <w:shd w:val="clear" w:color="auto" w:fill="D9E2F3"/>
-          </w:tcPr>
-          <w:p>
-            <w:pPr>
-              <w:jc w:val="center"/>
-            </w:pPr>
-            <w:r/>
-            <w:r>
-              <w:rPr>
-                <w:rFonts w:ascii="Arial" w:hAnsi="Arial"/>
-                <w:b/>
-                <w:sz w:val="16"/>
-              </w:rPr>
-              <w:t>Code Figure</w:t>
-            </w:r>
-          </w:p>
-        </w:tc>
-        <w:tc>
-          <w:tcPr>
-            <w:tcW w:type="dxa" w:w="5046"/>
-            <w:shd w:val="clear" w:color="auto" w:fill="D9E2F3"/>
-          </w:tcPr>
-          <w:p>
-            <w:pPr>
-              <w:jc w:val="center"/>
-            </w:pPr>
-            <w:r/>
-            <w:r>
-              <w:rPr>
-                <w:rFonts w:ascii="Arial" w:hAnsi="Arial"/>
-                <w:b/>
-                <w:sz w:val="16"/>
-              </w:rPr>
-              <w:t>Entry Name</w:t>
-            </w:r>
-          </w:p>
-        </w:tc>
-        <w:tc>
-          <w:tcPr>
-            <w:tcW w:type="dxa" w:w="5046"/>
-            <w:shd w:val="clear" w:color="auto" w:fill="D9E2F3"/>
-          </w:tcPr>
-          <w:p>
-            <w:pPr>
-              <w:jc w:val="center"/>
-            </w:pPr>
-            <w:r/>
-            <w:r>
-              <w:rPr>
-                <w:rFonts w:ascii="Arial" w:hAnsi="Arial"/>
-                <w:b/>
-                <w:sz w:val="16"/>
-              </w:rPr>
-              <w:t>Note</w:t>
+            <w:tcW w:type="dxa" w:w="1134"/>
+            <w:shd w:val="clear" w:color="auto" w:fill="D9D9D9"/>
+          </w:tcPr>
+          <w:p>
+            <w:r/>
+            <w:r>
+              <w:rPr>
+                <w:rFonts w:ascii="Verdana" w:hAnsi="Verdana"/>
+                <w:b w:val="0"/>
+                <w:sz w:val="16"/>
+              </w:rPr>
+              <w:t>CHIFFRE DU CODE</w:t>
+            </w:r>
+          </w:p>
+        </w:tc>
+        <w:tc>
+          <w:tcPr>
+            <w:tcW w:type="dxa" w:w="5046"/>
+            <w:shd w:val="clear" w:color="auto" w:fill="D9D9D9"/>
+          </w:tcPr>
+          <w:p>
+            <w:r/>
+            <w:r>
+              <w:rPr>
+                <w:rFonts w:ascii="Verdana" w:hAnsi="Verdana"/>
+                <w:b w:val="0"/>
+                <w:sz w:val="16"/>
+              </w:rPr>
+              <w:t>SIGNIFICATION</w:t>
+            </w:r>
+          </w:p>
+        </w:tc>
+        <w:tc>
+          <w:tcPr>
+            <w:tcW w:type="dxa" w:w="5046"/>
+            <w:shd w:val="clear" w:color="auto" w:fill="D9D9D9"/>
+          </w:tcPr>
+          <w:p>
+            <w:r/>
+            <w:r>
+              <w:rPr>
+                <w:rFonts w:ascii="Verdana" w:hAnsi="Verdana"/>
+                <w:b w:val="0"/>
+                <w:sz w:val="16"/>
+              </w:rPr>
+              <w:t>NOTE</w:t>
             </w:r>
           </w:p>
         </w:tc>
@@ -1297,7 +1317,7 @@
             <w:r/>
             <w:r>
               <w:rPr>
-                <w:rFonts w:ascii="Arial" w:hAnsi="Arial"/>
+                <w:rFonts w:ascii="Verdana" w:hAnsi="Verdana"/>
                 <w:b w:val="0"/>
                 <w:sz w:val="16"/>
               </w:rPr>
@@ -1313,7 +1333,7 @@
             <w:r/>
             <w:r>
               <w:rPr>
-                <w:rFonts w:ascii="Arial" w:hAnsi="Arial"/>
+                <w:rFonts w:ascii="Verdana" w:hAnsi="Verdana"/>
                 <w:b w:val="0"/>
                 <w:sz w:val="16"/>
               </w:rPr>
@@ -1329,7 +1349,7 @@
             <w:r/>
             <w:r>
               <w:rPr>
-                <w:rFonts w:ascii="Arial" w:hAnsi="Arial"/>
+                <w:rFonts w:ascii="Verdana" w:hAnsi="Verdana"/>
                 <w:b w:val="0"/>
                 <w:sz w:val="16"/>
               </w:rPr>
@@ -1346,7 +1366,7 @@
             <w:r/>
             <w:r>
               <w:rPr>
-                <w:rFonts w:ascii="Arial" w:hAnsi="Arial"/>
+                <w:rFonts w:ascii="Verdana" w:hAnsi="Verdana"/>
                 <w:b w:val="0"/>
                 <w:sz w:val="16"/>
               </w:rPr>
@@ -1362,7 +1382,7 @@
             <w:r/>
             <w:r>
               <w:rPr>
-                <w:rFonts w:ascii="Arial" w:hAnsi="Arial"/>
+                <w:rFonts w:ascii="Verdana" w:hAnsi="Verdana"/>
                 <w:b w:val="0"/>
                 <w:sz w:val="16"/>
               </w:rPr>
@@ -1378,7 +1398,7 @@
             <w:r/>
             <w:r>
               <w:rPr>
-                <w:rFonts w:ascii="Arial" w:hAnsi="Arial"/>
+                <w:rFonts w:ascii="Verdana" w:hAnsi="Verdana"/>
                 <w:b w:val="0"/>
                 <w:sz w:val="16"/>
               </w:rPr>
@@ -1395,7 +1415,7 @@
             <w:r/>
             <w:r>
               <w:rPr>
-                <w:rFonts w:ascii="Arial" w:hAnsi="Arial"/>
+                <w:rFonts w:ascii="Verdana" w:hAnsi="Verdana"/>
                 <w:b w:val="0"/>
                 <w:sz w:val="16"/>
               </w:rPr>
@@ -1411,7 +1431,7 @@
             <w:r/>
             <w:r>
               <w:rPr>
-                <w:rFonts w:ascii="Arial" w:hAnsi="Arial"/>
+                <w:rFonts w:ascii="Verdana" w:hAnsi="Verdana"/>
                 <w:b w:val="0"/>
                 <w:sz w:val="16"/>
               </w:rPr>
@@ -1427,7 +1447,7 @@
             <w:r/>
             <w:r>
               <w:rPr>
-                <w:rFonts w:ascii="Arial" w:hAnsi="Arial"/>
+                <w:rFonts w:ascii="Verdana" w:hAnsi="Verdana"/>
                 <w:b w:val="0"/>
                 <w:sz w:val="16"/>
               </w:rPr>
@@ -1444,7 +1464,7 @@
             <w:r/>
             <w:r>
               <w:rPr>
-                <w:rFonts w:ascii="Arial" w:hAnsi="Arial"/>
+                <w:rFonts w:ascii="Verdana" w:hAnsi="Verdana"/>
                 <w:b w:val="0"/>
                 <w:sz w:val="16"/>
               </w:rPr>
@@ -1460,7 +1480,7 @@
             <w:r/>
             <w:r>
               <w:rPr>
-                <w:rFonts w:ascii="Arial" w:hAnsi="Arial"/>
+                <w:rFonts w:ascii="Verdana" w:hAnsi="Verdana"/>
                 <w:b w:val="0"/>
                 <w:sz w:val="16"/>
               </w:rPr>
@@ -1476,7 +1496,7 @@
             <w:r/>
             <w:r>
               <w:rPr>
-                <w:rFonts w:ascii="Arial" w:hAnsi="Arial"/>
+                <w:rFonts w:ascii="Verdana" w:hAnsi="Verdana"/>
                 <w:b w:val="0"/>
                 <w:sz w:val="16"/>
               </w:rPr>
@@ -1493,7 +1513,7 @@
             <w:r/>
             <w:r>
               <w:rPr>
-                <w:rFonts w:ascii="Arial" w:hAnsi="Arial"/>
+                <w:rFonts w:ascii="Verdana" w:hAnsi="Verdana"/>
                 <w:b w:val="0"/>
                 <w:sz w:val="16"/>
               </w:rPr>
@@ -1509,7 +1529,7 @@
             <w:r/>
             <w:r>
               <w:rPr>
-                <w:rFonts w:ascii="Arial" w:hAnsi="Arial"/>
+                <w:rFonts w:ascii="Verdana" w:hAnsi="Verdana"/>
                 <w:b w:val="0"/>
                 <w:sz w:val="16"/>
               </w:rPr>
@@ -1525,7 +1545,7 @@
             <w:r/>
             <w:r>
               <w:rPr>
-                <w:rFonts w:ascii="Arial" w:hAnsi="Arial"/>
+                <w:rFonts w:ascii="Verdana" w:hAnsi="Verdana"/>
                 <w:b w:val="0"/>
                 <w:sz w:val="16"/>
               </w:rPr>
@@ -1542,7 +1562,7 @@
             <w:r/>
             <w:r>
               <w:rPr>
-                <w:rFonts w:ascii="Arial" w:hAnsi="Arial"/>
+                <w:rFonts w:ascii="Verdana" w:hAnsi="Verdana"/>
                 <w:b w:val="0"/>
                 <w:sz w:val="16"/>
               </w:rPr>
@@ -1558,7 +1578,7 @@
             <w:r/>
             <w:r>
               <w:rPr>
-                <w:rFonts w:ascii="Arial" w:hAnsi="Arial"/>
+                <w:rFonts w:ascii="Verdana" w:hAnsi="Verdana"/>
                 <w:b w:val="0"/>
                 <w:sz w:val="16"/>
               </w:rPr>
@@ -1574,7 +1594,7 @@
             <w:r/>
             <w:r>
               <w:rPr>
-                <w:rFonts w:ascii="Arial" w:hAnsi="Arial"/>
+                <w:rFonts w:ascii="Verdana" w:hAnsi="Verdana"/>
                 <w:b w:val="0"/>
                 <w:sz w:val="16"/>
               </w:rPr>
@@ -1591,7 +1611,7 @@
             <w:r/>
             <w:r>
               <w:rPr>
-                <w:rFonts w:ascii="Arial" w:hAnsi="Arial"/>
+                <w:rFonts w:ascii="Verdana" w:hAnsi="Verdana"/>
                 <w:b w:val="0"/>
                 <w:sz w:val="16"/>
               </w:rPr>
@@ -1607,7 +1627,7 @@
             <w:r/>
             <w:r>
               <w:rPr>
-                <w:rFonts w:ascii="Arial" w:hAnsi="Arial"/>
+                <w:rFonts w:ascii="Verdana" w:hAnsi="Verdana"/>
                 <w:b w:val="0"/>
                 <w:sz w:val="16"/>
               </w:rPr>
@@ -1623,7 +1643,7 @@
             <w:r/>
             <w:r>
               <w:rPr>
-                <w:rFonts w:ascii="Arial" w:hAnsi="Arial"/>
+                <w:rFonts w:ascii="Verdana" w:hAnsi="Verdana"/>
                 <w:b w:val="0"/>
                 <w:sz w:val="16"/>
               </w:rPr>
@@ -1640,7 +1660,7 @@
             <w:r/>
             <w:r>
               <w:rPr>
-                <w:rFonts w:ascii="Arial" w:hAnsi="Arial"/>
+                <w:rFonts w:ascii="Verdana" w:hAnsi="Verdana"/>
                 <w:b w:val="0"/>
                 <w:sz w:val="16"/>
               </w:rPr>
@@ -1656,7 +1676,7 @@
             <w:r/>
             <w:r>
               <w:rPr>
-                <w:rFonts w:ascii="Arial" w:hAnsi="Arial"/>
+                <w:rFonts w:ascii="Verdana" w:hAnsi="Verdana"/>
                 <w:b w:val="0"/>
                 <w:sz w:val="16"/>
               </w:rPr>
@@ -1672,7 +1692,7 @@
             <w:r/>
             <w:r>
               <w:rPr>
-                <w:rFonts w:ascii="Arial" w:hAnsi="Arial"/>
+                <w:rFonts w:ascii="Verdana" w:hAnsi="Verdana"/>
                 <w:b w:val="0"/>
                 <w:sz w:val="16"/>
               </w:rPr>
@@ -1689,7 +1709,7 @@
             <w:r/>
             <w:r>
               <w:rPr>
-                <w:rFonts w:ascii="Arial" w:hAnsi="Arial"/>
+                <w:rFonts w:ascii="Verdana" w:hAnsi="Verdana"/>
                 <w:b w:val="0"/>
                 <w:sz w:val="16"/>
               </w:rPr>
@@ -1705,7 +1725,7 @@
             <w:r/>
             <w:r>
               <w:rPr>
-                <w:rFonts w:ascii="Arial" w:hAnsi="Arial"/>
+                <w:rFonts w:ascii="Verdana" w:hAnsi="Verdana"/>
                 <w:b w:val="0"/>
                 <w:sz w:val="16"/>
               </w:rPr>
@@ -1721,7 +1741,7 @@
             <w:r/>
             <w:r>
               <w:rPr>
-                <w:rFonts w:ascii="Arial" w:hAnsi="Arial"/>
+                <w:rFonts w:ascii="Verdana" w:hAnsi="Verdana"/>
                 <w:b w:val="0"/>
                 <w:sz w:val="16"/>
               </w:rPr>
@@ -1738,7 +1758,7 @@
             <w:r/>
             <w:r>
               <w:rPr>
-                <w:rFonts w:ascii="Arial" w:hAnsi="Arial"/>
+                <w:rFonts w:ascii="Verdana" w:hAnsi="Verdana"/>
                 <w:b w:val="0"/>
                 <w:sz w:val="16"/>
               </w:rPr>
@@ -1754,7 +1774,7 @@
             <w:r/>
             <w:r>
               <w:rPr>
-                <w:rFonts w:ascii="Arial" w:hAnsi="Arial"/>
+                <w:rFonts w:ascii="Verdana" w:hAnsi="Verdana"/>
                 <w:b w:val="0"/>
                 <w:sz w:val="16"/>
               </w:rPr>
@@ -1770,7 +1790,7 @@
             <w:r/>
             <w:r>
               <w:rPr>
-                <w:rFonts w:ascii="Arial" w:hAnsi="Arial"/>
+                <w:rFonts w:ascii="Verdana" w:hAnsi="Verdana"/>
                 <w:b w:val="0"/>
                 <w:sz w:val="16"/>
               </w:rPr>
@@ -1787,7 +1807,7 @@
             <w:r/>
             <w:r>
               <w:rPr>
-                <w:rFonts w:ascii="Arial" w:hAnsi="Arial"/>
+                <w:rFonts w:ascii="Verdana" w:hAnsi="Verdana"/>
                 <w:b w:val="0"/>
                 <w:sz w:val="16"/>
               </w:rPr>
@@ -1803,7 +1823,7 @@
             <w:r/>
             <w:r>
               <w:rPr>
-                <w:rFonts w:ascii="Arial" w:hAnsi="Arial"/>
+                <w:rFonts w:ascii="Verdana" w:hAnsi="Verdana"/>
                 <w:b w:val="0"/>
                 <w:sz w:val="16"/>
               </w:rPr>
@@ -1819,7 +1839,7 @@
             <w:r/>
             <w:r>
               <w:rPr>
-                <w:rFonts w:ascii="Arial" w:hAnsi="Arial"/>
+                <w:rFonts w:ascii="Verdana" w:hAnsi="Verdana"/>
                 <w:b w:val="0"/>
                 <w:sz w:val="16"/>
               </w:rPr>
@@ -1832,7 +1852,7 @@
     <w:p>
       <w:r>
         <w:rPr>
-          <w:rFonts w:ascii="Arial" w:hAnsi="Arial"/>
+          <w:rFonts w:ascii="Verdana" w:hAnsi="Verdana"/>
           <w:b/>
           <w:sz w:val="18"/>
         </w:rPr>
@@ -1845,6 +1865,20 @@
         <w:tblW w:type="auto" w:w="0"/>
         <w:jc w:val="center"/>
         <w:tblLook w:firstColumn="1" w:firstRow="1" w:lastColumn="0" w:lastRow="0" w:noHBand="0" w:noVBand="1" w:val="04A0"/>
+        <w:tblBorders>
+          <w:top w:val="single" w:sz="4" w:space="0" w:color="595959"/>
+          <w:left w:val="single" w:sz="4" w:space="0" w:color="595959"/>
+          <w:bottom w:val="single" w:sz="4" w:space="0" w:color="595959"/>
+          <w:right w:val="single" w:sz="4" w:space="0" w:color="595959"/>
+          <w:insideH w:val="single" w:sz="4" w:space="0" w:color="595959"/>
+          <w:insideV w:val="single" w:sz="4" w:space="0" w:color="595959"/>
+        </w:tblBorders>
+        <w:tblCellMar>
+          <w:top w:w="85" w:type="dxa"/>
+          <w:left w:w="85" w:type="dxa"/>
+          <w:bottom w:w="85" w:type="dxa"/>
+          <w:right w:w="85" w:type="dxa"/>
+        </w:tblCellMar>
       </w:tblPr>
       <w:tblGrid>
         <w:gridCol w:w="5046"/>
@@ -1854,61 +1888,52 @@
       <w:tr>
         <w:tc>
           <w:tcPr>
-            <w:tcW w:type="dxa" w:w="5046"/>
-            <w:shd w:val="clear" w:color="auto" w:fill="D9E2F3"/>
-          </w:tcPr>
-          <w:p>
-            <w:pPr>
-              <w:jc w:val="center"/>
-            </w:pPr>
-            <w:r/>
-            <w:r>
-              <w:rPr>
-                <w:rFonts w:ascii="Arial" w:hAnsi="Arial"/>
-                <w:b/>
-                <w:sz w:val="16"/>
-              </w:rPr>
-              <w:t>Code Figure</w:t>
-            </w:r>
-          </w:p>
-        </w:tc>
-        <w:tc>
-          <w:tcPr>
-            <w:tcW w:type="dxa" w:w="5046"/>
-            <w:shd w:val="clear" w:color="auto" w:fill="D9E2F3"/>
-          </w:tcPr>
-          <w:p>
-            <w:pPr>
-              <w:jc w:val="center"/>
-            </w:pPr>
-            <w:r/>
-            <w:r>
-              <w:rPr>
-                <w:rFonts w:ascii="Arial" w:hAnsi="Arial"/>
-                <w:b/>
-                <w:sz w:val="16"/>
-              </w:rPr>
-              <w:t>Entry Name</w:t>
-            </w:r>
-          </w:p>
-        </w:tc>
-        <w:tc>
-          <w:tcPr>
-            <w:tcW w:type="dxa" w:w="5046"/>
-            <w:shd w:val="clear" w:color="auto" w:fill="D9E2F3"/>
-          </w:tcPr>
-          <w:p>
-            <w:pPr>
-              <w:jc w:val="center"/>
-            </w:pPr>
-            <w:r/>
-            <w:r>
-              <w:rPr>
-                <w:rFonts w:ascii="Arial" w:hAnsi="Arial"/>
-                <w:b/>
-                <w:sz w:val="16"/>
-              </w:rPr>
-              <w:t>Note</w:t>
+            <w:tcW w:type="dxa" w:w="1134"/>
+            <w:shd w:val="clear" w:color="auto" w:fill="D9D9D9"/>
+          </w:tcPr>
+          <w:p>
+            <w:r/>
+            <w:r>
+              <w:rPr>
+                <w:rFonts w:ascii="Verdana" w:hAnsi="Verdana"/>
+                <w:b w:val="0"/>
+                <w:sz w:val="16"/>
+              </w:rPr>
+              <w:t>CHIFFRE DU CODE</w:t>
+            </w:r>
+          </w:p>
+        </w:tc>
+        <w:tc>
+          <w:tcPr>
+            <w:tcW w:type="dxa" w:w="5046"/>
+            <w:shd w:val="clear" w:color="auto" w:fill="D9D9D9"/>
+          </w:tcPr>
+          <w:p>
+            <w:r/>
+            <w:r>
+              <w:rPr>
+                <w:rFonts w:ascii="Verdana" w:hAnsi="Verdana"/>
+                <w:b w:val="0"/>
+                <w:sz w:val="16"/>
+              </w:rPr>
+              <w:t>SIGNIFICATION</w:t>
+            </w:r>
+          </w:p>
+        </w:tc>
+        <w:tc>
+          <w:tcPr>
+            <w:tcW w:type="dxa" w:w="5046"/>
+            <w:shd w:val="clear" w:color="auto" w:fill="D9D9D9"/>
+          </w:tcPr>
+          <w:p>
+            <w:r/>
+            <w:r>
+              <w:rPr>
+                <w:rFonts w:ascii="Verdana" w:hAnsi="Verdana"/>
+                <w:b w:val="0"/>
+                <w:sz w:val="16"/>
+              </w:rPr>
+              <w:t>NOTE</w:t>
             </w:r>
           </w:p>
         </w:tc>
@@ -1922,7 +1947,7 @@
             <w:r/>
             <w:r>
               <w:rPr>
-                <w:rFonts w:ascii="Arial" w:hAnsi="Arial"/>
+                <w:rFonts w:ascii="Verdana" w:hAnsi="Verdana"/>
                 <w:b w:val="0"/>
                 <w:sz w:val="16"/>
               </w:rPr>
@@ -1938,7 +1963,7 @@
             <w:r/>
             <w:r>
               <w:rPr>
-                <w:rFonts w:ascii="Arial" w:hAnsi="Arial"/>
+                <w:rFonts w:ascii="Verdana" w:hAnsi="Verdana"/>
                 <w:b w:val="0"/>
                 <w:sz w:val="16"/>
               </w:rPr>
@@ -1954,7 +1979,7 @@
             <w:r/>
             <w:r>
               <w:rPr>
-                <w:rFonts w:ascii="Arial" w:hAnsi="Arial"/>
+                <w:rFonts w:ascii="Verdana" w:hAnsi="Verdana"/>
                 <w:b w:val="0"/>
                 <w:sz w:val="16"/>
               </w:rPr>
@@ -1971,7 +1996,7 @@
             <w:r/>
             <w:r>
               <w:rPr>
-                <w:rFonts w:ascii="Arial" w:hAnsi="Arial"/>
+                <w:rFonts w:ascii="Verdana" w:hAnsi="Verdana"/>
                 <w:b w:val="0"/>
                 <w:sz w:val="16"/>
               </w:rPr>
@@ -1987,7 +2012,7 @@
             <w:r/>
             <w:r>
               <w:rPr>
-                <w:rFonts w:ascii="Arial" w:hAnsi="Arial"/>
+                <w:rFonts w:ascii="Verdana" w:hAnsi="Verdana"/>
                 <w:b w:val="0"/>
                 <w:sz w:val="16"/>
               </w:rPr>
@@ -2003,7 +2028,7 @@
             <w:r/>
             <w:r>
               <w:rPr>
-                <w:rFonts w:ascii="Arial" w:hAnsi="Arial"/>
+                <w:rFonts w:ascii="Verdana" w:hAnsi="Verdana"/>
                 <w:b w:val="0"/>
                 <w:sz w:val="16"/>
               </w:rPr>
@@ -2020,7 +2045,7 @@
             <w:r/>
             <w:r>
               <w:rPr>
-                <w:rFonts w:ascii="Arial" w:hAnsi="Arial"/>
+                <w:rFonts w:ascii="Verdana" w:hAnsi="Verdana"/>
                 <w:b w:val="0"/>
                 <w:sz w:val="16"/>
               </w:rPr>
@@ -2036,7 +2061,7 @@
             <w:r/>
             <w:r>
               <w:rPr>
-                <w:rFonts w:ascii="Arial" w:hAnsi="Arial"/>
+                <w:rFonts w:ascii="Verdana" w:hAnsi="Verdana"/>
                 <w:b w:val="0"/>
                 <w:sz w:val="16"/>
               </w:rPr>
@@ -2052,7 +2077,7 @@
             <w:r/>
             <w:r>
               <w:rPr>
-                <w:rFonts w:ascii="Arial" w:hAnsi="Arial"/>
+                <w:rFonts w:ascii="Verdana" w:hAnsi="Verdana"/>
                 <w:b w:val="0"/>
                 <w:sz w:val="16"/>
               </w:rPr>
@@ -2069,7 +2094,7 @@
             <w:r/>
             <w:r>
               <w:rPr>
-                <w:rFonts w:ascii="Arial" w:hAnsi="Arial"/>
+                <w:rFonts w:ascii="Verdana" w:hAnsi="Verdana"/>
                 <w:b w:val="0"/>
                 <w:sz w:val="16"/>
               </w:rPr>
@@ -2085,7 +2110,7 @@
             <w:r/>
             <w:r>
               <w:rPr>
-                <w:rFonts w:ascii="Arial" w:hAnsi="Arial"/>
+                <w:rFonts w:ascii="Verdana" w:hAnsi="Verdana"/>
                 <w:b w:val="0"/>
                 <w:sz w:val="16"/>
               </w:rPr>
@@ -2101,7 +2126,7 @@
             <w:r/>
             <w:r>
               <w:rPr>
-                <w:rFonts w:ascii="Arial" w:hAnsi="Arial"/>
+                <w:rFonts w:ascii="Verdana" w:hAnsi="Verdana"/>
                 <w:b w:val="0"/>
                 <w:sz w:val="16"/>
               </w:rPr>
@@ -2118,7 +2143,7 @@
             <w:r/>
             <w:r>
               <w:rPr>
-                <w:rFonts w:ascii="Arial" w:hAnsi="Arial"/>
+                <w:rFonts w:ascii="Verdana" w:hAnsi="Verdana"/>
                 <w:b w:val="0"/>
                 <w:sz w:val="16"/>
               </w:rPr>
@@ -2134,7 +2159,7 @@
             <w:r/>
             <w:r>
               <w:rPr>
-                <w:rFonts w:ascii="Arial" w:hAnsi="Arial"/>
+                <w:rFonts w:ascii="Verdana" w:hAnsi="Verdana"/>
                 <w:b w:val="0"/>
                 <w:sz w:val="16"/>
               </w:rPr>
@@ -2150,7 +2175,7 @@
             <w:r/>
             <w:r>
               <w:rPr>
-                <w:rFonts w:ascii="Arial" w:hAnsi="Arial"/>
+                <w:rFonts w:ascii="Verdana" w:hAnsi="Verdana"/>
                 <w:b w:val="0"/>
                 <w:sz w:val="16"/>
               </w:rPr>
@@ -2167,7 +2192,7 @@
             <w:r/>
             <w:r>
               <w:rPr>
-                <w:rFonts w:ascii="Arial" w:hAnsi="Arial"/>
+                <w:rFonts w:ascii="Verdana" w:hAnsi="Verdana"/>
                 <w:b w:val="0"/>
                 <w:sz w:val="16"/>
               </w:rPr>
@@ -2183,7 +2208,7 @@
             <w:r/>
             <w:r>
               <w:rPr>
-                <w:rFonts w:ascii="Arial" w:hAnsi="Arial"/>
+                <w:rFonts w:ascii="Verdana" w:hAnsi="Verdana"/>
                 <w:b w:val="0"/>
                 <w:sz w:val="16"/>
               </w:rPr>
@@ -2199,7 +2224,7 @@
             <w:r/>
             <w:r>
               <w:rPr>
-                <w:rFonts w:ascii="Arial" w:hAnsi="Arial"/>
+                <w:rFonts w:ascii="Verdana" w:hAnsi="Verdana"/>
                 <w:b w:val="0"/>
                 <w:sz w:val="16"/>
               </w:rPr>
@@ -2216,7 +2241,7 @@
             <w:r/>
             <w:r>
               <w:rPr>
-                <w:rFonts w:ascii="Arial" w:hAnsi="Arial"/>
+                <w:rFonts w:ascii="Verdana" w:hAnsi="Verdana"/>
                 <w:b w:val="0"/>
                 <w:sz w:val="16"/>
               </w:rPr>
@@ -2232,7 +2257,7 @@
             <w:r/>
             <w:r>
               <w:rPr>
-                <w:rFonts w:ascii="Arial" w:hAnsi="Arial"/>
+                <w:rFonts w:ascii="Verdana" w:hAnsi="Verdana"/>
                 <w:b w:val="0"/>
                 <w:sz w:val="16"/>
               </w:rPr>
@@ -2248,7 +2273,7 @@
             <w:r/>
             <w:r>
               <w:rPr>
-                <w:rFonts w:ascii="Arial" w:hAnsi="Arial"/>
+                <w:rFonts w:ascii="Verdana" w:hAnsi="Verdana"/>
                 <w:b w:val="0"/>
                 <w:sz w:val="16"/>
               </w:rPr>
@@ -2265,7 +2290,7 @@
             <w:r/>
             <w:r>
               <w:rPr>
-                <w:rFonts w:ascii="Arial" w:hAnsi="Arial"/>
+                <w:rFonts w:ascii="Verdana" w:hAnsi="Verdana"/>
                 <w:b w:val="0"/>
                 <w:sz w:val="16"/>
               </w:rPr>
@@ -2281,7 +2306,7 @@
             <w:r/>
             <w:r>
               <w:rPr>
-                <w:rFonts w:ascii="Arial" w:hAnsi="Arial"/>
+                <w:rFonts w:ascii="Verdana" w:hAnsi="Verdana"/>
                 <w:b w:val="0"/>
                 <w:sz w:val="16"/>
               </w:rPr>
@@ -2297,7 +2322,7 @@
             <w:r/>
             <w:r>
               <w:rPr>
-                <w:rFonts w:ascii="Arial" w:hAnsi="Arial"/>
+                <w:rFonts w:ascii="Verdana" w:hAnsi="Verdana"/>
                 <w:b w:val="0"/>
                 <w:sz w:val="16"/>
               </w:rPr>
@@ -2314,7 +2339,7 @@
             <w:r/>
             <w:r>
               <w:rPr>
-                <w:rFonts w:ascii="Arial" w:hAnsi="Arial"/>
+                <w:rFonts w:ascii="Verdana" w:hAnsi="Verdana"/>
                 <w:b w:val="0"/>
                 <w:sz w:val="16"/>
               </w:rPr>
@@ -2330,7 +2355,7 @@
             <w:r/>
             <w:r>
               <w:rPr>
-                <w:rFonts w:ascii="Arial" w:hAnsi="Arial"/>
+                <w:rFonts w:ascii="Verdana" w:hAnsi="Verdana"/>
                 <w:b w:val="0"/>
                 <w:sz w:val="16"/>
               </w:rPr>
@@ -2346,7 +2371,7 @@
             <w:r/>
             <w:r>
               <w:rPr>
-                <w:rFonts w:ascii="Arial" w:hAnsi="Arial"/>
+                <w:rFonts w:ascii="Verdana" w:hAnsi="Verdana"/>
                 <w:b w:val="0"/>
                 <w:sz w:val="16"/>
               </w:rPr>
@@ -2363,7 +2388,7 @@
             <w:r/>
             <w:r>
               <w:rPr>
-                <w:rFonts w:ascii="Arial" w:hAnsi="Arial"/>
+                <w:rFonts w:ascii="Verdana" w:hAnsi="Verdana"/>
                 <w:b w:val="0"/>
                 <w:sz w:val="16"/>
               </w:rPr>
@@ -2379,7 +2404,7 @@
             <w:r/>
             <w:r>
               <w:rPr>
-                <w:rFonts w:ascii="Arial" w:hAnsi="Arial"/>
+                <w:rFonts w:ascii="Verdana" w:hAnsi="Verdana"/>
                 <w:b w:val="0"/>
                 <w:sz w:val="16"/>
               </w:rPr>
@@ -2395,7 +2420,7 @@
             <w:r/>
             <w:r>
               <w:rPr>
-                <w:rFonts w:ascii="Arial" w:hAnsi="Arial"/>
+                <w:rFonts w:ascii="Verdana" w:hAnsi="Verdana"/>
                 <w:b w:val="0"/>
                 <w:sz w:val="16"/>
               </w:rPr>
@@ -2412,7 +2437,7 @@
             <w:r/>
             <w:r>
               <w:rPr>
-                <w:rFonts w:ascii="Arial" w:hAnsi="Arial"/>
+                <w:rFonts w:ascii="Verdana" w:hAnsi="Verdana"/>
                 <w:b w:val="0"/>
                 <w:sz w:val="16"/>
               </w:rPr>
@@ -2428,7 +2453,7 @@
             <w:r/>
             <w:r>
               <w:rPr>
-                <w:rFonts w:ascii="Arial" w:hAnsi="Arial"/>
+                <w:rFonts w:ascii="Verdana" w:hAnsi="Verdana"/>
                 <w:b w:val="0"/>
                 <w:sz w:val="16"/>
               </w:rPr>
@@ -2444,7 +2469,7 @@
             <w:r/>
             <w:r>
               <w:rPr>
-                <w:rFonts w:ascii="Arial" w:hAnsi="Arial"/>
+                <w:rFonts w:ascii="Verdana" w:hAnsi="Verdana"/>
                 <w:b w:val="0"/>
                 <w:sz w:val="16"/>
               </w:rPr>
@@ -2461,7 +2486,7 @@
             <w:r/>
             <w:r>
               <w:rPr>
-                <w:rFonts w:ascii="Arial" w:hAnsi="Arial"/>
+                <w:rFonts w:ascii="Verdana" w:hAnsi="Verdana"/>
                 <w:b w:val="0"/>
                 <w:sz w:val="16"/>
               </w:rPr>
@@ -2477,7 +2502,7 @@
             <w:r/>
             <w:r>
               <w:rPr>
-                <w:rFonts w:ascii="Arial" w:hAnsi="Arial"/>
+                <w:rFonts w:ascii="Verdana" w:hAnsi="Verdana"/>
                 <w:b w:val="0"/>
                 <w:sz w:val="16"/>
               </w:rPr>
@@ -2493,7 +2518,7 @@
             <w:r/>
             <w:r>
               <w:rPr>
-                <w:rFonts w:ascii="Arial" w:hAnsi="Arial"/>
+                <w:rFonts w:ascii="Verdana" w:hAnsi="Verdana"/>
                 <w:b w:val="0"/>
                 <w:sz w:val="16"/>
               </w:rPr>
@@ -2506,7 +2531,7 @@
     <w:p>
       <w:r>
         <w:rPr>
-          <w:rFonts w:ascii="Arial" w:hAnsi="Arial"/>
+          <w:rFonts w:ascii="Verdana" w:hAnsi="Verdana"/>
           <w:b/>
           <w:sz w:val="18"/>
         </w:rPr>
@@ -2519,6 +2544,20 @@
         <w:tblW w:type="auto" w:w="0"/>
         <w:jc w:val="center"/>
         <w:tblLook w:firstColumn="1" w:firstRow="1" w:lastColumn="0" w:lastRow="0" w:noHBand="0" w:noVBand="1" w:val="04A0"/>
+        <w:tblBorders>
+          <w:top w:val="single" w:sz="4" w:space="0" w:color="595959"/>
+          <w:left w:val="single" w:sz="4" w:space="0" w:color="595959"/>
+          <w:bottom w:val="single" w:sz="4" w:space="0" w:color="595959"/>
+          <w:right w:val="single" w:sz="4" w:space="0" w:color="595959"/>
+          <w:insideH w:val="single" w:sz="4" w:space="0" w:color="595959"/>
+          <w:insideV w:val="single" w:sz="4" w:space="0" w:color="595959"/>
+        </w:tblBorders>
+        <w:tblCellMar>
+          <w:top w:w="85" w:type="dxa"/>
+          <w:left w:w="85" w:type="dxa"/>
+          <w:bottom w:w="85" w:type="dxa"/>
+          <w:right w:w="85" w:type="dxa"/>
+        </w:tblCellMar>
       </w:tblPr>
       <w:tblGrid>
         <w:gridCol w:w="3784"/>
@@ -2529,81 +2568,69 @@
       <w:tr>
         <w:tc>
           <w:tcPr>
+            <w:tcW w:type="dxa" w:w="1134"/>
+            <w:shd w:val="clear" w:color="auto" w:fill="D9D9D9"/>
+          </w:tcPr>
+          <w:p>
+            <w:r/>
+            <w:r>
+              <w:rPr>
+                <w:rFonts w:ascii="Verdana" w:hAnsi="Verdana"/>
+                <w:b w:val="0"/>
+                <w:sz w:val="16"/>
+              </w:rPr>
+              <w:t>CHIFFRE DU CODE</w:t>
+            </w:r>
+          </w:p>
+        </w:tc>
+        <w:tc>
+          <w:tcPr>
             <w:tcW w:type="dxa" w:w="3784"/>
-            <w:shd w:val="clear" w:color="auto" w:fill="D9E2F3"/>
-          </w:tcPr>
-          <w:p>
-            <w:pPr>
-              <w:jc w:val="center"/>
-            </w:pPr>
-            <w:r/>
-            <w:r>
-              <w:rPr>
-                <w:rFonts w:ascii="Arial" w:hAnsi="Arial"/>
-                <w:b/>
-                <w:sz w:val="16"/>
-              </w:rPr>
-              <w:t>Code Figure</w:t>
+            <w:shd w:val="clear" w:color="auto" w:fill="D9D9D9"/>
+          </w:tcPr>
+          <w:p>
+            <w:r/>
+            <w:r>
+              <w:rPr>
+                <w:rFonts w:ascii="Verdana" w:hAnsi="Verdana"/>
+                <w:b w:val="0"/>
+                <w:sz w:val="16"/>
+              </w:rPr>
+              <w:t>SIGNIFICATION</w:t>
             </w:r>
           </w:p>
         </w:tc>
         <w:tc>
           <w:tcPr>
             <w:tcW w:type="dxa" w:w="3784"/>
-            <w:shd w:val="clear" w:color="auto" w:fill="D9E2F3"/>
-          </w:tcPr>
-          <w:p>
-            <w:pPr>
-              <w:jc w:val="center"/>
-            </w:pPr>
-            <w:r/>
-            <w:r>
-              <w:rPr>
-                <w:rFonts w:ascii="Arial" w:hAnsi="Arial"/>
-                <w:b/>
-                <w:sz w:val="16"/>
-              </w:rPr>
-              <w:t>Entry Name</w:t>
+            <w:shd w:val="clear" w:color="auto" w:fill="D9D9D9"/>
+          </w:tcPr>
+          <w:p>
+            <w:r/>
+            <w:r>
+              <w:rPr>
+                <w:rFonts w:ascii="Verdana" w:hAnsi="Verdana"/>
+                <w:b w:val="0"/>
+                <w:sz w:val="16"/>
+              </w:rPr>
+              <w:t>SOUS 1</w:t>
             </w:r>
           </w:p>
         </w:tc>
         <w:tc>
           <w:tcPr>
             <w:tcW w:type="dxa" w:w="3784"/>
-            <w:shd w:val="clear" w:color="auto" w:fill="D9E2F3"/>
-          </w:tcPr>
-          <w:p>
-            <w:pPr>
-              <w:jc w:val="center"/>
-            </w:pPr>
-            <w:r/>
-            <w:r>
-              <w:rPr>
-                <w:rFonts w:ascii="Arial" w:hAnsi="Arial"/>
-                <w:b/>
-                <w:sz w:val="16"/>
-              </w:rPr>
-              <w:t>Sub 1</w:t>
-            </w:r>
-          </w:p>
-        </w:tc>
-        <w:tc>
-          <w:tcPr>
-            <w:tcW w:type="dxa" w:w="3784"/>
-            <w:shd w:val="clear" w:color="auto" w:fill="D9E2F3"/>
-          </w:tcPr>
-          <w:p>
-            <w:pPr>
-              <w:jc w:val="center"/>
-            </w:pPr>
-            <w:r/>
-            <w:r>
-              <w:rPr>
-                <w:rFonts w:ascii="Arial" w:hAnsi="Arial"/>
-                <w:b/>
-                <w:sz w:val="16"/>
-              </w:rPr>
-              <w:t>Note</w:t>
+            <w:shd w:val="clear" w:color="auto" w:fill="D9D9D9"/>
+          </w:tcPr>
+          <w:p>
+            <w:r/>
+            <w:r>
+              <w:rPr>
+                <w:rFonts w:ascii="Verdana" w:hAnsi="Verdana"/>
+                <w:b w:val="0"/>
+                <w:sz w:val="16"/>
+              </w:rPr>
+              <w:t>NOTE</w:t>
             </w:r>
           </w:p>
         </w:tc>
@@ -2617,7 +2644,7 @@
             <w:r/>
             <w:r>
               <w:rPr>
-                <w:rFonts w:ascii="Arial" w:hAnsi="Arial"/>
+                <w:rFonts w:ascii="Verdana" w:hAnsi="Verdana"/>
                 <w:b w:val="0"/>
                 <w:sz w:val="16"/>
               </w:rPr>
@@ -2633,7 +2660,7 @@
             <w:r/>
             <w:r>
               <w:rPr>
-                <w:rFonts w:ascii="Arial" w:hAnsi="Arial"/>
+                <w:rFonts w:ascii="Verdana" w:hAnsi="Verdana"/>
                 <w:b w:val="0"/>
                 <w:sz w:val="16"/>
               </w:rPr>
@@ -2649,7 +2676,7 @@
             <w:r/>
             <w:r>
               <w:rPr>
-                <w:rFonts w:ascii="Arial" w:hAnsi="Arial"/>
+                <w:rFonts w:ascii="Verdana" w:hAnsi="Verdana"/>
                 <w:b w:val="0"/>
                 <w:sz w:val="16"/>
               </w:rPr>
@@ -2664,7 +2691,7 @@
             <w:r/>
             <w:r>
               <w:rPr>
-                <w:rFonts w:ascii="Arial" w:hAnsi="Arial"/>
+                <w:rFonts w:ascii="Verdana" w:hAnsi="Verdana"/>
                 <w:b w:val="0"/>
                 <w:sz w:val="16"/>
               </w:rPr>
@@ -2681,7 +2708,7 @@
             <w:r/>
             <w:r>
               <w:rPr>
-                <w:rFonts w:ascii="Arial" w:hAnsi="Arial"/>
+                <w:rFonts w:ascii="Verdana" w:hAnsi="Verdana"/>
                 <w:b w:val="0"/>
                 <w:sz w:val="16"/>
               </w:rPr>
@@ -2697,7 +2724,7 @@
             <w:r/>
             <w:r>
               <w:rPr>
-                <w:rFonts w:ascii="Arial" w:hAnsi="Arial"/>
+                <w:rFonts w:ascii="Verdana" w:hAnsi="Verdana"/>
                 <w:b w:val="0"/>
                 <w:sz w:val="16"/>
               </w:rPr>
@@ -2713,7 +2740,7 @@
             <w:r/>
             <w:r>
               <w:rPr>
-                <w:rFonts w:ascii="Arial" w:hAnsi="Arial"/>
+                <w:rFonts w:ascii="Verdana" w:hAnsi="Verdana"/>
                 <w:b w:val="0"/>
                 <w:sz w:val="16"/>
               </w:rPr>
@@ -2729,7 +2756,7 @@
             <w:r/>
             <w:r>
               <w:rPr>
-                <w:rFonts w:ascii="Arial" w:hAnsi="Arial"/>
+                <w:rFonts w:ascii="Verdana" w:hAnsi="Verdana"/>
                 <w:b w:val="0"/>
                 <w:sz w:val="16"/>
               </w:rPr>
@@ -2746,7 +2773,7 @@
             <w:r/>
             <w:r>
               <w:rPr>
-                <w:rFonts w:ascii="Arial" w:hAnsi="Arial"/>
+                <w:rFonts w:ascii="Verdana" w:hAnsi="Verdana"/>
                 <w:b w:val="0"/>
                 <w:sz w:val="16"/>
               </w:rPr>
@@ -2762,7 +2789,7 @@
             <w:r/>
             <w:r>
               <w:rPr>
-                <w:rFonts w:ascii="Arial" w:hAnsi="Arial"/>
+                <w:rFonts w:ascii="Verdana" w:hAnsi="Verdana"/>
                 <w:b w:val="0"/>
                 <w:sz w:val="16"/>
               </w:rPr>
@@ -2778,7 +2805,7 @@
             <w:r/>
             <w:r>
               <w:rPr>
-                <w:rFonts w:ascii="Arial" w:hAnsi="Arial"/>
+                <w:rFonts w:ascii="Verdana" w:hAnsi="Verdana"/>
                 <w:b w:val="0"/>
                 <w:sz w:val="16"/>
               </w:rPr>
@@ -2794,7 +2821,7 @@
             <w:r/>
             <w:r>
               <w:rPr>
-                <w:rFonts w:ascii="Arial" w:hAnsi="Arial"/>
+                <w:rFonts w:ascii="Verdana" w:hAnsi="Verdana"/>
                 <w:b w:val="0"/>
                 <w:sz w:val="16"/>
               </w:rPr>
@@ -2811,7 +2838,7 @@
             <w:r/>
             <w:r>
               <w:rPr>
-                <w:rFonts w:ascii="Arial" w:hAnsi="Arial"/>
+                <w:rFonts w:ascii="Verdana" w:hAnsi="Verdana"/>
                 <w:b w:val="0"/>
                 <w:sz w:val="16"/>
               </w:rPr>
@@ -2827,7 +2854,7 @@
             <w:r/>
             <w:r>
               <w:rPr>
-                <w:rFonts w:ascii="Arial" w:hAnsi="Arial"/>
+                <w:rFonts w:ascii="Verdana" w:hAnsi="Verdana"/>
                 <w:b w:val="0"/>
                 <w:sz w:val="16"/>
               </w:rPr>
@@ -2843,7 +2870,7 @@
             <w:r/>
             <w:r>
               <w:rPr>
-                <w:rFonts w:ascii="Arial" w:hAnsi="Arial"/>
+                <w:rFonts w:ascii="Verdana" w:hAnsi="Verdana"/>
                 <w:b w:val="0"/>
                 <w:sz w:val="16"/>
               </w:rPr>
@@ -2859,7 +2886,7 @@
             <w:r/>
             <w:r>
               <w:rPr>
-                <w:rFonts w:ascii="Arial" w:hAnsi="Arial"/>
+                <w:rFonts w:ascii="Verdana" w:hAnsi="Verdana"/>
                 <w:b w:val="0"/>
                 <w:sz w:val="16"/>
               </w:rPr>
@@ -2876,7 +2903,7 @@
             <w:r/>
             <w:r>
               <w:rPr>
-                <w:rFonts w:ascii="Arial" w:hAnsi="Arial"/>
+                <w:rFonts w:ascii="Verdana" w:hAnsi="Verdana"/>
                 <w:b w:val="0"/>
                 <w:sz w:val="16"/>
               </w:rPr>
@@ -2892,7 +2919,7 @@
             <w:r/>
             <w:r>
               <w:rPr>
-                <w:rFonts w:ascii="Arial" w:hAnsi="Arial"/>
+                <w:rFonts w:ascii="Verdana" w:hAnsi="Verdana"/>
                 <w:b w:val="0"/>
                 <w:sz w:val="16"/>
               </w:rPr>
@@ -2908,7 +2935,7 @@
             <w:r/>
             <w:r>
               <w:rPr>
-                <w:rFonts w:ascii="Arial" w:hAnsi="Arial"/>
+                <w:rFonts w:ascii="Verdana" w:hAnsi="Verdana"/>
                 <w:b w:val="0"/>
                 <w:sz w:val="16"/>
               </w:rPr>
@@ -2924,7 +2951,7 @@
             <w:r/>
             <w:r>
               <w:rPr>
-                <w:rFonts w:ascii="Arial" w:hAnsi="Arial"/>
+                <w:rFonts w:ascii="Verdana" w:hAnsi="Verdana"/>
                 <w:b w:val="0"/>
                 <w:sz w:val="16"/>
               </w:rPr>
@@ -2941,7 +2968,7 @@
             <w:r/>
             <w:r>
               <w:rPr>
-                <w:rFonts w:ascii="Arial" w:hAnsi="Arial"/>
+                <w:rFonts w:ascii="Verdana" w:hAnsi="Verdana"/>
                 <w:b w:val="0"/>
                 <w:sz w:val="16"/>
               </w:rPr>
@@ -2957,7 +2984,7 @@
             <w:r/>
             <w:r>
               <w:rPr>
-                <w:rFonts w:ascii="Arial" w:hAnsi="Arial"/>
+                <w:rFonts w:ascii="Verdana" w:hAnsi="Verdana"/>
                 <w:b w:val="0"/>
                 <w:sz w:val="16"/>
               </w:rPr>
@@ -2973,7 +3000,7 @@
             <w:r/>
             <w:r>
               <w:rPr>
-                <w:rFonts w:ascii="Arial" w:hAnsi="Arial"/>
+                <w:rFonts w:ascii="Verdana" w:hAnsi="Verdana"/>
                 <w:b w:val="0"/>
                 <w:sz w:val="16"/>
               </w:rPr>
@@ -2988,7 +3015,7 @@
             <w:r/>
             <w:r>
               <w:rPr>
-                <w:rFonts w:ascii="Arial" w:hAnsi="Arial"/>
+                <w:rFonts w:ascii="Verdana" w:hAnsi="Verdana"/>
                 <w:b w:val="0"/>
                 <w:sz w:val="16"/>
               </w:rPr>
@@ -3005,7 +3032,7 @@
             <w:r/>
             <w:r>
               <w:rPr>
-                <w:rFonts w:ascii="Arial" w:hAnsi="Arial"/>
+                <w:rFonts w:ascii="Verdana" w:hAnsi="Verdana"/>
                 <w:b w:val="0"/>
                 <w:sz w:val="16"/>
               </w:rPr>
@@ -3021,7 +3048,7 @@
             <w:r/>
             <w:r>
               <w:rPr>
-                <w:rFonts w:ascii="Arial" w:hAnsi="Arial"/>
+                <w:rFonts w:ascii="Verdana" w:hAnsi="Verdana"/>
                 <w:b w:val="0"/>
                 <w:sz w:val="16"/>
               </w:rPr>
@@ -3037,7 +3064,7 @@
             <w:r/>
             <w:r>
               <w:rPr>
-                <w:rFonts w:ascii="Arial" w:hAnsi="Arial"/>
+                <w:rFonts w:ascii="Verdana" w:hAnsi="Verdana"/>
                 <w:b w:val="0"/>
                 <w:sz w:val="16"/>
               </w:rPr>
@@ -3052,7 +3079,7 @@
             <w:r/>
             <w:r>
               <w:rPr>
-                <w:rFonts w:ascii="Arial" w:hAnsi="Arial"/>
+                <w:rFonts w:ascii="Verdana" w:hAnsi="Verdana"/>
                 <w:b w:val="0"/>
                 <w:sz w:val="16"/>
               </w:rPr>
@@ -3069,7 +3096,7 @@
             <w:r/>
             <w:r>
               <w:rPr>
-                <w:rFonts w:ascii="Arial" w:hAnsi="Arial"/>
+                <w:rFonts w:ascii="Verdana" w:hAnsi="Verdana"/>
                 <w:b w:val="0"/>
                 <w:sz w:val="16"/>
               </w:rPr>
@@ -3085,7 +3112,7 @@
             <w:r/>
             <w:r>
               <w:rPr>
-                <w:rFonts w:ascii="Arial" w:hAnsi="Arial"/>
+                <w:rFonts w:ascii="Verdana" w:hAnsi="Verdana"/>
                 <w:b w:val="0"/>
                 <w:sz w:val="16"/>
               </w:rPr>
@@ -3101,7 +3128,7 @@
             <w:r/>
             <w:r>
               <w:rPr>
-                <w:rFonts w:ascii="Arial" w:hAnsi="Arial"/>
+                <w:rFonts w:ascii="Verdana" w:hAnsi="Verdana"/>
                 <w:b w:val="0"/>
                 <w:sz w:val="16"/>
               </w:rPr>
@@ -3116,7 +3143,7 @@
             <w:r/>
             <w:r>
               <w:rPr>
-                <w:rFonts w:ascii="Arial" w:hAnsi="Arial"/>
+                <w:rFonts w:ascii="Verdana" w:hAnsi="Verdana"/>
                 <w:b w:val="0"/>
                 <w:sz w:val="16"/>
               </w:rPr>
@@ -3129,7 +3156,7 @@
     <w:p>
       <w:r>
         <w:rPr>
-          <w:rFonts w:ascii="Arial" w:hAnsi="Arial"/>
+          <w:rFonts w:ascii="Verdana" w:hAnsi="Verdana"/>
           <w:b/>
           <w:sz w:val="18"/>
         </w:rPr>
@@ -3142,6 +3169,20 @@
         <w:tblW w:type="auto" w:w="0"/>
         <w:jc w:val="center"/>
         <w:tblLook w:firstColumn="1" w:firstRow="1" w:lastColumn="0" w:lastRow="0" w:noHBand="0" w:noVBand="1" w:val="04A0"/>
+        <w:tblBorders>
+          <w:top w:val="single" w:sz="4" w:space="0" w:color="595959"/>
+          <w:left w:val="single" w:sz="4" w:space="0" w:color="595959"/>
+          <w:bottom w:val="single" w:sz="4" w:space="0" w:color="595959"/>
+          <w:right w:val="single" w:sz="4" w:space="0" w:color="595959"/>
+          <w:insideH w:val="single" w:sz="4" w:space="0" w:color="595959"/>
+          <w:insideV w:val="single" w:sz="4" w:space="0" w:color="595959"/>
+        </w:tblBorders>
+        <w:tblCellMar>
+          <w:top w:w="85" w:type="dxa"/>
+          <w:left w:w="85" w:type="dxa"/>
+          <w:bottom w:w="85" w:type="dxa"/>
+          <w:right w:w="85" w:type="dxa"/>
+        </w:tblCellMar>
       </w:tblPr>
       <w:tblGrid>
         <w:gridCol w:w="5046"/>
@@ -3151,61 +3192,52 @@
       <w:tr>
         <w:tc>
           <w:tcPr>
-            <w:tcW w:type="dxa" w:w="5046"/>
-            <w:shd w:val="clear" w:color="auto" w:fill="D9E2F3"/>
-          </w:tcPr>
-          <w:p>
-            <w:pPr>
-              <w:jc w:val="center"/>
-            </w:pPr>
-            <w:r/>
-            <w:r>
-              <w:rPr>
-                <w:rFonts w:ascii="Arial" w:hAnsi="Arial"/>
-                <w:b/>
-                <w:sz w:val="16"/>
-              </w:rPr>
-              <w:t>Code Figure</w:t>
-            </w:r>
-          </w:p>
-        </w:tc>
-        <w:tc>
-          <w:tcPr>
-            <w:tcW w:type="dxa" w:w="5046"/>
-            <w:shd w:val="clear" w:color="auto" w:fill="D9E2F3"/>
-          </w:tcPr>
-          <w:p>
-            <w:pPr>
-              <w:jc w:val="center"/>
-            </w:pPr>
-            <w:r/>
-            <w:r>
-              <w:rPr>
-                <w:rFonts w:ascii="Arial" w:hAnsi="Arial"/>
-                <w:b/>
-                <w:sz w:val="16"/>
-              </w:rPr>
-              <w:t>Entry Name</w:t>
-            </w:r>
-          </w:p>
-        </w:tc>
-        <w:tc>
-          <w:tcPr>
-            <w:tcW w:type="dxa" w:w="5046"/>
-            <w:shd w:val="clear" w:color="auto" w:fill="D9E2F3"/>
-          </w:tcPr>
-          <w:p>
-            <w:pPr>
-              <w:jc w:val="center"/>
-            </w:pPr>
-            <w:r/>
-            <w:r>
-              <w:rPr>
-                <w:rFonts w:ascii="Arial" w:hAnsi="Arial"/>
-                <w:b/>
-                <w:sz w:val="16"/>
-              </w:rPr>
-              <w:t>Note</w:t>
+            <w:tcW w:type="dxa" w:w="1134"/>
+            <w:shd w:val="clear" w:color="auto" w:fill="D9D9D9"/>
+          </w:tcPr>
+          <w:p>
+            <w:r/>
+            <w:r>
+              <w:rPr>
+                <w:rFonts w:ascii="Verdana" w:hAnsi="Verdana"/>
+                <w:b w:val="0"/>
+                <w:sz w:val="16"/>
+              </w:rPr>
+              <w:t>CHIFFRE DU CODE</w:t>
+            </w:r>
+          </w:p>
+        </w:tc>
+        <w:tc>
+          <w:tcPr>
+            <w:tcW w:type="dxa" w:w="5046"/>
+            <w:shd w:val="clear" w:color="auto" w:fill="D9D9D9"/>
+          </w:tcPr>
+          <w:p>
+            <w:r/>
+            <w:r>
+              <w:rPr>
+                <w:rFonts w:ascii="Verdana" w:hAnsi="Verdana"/>
+                <w:b w:val="0"/>
+                <w:sz w:val="16"/>
+              </w:rPr>
+              <w:t>SIGNIFICATION</w:t>
+            </w:r>
+          </w:p>
+        </w:tc>
+        <w:tc>
+          <w:tcPr>
+            <w:tcW w:type="dxa" w:w="5046"/>
+            <w:shd w:val="clear" w:color="auto" w:fill="D9D9D9"/>
+          </w:tcPr>
+          <w:p>
+            <w:r/>
+            <w:r>
+              <w:rPr>
+                <w:rFonts w:ascii="Verdana" w:hAnsi="Verdana"/>
+                <w:b w:val="0"/>
+                <w:sz w:val="16"/>
+              </w:rPr>
+              <w:t>NOTE</w:t>
             </w:r>
           </w:p>
         </w:tc>
@@ -3219,7 +3251,7 @@
             <w:r/>
             <w:r>
               <w:rPr>
-                <w:rFonts w:ascii="Arial" w:hAnsi="Arial"/>
+                <w:rFonts w:ascii="Verdana" w:hAnsi="Verdana"/>
                 <w:b w:val="0"/>
                 <w:sz w:val="16"/>
               </w:rPr>
@@ -3235,7 +3267,7 @@
             <w:r/>
             <w:r>
               <w:rPr>
-                <w:rFonts w:ascii="Arial" w:hAnsi="Arial"/>
+                <w:rFonts w:ascii="Verdana" w:hAnsi="Verdana"/>
                 <w:b w:val="0"/>
                 <w:sz w:val="16"/>
               </w:rPr>
@@ -3251,7 +3283,7 @@
             <w:r/>
             <w:r>
               <w:rPr>
-                <w:rFonts w:ascii="Arial" w:hAnsi="Arial"/>
+                <w:rFonts w:ascii="Verdana" w:hAnsi="Verdana"/>
                 <w:b w:val="0"/>
                 <w:sz w:val="16"/>
               </w:rPr>
@@ -3268,7 +3300,7 @@
             <w:r/>
             <w:r>
               <w:rPr>
-                <w:rFonts w:ascii="Arial" w:hAnsi="Arial"/>
+                <w:rFonts w:ascii="Verdana" w:hAnsi="Verdana"/>
                 <w:b w:val="0"/>
                 <w:sz w:val="16"/>
               </w:rPr>
@@ -3284,7 +3316,7 @@
             <w:r/>
             <w:r>
               <w:rPr>
-                <w:rFonts w:ascii="Arial" w:hAnsi="Arial"/>
+                <w:rFonts w:ascii="Verdana" w:hAnsi="Verdana"/>
                 <w:b w:val="0"/>
                 <w:sz w:val="16"/>
               </w:rPr>
@@ -3300,7 +3332,7 @@
             <w:r/>
             <w:r>
               <w:rPr>
-                <w:rFonts w:ascii="Arial" w:hAnsi="Arial"/>
+                <w:rFonts w:ascii="Verdana" w:hAnsi="Verdana"/>
                 <w:b w:val="0"/>
                 <w:sz w:val="16"/>
               </w:rPr>
@@ -3317,7 +3349,7 @@
             <w:r/>
             <w:r>
               <w:rPr>
-                <w:rFonts w:ascii="Arial" w:hAnsi="Arial"/>
+                <w:rFonts w:ascii="Verdana" w:hAnsi="Verdana"/>
                 <w:b w:val="0"/>
                 <w:sz w:val="16"/>
               </w:rPr>
@@ -3333,7 +3365,7 @@
             <w:r/>
             <w:r>
               <w:rPr>
-                <w:rFonts w:ascii="Arial" w:hAnsi="Arial"/>
+                <w:rFonts w:ascii="Verdana" w:hAnsi="Verdana"/>
                 <w:b w:val="0"/>
                 <w:sz w:val="16"/>
               </w:rPr>
@@ -3349,7 +3381,7 @@
             <w:r/>
             <w:r>
               <w:rPr>
-                <w:rFonts w:ascii="Arial" w:hAnsi="Arial"/>
+                <w:rFonts w:ascii="Verdana" w:hAnsi="Verdana"/>
                 <w:b w:val="0"/>
                 <w:sz w:val="16"/>
               </w:rPr>
@@ -3366,7 +3398,7 @@
             <w:r/>
             <w:r>
               <w:rPr>
-                <w:rFonts w:ascii="Arial" w:hAnsi="Arial"/>
+                <w:rFonts w:ascii="Verdana" w:hAnsi="Verdana"/>
                 <w:b w:val="0"/>
                 <w:sz w:val="16"/>
               </w:rPr>
@@ -3382,7 +3414,7 @@
             <w:r/>
             <w:r>
               <w:rPr>
-                <w:rFonts w:ascii="Arial" w:hAnsi="Arial"/>
+                <w:rFonts w:ascii="Verdana" w:hAnsi="Verdana"/>
                 <w:b w:val="0"/>
                 <w:sz w:val="16"/>
               </w:rPr>
@@ -3398,7 +3430,7 @@
             <w:r/>
             <w:r>
               <w:rPr>
-                <w:rFonts w:ascii="Arial" w:hAnsi="Arial"/>
+                <w:rFonts w:ascii="Verdana" w:hAnsi="Verdana"/>
                 <w:b w:val="0"/>
                 <w:sz w:val="16"/>
               </w:rPr>
@@ -3415,7 +3447,7 @@
             <w:r/>
             <w:r>
               <w:rPr>
-                <w:rFonts w:ascii="Arial" w:hAnsi="Arial"/>
+                <w:rFonts w:ascii="Verdana" w:hAnsi="Verdana"/>
                 <w:b w:val="0"/>
                 <w:sz w:val="16"/>
               </w:rPr>
@@ -3431,7 +3463,7 @@
             <w:r/>
             <w:r>
               <w:rPr>
-                <w:rFonts w:ascii="Arial" w:hAnsi="Arial"/>
+                <w:rFonts w:ascii="Verdana" w:hAnsi="Verdana"/>
                 <w:b w:val="0"/>
                 <w:sz w:val="16"/>
               </w:rPr>
@@ -3447,7 +3479,7 @@
             <w:r/>
             <w:r>
               <w:rPr>
-                <w:rFonts w:ascii="Arial" w:hAnsi="Arial"/>
+                <w:rFonts w:ascii="Verdana" w:hAnsi="Verdana"/>
                 <w:b w:val="0"/>
                 <w:sz w:val="16"/>
               </w:rPr>
@@ -3464,7 +3496,7 @@
             <w:r/>
             <w:r>
               <w:rPr>
-                <w:rFonts w:ascii="Arial" w:hAnsi="Arial"/>
+                <w:rFonts w:ascii="Verdana" w:hAnsi="Verdana"/>
                 <w:b w:val="0"/>
                 <w:sz w:val="16"/>
               </w:rPr>
@@ -3480,7 +3512,7 @@
             <w:r/>
             <w:r>
               <w:rPr>
-                <w:rFonts w:ascii="Arial" w:hAnsi="Arial"/>
+                <w:rFonts w:ascii="Verdana" w:hAnsi="Verdana"/>
                 <w:b w:val="0"/>
                 <w:sz w:val="16"/>
               </w:rPr>
@@ -3496,7 +3528,7 @@
             <w:r/>
             <w:r>
               <w:rPr>
-                <w:rFonts w:ascii="Arial" w:hAnsi="Arial"/>
+                <w:rFonts w:ascii="Verdana" w:hAnsi="Verdana"/>
                 <w:b w:val="0"/>
                 <w:sz w:val="16"/>
               </w:rPr>
@@ -3513,7 +3545,7 @@
             <w:r/>
             <w:r>
               <w:rPr>
-                <w:rFonts w:ascii="Arial" w:hAnsi="Arial"/>
+                <w:rFonts w:ascii="Verdana" w:hAnsi="Verdana"/>
                 <w:b w:val="0"/>
                 <w:sz w:val="16"/>
               </w:rPr>
@@ -3529,7 +3561,7 @@
             <w:r/>
             <w:r>
               <w:rPr>
-                <w:rFonts w:ascii="Arial" w:hAnsi="Arial"/>
+                <w:rFonts w:ascii="Verdana" w:hAnsi="Verdana"/>
                 <w:b w:val="0"/>
                 <w:sz w:val="16"/>
               </w:rPr>
@@ -3545,7 +3577,7 @@
             <w:r/>
             <w:r>
               <w:rPr>
-                <w:rFonts w:ascii="Arial" w:hAnsi="Arial"/>
+                <w:rFonts w:ascii="Verdana" w:hAnsi="Verdana"/>
                 <w:b w:val="0"/>
                 <w:sz w:val="16"/>
               </w:rPr>
@@ -3562,7 +3594,7 @@
             <w:r/>
             <w:r>
               <w:rPr>
-                <w:rFonts w:ascii="Arial" w:hAnsi="Arial"/>
+                <w:rFonts w:ascii="Verdana" w:hAnsi="Verdana"/>
                 <w:b w:val="0"/>
                 <w:sz w:val="16"/>
               </w:rPr>
@@ -3578,7 +3610,7 @@
             <w:r/>
             <w:r>
               <w:rPr>
-                <w:rFonts w:ascii="Arial" w:hAnsi="Arial"/>
+                <w:rFonts w:ascii="Verdana" w:hAnsi="Verdana"/>
                 <w:b w:val="0"/>
                 <w:sz w:val="16"/>
               </w:rPr>
@@ -3594,7 +3626,7 @@
             <w:r/>
             <w:r>
               <w:rPr>
-                <w:rFonts w:ascii="Arial" w:hAnsi="Arial"/>
+                <w:rFonts w:ascii="Verdana" w:hAnsi="Verdana"/>
                 <w:b w:val="0"/>
                 <w:sz w:val="16"/>
               </w:rPr>
@@ -3611,7 +3643,7 @@
             <w:r/>
             <w:r>
               <w:rPr>
-                <w:rFonts w:ascii="Arial" w:hAnsi="Arial"/>
+                <w:rFonts w:ascii="Verdana" w:hAnsi="Verdana"/>
                 <w:b w:val="0"/>
                 <w:sz w:val="16"/>
               </w:rPr>
@@ -3627,7 +3659,7 @@
             <w:r/>
             <w:r>
               <w:rPr>
-                <w:rFonts w:ascii="Arial" w:hAnsi="Arial"/>
+                <w:rFonts w:ascii="Verdana" w:hAnsi="Verdana"/>
                 <w:b w:val="0"/>
                 <w:sz w:val="16"/>
               </w:rPr>
@@ -3643,7 +3675,7 @@
             <w:r/>
             <w:r>
               <w:rPr>
-                <w:rFonts w:ascii="Arial" w:hAnsi="Arial"/>
+                <w:rFonts w:ascii="Verdana" w:hAnsi="Verdana"/>
                 <w:b w:val="0"/>
                 <w:sz w:val="16"/>
               </w:rPr>
@@ -3660,7 +3692,7 @@
             <w:r/>
             <w:r>
               <w:rPr>
-                <w:rFonts w:ascii="Arial" w:hAnsi="Arial"/>
+                <w:rFonts w:ascii="Verdana" w:hAnsi="Verdana"/>
                 <w:b w:val="0"/>
                 <w:sz w:val="16"/>
               </w:rPr>
@@ -3676,7 +3708,7 @@
             <w:r/>
             <w:r>
               <w:rPr>
-                <w:rFonts w:ascii="Arial" w:hAnsi="Arial"/>
+                <w:rFonts w:ascii="Verdana" w:hAnsi="Verdana"/>
                 <w:b w:val="0"/>
                 <w:sz w:val="16"/>
               </w:rPr>
@@ -3692,7 +3724,7 @@
             <w:r/>
             <w:r>
               <w:rPr>
-                <w:rFonts w:ascii="Arial" w:hAnsi="Arial"/>
+                <w:rFonts w:ascii="Verdana" w:hAnsi="Verdana"/>
                 <w:b w:val="0"/>
                 <w:sz w:val="16"/>
               </w:rPr>
@@ -3709,7 +3741,7 @@
             <w:r/>
             <w:r>
               <w:rPr>
-                <w:rFonts w:ascii="Arial" w:hAnsi="Arial"/>
+                <w:rFonts w:ascii="Verdana" w:hAnsi="Verdana"/>
                 <w:b w:val="0"/>
                 <w:sz w:val="16"/>
               </w:rPr>
@@ -3725,7 +3757,7 @@
             <w:r/>
             <w:r>
               <w:rPr>
-                <w:rFonts w:ascii="Arial" w:hAnsi="Arial"/>
+                <w:rFonts w:ascii="Verdana" w:hAnsi="Verdana"/>
                 <w:b w:val="0"/>
                 <w:sz w:val="16"/>
               </w:rPr>
@@ -3741,7 +3773,7 @@
             <w:r/>
             <w:r>
               <w:rPr>
-                <w:rFonts w:ascii="Arial" w:hAnsi="Arial"/>
+                <w:rFonts w:ascii="Verdana" w:hAnsi="Verdana"/>
                 <w:b w:val="0"/>
                 <w:sz w:val="16"/>
               </w:rPr>
@@ -3758,7 +3790,7 @@
             <w:r/>
             <w:r>
               <w:rPr>
-                <w:rFonts w:ascii="Arial" w:hAnsi="Arial"/>
+                <w:rFonts w:ascii="Verdana" w:hAnsi="Verdana"/>
                 <w:b w:val="0"/>
                 <w:sz w:val="16"/>
               </w:rPr>
@@ -3774,7 +3806,7 @@
             <w:r/>
             <w:r>
               <w:rPr>
-                <w:rFonts w:ascii="Arial" w:hAnsi="Arial"/>
+                <w:rFonts w:ascii="Verdana" w:hAnsi="Verdana"/>
                 <w:b w:val="0"/>
                 <w:sz w:val="16"/>
               </w:rPr>
@@ -3790,7 +3822,7 @@
             <w:r/>
             <w:r>
               <w:rPr>
-                <w:rFonts w:ascii="Arial" w:hAnsi="Arial"/>
+                <w:rFonts w:ascii="Verdana" w:hAnsi="Verdana"/>
                 <w:b w:val="0"/>
                 <w:sz w:val="16"/>
               </w:rPr>
@@ -3807,7 +3839,7 @@
             <w:r/>
             <w:r>
               <w:rPr>
-                <w:rFonts w:ascii="Arial" w:hAnsi="Arial"/>
+                <w:rFonts w:ascii="Verdana" w:hAnsi="Verdana"/>
                 <w:b w:val="0"/>
                 <w:sz w:val="16"/>
               </w:rPr>
@@ -3823,7 +3855,7 @@
             <w:r/>
             <w:r>
               <w:rPr>
-                <w:rFonts w:ascii="Arial" w:hAnsi="Arial"/>
+                <w:rFonts w:ascii="Verdana" w:hAnsi="Verdana"/>
                 <w:b w:val="0"/>
                 <w:sz w:val="16"/>
               </w:rPr>
@@ -3839,7 +3871,7 @@
             <w:r/>
             <w:r>
               <w:rPr>
-                <w:rFonts w:ascii="Arial" w:hAnsi="Arial"/>
+                <w:rFonts w:ascii="Verdana" w:hAnsi="Verdana"/>
                 <w:b w:val="0"/>
                 <w:sz w:val="16"/>
               </w:rPr>
@@ -3852,7 +3884,7 @@
     <w:p>
       <w:r>
         <w:rPr>
-          <w:rFonts w:ascii="Arial" w:hAnsi="Arial"/>
+          <w:rFonts w:ascii="Verdana" w:hAnsi="Verdana"/>
           <w:b/>
           <w:sz w:val="18"/>
         </w:rPr>
@@ -3865,6 +3897,20 @@
         <w:tblW w:type="auto" w:w="0"/>
         <w:jc w:val="center"/>
         <w:tblLook w:firstColumn="1" w:firstRow="1" w:lastColumn="0" w:lastRow="0" w:noHBand="0" w:noVBand="1" w:val="04A0"/>
+        <w:tblBorders>
+          <w:top w:val="single" w:sz="4" w:space="0" w:color="595959"/>
+          <w:left w:val="single" w:sz="4" w:space="0" w:color="595959"/>
+          <w:bottom w:val="single" w:sz="4" w:space="0" w:color="595959"/>
+          <w:right w:val="single" w:sz="4" w:space="0" w:color="595959"/>
+          <w:insideH w:val="single" w:sz="4" w:space="0" w:color="595959"/>
+          <w:insideV w:val="single" w:sz="4" w:space="0" w:color="595959"/>
+        </w:tblBorders>
+        <w:tblCellMar>
+          <w:top w:w="85" w:type="dxa"/>
+          <w:left w:w="85" w:type="dxa"/>
+          <w:bottom w:w="85" w:type="dxa"/>
+          <w:right w:w="85" w:type="dxa"/>
+        </w:tblCellMar>
       </w:tblPr>
       <w:tblGrid>
         <w:gridCol w:w="5046"/>
@@ -3874,61 +3920,52 @@
       <w:tr>
         <w:tc>
           <w:tcPr>
-            <w:tcW w:type="dxa" w:w="5046"/>
-            <w:shd w:val="clear" w:color="auto" w:fill="D9E2F3"/>
-          </w:tcPr>
-          <w:p>
-            <w:pPr>
-              <w:jc w:val="center"/>
-            </w:pPr>
-            <w:r/>
-            <w:r>
-              <w:rPr>
-                <w:rFonts w:ascii="Arial" w:hAnsi="Arial"/>
-                <w:b/>
-                <w:sz w:val="16"/>
-              </w:rPr>
-              <w:t>Code Figure</w:t>
-            </w:r>
-          </w:p>
-        </w:tc>
-        <w:tc>
-          <w:tcPr>
-            <w:tcW w:type="dxa" w:w="5046"/>
-            <w:shd w:val="clear" w:color="auto" w:fill="D9E2F3"/>
-          </w:tcPr>
-          <w:p>
-            <w:pPr>
-              <w:jc w:val="center"/>
-            </w:pPr>
-            <w:r/>
-            <w:r>
-              <w:rPr>
-                <w:rFonts w:ascii="Arial" w:hAnsi="Arial"/>
-                <w:b/>
-                <w:sz w:val="16"/>
-              </w:rPr>
-              <w:t>Entry Name</w:t>
-            </w:r>
-          </w:p>
-        </w:tc>
-        <w:tc>
-          <w:tcPr>
-            <w:tcW w:type="dxa" w:w="5046"/>
-            <w:shd w:val="clear" w:color="auto" w:fill="D9E2F3"/>
-          </w:tcPr>
-          <w:p>
-            <w:pPr>
-              <w:jc w:val="center"/>
-            </w:pPr>
-            <w:r/>
-            <w:r>
-              <w:rPr>
-                <w:rFonts w:ascii="Arial" w:hAnsi="Arial"/>
-                <w:b/>
-                <w:sz w:val="16"/>
-              </w:rPr>
-              <w:t>Note</w:t>
+            <w:tcW w:type="dxa" w:w="1134"/>
+            <w:shd w:val="clear" w:color="auto" w:fill="D9D9D9"/>
+          </w:tcPr>
+          <w:p>
+            <w:r/>
+            <w:r>
+              <w:rPr>
+                <w:rFonts w:ascii="Verdana" w:hAnsi="Verdana"/>
+                <w:b w:val="0"/>
+                <w:sz w:val="16"/>
+              </w:rPr>
+              <w:t>CHIFFRE DU CODE</w:t>
+            </w:r>
+          </w:p>
+        </w:tc>
+        <w:tc>
+          <w:tcPr>
+            <w:tcW w:type="dxa" w:w="5046"/>
+            <w:shd w:val="clear" w:color="auto" w:fill="D9D9D9"/>
+          </w:tcPr>
+          <w:p>
+            <w:r/>
+            <w:r>
+              <w:rPr>
+                <w:rFonts w:ascii="Verdana" w:hAnsi="Verdana"/>
+                <w:b w:val="0"/>
+                <w:sz w:val="16"/>
+              </w:rPr>
+              <w:t>SIGNIFICATION</w:t>
+            </w:r>
+          </w:p>
+        </w:tc>
+        <w:tc>
+          <w:tcPr>
+            <w:tcW w:type="dxa" w:w="5046"/>
+            <w:shd w:val="clear" w:color="auto" w:fill="D9D9D9"/>
+          </w:tcPr>
+          <w:p>
+            <w:r/>
+            <w:r>
+              <w:rPr>
+                <w:rFonts w:ascii="Verdana" w:hAnsi="Verdana"/>
+                <w:b w:val="0"/>
+                <w:sz w:val="16"/>
+              </w:rPr>
+              <w:t>NOTE</w:t>
             </w:r>
           </w:p>
         </w:tc>
@@ -3942,7 +3979,7 @@
             <w:r/>
             <w:r>
               <w:rPr>
-                <w:rFonts w:ascii="Arial" w:hAnsi="Arial"/>
+                <w:rFonts w:ascii="Verdana" w:hAnsi="Verdana"/>
                 <w:b w:val="0"/>
                 <w:sz w:val="16"/>
               </w:rPr>
@@ -3958,7 +3995,7 @@
             <w:r/>
             <w:r>
               <w:rPr>
-                <w:rFonts w:ascii="Arial" w:hAnsi="Arial"/>
+                <w:rFonts w:ascii="Verdana" w:hAnsi="Verdana"/>
                 <w:b w:val="0"/>
                 <w:sz w:val="16"/>
               </w:rPr>
@@ -3974,7 +4011,7 @@
             <w:r/>
             <w:r>
               <w:rPr>
-                <w:rFonts w:ascii="Arial" w:hAnsi="Arial"/>
+                <w:rFonts w:ascii="Verdana" w:hAnsi="Verdana"/>
                 <w:b w:val="0"/>
                 <w:sz w:val="16"/>
               </w:rPr>
@@ -3991,7 +4028,7 @@
             <w:r/>
             <w:r>
               <w:rPr>
-                <w:rFonts w:ascii="Arial" w:hAnsi="Arial"/>
+                <w:rFonts w:ascii="Verdana" w:hAnsi="Verdana"/>
                 <w:b w:val="0"/>
                 <w:sz w:val="16"/>
               </w:rPr>
@@ -4007,7 +4044,7 @@
             <w:r/>
             <w:r>
               <w:rPr>
-                <w:rFonts w:ascii="Arial" w:hAnsi="Arial"/>
+                <w:rFonts w:ascii="Verdana" w:hAnsi="Verdana"/>
                 <w:b w:val="0"/>
                 <w:sz w:val="16"/>
               </w:rPr>
@@ -4023,7 +4060,7 @@
             <w:r/>
             <w:r>
               <w:rPr>
-                <w:rFonts w:ascii="Arial" w:hAnsi="Arial"/>
+                <w:rFonts w:ascii="Verdana" w:hAnsi="Verdana"/>
                 <w:b w:val="0"/>
                 <w:sz w:val="16"/>
               </w:rPr>
@@ -4040,7 +4077,7 @@
             <w:r/>
             <w:r>
               <w:rPr>
-                <w:rFonts w:ascii="Arial" w:hAnsi="Arial"/>
+                <w:rFonts w:ascii="Verdana" w:hAnsi="Verdana"/>
                 <w:b w:val="0"/>
                 <w:sz w:val="16"/>
               </w:rPr>
@@ -4056,7 +4093,7 @@
             <w:r/>
             <w:r>
               <w:rPr>
-                <w:rFonts w:ascii="Arial" w:hAnsi="Arial"/>
+                <w:rFonts w:ascii="Verdana" w:hAnsi="Verdana"/>
                 <w:b w:val="0"/>
                 <w:sz w:val="16"/>
               </w:rPr>
@@ -4072,7 +4109,7 @@
             <w:r/>
             <w:r>
               <w:rPr>
-                <w:rFonts w:ascii="Arial" w:hAnsi="Arial"/>
+                <w:rFonts w:ascii="Verdana" w:hAnsi="Verdana"/>
                 <w:b w:val="0"/>
                 <w:sz w:val="16"/>
               </w:rPr>
@@ -4089,7 +4126,7 @@
             <w:r/>
             <w:r>
               <w:rPr>
-                <w:rFonts w:ascii="Arial" w:hAnsi="Arial"/>
+                <w:rFonts w:ascii="Verdana" w:hAnsi="Verdana"/>
                 <w:b w:val="0"/>
                 <w:sz w:val="16"/>
               </w:rPr>
@@ -4105,7 +4142,7 @@
             <w:r/>
             <w:r>
               <w:rPr>
-                <w:rFonts w:ascii="Arial" w:hAnsi="Arial"/>
+                <w:rFonts w:ascii="Verdana" w:hAnsi="Verdana"/>
                 <w:b w:val="0"/>
                 <w:sz w:val="16"/>
               </w:rPr>
@@ -4121,7 +4158,7 @@
             <w:r/>
             <w:r>
               <w:rPr>
-                <w:rFonts w:ascii="Arial" w:hAnsi="Arial"/>
+                <w:rFonts w:ascii="Verdana" w:hAnsi="Verdana"/>
                 <w:b w:val="0"/>
                 <w:sz w:val="16"/>
               </w:rPr>
@@ -4138,7 +4175,7 @@
             <w:r/>
             <w:r>
               <w:rPr>
-                <w:rFonts w:ascii="Arial" w:hAnsi="Arial"/>
+                <w:rFonts w:ascii="Verdana" w:hAnsi="Verdana"/>
                 <w:b w:val="0"/>
                 <w:sz w:val="16"/>
               </w:rPr>
@@ -4154,7 +4191,7 @@
             <w:r/>
             <w:r>
               <w:rPr>
-                <w:rFonts w:ascii="Arial" w:hAnsi="Arial"/>
+                <w:rFonts w:ascii="Verdana" w:hAnsi="Verdana"/>
                 <w:b w:val="0"/>
                 <w:sz w:val="16"/>
               </w:rPr>
@@ -4170,7 +4207,7 @@
             <w:r/>
             <w:r>
               <w:rPr>
-                <w:rFonts w:ascii="Arial" w:hAnsi="Arial"/>
+                <w:rFonts w:ascii="Verdana" w:hAnsi="Verdana"/>
                 <w:b w:val="0"/>
                 <w:sz w:val="16"/>
               </w:rPr>
@@ -4187,7 +4224,7 @@
             <w:r/>
             <w:r>
               <w:rPr>
-                <w:rFonts w:ascii="Arial" w:hAnsi="Arial"/>
+                <w:rFonts w:ascii="Verdana" w:hAnsi="Verdana"/>
                 <w:b w:val="0"/>
                 <w:sz w:val="16"/>
               </w:rPr>
@@ -4203,7 +4240,7 @@
             <w:r/>
             <w:r>
               <w:rPr>
-                <w:rFonts w:ascii="Arial" w:hAnsi="Arial"/>
+                <w:rFonts w:ascii="Verdana" w:hAnsi="Verdana"/>
                 <w:b w:val="0"/>
                 <w:sz w:val="16"/>
               </w:rPr>
@@ -4219,7 +4256,7 @@
             <w:r/>
             <w:r>
               <w:rPr>
-                <w:rFonts w:ascii="Arial" w:hAnsi="Arial"/>
+                <w:rFonts w:ascii="Verdana" w:hAnsi="Verdana"/>
                 <w:b w:val="0"/>
                 <w:sz w:val="16"/>
               </w:rPr>
@@ -4236,7 +4273,7 @@
             <w:r/>
             <w:r>
               <w:rPr>
-                <w:rFonts w:ascii="Arial" w:hAnsi="Arial"/>
+                <w:rFonts w:ascii="Verdana" w:hAnsi="Verdana"/>
                 <w:b w:val="0"/>
                 <w:sz w:val="16"/>
               </w:rPr>
@@ -4252,7 +4289,7 @@
             <w:r/>
             <w:r>
               <w:rPr>
-                <w:rFonts w:ascii="Arial" w:hAnsi="Arial"/>
+                <w:rFonts w:ascii="Verdana" w:hAnsi="Verdana"/>
                 <w:b w:val="0"/>
                 <w:sz w:val="16"/>
               </w:rPr>
@@ -4268,7 +4305,7 @@
             <w:r/>
             <w:r>
               <w:rPr>
-                <w:rFonts w:ascii="Arial" w:hAnsi="Arial"/>
+                <w:rFonts w:ascii="Verdana" w:hAnsi="Verdana"/>
                 <w:b w:val="0"/>
                 <w:sz w:val="16"/>
               </w:rPr>
@@ -4285,7 +4322,7 @@
             <w:r/>
             <w:r>
               <w:rPr>
-                <w:rFonts w:ascii="Arial" w:hAnsi="Arial"/>
+                <w:rFonts w:ascii="Verdana" w:hAnsi="Verdana"/>
                 <w:b w:val="0"/>
                 <w:sz w:val="16"/>
               </w:rPr>
@@ -4301,7 +4338,7 @@
             <w:r/>
             <w:r>
               <w:rPr>
-                <w:rFonts w:ascii="Arial" w:hAnsi="Arial"/>
+                <w:rFonts w:ascii="Verdana" w:hAnsi="Verdana"/>
                 <w:b w:val="0"/>
                 <w:sz w:val="16"/>
               </w:rPr>
@@ -4317,7 +4354,7 @@
             <w:r/>
             <w:r>
               <w:rPr>
-                <w:rFonts w:ascii="Arial" w:hAnsi="Arial"/>
+                <w:rFonts w:ascii="Verdana" w:hAnsi="Verdana"/>
                 <w:b w:val="0"/>
                 <w:sz w:val="16"/>
               </w:rPr>
@@ -4334,7 +4371,7 @@
             <w:r/>
             <w:r>
               <w:rPr>
-                <w:rFonts w:ascii="Arial" w:hAnsi="Arial"/>
+                <w:rFonts w:ascii="Verdana" w:hAnsi="Verdana"/>
                 <w:b w:val="0"/>
                 <w:sz w:val="16"/>
               </w:rPr>
@@ -4350,7 +4387,7 @@
             <w:r/>
             <w:r>
               <w:rPr>
-                <w:rFonts w:ascii="Arial" w:hAnsi="Arial"/>
+                <w:rFonts w:ascii="Verdana" w:hAnsi="Verdana"/>
                 <w:b w:val="0"/>
                 <w:sz w:val="16"/>
               </w:rPr>
@@ -4366,7 +4403,7 @@
             <w:r/>
             <w:r>
               <w:rPr>
-                <w:rFonts w:ascii="Arial" w:hAnsi="Arial"/>
+                <w:rFonts w:ascii="Verdana" w:hAnsi="Verdana"/>
                 <w:b w:val="0"/>
                 <w:sz w:val="16"/>
               </w:rPr>
@@ -4383,7 +4420,7 @@
             <w:r/>
             <w:r>
               <w:rPr>
-                <w:rFonts w:ascii="Arial" w:hAnsi="Arial"/>
+                <w:rFonts w:ascii="Verdana" w:hAnsi="Verdana"/>
                 <w:b w:val="0"/>
                 <w:sz w:val="16"/>
               </w:rPr>
@@ -4399,7 +4436,7 @@
             <w:r/>
             <w:r>
               <w:rPr>
-                <w:rFonts w:ascii="Arial" w:hAnsi="Arial"/>
+                <w:rFonts w:ascii="Verdana" w:hAnsi="Verdana"/>
                 <w:b w:val="0"/>
                 <w:sz w:val="16"/>
               </w:rPr>
@@ -4415,7 +4452,7 @@
             <w:r/>
             <w:r>
               <w:rPr>
-                <w:rFonts w:ascii="Arial" w:hAnsi="Arial"/>
+                <w:rFonts w:ascii="Verdana" w:hAnsi="Verdana"/>
                 <w:b w:val="0"/>
                 <w:sz w:val="16"/>
               </w:rPr>
@@ -4432,7 +4469,7 @@
             <w:r/>
             <w:r>
               <w:rPr>
-                <w:rFonts w:ascii="Arial" w:hAnsi="Arial"/>
+                <w:rFonts w:ascii="Verdana" w:hAnsi="Verdana"/>
                 <w:b w:val="0"/>
                 <w:sz w:val="16"/>
               </w:rPr>
@@ -4448,7 +4485,7 @@
             <w:r/>
             <w:r>
               <w:rPr>
-                <w:rFonts w:ascii="Arial" w:hAnsi="Arial"/>
+                <w:rFonts w:ascii="Verdana" w:hAnsi="Verdana"/>
                 <w:b w:val="0"/>
                 <w:sz w:val="16"/>
               </w:rPr>
@@ -4464,7 +4501,7 @@
             <w:r/>
             <w:r>
               <w:rPr>
-                <w:rFonts w:ascii="Arial" w:hAnsi="Arial"/>
+                <w:rFonts w:ascii="Verdana" w:hAnsi="Verdana"/>
                 <w:b w:val="0"/>
                 <w:sz w:val="16"/>
               </w:rPr>
@@ -4481,7 +4518,7 @@
             <w:r/>
             <w:r>
               <w:rPr>
-                <w:rFonts w:ascii="Arial" w:hAnsi="Arial"/>
+                <w:rFonts w:ascii="Verdana" w:hAnsi="Verdana"/>
                 <w:b w:val="0"/>
                 <w:sz w:val="16"/>
               </w:rPr>
@@ -4497,7 +4534,7 @@
             <w:r/>
             <w:r>
               <w:rPr>
-                <w:rFonts w:ascii="Arial" w:hAnsi="Arial"/>
+                <w:rFonts w:ascii="Verdana" w:hAnsi="Verdana"/>
                 <w:b w:val="0"/>
                 <w:sz w:val="16"/>
               </w:rPr>
@@ -4513,7 +4550,7 @@
             <w:r/>
             <w:r>
               <w:rPr>
-                <w:rFonts w:ascii="Arial" w:hAnsi="Arial"/>
+                <w:rFonts w:ascii="Verdana" w:hAnsi="Verdana"/>
                 <w:b w:val="0"/>
                 <w:sz w:val="16"/>
               </w:rPr>
@@ -4530,7 +4567,7 @@
             <w:r/>
             <w:r>
               <w:rPr>
-                <w:rFonts w:ascii="Arial" w:hAnsi="Arial"/>
+                <w:rFonts w:ascii="Verdana" w:hAnsi="Verdana"/>
                 <w:b w:val="0"/>
                 <w:sz w:val="16"/>
               </w:rPr>
@@ -4546,7 +4583,7 @@
             <w:r/>
             <w:r>
               <w:rPr>
-                <w:rFonts w:ascii="Arial" w:hAnsi="Arial"/>
+                <w:rFonts w:ascii="Verdana" w:hAnsi="Verdana"/>
                 <w:b w:val="0"/>
                 <w:sz w:val="16"/>
               </w:rPr>
@@ -4562,7 +4599,7 @@
             <w:r/>
             <w:r>
               <w:rPr>
-                <w:rFonts w:ascii="Arial" w:hAnsi="Arial"/>
+                <w:rFonts w:ascii="Verdana" w:hAnsi="Verdana"/>
                 <w:b w:val="0"/>
                 <w:sz w:val="16"/>
               </w:rPr>
@@ -4575,7 +4612,7 @@
     <w:p>
       <w:r>
         <w:rPr>
-          <w:rFonts w:ascii="Arial" w:hAnsi="Arial"/>
+          <w:rFonts w:ascii="Verdana" w:hAnsi="Verdana"/>
           <w:b/>
           <w:sz w:val="18"/>
         </w:rPr>
@@ -4588,6 +4625,20 @@
         <w:tblW w:type="auto" w:w="0"/>
         <w:jc w:val="center"/>
         <w:tblLook w:firstColumn="1" w:firstRow="1" w:lastColumn="0" w:lastRow="0" w:noHBand="0" w:noVBand="1" w:val="04A0"/>
+        <w:tblBorders>
+          <w:top w:val="single" w:sz="4" w:space="0" w:color="595959"/>
+          <w:left w:val="single" w:sz="4" w:space="0" w:color="595959"/>
+          <w:bottom w:val="single" w:sz="4" w:space="0" w:color="595959"/>
+          <w:right w:val="single" w:sz="4" w:space="0" w:color="595959"/>
+          <w:insideH w:val="single" w:sz="4" w:space="0" w:color="595959"/>
+          <w:insideV w:val="single" w:sz="4" w:space="0" w:color="595959"/>
+        </w:tblBorders>
+        <w:tblCellMar>
+          <w:top w:w="85" w:type="dxa"/>
+          <w:left w:w="85" w:type="dxa"/>
+          <w:bottom w:w="85" w:type="dxa"/>
+          <w:right w:w="85" w:type="dxa"/>
+        </w:tblCellMar>
       </w:tblPr>
       <w:tblGrid>
         <w:gridCol w:w="5046"/>
@@ -4597,61 +4648,52 @@
       <w:tr>
         <w:tc>
           <w:tcPr>
-            <w:tcW w:type="dxa" w:w="5046"/>
-            <w:shd w:val="clear" w:color="auto" w:fill="D9E2F3"/>
-          </w:tcPr>
-          <w:p>
-            <w:pPr>
-              <w:jc w:val="center"/>
-            </w:pPr>
-            <w:r/>
-            <w:r>
-              <w:rPr>
-                <w:rFonts w:ascii="Arial" w:hAnsi="Arial"/>
-                <w:b/>
-                <w:sz w:val="16"/>
-              </w:rPr>
-              <w:t>Code Figure</w:t>
-            </w:r>
-          </w:p>
-        </w:tc>
-        <w:tc>
-          <w:tcPr>
-            <w:tcW w:type="dxa" w:w="5046"/>
-            <w:shd w:val="clear" w:color="auto" w:fill="D9E2F3"/>
-          </w:tcPr>
-          <w:p>
-            <w:pPr>
-              <w:jc w:val="center"/>
-            </w:pPr>
-            <w:r/>
-            <w:r>
-              <w:rPr>
-                <w:rFonts w:ascii="Arial" w:hAnsi="Arial"/>
-                <w:b/>
-                <w:sz w:val="16"/>
-              </w:rPr>
-              <w:t>Entry Name</w:t>
-            </w:r>
-          </w:p>
-        </w:tc>
-        <w:tc>
-          <w:tcPr>
-            <w:tcW w:type="dxa" w:w="5046"/>
-            <w:shd w:val="clear" w:color="auto" w:fill="D9E2F3"/>
-          </w:tcPr>
-          <w:p>
-            <w:pPr>
-              <w:jc w:val="center"/>
-            </w:pPr>
-            <w:r/>
-            <w:r>
-              <w:rPr>
-                <w:rFonts w:ascii="Arial" w:hAnsi="Arial"/>
-                <w:b/>
-                <w:sz w:val="16"/>
-              </w:rPr>
-              <w:t>Note</w:t>
+            <w:tcW w:type="dxa" w:w="1134"/>
+            <w:shd w:val="clear" w:color="auto" w:fill="D9D9D9"/>
+          </w:tcPr>
+          <w:p>
+            <w:r/>
+            <w:r>
+              <w:rPr>
+                <w:rFonts w:ascii="Verdana" w:hAnsi="Verdana"/>
+                <w:b w:val="0"/>
+                <w:sz w:val="16"/>
+              </w:rPr>
+              <w:t>CHIFFRE DU CODE</w:t>
+            </w:r>
+          </w:p>
+        </w:tc>
+        <w:tc>
+          <w:tcPr>
+            <w:tcW w:type="dxa" w:w="5046"/>
+            <w:shd w:val="clear" w:color="auto" w:fill="D9D9D9"/>
+          </w:tcPr>
+          <w:p>
+            <w:r/>
+            <w:r>
+              <w:rPr>
+                <w:rFonts w:ascii="Verdana" w:hAnsi="Verdana"/>
+                <w:b w:val="0"/>
+                <w:sz w:val="16"/>
+              </w:rPr>
+              <w:t>SIGNIFICATION</w:t>
+            </w:r>
+          </w:p>
+        </w:tc>
+        <w:tc>
+          <w:tcPr>
+            <w:tcW w:type="dxa" w:w="5046"/>
+            <w:shd w:val="clear" w:color="auto" w:fill="D9D9D9"/>
+          </w:tcPr>
+          <w:p>
+            <w:r/>
+            <w:r>
+              <w:rPr>
+                <w:rFonts w:ascii="Verdana" w:hAnsi="Verdana"/>
+                <w:b w:val="0"/>
+                <w:sz w:val="16"/>
+              </w:rPr>
+              <w:t>NOTE</w:t>
             </w:r>
           </w:p>
         </w:tc>
@@ -4665,7 +4707,7 @@
             <w:r/>
             <w:r>
               <w:rPr>
-                <w:rFonts w:ascii="Arial" w:hAnsi="Arial"/>
+                <w:rFonts w:ascii="Verdana" w:hAnsi="Verdana"/>
                 <w:b w:val="0"/>
                 <w:sz w:val="16"/>
               </w:rPr>
@@ -4681,7 +4723,7 @@
             <w:r/>
             <w:r>
               <w:rPr>
-                <w:rFonts w:ascii="Arial" w:hAnsi="Arial"/>
+                <w:rFonts w:ascii="Verdana" w:hAnsi="Verdana"/>
                 <w:b w:val="0"/>
                 <w:sz w:val="16"/>
               </w:rPr>
@@ -4697,7 +4739,7 @@
             <w:r/>
             <w:r>
               <w:rPr>
-                <w:rFonts w:ascii="Arial" w:hAnsi="Arial"/>
+                <w:rFonts w:ascii="Verdana" w:hAnsi="Verdana"/>
                 <w:b w:val="0"/>
                 <w:sz w:val="16"/>
               </w:rPr>
@@ -4714,7 +4756,7 @@
             <w:r/>
             <w:r>
               <w:rPr>
-                <w:rFonts w:ascii="Arial" w:hAnsi="Arial"/>
+                <w:rFonts w:ascii="Verdana" w:hAnsi="Verdana"/>
                 <w:b w:val="0"/>
                 <w:sz w:val="16"/>
               </w:rPr>
@@ -4730,7 +4772,7 @@
             <w:r/>
             <w:r>
               <w:rPr>
-                <w:rFonts w:ascii="Arial" w:hAnsi="Arial"/>
+                <w:rFonts w:ascii="Verdana" w:hAnsi="Verdana"/>
                 <w:b w:val="0"/>
                 <w:sz w:val="16"/>
               </w:rPr>
@@ -4746,7 +4788,7 @@
             <w:r/>
             <w:r>
               <w:rPr>
-                <w:rFonts w:ascii="Arial" w:hAnsi="Arial"/>
+                <w:rFonts w:ascii="Verdana" w:hAnsi="Verdana"/>
                 <w:b w:val="0"/>
                 <w:sz w:val="16"/>
               </w:rPr>
@@ -4763,7 +4805,7 @@
             <w:r/>
             <w:r>
               <w:rPr>
-                <w:rFonts w:ascii="Arial" w:hAnsi="Arial"/>
+                <w:rFonts w:ascii="Verdana" w:hAnsi="Verdana"/>
                 <w:b w:val="0"/>
                 <w:sz w:val="16"/>
               </w:rPr>
@@ -4779,7 +4821,7 @@
             <w:r/>
             <w:r>
               <w:rPr>
-                <w:rFonts w:ascii="Arial" w:hAnsi="Arial"/>
+                <w:rFonts w:ascii="Verdana" w:hAnsi="Verdana"/>
                 <w:b w:val="0"/>
                 <w:sz w:val="16"/>
               </w:rPr>
@@ -4795,7 +4837,7 @@
             <w:r/>
             <w:r>
               <w:rPr>
-                <w:rFonts w:ascii="Arial" w:hAnsi="Arial"/>
+                <w:rFonts w:ascii="Verdana" w:hAnsi="Verdana"/>
                 <w:b w:val="0"/>
                 <w:sz w:val="16"/>
               </w:rPr>
@@ -4812,7 +4854,7 @@
             <w:r/>
             <w:r>
               <w:rPr>
-                <w:rFonts w:ascii="Arial" w:hAnsi="Arial"/>
+                <w:rFonts w:ascii="Verdana" w:hAnsi="Verdana"/>
                 <w:b w:val="0"/>
                 <w:sz w:val="16"/>
               </w:rPr>
@@ -4828,7 +4870,7 @@
             <w:r/>
             <w:r>
               <w:rPr>
-                <w:rFonts w:ascii="Arial" w:hAnsi="Arial"/>
+                <w:rFonts w:ascii="Verdana" w:hAnsi="Verdana"/>
                 <w:b w:val="0"/>
                 <w:sz w:val="16"/>
               </w:rPr>
@@ -4844,7 +4886,7 @@
             <w:r/>
             <w:r>
               <w:rPr>
-                <w:rFonts w:ascii="Arial" w:hAnsi="Arial"/>
+                <w:rFonts w:ascii="Verdana" w:hAnsi="Verdana"/>
                 <w:b w:val="0"/>
                 <w:sz w:val="16"/>
               </w:rPr>
@@ -4861,7 +4903,7 @@
             <w:r/>
             <w:r>
               <w:rPr>
-                <w:rFonts w:ascii="Arial" w:hAnsi="Arial"/>
+                <w:rFonts w:ascii="Verdana" w:hAnsi="Verdana"/>
                 <w:b w:val="0"/>
                 <w:sz w:val="16"/>
               </w:rPr>
@@ -4877,7 +4919,7 @@
             <w:r/>
             <w:r>
               <w:rPr>
-                <w:rFonts w:ascii="Arial" w:hAnsi="Arial"/>
+                <w:rFonts w:ascii="Verdana" w:hAnsi="Verdana"/>
                 <w:b w:val="0"/>
                 <w:sz w:val="16"/>
               </w:rPr>
@@ -4893,7 +4935,7 @@
             <w:r/>
             <w:r>
               <w:rPr>
-                <w:rFonts w:ascii="Arial" w:hAnsi="Arial"/>
+                <w:rFonts w:ascii="Verdana" w:hAnsi="Verdana"/>
                 <w:b w:val="0"/>
                 <w:sz w:val="16"/>
               </w:rPr>
@@ -4910,7 +4952,7 @@
             <w:r/>
             <w:r>
               <w:rPr>
-                <w:rFonts w:ascii="Arial" w:hAnsi="Arial"/>
+                <w:rFonts w:ascii="Verdana" w:hAnsi="Verdana"/>
                 <w:b w:val="0"/>
                 <w:sz w:val="16"/>
               </w:rPr>
@@ -4926,7 +4968,7 @@
             <w:r/>
             <w:r>
               <w:rPr>
-                <w:rFonts w:ascii="Arial" w:hAnsi="Arial"/>
+                <w:rFonts w:ascii="Verdana" w:hAnsi="Verdana"/>
                 <w:b w:val="0"/>
                 <w:sz w:val="16"/>
               </w:rPr>
@@ -4942,7 +4984,7 @@
             <w:r/>
             <w:r>
               <w:rPr>
-                <w:rFonts w:ascii="Arial" w:hAnsi="Arial"/>
+                <w:rFonts w:ascii="Verdana" w:hAnsi="Verdana"/>
                 <w:b w:val="0"/>
                 <w:sz w:val="16"/>
               </w:rPr>
@@ -4959,7 +5001,7 @@
             <w:r/>
             <w:r>
               <w:rPr>
-                <w:rFonts w:ascii="Arial" w:hAnsi="Arial"/>
+                <w:rFonts w:ascii="Verdana" w:hAnsi="Verdana"/>
                 <w:b w:val="0"/>
                 <w:sz w:val="16"/>
               </w:rPr>
@@ -4975,7 +5017,7 @@
             <w:r/>
             <w:r>
               <w:rPr>
-                <w:rFonts w:ascii="Arial" w:hAnsi="Arial"/>
+                <w:rFonts w:ascii="Verdana" w:hAnsi="Verdana"/>
                 <w:b w:val="0"/>
                 <w:sz w:val="16"/>
               </w:rPr>
@@ -4991,7 +5033,7 @@
             <w:r/>
             <w:r>
               <w:rPr>
-                <w:rFonts w:ascii="Arial" w:hAnsi="Arial"/>
+                <w:rFonts w:ascii="Verdana" w:hAnsi="Verdana"/>
                 <w:b w:val="0"/>
                 <w:sz w:val="16"/>
               </w:rPr>
@@ -5008,7 +5050,7 @@
             <w:r/>
             <w:r>
               <w:rPr>
-                <w:rFonts w:ascii="Arial" w:hAnsi="Arial"/>
+                <w:rFonts w:ascii="Verdana" w:hAnsi="Verdana"/>
                 <w:b w:val="0"/>
                 <w:sz w:val="16"/>
               </w:rPr>
@@ -5024,7 +5066,7 @@
             <w:r/>
             <w:r>
               <w:rPr>
-                <w:rFonts w:ascii="Arial" w:hAnsi="Arial"/>
+                <w:rFonts w:ascii="Verdana" w:hAnsi="Verdana"/>
                 <w:b w:val="0"/>
                 <w:sz w:val="16"/>
               </w:rPr>
@@ -5040,7 +5082,7 @@
             <w:r/>
             <w:r>
               <w:rPr>
-                <w:rFonts w:ascii="Arial" w:hAnsi="Arial"/>
+                <w:rFonts w:ascii="Verdana" w:hAnsi="Verdana"/>
                 <w:b w:val="0"/>
                 <w:sz w:val="16"/>
               </w:rPr>
@@ -5057,7 +5099,7 @@
             <w:r/>
             <w:r>
               <w:rPr>
-                <w:rFonts w:ascii="Arial" w:hAnsi="Arial"/>
+                <w:rFonts w:ascii="Verdana" w:hAnsi="Verdana"/>
                 <w:b w:val="0"/>
                 <w:sz w:val="16"/>
               </w:rPr>
@@ -5073,7 +5115,7 @@
             <w:r/>
             <w:r>
               <w:rPr>
-                <w:rFonts w:ascii="Arial" w:hAnsi="Arial"/>
+                <w:rFonts w:ascii="Verdana" w:hAnsi="Verdana"/>
                 <w:b w:val="0"/>
                 <w:sz w:val="16"/>
               </w:rPr>
@@ -5089,7 +5131,7 @@
             <w:r/>
             <w:r>
               <w:rPr>
-                <w:rFonts w:ascii="Arial" w:hAnsi="Arial"/>
+                <w:rFonts w:ascii="Verdana" w:hAnsi="Verdana"/>
                 <w:b w:val="0"/>
                 <w:sz w:val="16"/>
               </w:rPr>
@@ -5106,7 +5148,7 @@
             <w:r/>
             <w:r>
               <w:rPr>
-                <w:rFonts w:ascii="Arial" w:hAnsi="Arial"/>
+                <w:rFonts w:ascii="Verdana" w:hAnsi="Verdana"/>
                 <w:b w:val="0"/>
                 <w:sz w:val="16"/>
               </w:rPr>
@@ -5122,7 +5164,7 @@
             <w:r/>
             <w:r>
               <w:rPr>
-                <w:rFonts w:ascii="Arial" w:hAnsi="Arial"/>
+                <w:rFonts w:ascii="Verdana" w:hAnsi="Verdana"/>
                 <w:b w:val="0"/>
                 <w:sz w:val="16"/>
               </w:rPr>
@@ -5138,7 +5180,7 @@
             <w:r/>
             <w:r>
               <w:rPr>
-                <w:rFonts w:ascii="Arial" w:hAnsi="Arial"/>
+                <w:rFonts w:ascii="Verdana" w:hAnsi="Verdana"/>
                 <w:b w:val="0"/>
                 <w:sz w:val="16"/>
               </w:rPr>
@@ -5155,7 +5197,7 @@
             <w:r/>
             <w:r>
               <w:rPr>
-                <w:rFonts w:ascii="Arial" w:hAnsi="Arial"/>
+                <w:rFonts w:ascii="Verdana" w:hAnsi="Verdana"/>
                 <w:b w:val="0"/>
                 <w:sz w:val="16"/>
               </w:rPr>
@@ -5171,7 +5213,7 @@
             <w:r/>
             <w:r>
               <w:rPr>
-                <w:rFonts w:ascii="Arial" w:hAnsi="Arial"/>
+                <w:rFonts w:ascii="Verdana" w:hAnsi="Verdana"/>
                 <w:b w:val="0"/>
                 <w:sz w:val="16"/>
               </w:rPr>
@@ -5187,7 +5229,7 @@
             <w:r/>
             <w:r>
               <w:rPr>
-                <w:rFonts w:ascii="Arial" w:hAnsi="Arial"/>
+                <w:rFonts w:ascii="Verdana" w:hAnsi="Verdana"/>
                 <w:b w:val="0"/>
                 <w:sz w:val="16"/>
               </w:rPr>
@@ -5204,7 +5246,7 @@
             <w:r/>
             <w:r>
               <w:rPr>
-                <w:rFonts w:ascii="Arial" w:hAnsi="Arial"/>
+                <w:rFonts w:ascii="Verdana" w:hAnsi="Verdana"/>
                 <w:b w:val="0"/>
                 <w:sz w:val="16"/>
               </w:rPr>
@@ -5220,7 +5262,7 @@
             <w:r/>
             <w:r>
               <w:rPr>
-                <w:rFonts w:ascii="Arial" w:hAnsi="Arial"/>
+                <w:rFonts w:ascii="Verdana" w:hAnsi="Verdana"/>
                 <w:b w:val="0"/>
                 <w:sz w:val="16"/>
               </w:rPr>
@@ -5236,7 +5278,7 @@
             <w:r/>
             <w:r>
               <w:rPr>
-                <w:rFonts w:ascii="Arial" w:hAnsi="Arial"/>
+                <w:rFonts w:ascii="Verdana" w:hAnsi="Verdana"/>
                 <w:b w:val="0"/>
                 <w:sz w:val="16"/>
               </w:rPr>
@@ -5249,7 +5291,7 @@
     <w:p>
       <w:r>
         <w:rPr>
-          <w:rFonts w:ascii="Arial" w:hAnsi="Arial"/>
+          <w:rFonts w:ascii="Verdana" w:hAnsi="Verdana"/>
           <w:b/>
           <w:sz w:val="18"/>
         </w:rPr>
@@ -5262,6 +5304,20 @@
         <w:tblW w:type="auto" w:w="0"/>
         <w:jc w:val="center"/>
         <w:tblLook w:firstColumn="1" w:firstRow="1" w:lastColumn="0" w:lastRow="0" w:noHBand="0" w:noVBand="1" w:val="04A0"/>
+        <w:tblBorders>
+          <w:top w:val="single" w:sz="4" w:space="0" w:color="595959"/>
+          <w:left w:val="single" w:sz="4" w:space="0" w:color="595959"/>
+          <w:bottom w:val="single" w:sz="4" w:space="0" w:color="595959"/>
+          <w:right w:val="single" w:sz="4" w:space="0" w:color="595959"/>
+          <w:insideH w:val="single" w:sz="4" w:space="0" w:color="595959"/>
+          <w:insideV w:val="single" w:sz="4" w:space="0" w:color="595959"/>
+        </w:tblBorders>
+        <w:tblCellMar>
+          <w:top w:w="85" w:type="dxa"/>
+          <w:left w:w="85" w:type="dxa"/>
+          <w:bottom w:w="85" w:type="dxa"/>
+          <w:right w:w="85" w:type="dxa"/>
+        </w:tblCellMar>
       </w:tblPr>
       <w:tblGrid>
         <w:gridCol w:w="5046"/>
@@ -5271,61 +5327,52 @@
       <w:tr>
         <w:tc>
           <w:tcPr>
-            <w:tcW w:type="dxa" w:w="5046"/>
-            <w:shd w:val="clear" w:color="auto" w:fill="D9E2F3"/>
-          </w:tcPr>
-          <w:p>
-            <w:pPr>
-              <w:jc w:val="center"/>
-            </w:pPr>
-            <w:r/>
-            <w:r>
-              <w:rPr>
-                <w:rFonts w:ascii="Arial" w:hAnsi="Arial"/>
-                <w:b/>
-                <w:sz w:val="16"/>
-              </w:rPr>
-              <w:t>Code Figure</w:t>
-            </w:r>
-          </w:p>
-        </w:tc>
-        <w:tc>
-          <w:tcPr>
-            <w:tcW w:type="dxa" w:w="5046"/>
-            <w:shd w:val="clear" w:color="auto" w:fill="D9E2F3"/>
-          </w:tcPr>
-          <w:p>
-            <w:pPr>
-              <w:jc w:val="center"/>
-            </w:pPr>
-            <w:r/>
-            <w:r>
-              <w:rPr>
-                <w:rFonts w:ascii="Arial" w:hAnsi="Arial"/>
-                <w:b/>
-                <w:sz w:val="16"/>
-              </w:rPr>
-              <w:t>Entry Name</w:t>
-            </w:r>
-          </w:p>
-        </w:tc>
-        <w:tc>
-          <w:tcPr>
-            <w:tcW w:type="dxa" w:w="5046"/>
-            <w:shd w:val="clear" w:color="auto" w:fill="D9E2F3"/>
-          </w:tcPr>
-          <w:p>
-            <w:pPr>
-              <w:jc w:val="center"/>
-            </w:pPr>
-            <w:r/>
-            <w:r>
-              <w:rPr>
-                <w:rFonts w:ascii="Arial" w:hAnsi="Arial"/>
-                <w:b/>
-                <w:sz w:val="16"/>
-              </w:rPr>
-              <w:t>Note</w:t>
+            <w:tcW w:type="dxa" w:w="1134"/>
+            <w:shd w:val="clear" w:color="auto" w:fill="D9D9D9"/>
+          </w:tcPr>
+          <w:p>
+            <w:r/>
+            <w:r>
+              <w:rPr>
+                <w:rFonts w:ascii="Verdana" w:hAnsi="Verdana"/>
+                <w:b w:val="0"/>
+                <w:sz w:val="16"/>
+              </w:rPr>
+              <w:t>CHIFFRE DU CODE</w:t>
+            </w:r>
+          </w:p>
+        </w:tc>
+        <w:tc>
+          <w:tcPr>
+            <w:tcW w:type="dxa" w:w="5046"/>
+            <w:shd w:val="clear" w:color="auto" w:fill="D9D9D9"/>
+          </w:tcPr>
+          <w:p>
+            <w:r/>
+            <w:r>
+              <w:rPr>
+                <w:rFonts w:ascii="Verdana" w:hAnsi="Verdana"/>
+                <w:b w:val="0"/>
+                <w:sz w:val="16"/>
+              </w:rPr>
+              <w:t>SIGNIFICATION</w:t>
+            </w:r>
+          </w:p>
+        </w:tc>
+        <w:tc>
+          <w:tcPr>
+            <w:tcW w:type="dxa" w:w="5046"/>
+            <w:shd w:val="clear" w:color="auto" w:fill="D9D9D9"/>
+          </w:tcPr>
+          <w:p>
+            <w:r/>
+            <w:r>
+              <w:rPr>
+                <w:rFonts w:ascii="Verdana" w:hAnsi="Verdana"/>
+                <w:b w:val="0"/>
+                <w:sz w:val="16"/>
+              </w:rPr>
+              <w:t>NOTE</w:t>
             </w:r>
           </w:p>
         </w:tc>
@@ -5339,7 +5386,7 @@
             <w:r/>
             <w:r>
               <w:rPr>
-                <w:rFonts w:ascii="Arial" w:hAnsi="Arial"/>
+                <w:rFonts w:ascii="Verdana" w:hAnsi="Verdana"/>
                 <w:b w:val="0"/>
                 <w:sz w:val="16"/>
               </w:rPr>
@@ -5355,7 +5402,7 @@
             <w:r/>
             <w:r>
               <w:rPr>
-                <w:rFonts w:ascii="Arial" w:hAnsi="Arial"/>
+                <w:rFonts w:ascii="Verdana" w:hAnsi="Verdana"/>
                 <w:b w:val="0"/>
                 <w:sz w:val="16"/>
               </w:rPr>
@@ -5371,7 +5418,7 @@
             <w:r/>
             <w:r>
               <w:rPr>
-                <w:rFonts w:ascii="Arial" w:hAnsi="Arial"/>
+                <w:rFonts w:ascii="Verdana" w:hAnsi="Verdana"/>
                 <w:b w:val="0"/>
                 <w:sz w:val="16"/>
               </w:rPr>
@@ -5388,7 +5435,7 @@
             <w:r/>
             <w:r>
               <w:rPr>
-                <w:rFonts w:ascii="Arial" w:hAnsi="Arial"/>
+                <w:rFonts w:ascii="Verdana" w:hAnsi="Verdana"/>
                 <w:b w:val="0"/>
                 <w:sz w:val="16"/>
               </w:rPr>
@@ -5404,7 +5451,7 @@
             <w:r/>
             <w:r>
               <w:rPr>
-                <w:rFonts w:ascii="Arial" w:hAnsi="Arial"/>
+                <w:rFonts w:ascii="Verdana" w:hAnsi="Verdana"/>
                 <w:b w:val="0"/>
                 <w:sz w:val="16"/>
               </w:rPr>
@@ -5420,7 +5467,7 @@
             <w:r/>
             <w:r>
               <w:rPr>
-                <w:rFonts w:ascii="Arial" w:hAnsi="Arial"/>
+                <w:rFonts w:ascii="Verdana" w:hAnsi="Verdana"/>
                 <w:b w:val="0"/>
                 <w:sz w:val="16"/>
               </w:rPr>
@@ -5437,7 +5484,7 @@
             <w:r/>
             <w:r>
               <w:rPr>
-                <w:rFonts w:ascii="Arial" w:hAnsi="Arial"/>
+                <w:rFonts w:ascii="Verdana" w:hAnsi="Verdana"/>
                 <w:b w:val="0"/>
                 <w:sz w:val="16"/>
               </w:rPr>
@@ -5453,7 +5500,7 @@
             <w:r/>
             <w:r>
               <w:rPr>
-                <w:rFonts w:ascii="Arial" w:hAnsi="Arial"/>
+                <w:rFonts w:ascii="Verdana" w:hAnsi="Verdana"/>
                 <w:b w:val="0"/>
                 <w:sz w:val="16"/>
               </w:rPr>
@@ -5469,7 +5516,7 @@
             <w:r/>
             <w:r>
               <w:rPr>
-                <w:rFonts w:ascii="Arial" w:hAnsi="Arial"/>
+                <w:rFonts w:ascii="Verdana" w:hAnsi="Verdana"/>
                 <w:b w:val="0"/>
                 <w:sz w:val="16"/>
               </w:rPr>
@@ -5486,7 +5533,7 @@
             <w:r/>
             <w:r>
               <w:rPr>
-                <w:rFonts w:ascii="Arial" w:hAnsi="Arial"/>
+                <w:rFonts w:ascii="Verdana" w:hAnsi="Verdana"/>
                 <w:b w:val="0"/>
                 <w:sz w:val="16"/>
               </w:rPr>
@@ -5502,7 +5549,7 @@
             <w:r/>
             <w:r>
               <w:rPr>
-                <w:rFonts w:ascii="Arial" w:hAnsi="Arial"/>
+                <w:rFonts w:ascii="Verdana" w:hAnsi="Verdana"/>
                 <w:b w:val="0"/>
                 <w:sz w:val="16"/>
               </w:rPr>
@@ -5518,7 +5565,7 @@
             <w:r/>
             <w:r>
               <w:rPr>
-                <w:rFonts w:ascii="Arial" w:hAnsi="Arial"/>
+                <w:rFonts w:ascii="Verdana" w:hAnsi="Verdana"/>
                 <w:b w:val="0"/>
                 <w:sz w:val="16"/>
               </w:rPr>
@@ -5535,7 +5582,7 @@
             <w:r/>
             <w:r>
               <w:rPr>
-                <w:rFonts w:ascii="Arial" w:hAnsi="Arial"/>
+                <w:rFonts w:ascii="Verdana" w:hAnsi="Verdana"/>
                 <w:b w:val="0"/>
                 <w:sz w:val="16"/>
               </w:rPr>
@@ -5551,7 +5598,7 @@
             <w:r/>
             <w:r>
               <w:rPr>
-                <w:rFonts w:ascii="Arial" w:hAnsi="Arial"/>
+                <w:rFonts w:ascii="Verdana" w:hAnsi="Verdana"/>
                 <w:b w:val="0"/>
                 <w:sz w:val="16"/>
               </w:rPr>
@@ -5567,7 +5614,7 @@
             <w:r/>
             <w:r>
               <w:rPr>
-                <w:rFonts w:ascii="Arial" w:hAnsi="Arial"/>
+                <w:rFonts w:ascii="Verdana" w:hAnsi="Verdana"/>
                 <w:b w:val="0"/>
                 <w:sz w:val="16"/>
               </w:rPr>
@@ -5584,7 +5631,7 @@
             <w:r/>
             <w:r>
               <w:rPr>
-                <w:rFonts w:ascii="Arial" w:hAnsi="Arial"/>
+                <w:rFonts w:ascii="Verdana" w:hAnsi="Verdana"/>
                 <w:b w:val="0"/>
                 <w:sz w:val="16"/>
               </w:rPr>
@@ -5600,7 +5647,7 @@
             <w:r/>
             <w:r>
               <w:rPr>
-                <w:rFonts w:ascii="Arial" w:hAnsi="Arial"/>
+                <w:rFonts w:ascii="Verdana" w:hAnsi="Verdana"/>
                 <w:b w:val="0"/>
                 <w:sz w:val="16"/>
               </w:rPr>
@@ -5616,7 +5663,7 @@
             <w:r/>
             <w:r>
               <w:rPr>
-                <w:rFonts w:ascii="Arial" w:hAnsi="Arial"/>
+                <w:rFonts w:ascii="Verdana" w:hAnsi="Verdana"/>
                 <w:b w:val="0"/>
                 <w:sz w:val="16"/>
               </w:rPr>
@@ -5633,7 +5680,7 @@
             <w:r/>
             <w:r>
               <w:rPr>
-                <w:rFonts w:ascii="Arial" w:hAnsi="Arial"/>
+                <w:rFonts w:ascii="Verdana" w:hAnsi="Verdana"/>
                 <w:b w:val="0"/>
                 <w:sz w:val="16"/>
               </w:rPr>
@@ -5649,7 +5696,7 @@
             <w:r/>
             <w:r>
               <w:rPr>
-                <w:rFonts w:ascii="Arial" w:hAnsi="Arial"/>
+                <w:rFonts w:ascii="Verdana" w:hAnsi="Verdana"/>
                 <w:b w:val="0"/>
                 <w:sz w:val="16"/>
               </w:rPr>
@@ -5665,7 +5712,7 @@
             <w:r/>
             <w:r>
               <w:rPr>
-                <w:rFonts w:ascii="Arial" w:hAnsi="Arial"/>
+                <w:rFonts w:ascii="Verdana" w:hAnsi="Verdana"/>
                 <w:b w:val="0"/>
                 <w:sz w:val="16"/>
               </w:rPr>
@@ -5682,7 +5729,7 @@
             <w:r/>
             <w:r>
               <w:rPr>
-                <w:rFonts w:ascii="Arial" w:hAnsi="Arial"/>
+                <w:rFonts w:ascii="Verdana" w:hAnsi="Verdana"/>
                 <w:b w:val="0"/>
                 <w:sz w:val="16"/>
               </w:rPr>
@@ -5698,7 +5745,7 @@
             <w:r/>
             <w:r>
               <w:rPr>
-                <w:rFonts w:ascii="Arial" w:hAnsi="Arial"/>
+                <w:rFonts w:ascii="Verdana" w:hAnsi="Verdana"/>
                 <w:b w:val="0"/>
                 <w:sz w:val="16"/>
               </w:rPr>
@@ -5714,7 +5761,7 @@
             <w:r/>
             <w:r>
               <w:rPr>
-                <w:rFonts w:ascii="Arial" w:hAnsi="Arial"/>
+                <w:rFonts w:ascii="Verdana" w:hAnsi="Verdana"/>
                 <w:b w:val="0"/>
                 <w:sz w:val="16"/>
               </w:rPr>
@@ -5731,7 +5778,7 @@
             <w:r/>
             <w:r>
               <w:rPr>
-                <w:rFonts w:ascii="Arial" w:hAnsi="Arial"/>
+                <w:rFonts w:ascii="Verdana" w:hAnsi="Verdana"/>
                 <w:b w:val="0"/>
                 <w:sz w:val="16"/>
               </w:rPr>
@@ -5747,7 +5794,7 @@
             <w:r/>
             <w:r>
               <w:rPr>
-                <w:rFonts w:ascii="Arial" w:hAnsi="Arial"/>
+                <w:rFonts w:ascii="Verdana" w:hAnsi="Verdana"/>
                 <w:b w:val="0"/>
                 <w:sz w:val="16"/>
               </w:rPr>
@@ -5763,7 +5810,7 @@
             <w:r/>
             <w:r>
               <w:rPr>
-                <w:rFonts w:ascii="Arial" w:hAnsi="Arial"/>
+                <w:rFonts w:ascii="Verdana" w:hAnsi="Verdana"/>
                 <w:b w:val="0"/>
                 <w:sz w:val="16"/>
               </w:rPr>
@@ -5780,7 +5827,7 @@
             <w:r/>
             <w:r>
               <w:rPr>
-                <w:rFonts w:ascii="Arial" w:hAnsi="Arial"/>
+                <w:rFonts w:ascii="Verdana" w:hAnsi="Verdana"/>
                 <w:b w:val="0"/>
                 <w:sz w:val="16"/>
               </w:rPr>
@@ -5796,7 +5843,7 @@
             <w:r/>
             <w:r>
               <w:rPr>
-                <w:rFonts w:ascii="Arial" w:hAnsi="Arial"/>
+                <w:rFonts w:ascii="Verdana" w:hAnsi="Verdana"/>
                 <w:b w:val="0"/>
                 <w:sz w:val="16"/>
               </w:rPr>
@@ -5812,7 +5859,7 @@
             <w:r/>
             <w:r>
               <w:rPr>
-                <w:rFonts w:ascii="Arial" w:hAnsi="Arial"/>
+                <w:rFonts w:ascii="Verdana" w:hAnsi="Verdana"/>
                 <w:b w:val="0"/>
                 <w:sz w:val="16"/>
               </w:rPr>
@@ -5829,7 +5876,7 @@
             <w:r/>
             <w:r>
               <w:rPr>
-                <w:rFonts w:ascii="Arial" w:hAnsi="Arial"/>
+                <w:rFonts w:ascii="Verdana" w:hAnsi="Verdana"/>
                 <w:b w:val="0"/>
                 <w:sz w:val="16"/>
               </w:rPr>
@@ -5845,7 +5892,7 @@
             <w:r/>
             <w:r>
               <w:rPr>
-                <w:rFonts w:ascii="Arial" w:hAnsi="Arial"/>
+                <w:rFonts w:ascii="Verdana" w:hAnsi="Verdana"/>
                 <w:b w:val="0"/>
                 <w:sz w:val="16"/>
               </w:rPr>
@@ -5861,7 +5908,7 @@
             <w:r/>
             <w:r>
               <w:rPr>
-                <w:rFonts w:ascii="Arial" w:hAnsi="Arial"/>
+                <w:rFonts w:ascii="Verdana" w:hAnsi="Verdana"/>
                 <w:b w:val="0"/>
                 <w:sz w:val="16"/>
               </w:rPr>
@@ -5878,7 +5925,7 @@
             <w:r/>
             <w:r>
               <w:rPr>
-                <w:rFonts w:ascii="Arial" w:hAnsi="Arial"/>
+                <w:rFonts w:ascii="Verdana" w:hAnsi="Verdana"/>
                 <w:b w:val="0"/>
                 <w:sz w:val="16"/>
               </w:rPr>
@@ -5894,7 +5941,7 @@
             <w:r/>
             <w:r>
               <w:rPr>
-                <w:rFonts w:ascii="Arial" w:hAnsi="Arial"/>
+                <w:rFonts w:ascii="Verdana" w:hAnsi="Verdana"/>
                 <w:b w:val="0"/>
                 <w:sz w:val="16"/>
               </w:rPr>
@@ -5910,7 +5957,7 @@
             <w:r/>
             <w:r>
               <w:rPr>
-                <w:rFonts w:ascii="Arial" w:hAnsi="Arial"/>
+                <w:rFonts w:ascii="Verdana" w:hAnsi="Verdana"/>
                 <w:b w:val="0"/>
                 <w:sz w:val="16"/>
               </w:rPr>
@@ -5923,7 +5970,7 @@
     <w:p>
       <w:r>
         <w:rPr>
-          <w:rFonts w:ascii="Arial" w:hAnsi="Arial"/>
+          <w:rFonts w:ascii="Verdana" w:hAnsi="Verdana"/>
           <w:b/>
           <w:sz w:val="18"/>
         </w:rPr>
@@ -5936,6 +5983,20 @@
         <w:tblW w:type="auto" w:w="0"/>
         <w:jc w:val="center"/>
         <w:tblLook w:firstColumn="1" w:firstRow="1" w:lastColumn="0" w:lastRow="0" w:noHBand="0" w:noVBand="1" w:val="04A0"/>
+        <w:tblBorders>
+          <w:top w:val="single" w:sz="4" w:space="0" w:color="595959"/>
+          <w:left w:val="single" w:sz="4" w:space="0" w:color="595959"/>
+          <w:bottom w:val="single" w:sz="4" w:space="0" w:color="595959"/>
+          <w:right w:val="single" w:sz="4" w:space="0" w:color="595959"/>
+          <w:insideH w:val="single" w:sz="4" w:space="0" w:color="595959"/>
+          <w:insideV w:val="single" w:sz="4" w:space="0" w:color="595959"/>
+        </w:tblBorders>
+        <w:tblCellMar>
+          <w:top w:w="85" w:type="dxa"/>
+          <w:left w:w="85" w:type="dxa"/>
+          <w:bottom w:w="85" w:type="dxa"/>
+          <w:right w:w="85" w:type="dxa"/>
+        </w:tblCellMar>
       </w:tblPr>
       <w:tblGrid>
         <w:gridCol w:w="5046"/>
@@ -5945,61 +6006,52 @@
       <w:tr>
         <w:tc>
           <w:tcPr>
-            <w:tcW w:type="dxa" w:w="5046"/>
-            <w:shd w:val="clear" w:color="auto" w:fill="D9E2F3"/>
-          </w:tcPr>
-          <w:p>
-            <w:pPr>
-              <w:jc w:val="center"/>
-            </w:pPr>
-            <w:r/>
-            <w:r>
-              <w:rPr>
-                <w:rFonts w:ascii="Arial" w:hAnsi="Arial"/>
-                <w:b/>
-                <w:sz w:val="16"/>
-              </w:rPr>
-              <w:t>Code Figure</w:t>
-            </w:r>
-          </w:p>
-        </w:tc>
-        <w:tc>
-          <w:tcPr>
-            <w:tcW w:type="dxa" w:w="5046"/>
-            <w:shd w:val="clear" w:color="auto" w:fill="D9E2F3"/>
-          </w:tcPr>
-          <w:p>
-            <w:pPr>
-              <w:jc w:val="center"/>
-            </w:pPr>
-            <w:r/>
-            <w:r>
-              <w:rPr>
-                <w:rFonts w:ascii="Arial" w:hAnsi="Arial"/>
-                <w:b/>
-                <w:sz w:val="16"/>
-              </w:rPr>
-              <w:t>Entry Name</w:t>
-            </w:r>
-          </w:p>
-        </w:tc>
-        <w:tc>
-          <w:tcPr>
-            <w:tcW w:type="dxa" w:w="5046"/>
-            <w:shd w:val="clear" w:color="auto" w:fill="D9E2F3"/>
-          </w:tcPr>
-          <w:p>
-            <w:pPr>
-              <w:jc w:val="center"/>
-            </w:pPr>
-            <w:r/>
-            <w:r>
-              <w:rPr>
-                <w:rFonts w:ascii="Arial" w:hAnsi="Arial"/>
-                <w:b/>
-                <w:sz w:val="16"/>
-              </w:rPr>
-              <w:t>Note</w:t>
+            <w:tcW w:type="dxa" w:w="1134"/>
+            <w:shd w:val="clear" w:color="auto" w:fill="D9D9D9"/>
+          </w:tcPr>
+          <w:p>
+            <w:r/>
+            <w:r>
+              <w:rPr>
+                <w:rFonts w:ascii="Verdana" w:hAnsi="Verdana"/>
+                <w:b w:val="0"/>
+                <w:sz w:val="16"/>
+              </w:rPr>
+              <w:t>CHIFFRE DU CODE</w:t>
+            </w:r>
+          </w:p>
+        </w:tc>
+        <w:tc>
+          <w:tcPr>
+            <w:tcW w:type="dxa" w:w="5046"/>
+            <w:shd w:val="clear" w:color="auto" w:fill="D9D9D9"/>
+          </w:tcPr>
+          <w:p>
+            <w:r/>
+            <w:r>
+              <w:rPr>
+                <w:rFonts w:ascii="Verdana" w:hAnsi="Verdana"/>
+                <w:b w:val="0"/>
+                <w:sz w:val="16"/>
+              </w:rPr>
+              <w:t>SIGNIFICATION</w:t>
+            </w:r>
+          </w:p>
+        </w:tc>
+        <w:tc>
+          <w:tcPr>
+            <w:tcW w:type="dxa" w:w="5046"/>
+            <w:shd w:val="clear" w:color="auto" w:fill="D9D9D9"/>
+          </w:tcPr>
+          <w:p>
+            <w:r/>
+            <w:r>
+              <w:rPr>
+                <w:rFonts w:ascii="Verdana" w:hAnsi="Verdana"/>
+                <w:b w:val="0"/>
+                <w:sz w:val="16"/>
+              </w:rPr>
+              <w:t>NOTE</w:t>
             </w:r>
           </w:p>
         </w:tc>
@@ -6013,7 +6065,7 @@
             <w:r/>
             <w:r>
               <w:rPr>
-                <w:rFonts w:ascii="Arial" w:hAnsi="Arial"/>
+                <w:rFonts w:ascii="Verdana" w:hAnsi="Verdana"/>
                 <w:b w:val="0"/>
                 <w:sz w:val="16"/>
               </w:rPr>
@@ -6029,7 +6081,7 @@
             <w:r/>
             <w:r>
               <w:rPr>
-                <w:rFonts w:ascii="Arial" w:hAnsi="Arial"/>
+                <w:rFonts w:ascii="Verdana" w:hAnsi="Verdana"/>
                 <w:b w:val="0"/>
                 <w:sz w:val="16"/>
               </w:rPr>
@@ -6045,7 +6097,7 @@
             <w:r/>
             <w:r>
               <w:rPr>
-                <w:rFonts w:ascii="Arial" w:hAnsi="Arial"/>
+                <w:rFonts w:ascii="Verdana" w:hAnsi="Verdana"/>
                 <w:b w:val="0"/>
                 <w:sz w:val="16"/>
               </w:rPr>
@@ -6062,7 +6114,7 @@
             <w:r/>
             <w:r>
               <w:rPr>
-                <w:rFonts w:ascii="Arial" w:hAnsi="Arial"/>
+                <w:rFonts w:ascii="Verdana" w:hAnsi="Verdana"/>
                 <w:b w:val="0"/>
                 <w:sz w:val="16"/>
               </w:rPr>
@@ -6078,7 +6130,7 @@
             <w:r/>
             <w:r>
               <w:rPr>
-                <w:rFonts w:ascii="Arial" w:hAnsi="Arial"/>
+                <w:rFonts w:ascii="Verdana" w:hAnsi="Verdana"/>
                 <w:b w:val="0"/>
                 <w:sz w:val="16"/>
               </w:rPr>
@@ -6094,7 +6146,7 @@
             <w:r/>
             <w:r>
               <w:rPr>
-                <w:rFonts w:ascii="Arial" w:hAnsi="Arial"/>
+                <w:rFonts w:ascii="Verdana" w:hAnsi="Verdana"/>
                 <w:b w:val="0"/>
                 <w:sz w:val="16"/>
               </w:rPr>
@@ -6111,7 +6163,7 @@
             <w:r/>
             <w:r>
               <w:rPr>
-                <w:rFonts w:ascii="Arial" w:hAnsi="Arial"/>
+                <w:rFonts w:ascii="Verdana" w:hAnsi="Verdana"/>
                 <w:b w:val="0"/>
                 <w:sz w:val="16"/>
               </w:rPr>
@@ -6127,7 +6179,7 @@
             <w:r/>
             <w:r>
               <w:rPr>
-                <w:rFonts w:ascii="Arial" w:hAnsi="Arial"/>
+                <w:rFonts w:ascii="Verdana" w:hAnsi="Verdana"/>
                 <w:b w:val="0"/>
                 <w:sz w:val="16"/>
               </w:rPr>
@@ -6143,7 +6195,7 @@
             <w:r/>
             <w:r>
               <w:rPr>
-                <w:rFonts w:ascii="Arial" w:hAnsi="Arial"/>
+                <w:rFonts w:ascii="Verdana" w:hAnsi="Verdana"/>
                 <w:b w:val="0"/>
                 <w:sz w:val="16"/>
               </w:rPr>
@@ -6160,7 +6212,7 @@
             <w:r/>
             <w:r>
               <w:rPr>
-                <w:rFonts w:ascii="Arial" w:hAnsi="Arial"/>
+                <w:rFonts w:ascii="Verdana" w:hAnsi="Verdana"/>
                 <w:b w:val="0"/>
                 <w:sz w:val="16"/>
               </w:rPr>
@@ -6176,7 +6228,7 @@
             <w:r/>
             <w:r>
               <w:rPr>
-                <w:rFonts w:ascii="Arial" w:hAnsi="Arial"/>
+                <w:rFonts w:ascii="Verdana" w:hAnsi="Verdana"/>
                 <w:b w:val="0"/>
                 <w:sz w:val="16"/>
               </w:rPr>
@@ -6192,7 +6244,7 @@
             <w:r/>
             <w:r>
               <w:rPr>
-                <w:rFonts w:ascii="Arial" w:hAnsi="Arial"/>
+                <w:rFonts w:ascii="Verdana" w:hAnsi="Verdana"/>
                 <w:b w:val="0"/>
                 <w:sz w:val="16"/>
               </w:rPr>
@@ -6209,7 +6261,7 @@
             <w:r/>
             <w:r>
               <w:rPr>
-                <w:rFonts w:ascii="Arial" w:hAnsi="Arial"/>
+                <w:rFonts w:ascii="Verdana" w:hAnsi="Verdana"/>
                 <w:b w:val="0"/>
                 <w:sz w:val="16"/>
               </w:rPr>
@@ -6225,7 +6277,7 @@
             <w:r/>
             <w:r>
               <w:rPr>
-                <w:rFonts w:ascii="Arial" w:hAnsi="Arial"/>
+                <w:rFonts w:ascii="Verdana" w:hAnsi="Verdana"/>
                 <w:b w:val="0"/>
                 <w:sz w:val="16"/>
               </w:rPr>
@@ -6241,7 +6293,7 @@
             <w:r/>
             <w:r>
               <w:rPr>
-                <w:rFonts w:ascii="Arial" w:hAnsi="Arial"/>
+                <w:rFonts w:ascii="Verdana" w:hAnsi="Verdana"/>
                 <w:b w:val="0"/>
                 <w:sz w:val="16"/>
               </w:rPr>
@@ -6258,7 +6310,7 @@
             <w:r/>
             <w:r>
               <w:rPr>
-                <w:rFonts w:ascii="Arial" w:hAnsi="Arial"/>
+                <w:rFonts w:ascii="Verdana" w:hAnsi="Verdana"/>
                 <w:b w:val="0"/>
                 <w:sz w:val="16"/>
               </w:rPr>
@@ -6274,7 +6326,7 @@
             <w:r/>
             <w:r>
               <w:rPr>
-                <w:rFonts w:ascii="Arial" w:hAnsi="Arial"/>
+                <w:rFonts w:ascii="Verdana" w:hAnsi="Verdana"/>
                 <w:b w:val="0"/>
                 <w:sz w:val="16"/>
               </w:rPr>
@@ -6290,7 +6342,7 @@
             <w:r/>
             <w:r>
               <w:rPr>
-                <w:rFonts w:ascii="Arial" w:hAnsi="Arial"/>
+                <w:rFonts w:ascii="Verdana" w:hAnsi="Verdana"/>
                 <w:b w:val="0"/>
                 <w:sz w:val="16"/>
               </w:rPr>
@@ -6307,7 +6359,7 @@
             <w:r/>
             <w:r>
               <w:rPr>
-                <w:rFonts w:ascii="Arial" w:hAnsi="Arial"/>
+                <w:rFonts w:ascii="Verdana" w:hAnsi="Verdana"/>
                 <w:b w:val="0"/>
                 <w:sz w:val="16"/>
               </w:rPr>
@@ -6323,7 +6375,7 @@
             <w:r/>
             <w:r>
               <w:rPr>
-                <w:rFonts w:ascii="Arial" w:hAnsi="Arial"/>
+                <w:rFonts w:ascii="Verdana" w:hAnsi="Verdana"/>
                 <w:b w:val="0"/>
                 <w:sz w:val="16"/>
               </w:rPr>
@@ -6339,7 +6391,7 @@
             <w:r/>
             <w:r>
               <w:rPr>
-                <w:rFonts w:ascii="Arial" w:hAnsi="Arial"/>
+                <w:rFonts w:ascii="Verdana" w:hAnsi="Verdana"/>
                 <w:b w:val="0"/>
                 <w:sz w:val="16"/>
               </w:rPr>
@@ -6356,7 +6408,7 @@
             <w:r/>
             <w:r>
               <w:rPr>
-                <w:rFonts w:ascii="Arial" w:hAnsi="Arial"/>
+                <w:rFonts w:ascii="Verdana" w:hAnsi="Verdana"/>
                 <w:b w:val="0"/>
                 <w:sz w:val="16"/>
               </w:rPr>
@@ -6372,7 +6424,7 @@
             <w:r/>
             <w:r>
               <w:rPr>
-                <w:rFonts w:ascii="Arial" w:hAnsi="Arial"/>
+                <w:rFonts w:ascii="Verdana" w:hAnsi="Verdana"/>
                 <w:b w:val="0"/>
                 <w:sz w:val="16"/>
               </w:rPr>
@@ -6388,7 +6440,7 @@
             <w:r/>
             <w:r>
               <w:rPr>
-                <w:rFonts w:ascii="Arial" w:hAnsi="Arial"/>
+                <w:rFonts w:ascii="Verdana" w:hAnsi="Verdana"/>
                 <w:b w:val="0"/>
                 <w:sz w:val="16"/>
               </w:rPr>
@@ -6401,7 +6453,7 @@
     <w:p>
       <w:r>
         <w:rPr>
-          <w:rFonts w:ascii="Arial" w:hAnsi="Arial"/>
+          <w:rFonts w:ascii="Verdana" w:hAnsi="Verdana"/>
           <w:b/>
           <w:sz w:val="18"/>
         </w:rPr>
@@ -6414,6 +6466,20 @@
         <w:tblW w:type="auto" w:w="0"/>
         <w:jc w:val="center"/>
         <w:tblLook w:firstColumn="1" w:firstRow="1" w:lastColumn="0" w:lastRow="0" w:noHBand="0" w:noVBand="1" w:val="04A0"/>
+        <w:tblBorders>
+          <w:top w:val="single" w:sz="4" w:space="0" w:color="595959"/>
+          <w:left w:val="single" w:sz="4" w:space="0" w:color="595959"/>
+          <w:bottom w:val="single" w:sz="4" w:space="0" w:color="595959"/>
+          <w:right w:val="single" w:sz="4" w:space="0" w:color="595959"/>
+          <w:insideH w:val="single" w:sz="4" w:space="0" w:color="595959"/>
+          <w:insideV w:val="single" w:sz="4" w:space="0" w:color="595959"/>
+        </w:tblBorders>
+        <w:tblCellMar>
+          <w:top w:w="85" w:type="dxa"/>
+          <w:left w:w="85" w:type="dxa"/>
+          <w:bottom w:w="85" w:type="dxa"/>
+          <w:right w:w="85" w:type="dxa"/>
+        </w:tblCellMar>
       </w:tblPr>
       <w:tblGrid>
         <w:gridCol w:w="5046"/>
@@ -6423,61 +6489,52 @@
       <w:tr>
         <w:tc>
           <w:tcPr>
-            <w:tcW w:type="dxa" w:w="5046"/>
-            <w:shd w:val="clear" w:color="auto" w:fill="D9E2F3"/>
-          </w:tcPr>
-          <w:p>
-            <w:pPr>
-              <w:jc w:val="center"/>
-            </w:pPr>
-            <w:r/>
-            <w:r>
-              <w:rPr>
-                <w:rFonts w:ascii="Arial" w:hAnsi="Arial"/>
-                <w:b/>
-                <w:sz w:val="16"/>
-              </w:rPr>
-              <w:t>Code Figure</w:t>
-            </w:r>
-          </w:p>
-        </w:tc>
-        <w:tc>
-          <w:tcPr>
-            <w:tcW w:type="dxa" w:w="5046"/>
-            <w:shd w:val="clear" w:color="auto" w:fill="D9E2F3"/>
-          </w:tcPr>
-          <w:p>
-            <w:pPr>
-              <w:jc w:val="center"/>
-            </w:pPr>
-            <w:r/>
-            <w:r>
-              <w:rPr>
-                <w:rFonts w:ascii="Arial" w:hAnsi="Arial"/>
-                <w:b/>
-                <w:sz w:val="16"/>
-              </w:rPr>
-              <w:t>Entry Name</w:t>
-            </w:r>
-          </w:p>
-        </w:tc>
-        <w:tc>
-          <w:tcPr>
-            <w:tcW w:type="dxa" w:w="5046"/>
-            <w:shd w:val="clear" w:color="auto" w:fill="D9E2F3"/>
-          </w:tcPr>
-          <w:p>
-            <w:pPr>
-              <w:jc w:val="center"/>
-            </w:pPr>
-            <w:r/>
-            <w:r>
-              <w:rPr>
-                <w:rFonts w:ascii="Arial" w:hAnsi="Arial"/>
-                <w:b/>
-                <w:sz w:val="16"/>
-              </w:rPr>
-              <w:t>Note</w:t>
+            <w:tcW w:type="dxa" w:w="1134"/>
+            <w:shd w:val="clear" w:color="auto" w:fill="D9D9D9"/>
+          </w:tcPr>
+          <w:p>
+            <w:r/>
+            <w:r>
+              <w:rPr>
+                <w:rFonts w:ascii="Verdana" w:hAnsi="Verdana"/>
+                <w:b w:val="0"/>
+                <w:sz w:val="16"/>
+              </w:rPr>
+              <w:t>CHIFFRE DU CODE</w:t>
+            </w:r>
+          </w:p>
+        </w:tc>
+        <w:tc>
+          <w:tcPr>
+            <w:tcW w:type="dxa" w:w="5046"/>
+            <w:shd w:val="clear" w:color="auto" w:fill="D9D9D9"/>
+          </w:tcPr>
+          <w:p>
+            <w:r/>
+            <w:r>
+              <w:rPr>
+                <w:rFonts w:ascii="Verdana" w:hAnsi="Verdana"/>
+                <w:b w:val="0"/>
+                <w:sz w:val="16"/>
+              </w:rPr>
+              <w:t>SIGNIFICATION</w:t>
+            </w:r>
+          </w:p>
+        </w:tc>
+        <w:tc>
+          <w:tcPr>
+            <w:tcW w:type="dxa" w:w="5046"/>
+            <w:shd w:val="clear" w:color="auto" w:fill="D9D9D9"/>
+          </w:tcPr>
+          <w:p>
+            <w:r/>
+            <w:r>
+              <w:rPr>
+                <w:rFonts w:ascii="Verdana" w:hAnsi="Verdana"/>
+                <w:b w:val="0"/>
+                <w:sz w:val="16"/>
+              </w:rPr>
+              <w:t>NOTE</w:t>
             </w:r>
           </w:p>
         </w:tc>
@@ -6491,7 +6548,7 @@
             <w:r/>
             <w:r>
               <w:rPr>
-                <w:rFonts w:ascii="Arial" w:hAnsi="Arial"/>
+                <w:rFonts w:ascii="Verdana" w:hAnsi="Verdana"/>
                 <w:b w:val="0"/>
                 <w:sz w:val="16"/>
               </w:rPr>
@@ -6507,7 +6564,7 @@
             <w:r/>
             <w:r>
               <w:rPr>
-                <w:rFonts w:ascii="Arial" w:hAnsi="Arial"/>
+                <w:rFonts w:ascii="Verdana" w:hAnsi="Verdana"/>
                 <w:b w:val="0"/>
                 <w:sz w:val="16"/>
               </w:rPr>
@@ -6523,7 +6580,7 @@
             <w:r/>
             <w:r>
               <w:rPr>
-                <w:rFonts w:ascii="Arial" w:hAnsi="Arial"/>
+                <w:rFonts w:ascii="Verdana" w:hAnsi="Verdana"/>
                 <w:b w:val="0"/>
                 <w:sz w:val="16"/>
               </w:rPr>
@@ -6540,7 +6597,7 @@
             <w:r/>
             <w:r>
               <w:rPr>
-                <w:rFonts w:ascii="Arial" w:hAnsi="Arial"/>
+                <w:rFonts w:ascii="Verdana" w:hAnsi="Verdana"/>
                 <w:b w:val="0"/>
                 <w:sz w:val="16"/>
               </w:rPr>
@@ -6556,7 +6613,7 @@
             <w:r/>
             <w:r>
               <w:rPr>
-                <w:rFonts w:ascii="Arial" w:hAnsi="Arial"/>
+                <w:rFonts w:ascii="Verdana" w:hAnsi="Verdana"/>
                 <w:b w:val="0"/>
                 <w:sz w:val="16"/>
               </w:rPr>
@@ -6572,7 +6629,7 @@
             <w:r/>
             <w:r>
               <w:rPr>
-                <w:rFonts w:ascii="Arial" w:hAnsi="Arial"/>
+                <w:rFonts w:ascii="Verdana" w:hAnsi="Verdana"/>
                 <w:b w:val="0"/>
                 <w:sz w:val="16"/>
               </w:rPr>
@@ -6589,7 +6646,7 @@
             <w:r/>
             <w:r>
               <w:rPr>
-                <w:rFonts w:ascii="Arial" w:hAnsi="Arial"/>
+                <w:rFonts w:ascii="Verdana" w:hAnsi="Verdana"/>
                 <w:b w:val="0"/>
                 <w:sz w:val="16"/>
               </w:rPr>
@@ -6605,7 +6662,7 @@
             <w:r/>
             <w:r>
               <w:rPr>
-                <w:rFonts w:ascii="Arial" w:hAnsi="Arial"/>
+                <w:rFonts w:ascii="Verdana" w:hAnsi="Verdana"/>
                 <w:b w:val="0"/>
                 <w:sz w:val="16"/>
               </w:rPr>
@@ -6621,7 +6678,7 @@
             <w:r/>
             <w:r>
               <w:rPr>
-                <w:rFonts w:ascii="Arial" w:hAnsi="Arial"/>
+                <w:rFonts w:ascii="Verdana" w:hAnsi="Verdana"/>
                 <w:b w:val="0"/>
                 <w:sz w:val="16"/>
               </w:rPr>
@@ -6638,7 +6695,7 @@
             <w:r/>
             <w:r>
               <w:rPr>
-                <w:rFonts w:ascii="Arial" w:hAnsi="Arial"/>
+                <w:rFonts w:ascii="Verdana" w:hAnsi="Verdana"/>
                 <w:b w:val="0"/>
                 <w:sz w:val="16"/>
               </w:rPr>
@@ -6654,7 +6711,7 @@
             <w:r/>
             <w:r>
               <w:rPr>
-                <w:rFonts w:ascii="Arial" w:hAnsi="Arial"/>
+                <w:rFonts w:ascii="Verdana" w:hAnsi="Verdana"/>
                 <w:b w:val="0"/>
                 <w:sz w:val="16"/>
               </w:rPr>
@@ -6670,7 +6727,7 @@
             <w:r/>
             <w:r>
               <w:rPr>
-                <w:rFonts w:ascii="Arial" w:hAnsi="Arial"/>
+                <w:rFonts w:ascii="Verdana" w:hAnsi="Verdana"/>
                 <w:b w:val="0"/>
                 <w:sz w:val="16"/>
               </w:rPr>
@@ -6687,7 +6744,7 @@
             <w:r/>
             <w:r>
               <w:rPr>
-                <w:rFonts w:ascii="Arial" w:hAnsi="Arial"/>
+                <w:rFonts w:ascii="Verdana" w:hAnsi="Verdana"/>
                 <w:b w:val="0"/>
                 <w:sz w:val="16"/>
               </w:rPr>
@@ -6703,7 +6760,7 @@
             <w:r/>
             <w:r>
               <w:rPr>
-                <w:rFonts w:ascii="Arial" w:hAnsi="Arial"/>
+                <w:rFonts w:ascii="Verdana" w:hAnsi="Verdana"/>
                 <w:b w:val="0"/>
                 <w:sz w:val="16"/>
               </w:rPr>
@@ -6719,7 +6776,7 @@
             <w:r/>
             <w:r>
               <w:rPr>
-                <w:rFonts w:ascii="Arial" w:hAnsi="Arial"/>
+                <w:rFonts w:ascii="Verdana" w:hAnsi="Verdana"/>
                 <w:b w:val="0"/>
                 <w:sz w:val="16"/>
               </w:rPr>
@@ -6736,7 +6793,7 @@
             <w:r/>
             <w:r>
               <w:rPr>
-                <w:rFonts w:ascii="Arial" w:hAnsi="Arial"/>
+                <w:rFonts w:ascii="Verdana" w:hAnsi="Verdana"/>
                 <w:b w:val="0"/>
                 <w:sz w:val="16"/>
               </w:rPr>
@@ -6752,7 +6809,7 @@
             <w:r/>
             <w:r>
               <w:rPr>
-                <w:rFonts w:ascii="Arial" w:hAnsi="Arial"/>
+                <w:rFonts w:ascii="Verdana" w:hAnsi="Verdana"/>
                 <w:b w:val="0"/>
                 <w:sz w:val="16"/>
               </w:rPr>
@@ -6768,7 +6825,7 @@
             <w:r/>
             <w:r>
               <w:rPr>
-                <w:rFonts w:ascii="Arial" w:hAnsi="Arial"/>
+                <w:rFonts w:ascii="Verdana" w:hAnsi="Verdana"/>
                 <w:b w:val="0"/>
                 <w:sz w:val="16"/>
               </w:rPr>
@@ -6785,7 +6842,7 @@
             <w:r/>
             <w:r>
               <w:rPr>
-                <w:rFonts w:ascii="Arial" w:hAnsi="Arial"/>
+                <w:rFonts w:ascii="Verdana" w:hAnsi="Verdana"/>
                 <w:b w:val="0"/>
                 <w:sz w:val="16"/>
               </w:rPr>
@@ -6801,7 +6858,7 @@
             <w:r/>
             <w:r>
               <w:rPr>
-                <w:rFonts w:ascii="Arial" w:hAnsi="Arial"/>
+                <w:rFonts w:ascii="Verdana" w:hAnsi="Verdana"/>
                 <w:b w:val="0"/>
                 <w:sz w:val="16"/>
               </w:rPr>
@@ -6817,7 +6874,7 @@
             <w:r/>
             <w:r>
               <w:rPr>
-                <w:rFonts w:ascii="Arial" w:hAnsi="Arial"/>
+                <w:rFonts w:ascii="Verdana" w:hAnsi="Verdana"/>
                 <w:b w:val="0"/>
                 <w:sz w:val="16"/>
               </w:rPr>
@@ -6834,7 +6891,7 @@
             <w:r/>
             <w:r>
               <w:rPr>
-                <w:rFonts w:ascii="Arial" w:hAnsi="Arial"/>
+                <w:rFonts w:ascii="Verdana" w:hAnsi="Verdana"/>
                 <w:b w:val="0"/>
                 <w:sz w:val="16"/>
               </w:rPr>
@@ -6850,7 +6907,7 @@
             <w:r/>
             <w:r>
               <w:rPr>
-                <w:rFonts w:ascii="Arial" w:hAnsi="Arial"/>
+                <w:rFonts w:ascii="Verdana" w:hAnsi="Verdana"/>
                 <w:b w:val="0"/>
                 <w:sz w:val="16"/>
               </w:rPr>
@@ -6866,7 +6923,7 @@
             <w:r/>
             <w:r>
               <w:rPr>
-                <w:rFonts w:ascii="Arial" w:hAnsi="Arial"/>
+                <w:rFonts w:ascii="Verdana" w:hAnsi="Verdana"/>
                 <w:b w:val="0"/>
                 <w:sz w:val="16"/>
               </w:rPr>
@@ -6883,7 +6940,7 @@
             <w:r/>
             <w:r>
               <w:rPr>
-                <w:rFonts w:ascii="Arial" w:hAnsi="Arial"/>
+                <w:rFonts w:ascii="Verdana" w:hAnsi="Verdana"/>
                 <w:b w:val="0"/>
                 <w:sz w:val="16"/>
               </w:rPr>
@@ -6899,7 +6956,7 @@
             <w:r/>
             <w:r>
               <w:rPr>
-                <w:rFonts w:ascii="Arial" w:hAnsi="Arial"/>
+                <w:rFonts w:ascii="Verdana" w:hAnsi="Verdana"/>
                 <w:b w:val="0"/>
                 <w:sz w:val="16"/>
               </w:rPr>
@@ -6915,7 +6972,7 @@
             <w:r/>
             <w:r>
               <w:rPr>
-                <w:rFonts w:ascii="Arial" w:hAnsi="Arial"/>
+                <w:rFonts w:ascii="Verdana" w:hAnsi="Verdana"/>
                 <w:b w:val="0"/>
                 <w:sz w:val="16"/>
               </w:rPr>
@@ -6932,7 +6989,7 @@
             <w:r/>
             <w:r>
               <w:rPr>
-                <w:rFonts w:ascii="Arial" w:hAnsi="Arial"/>
+                <w:rFonts w:ascii="Verdana" w:hAnsi="Verdana"/>
                 <w:b w:val="0"/>
                 <w:sz w:val="16"/>
               </w:rPr>
@@ -6948,7 +7005,7 @@
             <w:r/>
             <w:r>
               <w:rPr>
-                <w:rFonts w:ascii="Arial" w:hAnsi="Arial"/>
+                <w:rFonts w:ascii="Verdana" w:hAnsi="Verdana"/>
                 <w:b w:val="0"/>
                 <w:sz w:val="16"/>
               </w:rPr>
@@ -6964,7 +7021,7 @@
             <w:r/>
             <w:r>
               <w:rPr>
-                <w:rFonts w:ascii="Arial" w:hAnsi="Arial"/>
+                <w:rFonts w:ascii="Verdana" w:hAnsi="Verdana"/>
                 <w:b w:val="0"/>
                 <w:sz w:val="16"/>
               </w:rPr>
@@ -6981,7 +7038,7 @@
             <w:r/>
             <w:r>
               <w:rPr>
-                <w:rFonts w:ascii="Arial" w:hAnsi="Arial"/>
+                <w:rFonts w:ascii="Verdana" w:hAnsi="Verdana"/>
                 <w:b w:val="0"/>
                 <w:sz w:val="16"/>
               </w:rPr>
@@ -6997,7 +7054,7 @@
             <w:r/>
             <w:r>
               <w:rPr>
-                <w:rFonts w:ascii="Arial" w:hAnsi="Arial"/>
+                <w:rFonts w:ascii="Verdana" w:hAnsi="Verdana"/>
                 <w:b w:val="0"/>
                 <w:sz w:val="16"/>
               </w:rPr>
@@ -7013,7 +7070,7 @@
             <w:r/>
             <w:r>
               <w:rPr>
-                <w:rFonts w:ascii="Arial" w:hAnsi="Arial"/>
+                <w:rFonts w:ascii="Verdana" w:hAnsi="Verdana"/>
                 <w:b w:val="0"/>
                 <w:sz w:val="16"/>
               </w:rPr>
@@ -7030,7 +7087,7 @@
             <w:r/>
             <w:r>
               <w:rPr>
-                <w:rFonts w:ascii="Arial" w:hAnsi="Arial"/>
+                <w:rFonts w:ascii="Verdana" w:hAnsi="Verdana"/>
                 <w:b w:val="0"/>
                 <w:sz w:val="16"/>
               </w:rPr>
@@ -7046,7 +7103,7 @@
             <w:r/>
             <w:r>
               <w:rPr>
-                <w:rFonts w:ascii="Arial" w:hAnsi="Arial"/>
+                <w:rFonts w:ascii="Verdana" w:hAnsi="Verdana"/>
                 <w:b w:val="0"/>
                 <w:sz w:val="16"/>
               </w:rPr>
@@ -7062,7 +7119,7 @@
             <w:r/>
             <w:r>
               <w:rPr>
-                <w:rFonts w:ascii="Arial" w:hAnsi="Arial"/>
+                <w:rFonts w:ascii="Verdana" w:hAnsi="Verdana"/>
                 <w:b w:val="0"/>
                 <w:sz w:val="16"/>
               </w:rPr>
@@ -7079,7 +7136,7 @@
             <w:r/>
             <w:r>
               <w:rPr>
-                <w:rFonts w:ascii="Arial" w:hAnsi="Arial"/>
+                <w:rFonts w:ascii="Verdana" w:hAnsi="Verdana"/>
                 <w:b w:val="0"/>
                 <w:sz w:val="16"/>
               </w:rPr>
@@ -7095,7 +7152,7 @@
             <w:r/>
             <w:r>
               <w:rPr>
-                <w:rFonts w:ascii="Arial" w:hAnsi="Arial"/>
+                <w:rFonts w:ascii="Verdana" w:hAnsi="Verdana"/>
                 <w:b w:val="0"/>
                 <w:sz w:val="16"/>
               </w:rPr>
@@ -7111,7 +7168,7 @@
             <w:r/>
             <w:r>
               <w:rPr>
-                <w:rFonts w:ascii="Arial" w:hAnsi="Arial"/>
+                <w:rFonts w:ascii="Verdana" w:hAnsi="Verdana"/>
                 <w:b w:val="0"/>
                 <w:sz w:val="16"/>
               </w:rPr>
@@ -7124,7 +7181,7 @@
     <w:p>
       <w:r>
         <w:rPr>
-          <w:rFonts w:ascii="Arial" w:hAnsi="Arial"/>
+          <w:rFonts w:ascii="Verdana" w:hAnsi="Verdana"/>
           <w:b/>
           <w:sz w:val="18"/>
         </w:rPr>
@@ -7137,6 +7194,20 @@
         <w:tblW w:type="auto" w:w="0"/>
         <w:jc w:val="center"/>
         <w:tblLook w:firstColumn="1" w:firstRow="1" w:lastColumn="0" w:lastRow="0" w:noHBand="0" w:noVBand="1" w:val="04A0"/>
+        <w:tblBorders>
+          <w:top w:val="single" w:sz="4" w:space="0" w:color="595959"/>
+          <w:left w:val="single" w:sz="4" w:space="0" w:color="595959"/>
+          <w:bottom w:val="single" w:sz="4" w:space="0" w:color="595959"/>
+          <w:right w:val="single" w:sz="4" w:space="0" w:color="595959"/>
+          <w:insideH w:val="single" w:sz="4" w:space="0" w:color="595959"/>
+          <w:insideV w:val="single" w:sz="4" w:space="0" w:color="595959"/>
+        </w:tblBorders>
+        <w:tblCellMar>
+          <w:top w:w="85" w:type="dxa"/>
+          <w:left w:w="85" w:type="dxa"/>
+          <w:bottom w:w="85" w:type="dxa"/>
+          <w:right w:w="85" w:type="dxa"/>
+        </w:tblCellMar>
       </w:tblPr>
       <w:tblGrid>
         <w:gridCol w:w="5046"/>
@@ -7146,61 +7217,52 @@
       <w:tr>
         <w:tc>
           <w:tcPr>
-            <w:tcW w:type="dxa" w:w="5046"/>
-            <w:shd w:val="clear" w:color="auto" w:fill="D9E2F3"/>
-          </w:tcPr>
-          <w:p>
-            <w:pPr>
-              <w:jc w:val="center"/>
-            </w:pPr>
-            <w:r/>
-            <w:r>
-              <w:rPr>
-                <w:rFonts w:ascii="Arial" w:hAnsi="Arial"/>
-                <w:b/>
-                <w:sz w:val="16"/>
-              </w:rPr>
-              <w:t>Code Figure</w:t>
-            </w:r>
-          </w:p>
-        </w:tc>
-        <w:tc>
-          <w:tcPr>
-            <w:tcW w:type="dxa" w:w="5046"/>
-            <w:shd w:val="clear" w:color="auto" w:fill="D9E2F3"/>
-          </w:tcPr>
-          <w:p>
-            <w:pPr>
-              <w:jc w:val="center"/>
-            </w:pPr>
-            <w:r/>
-            <w:r>
-              <w:rPr>
-                <w:rFonts w:ascii="Arial" w:hAnsi="Arial"/>
-                <w:b/>
-                <w:sz w:val="16"/>
-              </w:rPr>
-              <w:t>Entry Name</w:t>
-            </w:r>
-          </w:p>
-        </w:tc>
-        <w:tc>
-          <w:tcPr>
-            <w:tcW w:type="dxa" w:w="5046"/>
-            <w:shd w:val="clear" w:color="auto" w:fill="D9E2F3"/>
-          </w:tcPr>
-          <w:p>
-            <w:pPr>
-              <w:jc w:val="center"/>
-            </w:pPr>
-            <w:r/>
-            <w:r>
-              <w:rPr>
-                <w:rFonts w:ascii="Arial" w:hAnsi="Arial"/>
-                <w:b/>
-                <w:sz w:val="16"/>
-              </w:rPr>
-              <w:t>Note</w:t>
+            <w:tcW w:type="dxa" w:w="1134"/>
+            <w:shd w:val="clear" w:color="auto" w:fill="D9D9D9"/>
+          </w:tcPr>
+          <w:p>
+            <w:r/>
+            <w:r>
+              <w:rPr>
+                <w:rFonts w:ascii="Verdana" w:hAnsi="Verdana"/>
+                <w:b w:val="0"/>
+                <w:sz w:val="16"/>
+              </w:rPr>
+              <w:t>CHIFFRE DU CODE</w:t>
+            </w:r>
+          </w:p>
+        </w:tc>
+        <w:tc>
+          <w:tcPr>
+            <w:tcW w:type="dxa" w:w="5046"/>
+            <w:shd w:val="clear" w:color="auto" w:fill="D9D9D9"/>
+          </w:tcPr>
+          <w:p>
+            <w:r/>
+            <w:r>
+              <w:rPr>
+                <w:rFonts w:ascii="Verdana" w:hAnsi="Verdana"/>
+                <w:b w:val="0"/>
+                <w:sz w:val="16"/>
+              </w:rPr>
+              <w:t>SIGNIFICATION</w:t>
+            </w:r>
+          </w:p>
+        </w:tc>
+        <w:tc>
+          <w:tcPr>
+            <w:tcW w:type="dxa" w:w="5046"/>
+            <w:shd w:val="clear" w:color="auto" w:fill="D9D9D9"/>
+          </w:tcPr>
+          <w:p>
+            <w:r/>
+            <w:r>
+              <w:rPr>
+                <w:rFonts w:ascii="Verdana" w:hAnsi="Verdana"/>
+                <w:b w:val="0"/>
+                <w:sz w:val="16"/>
+              </w:rPr>
+              <w:t>NOTE</w:t>
             </w:r>
           </w:p>
         </w:tc>
@@ -7214,7 +7276,7 @@
             <w:r/>
             <w:r>
               <w:rPr>
-                <w:rFonts w:ascii="Arial" w:hAnsi="Arial"/>
+                <w:rFonts w:ascii="Verdana" w:hAnsi="Verdana"/>
                 <w:b w:val="0"/>
                 <w:sz w:val="16"/>
               </w:rPr>
@@ -7230,7 +7292,7 @@
             <w:r/>
             <w:r>
               <w:rPr>
-                <w:rFonts w:ascii="Arial" w:hAnsi="Arial"/>
+                <w:rFonts w:ascii="Verdana" w:hAnsi="Verdana"/>
                 <w:b w:val="0"/>
                 <w:sz w:val="16"/>
               </w:rPr>
@@ -7246,7 +7308,7 @@
             <w:r/>
             <w:r>
               <w:rPr>
-                <w:rFonts w:ascii="Arial" w:hAnsi="Arial"/>
+                <w:rFonts w:ascii="Verdana" w:hAnsi="Verdana"/>
                 <w:b w:val="0"/>
                 <w:sz w:val="16"/>
               </w:rPr>
@@ -7263,7 +7325,7 @@
             <w:r/>
             <w:r>
               <w:rPr>
-                <w:rFonts w:ascii="Arial" w:hAnsi="Arial"/>
+                <w:rFonts w:ascii="Verdana" w:hAnsi="Verdana"/>
                 <w:b w:val="0"/>
                 <w:sz w:val="16"/>
               </w:rPr>
@@ -7279,7 +7341,7 @@
             <w:r/>
             <w:r>
               <w:rPr>
-                <w:rFonts w:ascii="Arial" w:hAnsi="Arial"/>
+                <w:rFonts w:ascii="Verdana" w:hAnsi="Verdana"/>
                 <w:b w:val="0"/>
                 <w:sz w:val="16"/>
               </w:rPr>
@@ -7295,7 +7357,7 @@
             <w:r/>
             <w:r>
               <w:rPr>
-                <w:rFonts w:ascii="Arial" w:hAnsi="Arial"/>
+                <w:rFonts w:ascii="Verdana" w:hAnsi="Verdana"/>
                 <w:b w:val="0"/>
                 <w:sz w:val="16"/>
               </w:rPr>
@@ -7312,7 +7374,7 @@
             <w:r/>
             <w:r>
               <w:rPr>
-                <w:rFonts w:ascii="Arial" w:hAnsi="Arial"/>
+                <w:rFonts w:ascii="Verdana" w:hAnsi="Verdana"/>
                 <w:b w:val="0"/>
                 <w:sz w:val="16"/>
               </w:rPr>
@@ -7328,7 +7390,7 @@
             <w:r/>
             <w:r>
               <w:rPr>
-                <w:rFonts w:ascii="Arial" w:hAnsi="Arial"/>
+                <w:rFonts w:ascii="Verdana" w:hAnsi="Verdana"/>
                 <w:b w:val="0"/>
                 <w:sz w:val="16"/>
               </w:rPr>
@@ -7344,7 +7406,7 @@
             <w:r/>
             <w:r>
               <w:rPr>
-                <w:rFonts w:ascii="Arial" w:hAnsi="Arial"/>
+                <w:rFonts w:ascii="Verdana" w:hAnsi="Verdana"/>
                 <w:b w:val="0"/>
                 <w:sz w:val="16"/>
               </w:rPr>
@@ -7361,7 +7423,7 @@
             <w:r/>
             <w:r>
               <w:rPr>
-                <w:rFonts w:ascii="Arial" w:hAnsi="Arial"/>
+                <w:rFonts w:ascii="Verdana" w:hAnsi="Verdana"/>
                 <w:b w:val="0"/>
                 <w:sz w:val="16"/>
               </w:rPr>
@@ -7377,7 +7439,7 @@
             <w:r/>
             <w:r>
               <w:rPr>
-                <w:rFonts w:ascii="Arial" w:hAnsi="Arial"/>
+                <w:rFonts w:ascii="Verdana" w:hAnsi="Verdana"/>
                 <w:b w:val="0"/>
                 <w:sz w:val="16"/>
               </w:rPr>
@@ -7393,7 +7455,7 @@
             <w:r/>
             <w:r>
               <w:rPr>
-                <w:rFonts w:ascii="Arial" w:hAnsi="Arial"/>
+                <w:rFonts w:ascii="Verdana" w:hAnsi="Verdana"/>
                 <w:b w:val="0"/>
                 <w:sz w:val="16"/>
               </w:rPr>
@@ -7410,7 +7472,7 @@
             <w:r/>
             <w:r>
               <w:rPr>
-                <w:rFonts w:ascii="Arial" w:hAnsi="Arial"/>
+                <w:rFonts w:ascii="Verdana" w:hAnsi="Verdana"/>
                 <w:b w:val="0"/>
                 <w:sz w:val="16"/>
               </w:rPr>
@@ -7426,7 +7488,7 @@
             <w:r/>
             <w:r>
               <w:rPr>
-                <w:rFonts w:ascii="Arial" w:hAnsi="Arial"/>
+                <w:rFonts w:ascii="Verdana" w:hAnsi="Verdana"/>
                 <w:b w:val="0"/>
                 <w:sz w:val="16"/>
               </w:rPr>
@@ -7442,7 +7504,7 @@
             <w:r/>
             <w:r>
               <w:rPr>
-                <w:rFonts w:ascii="Arial" w:hAnsi="Arial"/>
+                <w:rFonts w:ascii="Verdana" w:hAnsi="Verdana"/>
                 <w:b w:val="0"/>
                 <w:sz w:val="16"/>
               </w:rPr>
@@ -7459,7 +7521,7 @@
             <w:r/>
             <w:r>
               <w:rPr>
-                <w:rFonts w:ascii="Arial" w:hAnsi="Arial"/>
+                <w:rFonts w:ascii="Verdana" w:hAnsi="Verdana"/>
                 <w:b w:val="0"/>
                 <w:sz w:val="16"/>
               </w:rPr>
@@ -7475,7 +7537,7 @@
             <w:r/>
             <w:r>
               <w:rPr>
-                <w:rFonts w:ascii="Arial" w:hAnsi="Arial"/>
+                <w:rFonts w:ascii="Verdana" w:hAnsi="Verdana"/>
                 <w:b w:val="0"/>
                 <w:sz w:val="16"/>
               </w:rPr>
@@ -7491,7 +7553,7 @@
             <w:r/>
             <w:r>
               <w:rPr>
-                <w:rFonts w:ascii="Arial" w:hAnsi="Arial"/>
+                <w:rFonts w:ascii="Verdana" w:hAnsi="Verdana"/>
                 <w:b w:val="0"/>
                 <w:sz w:val="16"/>
               </w:rPr>
@@ -7508,7 +7570,7 @@
             <w:r/>
             <w:r>
               <w:rPr>
-                <w:rFonts w:ascii="Arial" w:hAnsi="Arial"/>
+                <w:rFonts w:ascii="Verdana" w:hAnsi="Verdana"/>
                 <w:b w:val="0"/>
                 <w:sz w:val="16"/>
               </w:rPr>
@@ -7524,7 +7586,7 @@
             <w:r/>
             <w:r>
               <w:rPr>
-                <w:rFonts w:ascii="Arial" w:hAnsi="Arial"/>
+                <w:rFonts w:ascii="Verdana" w:hAnsi="Verdana"/>
                 <w:b w:val="0"/>
                 <w:sz w:val="16"/>
               </w:rPr>
@@ -7540,7 +7602,7 @@
             <w:r/>
             <w:r>
               <w:rPr>
-                <w:rFonts w:ascii="Arial" w:hAnsi="Arial"/>
+                <w:rFonts w:ascii="Verdana" w:hAnsi="Verdana"/>
                 <w:b w:val="0"/>
                 <w:sz w:val="16"/>
               </w:rPr>
@@ -7557,7 +7619,7 @@
             <w:r/>
             <w:r>
               <w:rPr>
-                <w:rFonts w:ascii="Arial" w:hAnsi="Arial"/>
+                <w:rFonts w:ascii="Verdana" w:hAnsi="Verdana"/>
                 <w:b w:val="0"/>
                 <w:sz w:val="16"/>
               </w:rPr>
@@ -7573,7 +7635,7 @@
             <w:r/>
             <w:r>
               <w:rPr>
-                <w:rFonts w:ascii="Arial" w:hAnsi="Arial"/>
+                <w:rFonts w:ascii="Verdana" w:hAnsi="Verdana"/>
                 <w:b w:val="0"/>
                 <w:sz w:val="16"/>
               </w:rPr>
@@ -7589,7 +7651,7 @@
             <w:r/>
             <w:r>
               <w:rPr>
-                <w:rFonts w:ascii="Arial" w:hAnsi="Arial"/>
+                <w:rFonts w:ascii="Verdana" w:hAnsi="Verdana"/>
                 <w:b w:val="0"/>
                 <w:sz w:val="16"/>
               </w:rPr>
@@ -7606,7 +7668,7 @@
             <w:r/>
             <w:r>
               <w:rPr>
-                <w:rFonts w:ascii="Arial" w:hAnsi="Arial"/>
+                <w:rFonts w:ascii="Verdana" w:hAnsi="Verdana"/>
                 <w:b w:val="0"/>
                 <w:sz w:val="16"/>
               </w:rPr>
@@ -7622,7 +7684,7 @@
             <w:r/>
             <w:r>
               <w:rPr>
-                <w:rFonts w:ascii="Arial" w:hAnsi="Arial"/>
+                <w:rFonts w:ascii="Verdana" w:hAnsi="Verdana"/>
                 <w:b w:val="0"/>
                 <w:sz w:val="16"/>
               </w:rPr>
@@ -7638,7 +7700,7 @@
             <w:r/>
             <w:r>
               <w:rPr>
-                <w:rFonts w:ascii="Arial" w:hAnsi="Arial"/>
+                <w:rFonts w:ascii="Verdana" w:hAnsi="Verdana"/>
                 <w:b w:val="0"/>
                 <w:sz w:val="16"/>
               </w:rPr>
@@ -7655,7 +7717,7 @@
             <w:r/>
             <w:r>
               <w:rPr>
-                <w:rFonts w:ascii="Arial" w:hAnsi="Arial"/>
+                <w:rFonts w:ascii="Verdana" w:hAnsi="Verdana"/>
                 <w:b w:val="0"/>
                 <w:sz w:val="16"/>
               </w:rPr>
@@ -7671,7 +7733,7 @@
             <w:r/>
             <w:r>
               <w:rPr>
-                <w:rFonts w:ascii="Arial" w:hAnsi="Arial"/>
+                <w:rFonts w:ascii="Verdana" w:hAnsi="Verdana"/>
                 <w:b w:val="0"/>
                 <w:sz w:val="16"/>
               </w:rPr>
@@ -7687,7 +7749,7 @@
             <w:r/>
             <w:r>
               <w:rPr>
-                <w:rFonts w:ascii="Arial" w:hAnsi="Arial"/>
+                <w:rFonts w:ascii="Verdana" w:hAnsi="Verdana"/>
                 <w:b w:val="0"/>
                 <w:sz w:val="16"/>
               </w:rPr>
@@ -7700,7 +7762,7 @@
     <w:p>
       <w:r>
         <w:rPr>
-          <w:rFonts w:ascii="Arial" w:hAnsi="Arial"/>
+          <w:rFonts w:ascii="Verdana" w:hAnsi="Verdana"/>
           <w:b/>
           <w:sz w:val="18"/>
         </w:rPr>
@@ -7713,6 +7775,20 @@
         <w:tblW w:type="auto" w:w="0"/>
         <w:jc w:val="center"/>
         <w:tblLook w:firstColumn="1" w:firstRow="1" w:lastColumn="0" w:lastRow="0" w:noHBand="0" w:noVBand="1" w:val="04A0"/>
+        <w:tblBorders>
+          <w:top w:val="single" w:sz="4" w:space="0" w:color="595959"/>
+          <w:left w:val="single" w:sz="4" w:space="0" w:color="595959"/>
+          <w:bottom w:val="single" w:sz="4" w:space="0" w:color="595959"/>
+          <w:right w:val="single" w:sz="4" w:space="0" w:color="595959"/>
+          <w:insideH w:val="single" w:sz="4" w:space="0" w:color="595959"/>
+          <w:insideV w:val="single" w:sz="4" w:space="0" w:color="595959"/>
+        </w:tblBorders>
+        <w:tblCellMar>
+          <w:top w:w="85" w:type="dxa"/>
+          <w:left w:w="85" w:type="dxa"/>
+          <w:bottom w:w="85" w:type="dxa"/>
+          <w:right w:w="85" w:type="dxa"/>
+        </w:tblCellMar>
       </w:tblPr>
       <w:tblGrid>
         <w:gridCol w:w="5046"/>
@@ -7722,61 +7798,52 @@
       <w:tr>
         <w:tc>
           <w:tcPr>
-            <w:tcW w:type="dxa" w:w="5046"/>
-            <w:shd w:val="clear" w:color="auto" w:fill="D9E2F3"/>
-          </w:tcPr>
-          <w:p>
-            <w:pPr>
-              <w:jc w:val="center"/>
-            </w:pPr>
-            <w:r/>
-            <w:r>
-              <w:rPr>
-                <w:rFonts w:ascii="Arial" w:hAnsi="Arial"/>
-                <w:b/>
-                <w:sz w:val="16"/>
-              </w:rPr>
-              <w:t>Code Figure</w:t>
-            </w:r>
-          </w:p>
-        </w:tc>
-        <w:tc>
-          <w:tcPr>
-            <w:tcW w:type="dxa" w:w="5046"/>
-            <w:shd w:val="clear" w:color="auto" w:fill="D9E2F3"/>
-          </w:tcPr>
-          <w:p>
-            <w:pPr>
-              <w:jc w:val="center"/>
-            </w:pPr>
-            <w:r/>
-            <w:r>
-              <w:rPr>
-                <w:rFonts w:ascii="Arial" w:hAnsi="Arial"/>
-                <w:b/>
-                <w:sz w:val="16"/>
-              </w:rPr>
-              <w:t>Entry Name</w:t>
-            </w:r>
-          </w:p>
-        </w:tc>
-        <w:tc>
-          <w:tcPr>
-            <w:tcW w:type="dxa" w:w="5046"/>
-            <w:shd w:val="clear" w:color="auto" w:fill="D9E2F3"/>
-          </w:tcPr>
-          <w:p>
-            <w:pPr>
-              <w:jc w:val="center"/>
-            </w:pPr>
-            <w:r/>
-            <w:r>
-              <w:rPr>
-                <w:rFonts w:ascii="Arial" w:hAnsi="Arial"/>
-                <w:b/>
-                <w:sz w:val="16"/>
-              </w:rPr>
-              <w:t>Note</w:t>
+            <w:tcW w:type="dxa" w:w="1134"/>
+            <w:shd w:val="clear" w:color="auto" w:fill="D9D9D9"/>
+          </w:tcPr>
+          <w:p>
+            <w:r/>
+            <w:r>
+              <w:rPr>
+                <w:rFonts w:ascii="Verdana" w:hAnsi="Verdana"/>
+                <w:b w:val="0"/>
+                <w:sz w:val="16"/>
+              </w:rPr>
+              <w:t>CHIFFRE DU CODE</w:t>
+            </w:r>
+          </w:p>
+        </w:tc>
+        <w:tc>
+          <w:tcPr>
+            <w:tcW w:type="dxa" w:w="5046"/>
+            <w:shd w:val="clear" w:color="auto" w:fill="D9D9D9"/>
+          </w:tcPr>
+          <w:p>
+            <w:r/>
+            <w:r>
+              <w:rPr>
+                <w:rFonts w:ascii="Verdana" w:hAnsi="Verdana"/>
+                <w:b w:val="0"/>
+                <w:sz w:val="16"/>
+              </w:rPr>
+              <w:t>SIGNIFICATION</w:t>
+            </w:r>
+          </w:p>
+        </w:tc>
+        <w:tc>
+          <w:tcPr>
+            <w:tcW w:type="dxa" w:w="5046"/>
+            <w:shd w:val="clear" w:color="auto" w:fill="D9D9D9"/>
+          </w:tcPr>
+          <w:p>
+            <w:r/>
+            <w:r>
+              <w:rPr>
+                <w:rFonts w:ascii="Verdana" w:hAnsi="Verdana"/>
+                <w:b w:val="0"/>
+                <w:sz w:val="16"/>
+              </w:rPr>
+              <w:t>NOTE</w:t>
             </w:r>
           </w:p>
         </w:tc>
@@ -7790,7 +7857,7 @@
             <w:r/>
             <w:r>
               <w:rPr>
-                <w:rFonts w:ascii="Arial" w:hAnsi="Arial"/>
+                <w:rFonts w:ascii="Verdana" w:hAnsi="Verdana"/>
                 <w:b w:val="0"/>
                 <w:sz w:val="16"/>
               </w:rPr>
@@ -7806,7 +7873,7 @@
             <w:r/>
             <w:r>
               <w:rPr>
-                <w:rFonts w:ascii="Arial" w:hAnsi="Arial"/>
+                <w:rFonts w:ascii="Verdana" w:hAnsi="Verdana"/>
                 <w:b w:val="0"/>
                 <w:sz w:val="16"/>
               </w:rPr>
@@ -7822,7 +7889,7 @@
             <w:r/>
             <w:r>
               <w:rPr>
-                <w:rFonts w:ascii="Arial" w:hAnsi="Arial"/>
+                <w:rFonts w:ascii="Verdana" w:hAnsi="Verdana"/>
                 <w:b w:val="0"/>
                 <w:sz w:val="16"/>
               </w:rPr>
@@ -7839,7 +7906,7 @@
             <w:r/>
             <w:r>
               <w:rPr>
-                <w:rFonts w:ascii="Arial" w:hAnsi="Arial"/>
+                <w:rFonts w:ascii="Verdana" w:hAnsi="Verdana"/>
                 <w:b w:val="0"/>
                 <w:sz w:val="16"/>
               </w:rPr>
@@ -7855,7 +7922,7 @@
             <w:r/>
             <w:r>
               <w:rPr>
-                <w:rFonts w:ascii="Arial" w:hAnsi="Arial"/>
+                <w:rFonts w:ascii="Verdana" w:hAnsi="Verdana"/>
                 <w:b w:val="0"/>
                 <w:sz w:val="16"/>
               </w:rPr>
@@ -7871,7 +7938,7 @@
             <w:r/>
             <w:r>
               <w:rPr>
-                <w:rFonts w:ascii="Arial" w:hAnsi="Arial"/>
+                <w:rFonts w:ascii="Verdana" w:hAnsi="Verdana"/>
                 <w:b w:val="0"/>
                 <w:sz w:val="16"/>
               </w:rPr>
@@ -7888,7 +7955,7 @@
             <w:r/>
             <w:r>
               <w:rPr>
-                <w:rFonts w:ascii="Arial" w:hAnsi="Arial"/>
+                <w:rFonts w:ascii="Verdana" w:hAnsi="Verdana"/>
                 <w:b w:val="0"/>
                 <w:sz w:val="16"/>
               </w:rPr>
@@ -7904,7 +7971,7 @@
             <w:r/>
             <w:r>
               <w:rPr>
-                <w:rFonts w:ascii="Arial" w:hAnsi="Arial"/>
+                <w:rFonts w:ascii="Verdana" w:hAnsi="Verdana"/>
                 <w:b w:val="0"/>
                 <w:sz w:val="16"/>
               </w:rPr>
@@ -7920,7 +7987,7 @@
             <w:r/>
             <w:r>
               <w:rPr>
-                <w:rFonts w:ascii="Arial" w:hAnsi="Arial"/>
+                <w:rFonts w:ascii="Verdana" w:hAnsi="Verdana"/>
                 <w:b w:val="0"/>
                 <w:sz w:val="16"/>
               </w:rPr>
@@ -7937,7 +8004,7 @@
             <w:r/>
             <w:r>
               <w:rPr>
-                <w:rFonts w:ascii="Arial" w:hAnsi="Arial"/>
+                <w:rFonts w:ascii="Verdana" w:hAnsi="Verdana"/>
                 <w:b w:val="0"/>
                 <w:sz w:val="16"/>
               </w:rPr>
@@ -7953,7 +8020,7 @@
             <w:r/>
             <w:r>
               <w:rPr>
-                <w:rFonts w:ascii="Arial" w:hAnsi="Arial"/>
+                <w:rFonts w:ascii="Verdana" w:hAnsi="Verdana"/>
                 <w:b w:val="0"/>
                 <w:sz w:val="16"/>
               </w:rPr>
@@ -7969,7 +8036,7 @@
             <w:r/>
             <w:r>
               <w:rPr>
-                <w:rFonts w:ascii="Arial" w:hAnsi="Arial"/>
+                <w:rFonts w:ascii="Verdana" w:hAnsi="Verdana"/>
                 <w:b w:val="0"/>
                 <w:sz w:val="16"/>
               </w:rPr>
@@ -7986,7 +8053,7 @@
             <w:r/>
             <w:r>
               <w:rPr>
-                <w:rFonts w:ascii="Arial" w:hAnsi="Arial"/>
+                <w:rFonts w:ascii="Verdana" w:hAnsi="Verdana"/>
                 <w:b w:val="0"/>
                 <w:sz w:val="16"/>
               </w:rPr>
@@ -8002,7 +8069,7 @@
             <w:r/>
             <w:r>
               <w:rPr>
-                <w:rFonts w:ascii="Arial" w:hAnsi="Arial"/>
+                <w:rFonts w:ascii="Verdana" w:hAnsi="Verdana"/>
                 <w:b w:val="0"/>
                 <w:sz w:val="16"/>
               </w:rPr>
@@ -8018,7 +8085,7 @@
             <w:r/>
             <w:r>
               <w:rPr>
-                <w:rFonts w:ascii="Arial" w:hAnsi="Arial"/>
+                <w:rFonts w:ascii="Verdana" w:hAnsi="Verdana"/>
                 <w:b w:val="0"/>
                 <w:sz w:val="16"/>
               </w:rPr>
@@ -8035,7 +8102,7 @@
             <w:r/>
             <w:r>
               <w:rPr>
-                <w:rFonts w:ascii="Arial" w:hAnsi="Arial"/>
+                <w:rFonts w:ascii="Verdana" w:hAnsi="Verdana"/>
                 <w:b w:val="0"/>
                 <w:sz w:val="16"/>
               </w:rPr>
@@ -8051,7 +8118,7 @@
             <w:r/>
             <w:r>
               <w:rPr>
-                <w:rFonts w:ascii="Arial" w:hAnsi="Arial"/>
+                <w:rFonts w:ascii="Verdana" w:hAnsi="Verdana"/>
                 <w:b w:val="0"/>
                 <w:sz w:val="16"/>
               </w:rPr>
@@ -8067,7 +8134,7 @@
             <w:r/>
             <w:r>
               <w:rPr>
-                <w:rFonts w:ascii="Arial" w:hAnsi="Arial"/>
+                <w:rFonts w:ascii="Verdana" w:hAnsi="Verdana"/>
                 <w:b w:val="0"/>
                 <w:sz w:val="16"/>
               </w:rPr>
@@ -8084,7 +8151,7 @@
             <w:r/>
             <w:r>
               <w:rPr>
-                <w:rFonts w:ascii="Arial" w:hAnsi="Arial"/>
+                <w:rFonts w:ascii="Verdana" w:hAnsi="Verdana"/>
                 <w:b w:val="0"/>
                 <w:sz w:val="16"/>
               </w:rPr>
@@ -8100,7 +8167,7 @@
             <w:r/>
             <w:r>
               <w:rPr>
-                <w:rFonts w:ascii="Arial" w:hAnsi="Arial"/>
+                <w:rFonts w:ascii="Verdana" w:hAnsi="Verdana"/>
                 <w:b w:val="0"/>
                 <w:sz w:val="16"/>
               </w:rPr>
@@ -8116,7 +8183,7 @@
             <w:r/>
             <w:r>
               <w:rPr>
-                <w:rFonts w:ascii="Arial" w:hAnsi="Arial"/>
+                <w:rFonts w:ascii="Verdana" w:hAnsi="Verdana"/>
                 <w:b w:val="0"/>
                 <w:sz w:val="16"/>
               </w:rPr>
@@ -8133,7 +8200,7 @@
             <w:r/>
             <w:r>
               <w:rPr>
-                <w:rFonts w:ascii="Arial" w:hAnsi="Arial"/>
+                <w:rFonts w:ascii="Verdana" w:hAnsi="Verdana"/>
                 <w:b w:val="0"/>
                 <w:sz w:val="16"/>
               </w:rPr>
@@ -8149,7 +8216,7 @@
             <w:r/>
             <w:r>
               <w:rPr>
-                <w:rFonts w:ascii="Arial" w:hAnsi="Arial"/>
+                <w:rFonts w:ascii="Verdana" w:hAnsi="Verdana"/>
                 <w:b w:val="0"/>
                 <w:sz w:val="16"/>
               </w:rPr>
@@ -8165,7 +8232,7 @@
             <w:r/>
             <w:r>
               <w:rPr>
-                <w:rFonts w:ascii="Arial" w:hAnsi="Arial"/>
+                <w:rFonts w:ascii="Verdana" w:hAnsi="Verdana"/>
                 <w:b w:val="0"/>
                 <w:sz w:val="16"/>
               </w:rPr>
@@ -8182,7 +8249,7 @@
             <w:r/>
             <w:r>
               <w:rPr>
-                <w:rFonts w:ascii="Arial" w:hAnsi="Arial"/>
+                <w:rFonts w:ascii="Verdana" w:hAnsi="Verdana"/>
                 <w:b w:val="0"/>
                 <w:sz w:val="16"/>
               </w:rPr>
@@ -8198,7 +8265,7 @@
             <w:r/>
             <w:r>
               <w:rPr>
-                <w:rFonts w:ascii="Arial" w:hAnsi="Arial"/>
+                <w:rFonts w:ascii="Verdana" w:hAnsi="Verdana"/>
                 <w:b w:val="0"/>
                 <w:sz w:val="16"/>
               </w:rPr>
@@ -8214,7 +8281,7 @@
             <w:r/>
             <w:r>
               <w:rPr>
-                <w:rFonts w:ascii="Arial" w:hAnsi="Arial"/>
+                <w:rFonts w:ascii="Verdana" w:hAnsi="Verdana"/>
                 <w:b w:val="0"/>
                 <w:sz w:val="16"/>
               </w:rPr>
@@ -8227,7 +8294,7 @@
     <w:p>
       <w:r>
         <w:rPr>
-          <w:rFonts w:ascii="Arial" w:hAnsi="Arial"/>
+          <w:rFonts w:ascii="Verdana" w:hAnsi="Verdana"/>
           <w:b/>
           <w:sz w:val="18"/>
         </w:rPr>
@@ -8240,6 +8307,20 @@
         <w:tblW w:type="auto" w:w="0"/>
         <w:jc w:val="center"/>
         <w:tblLook w:firstColumn="1" w:firstRow="1" w:lastColumn="0" w:lastRow="0" w:noHBand="0" w:noVBand="1" w:val="04A0"/>
+        <w:tblBorders>
+          <w:top w:val="single" w:sz="4" w:space="0" w:color="595959"/>
+          <w:left w:val="single" w:sz="4" w:space="0" w:color="595959"/>
+          <w:bottom w:val="single" w:sz="4" w:space="0" w:color="595959"/>
+          <w:right w:val="single" w:sz="4" w:space="0" w:color="595959"/>
+          <w:insideH w:val="single" w:sz="4" w:space="0" w:color="595959"/>
+          <w:insideV w:val="single" w:sz="4" w:space="0" w:color="595959"/>
+        </w:tblBorders>
+        <w:tblCellMar>
+          <w:top w:w="85" w:type="dxa"/>
+          <w:left w:w="85" w:type="dxa"/>
+          <w:bottom w:w="85" w:type="dxa"/>
+          <w:right w:w="85" w:type="dxa"/>
+        </w:tblCellMar>
       </w:tblPr>
       <w:tblGrid>
         <w:gridCol w:w="5046"/>
@@ -8249,61 +8330,52 @@
       <w:tr>
         <w:tc>
           <w:tcPr>
-            <w:tcW w:type="dxa" w:w="5046"/>
-            <w:shd w:val="clear" w:color="auto" w:fill="D9E2F3"/>
-          </w:tcPr>
-          <w:p>
-            <w:pPr>
-              <w:jc w:val="center"/>
-            </w:pPr>
-            <w:r/>
-            <w:r>
-              <w:rPr>
-                <w:rFonts w:ascii="Arial" w:hAnsi="Arial"/>
-                <w:b/>
-                <w:sz w:val="16"/>
-              </w:rPr>
-              <w:t>Code Figure</w:t>
-            </w:r>
-          </w:p>
-        </w:tc>
-        <w:tc>
-          <w:tcPr>
-            <w:tcW w:type="dxa" w:w="5046"/>
-            <w:shd w:val="clear" w:color="auto" w:fill="D9E2F3"/>
-          </w:tcPr>
-          <w:p>
-            <w:pPr>
-              <w:jc w:val="center"/>
-            </w:pPr>
-            <w:r/>
-            <w:r>
-              <w:rPr>
-                <w:rFonts w:ascii="Arial" w:hAnsi="Arial"/>
-                <w:b/>
-                <w:sz w:val="16"/>
-              </w:rPr>
-              <w:t>Entry Name</w:t>
-            </w:r>
-          </w:p>
-        </w:tc>
-        <w:tc>
-          <w:tcPr>
-            <w:tcW w:type="dxa" w:w="5046"/>
-            <w:shd w:val="clear" w:color="auto" w:fill="D9E2F3"/>
-          </w:tcPr>
-          <w:p>
-            <w:pPr>
-              <w:jc w:val="center"/>
-            </w:pPr>
-            <w:r/>
-            <w:r>
-              <w:rPr>
-                <w:rFonts w:ascii="Arial" w:hAnsi="Arial"/>
-                <w:b/>
-                <w:sz w:val="16"/>
-              </w:rPr>
-              <w:t>Note</w:t>
+            <w:tcW w:type="dxa" w:w="1134"/>
+            <w:shd w:val="clear" w:color="auto" w:fill="D9D9D9"/>
+          </w:tcPr>
+          <w:p>
+            <w:r/>
+            <w:r>
+              <w:rPr>
+                <w:rFonts w:ascii="Verdana" w:hAnsi="Verdana"/>
+                <w:b w:val="0"/>
+                <w:sz w:val="16"/>
+              </w:rPr>
+              <w:t>CHIFFRE DU CODE</w:t>
+            </w:r>
+          </w:p>
+        </w:tc>
+        <w:tc>
+          <w:tcPr>
+            <w:tcW w:type="dxa" w:w="5046"/>
+            <w:shd w:val="clear" w:color="auto" w:fill="D9D9D9"/>
+          </w:tcPr>
+          <w:p>
+            <w:r/>
+            <w:r>
+              <w:rPr>
+                <w:rFonts w:ascii="Verdana" w:hAnsi="Verdana"/>
+                <w:b w:val="0"/>
+                <w:sz w:val="16"/>
+              </w:rPr>
+              <w:t>SIGNIFICATION</w:t>
+            </w:r>
+          </w:p>
+        </w:tc>
+        <w:tc>
+          <w:tcPr>
+            <w:tcW w:type="dxa" w:w="5046"/>
+            <w:shd w:val="clear" w:color="auto" w:fill="D9D9D9"/>
+          </w:tcPr>
+          <w:p>
+            <w:r/>
+            <w:r>
+              <w:rPr>
+                <w:rFonts w:ascii="Verdana" w:hAnsi="Verdana"/>
+                <w:b w:val="0"/>
+                <w:sz w:val="16"/>
+              </w:rPr>
+              <w:t>NOTE</w:t>
             </w:r>
           </w:p>
         </w:tc>
@@ -8317,7 +8389,7 @@
             <w:r/>
             <w:r>
               <w:rPr>
-                <w:rFonts w:ascii="Arial" w:hAnsi="Arial"/>
+                <w:rFonts w:ascii="Verdana" w:hAnsi="Verdana"/>
                 <w:b w:val="0"/>
                 <w:sz w:val="16"/>
               </w:rPr>
@@ -8333,7 +8405,7 @@
             <w:r/>
             <w:r>
               <w:rPr>
-                <w:rFonts w:ascii="Arial" w:hAnsi="Arial"/>
+                <w:rFonts w:ascii="Verdana" w:hAnsi="Verdana"/>
                 <w:b w:val="0"/>
                 <w:sz w:val="16"/>
               </w:rPr>
@@ -8349,7 +8421,7 @@
             <w:r/>
             <w:r>
               <w:rPr>
-                <w:rFonts w:ascii="Arial" w:hAnsi="Arial"/>
+                <w:rFonts w:ascii="Verdana" w:hAnsi="Verdana"/>
                 <w:b w:val="0"/>
                 <w:sz w:val="16"/>
               </w:rPr>
@@ -8366,7 +8438,7 @@
             <w:r/>
             <w:r>
               <w:rPr>
-                <w:rFonts w:ascii="Arial" w:hAnsi="Arial"/>
+                <w:rFonts w:ascii="Verdana" w:hAnsi="Verdana"/>
                 <w:b w:val="0"/>
                 <w:sz w:val="16"/>
               </w:rPr>
@@ -8382,7 +8454,7 @@
             <w:r/>
             <w:r>
               <w:rPr>
-                <w:rFonts w:ascii="Arial" w:hAnsi="Arial"/>
+                <w:rFonts w:ascii="Verdana" w:hAnsi="Verdana"/>
                 <w:b w:val="0"/>
                 <w:sz w:val="16"/>
               </w:rPr>
@@ -8398,7 +8470,7 @@
             <w:r/>
             <w:r>
               <w:rPr>
-                <w:rFonts w:ascii="Arial" w:hAnsi="Arial"/>
+                <w:rFonts w:ascii="Verdana" w:hAnsi="Verdana"/>
                 <w:b w:val="0"/>
                 <w:sz w:val="16"/>
               </w:rPr>
@@ -8415,7 +8487,7 @@
             <w:r/>
             <w:r>
               <w:rPr>
-                <w:rFonts w:ascii="Arial" w:hAnsi="Arial"/>
+                <w:rFonts w:ascii="Verdana" w:hAnsi="Verdana"/>
                 <w:b w:val="0"/>
                 <w:sz w:val="16"/>
               </w:rPr>
@@ -8431,7 +8503,7 @@
             <w:r/>
             <w:r>
               <w:rPr>
-                <w:rFonts w:ascii="Arial" w:hAnsi="Arial"/>
+                <w:rFonts w:ascii="Verdana" w:hAnsi="Verdana"/>
                 <w:b w:val="0"/>
                 <w:sz w:val="16"/>
               </w:rPr>
@@ -8447,7 +8519,7 @@
             <w:r/>
             <w:r>
               <w:rPr>
-                <w:rFonts w:ascii="Arial" w:hAnsi="Arial"/>
+                <w:rFonts w:ascii="Verdana" w:hAnsi="Verdana"/>
                 <w:b w:val="0"/>
                 <w:sz w:val="16"/>
               </w:rPr>
@@ -8464,7 +8536,7 @@
             <w:r/>
             <w:r>
               <w:rPr>
-                <w:rFonts w:ascii="Arial" w:hAnsi="Arial"/>
+                <w:rFonts w:ascii="Verdana" w:hAnsi="Verdana"/>
                 <w:b w:val="0"/>
                 <w:sz w:val="16"/>
               </w:rPr>
@@ -8480,7 +8552,7 @@
             <w:r/>
             <w:r>
               <w:rPr>
-                <w:rFonts w:ascii="Arial" w:hAnsi="Arial"/>
+                <w:rFonts w:ascii="Verdana" w:hAnsi="Verdana"/>
                 <w:b w:val="0"/>
                 <w:sz w:val="16"/>
               </w:rPr>
@@ -8496,7 +8568,7 @@
             <w:r/>
             <w:r>
               <w:rPr>
-                <w:rFonts w:ascii="Arial" w:hAnsi="Arial"/>
+                <w:rFonts w:ascii="Verdana" w:hAnsi="Verdana"/>
                 <w:b w:val="0"/>
                 <w:sz w:val="16"/>
               </w:rPr>
@@ -8513,7 +8585,7 @@
             <w:r/>
             <w:r>
               <w:rPr>
-                <w:rFonts w:ascii="Arial" w:hAnsi="Arial"/>
+                <w:rFonts w:ascii="Verdana" w:hAnsi="Verdana"/>
                 <w:b w:val="0"/>
                 <w:sz w:val="16"/>
               </w:rPr>
@@ -8529,7 +8601,7 @@
             <w:r/>
             <w:r>
               <w:rPr>
-                <w:rFonts w:ascii="Arial" w:hAnsi="Arial"/>
+                <w:rFonts w:ascii="Verdana" w:hAnsi="Verdana"/>
                 <w:b w:val="0"/>
                 <w:sz w:val="16"/>
               </w:rPr>
@@ -8545,7 +8617,7 @@
             <w:r/>
             <w:r>
               <w:rPr>
-                <w:rFonts w:ascii="Arial" w:hAnsi="Arial"/>
+                <w:rFonts w:ascii="Verdana" w:hAnsi="Verdana"/>
                 <w:b w:val="0"/>
                 <w:sz w:val="16"/>
               </w:rPr>
@@ -8558,7 +8630,7 @@
     <w:p>
       <w:r>
         <w:rPr>
-          <w:rFonts w:ascii="Arial" w:hAnsi="Arial"/>
+          <w:rFonts w:ascii="Verdana" w:hAnsi="Verdana"/>
           <w:b/>
           <w:sz w:val="18"/>
         </w:rPr>
@@ -8571,6 +8643,20 @@
         <w:tblW w:type="auto" w:w="0"/>
         <w:jc w:val="center"/>
         <w:tblLook w:firstColumn="1" w:firstRow="1" w:lastColumn="0" w:lastRow="0" w:noHBand="0" w:noVBand="1" w:val="04A0"/>
+        <w:tblBorders>
+          <w:top w:val="single" w:sz="4" w:space="0" w:color="595959"/>
+          <w:left w:val="single" w:sz="4" w:space="0" w:color="595959"/>
+          <w:bottom w:val="single" w:sz="4" w:space="0" w:color="595959"/>
+          <w:right w:val="single" w:sz="4" w:space="0" w:color="595959"/>
+          <w:insideH w:val="single" w:sz="4" w:space="0" w:color="595959"/>
+          <w:insideV w:val="single" w:sz="4" w:space="0" w:color="595959"/>
+        </w:tblBorders>
+        <w:tblCellMar>
+          <w:top w:w="85" w:type="dxa"/>
+          <w:left w:w="85" w:type="dxa"/>
+          <w:bottom w:w="85" w:type="dxa"/>
+          <w:right w:w="85" w:type="dxa"/>
+        </w:tblCellMar>
       </w:tblPr>
       <w:tblGrid>
         <w:gridCol w:w="5046"/>
@@ -8580,61 +8666,52 @@
       <w:tr>
         <w:tc>
           <w:tcPr>
-            <w:tcW w:type="dxa" w:w="5046"/>
-            <w:shd w:val="clear" w:color="auto" w:fill="D9E2F3"/>
-          </w:tcPr>
-          <w:p>
-            <w:pPr>
-              <w:jc w:val="center"/>
-            </w:pPr>
-            <w:r/>
-            <w:r>
-              <w:rPr>
-                <w:rFonts w:ascii="Arial" w:hAnsi="Arial"/>
-                <w:b/>
-                <w:sz w:val="16"/>
-              </w:rPr>
-              <w:t>Code Figure</w:t>
-            </w:r>
-          </w:p>
-        </w:tc>
-        <w:tc>
-          <w:tcPr>
-            <w:tcW w:type="dxa" w:w="5046"/>
-            <w:shd w:val="clear" w:color="auto" w:fill="D9E2F3"/>
-          </w:tcPr>
-          <w:p>
-            <w:pPr>
-              <w:jc w:val="center"/>
-            </w:pPr>
-            <w:r/>
-            <w:r>
-              <w:rPr>
-                <w:rFonts w:ascii="Arial" w:hAnsi="Arial"/>
-                <w:b/>
-                <w:sz w:val="16"/>
-              </w:rPr>
-              <w:t>Entry Name</w:t>
-            </w:r>
-          </w:p>
-        </w:tc>
-        <w:tc>
-          <w:tcPr>
-            <w:tcW w:type="dxa" w:w="5046"/>
-            <w:shd w:val="clear" w:color="auto" w:fill="D9E2F3"/>
-          </w:tcPr>
-          <w:p>
-            <w:pPr>
-              <w:jc w:val="center"/>
-            </w:pPr>
-            <w:r/>
-            <w:r>
-              <w:rPr>
-                <w:rFonts w:ascii="Arial" w:hAnsi="Arial"/>
-                <w:b/>
-                <w:sz w:val="16"/>
-              </w:rPr>
-              <w:t>Note</w:t>
+            <w:tcW w:type="dxa" w:w="1134"/>
+            <w:shd w:val="clear" w:color="auto" w:fill="D9D9D9"/>
+          </w:tcPr>
+          <w:p>
+            <w:r/>
+            <w:r>
+              <w:rPr>
+                <w:rFonts w:ascii="Verdana" w:hAnsi="Verdana"/>
+                <w:b w:val="0"/>
+                <w:sz w:val="16"/>
+              </w:rPr>
+              <w:t>CHIFFRE DU CODE</w:t>
+            </w:r>
+          </w:p>
+        </w:tc>
+        <w:tc>
+          <w:tcPr>
+            <w:tcW w:type="dxa" w:w="5046"/>
+            <w:shd w:val="clear" w:color="auto" w:fill="D9D9D9"/>
+          </w:tcPr>
+          <w:p>
+            <w:r/>
+            <w:r>
+              <w:rPr>
+                <w:rFonts w:ascii="Verdana" w:hAnsi="Verdana"/>
+                <w:b w:val="0"/>
+                <w:sz w:val="16"/>
+              </w:rPr>
+              <w:t>SIGNIFICATION</w:t>
+            </w:r>
+          </w:p>
+        </w:tc>
+        <w:tc>
+          <w:tcPr>
+            <w:tcW w:type="dxa" w:w="5046"/>
+            <w:shd w:val="clear" w:color="auto" w:fill="D9D9D9"/>
+          </w:tcPr>
+          <w:p>
+            <w:r/>
+            <w:r>
+              <w:rPr>
+                <w:rFonts w:ascii="Verdana" w:hAnsi="Verdana"/>
+                <w:b w:val="0"/>
+                <w:sz w:val="16"/>
+              </w:rPr>
+              <w:t>NOTE</w:t>
             </w:r>
           </w:p>
         </w:tc>
@@ -8648,7 +8725,7 @@
             <w:r/>
             <w:r>
               <w:rPr>
-                <w:rFonts w:ascii="Arial" w:hAnsi="Arial"/>
+                <w:rFonts w:ascii="Verdana" w:hAnsi="Verdana"/>
                 <w:b w:val="0"/>
                 <w:sz w:val="16"/>
               </w:rPr>
@@ -8664,7 +8741,7 @@
             <w:r/>
             <w:r>
               <w:rPr>
-                <w:rFonts w:ascii="Arial" w:hAnsi="Arial"/>
+                <w:rFonts w:ascii="Verdana" w:hAnsi="Verdana"/>
                 <w:b w:val="0"/>
                 <w:sz w:val="16"/>
               </w:rPr>
@@ -8680,7 +8757,7 @@
             <w:r/>
             <w:r>
               <w:rPr>
-                <w:rFonts w:ascii="Arial" w:hAnsi="Arial"/>
+                <w:rFonts w:ascii="Verdana" w:hAnsi="Verdana"/>
                 <w:b w:val="0"/>
                 <w:sz w:val="16"/>
               </w:rPr>
@@ -8697,7 +8774,7 @@
             <w:r/>
             <w:r>
               <w:rPr>
-                <w:rFonts w:ascii="Arial" w:hAnsi="Arial"/>
+                <w:rFonts w:ascii="Verdana" w:hAnsi="Verdana"/>
                 <w:b w:val="0"/>
                 <w:sz w:val="16"/>
               </w:rPr>
@@ -8713,7 +8790,7 @@
             <w:r/>
             <w:r>
               <w:rPr>
-                <w:rFonts w:ascii="Arial" w:hAnsi="Arial"/>
+                <w:rFonts w:ascii="Verdana" w:hAnsi="Verdana"/>
                 <w:b w:val="0"/>
                 <w:sz w:val="16"/>
               </w:rPr>
@@ -8729,7 +8806,7 @@
             <w:r/>
             <w:r>
               <w:rPr>
-                <w:rFonts w:ascii="Arial" w:hAnsi="Arial"/>
+                <w:rFonts w:ascii="Verdana" w:hAnsi="Verdana"/>
                 <w:b w:val="0"/>
                 <w:sz w:val="16"/>
               </w:rPr>
@@ -8746,7 +8823,7 @@
             <w:r/>
             <w:r>
               <w:rPr>
-                <w:rFonts w:ascii="Arial" w:hAnsi="Arial"/>
+                <w:rFonts w:ascii="Verdana" w:hAnsi="Verdana"/>
                 <w:b w:val="0"/>
                 <w:sz w:val="16"/>
               </w:rPr>
@@ -8762,7 +8839,7 @@
             <w:r/>
             <w:r>
               <w:rPr>
-                <w:rFonts w:ascii="Arial" w:hAnsi="Arial"/>
+                <w:rFonts w:ascii="Verdana" w:hAnsi="Verdana"/>
                 <w:b w:val="0"/>
                 <w:sz w:val="16"/>
               </w:rPr>
@@ -8778,7 +8855,7 @@
             <w:r/>
             <w:r>
               <w:rPr>
-                <w:rFonts w:ascii="Arial" w:hAnsi="Arial"/>
+                <w:rFonts w:ascii="Verdana" w:hAnsi="Verdana"/>
                 <w:b w:val="0"/>
                 <w:sz w:val="16"/>
               </w:rPr>
@@ -8795,7 +8872,7 @@
             <w:r/>
             <w:r>
               <w:rPr>
-                <w:rFonts w:ascii="Arial" w:hAnsi="Arial"/>
+                <w:rFonts w:ascii="Verdana" w:hAnsi="Verdana"/>
                 <w:b w:val="0"/>
                 <w:sz w:val="16"/>
               </w:rPr>
@@ -8811,7 +8888,7 @@
             <w:r/>
             <w:r>
               <w:rPr>
-                <w:rFonts w:ascii="Arial" w:hAnsi="Arial"/>
+                <w:rFonts w:ascii="Verdana" w:hAnsi="Verdana"/>
                 <w:b w:val="0"/>
                 <w:sz w:val="16"/>
               </w:rPr>
@@ -8827,7 +8904,7 @@
             <w:r/>
             <w:r>
               <w:rPr>
-                <w:rFonts w:ascii="Arial" w:hAnsi="Arial"/>
+                <w:rFonts w:ascii="Verdana" w:hAnsi="Verdana"/>
                 <w:b w:val="0"/>
                 <w:sz w:val="16"/>
               </w:rPr>
@@ -8844,7 +8921,7 @@
             <w:r/>
             <w:r>
               <w:rPr>
-                <w:rFonts w:ascii="Arial" w:hAnsi="Arial"/>
+                <w:rFonts w:ascii="Verdana" w:hAnsi="Verdana"/>
                 <w:b w:val="0"/>
                 <w:sz w:val="16"/>
               </w:rPr>
@@ -8860,7 +8937,7 @@
             <w:r/>
             <w:r>
               <w:rPr>
-                <w:rFonts w:ascii="Arial" w:hAnsi="Arial"/>
+                <w:rFonts w:ascii="Verdana" w:hAnsi="Verdana"/>
                 <w:b w:val="0"/>
                 <w:sz w:val="16"/>
               </w:rPr>
@@ -8876,7 +8953,7 @@
             <w:r/>
             <w:r>
               <w:rPr>
-                <w:rFonts w:ascii="Arial" w:hAnsi="Arial"/>
+                <w:rFonts w:ascii="Verdana" w:hAnsi="Verdana"/>
                 <w:b w:val="0"/>
                 <w:sz w:val="16"/>
               </w:rPr>

--- a/docx/fr/BUFRCREX_CodeFlag_fr_19.docx
+++ b/docx/fr/BUFRCREX_CodeFlag_fr_19.docx
@@ -22,7 +22,7 @@
           <w:b/>
           <w:sz w:val="18"/>
         </w:rPr>
-        <w:t>019001  Type de la caractéristique synoptique</w:t>
+        <w:t>0 19 001  Type de la caractéristique synoptique</w:t>
       </w:r>
     </w:p>
     <w:tbl>
@@ -554,7 +554,7 @@
           <w:b/>
           <w:sz w:val="18"/>
         </w:rPr>
-        <w:t>019008  Extension verticale de la circulation</w:t>
+        <w:t>0 19 008  Extension verticale de la circulation</w:t>
       </w:r>
     </w:p>
     <w:tbl>
@@ -939,7 +939,7 @@
           <w:b/>
           <w:sz w:val="18"/>
         </w:rPr>
-        <w:t>019010  Méthode d'obtention du centre de la caractéristique synoptique</w:t>
+        <w:t>0 19 010  Méthode d'obtention du centre de la caractéristique synoptique</w:t>
       </w:r>
     </w:p>
     <w:tbl>
@@ -1226,7 +1226,7 @@
           <w:b/>
           <w:sz w:val="18"/>
         </w:rPr>
-        <w:t>019100  Période pour laquelle a été calculé le déplacement du cyclone tropical</w:t>
+        <w:t>0 19 100  Période pour laquelle a été calculé le déplacement du cyclone tropical</w:t>
       </w:r>
     </w:p>
     <w:tbl>
@@ -1856,7 +1856,7 @@
           <w:b/>
           <w:sz w:val="18"/>
         </w:rPr>
-        <w:t>019101  Précision de la position du centre du cyclone tropical</w:t>
+        <w:t>0 19 101  Précision de la position du centre du cyclone tropical</w:t>
       </w:r>
     </w:p>
     <w:tbl>
@@ -2535,7 +2535,7 @@
           <w:b/>
           <w:sz w:val="18"/>
         </w:rPr>
-        <w:t>019102  Configuration et définition de l'œil du cyclone tropical</w:t>
+        <w:t>0 19 102  Configuration et définition de l'œil du cyclone tropical</w:t>
       </w:r>
     </w:p>
     <w:tbl>
@@ -3160,7 +3160,7 @@
           <w:b/>
           <w:sz w:val="18"/>
         </w:rPr>
-        <w:t>019103  Diamètre ou longueur de l'axe principal de l'œil du cyclone tropical</w:t>
+        <w:t>0 19 103  Diamètre ou longueur de l'axe principal de l'œil du cyclone tropical</w:t>
       </w:r>
     </w:p>
     <w:tbl>
@@ -3888,7 +3888,7 @@
           <w:b/>
           <w:sz w:val="18"/>
         </w:rPr>
-        <w:t>019104  Évolution du caractère de l'œil durant les 30 minutes précédentes</w:t>
+        <w:t>0 19 104  Évolution du caractère de l'œil durant les 30 minutes précédentes</w:t>
       </w:r>
     </w:p>
     <w:tbl>
@@ -4616,7 +4616,7 @@
           <w:b/>
           <w:sz w:val="18"/>
         </w:rPr>
-        <w:t>019105  Distance entre l'extrémité de la bande en spirale et le centre du cyclone tropical</w:t>
+        <w:t>0 19 105  Distance entre l'extrémité de la bande en spirale et le centre du cyclone tropical</w:t>
       </w:r>
     </w:p>
     <w:tbl>
@@ -5295,7 +5295,7 @@
           <w:b/>
           <w:sz w:val="18"/>
         </w:rPr>
-        <w:t>019107  Période sur laquelle a été calculé le déplacement du cyclone tropical</w:t>
+        <w:t>0 19 107  Période sur laquelle a été calculé le déplacement du cyclone tropical</w:t>
       </w:r>
     </w:p>
     <w:tbl>
@@ -5974,7 +5974,7 @@
           <w:b/>
           <w:sz w:val="18"/>
         </w:rPr>
-        <w:t>019108  Précision de la position géographique du cyclone tropical</w:t>
+        <w:t>0 19 108  Précision de la position géographique du cyclone tropical</w:t>
       </w:r>
     </w:p>
     <w:tbl>
@@ -6457,7 +6457,7 @@
           <w:b/>
           <w:sz w:val="18"/>
         </w:rPr>
-        <w:t>019109  Diamètre moyen de la couverture nuageuse du cyclone tropical</w:t>
+        <w:t>0 19 109  Diamètre moyen de la couverture nuageuse du cyclone tropical</w:t>
       </w:r>
     </w:p>
     <w:tbl>
@@ -7185,7 +7185,7 @@
           <w:b/>
           <w:sz w:val="18"/>
         </w:rPr>
-        <w:t>019110  Variation apparente de l'intensité du cyclone tropical, à 24 heures d'intervalle</w:t>
+        <w:t>0 19 110  Variation apparente de l'intensité du cyclone tropical, à 24 heures d'intervalle</w:t>
       </w:r>
     </w:p>
     <w:tbl>
@@ -7766,7 +7766,7 @@
           <w:b/>
           <w:sz w:val="18"/>
         </w:rPr>
-        <w:t>019113  Configuration nuageuse correspondant au nombre DT</w:t>
+        <w:t>0 19 113  Configuration nuageuse correspondant au nombre DT</w:t>
       </w:r>
     </w:p>
     <w:tbl>
@@ -8298,7 +8298,7 @@
           <w:b/>
           <w:sz w:val="18"/>
         </w:rPr>
-        <w:t>019117  Type d'image de nuages correspondant au nombre PT</w:t>
+        <w:t>0 19 117  Type d'image de nuages correspondant au nombre PT</w:t>
       </w:r>
     </w:p>
     <w:tbl>
@@ -8634,7 +8634,7 @@
           <w:b/>
           <w:sz w:val="18"/>
         </w:rPr>
-        <w:t>019119  Type du nombre T final</w:t>
+        <w:t>0 19 119  Type du nombre T final</w:t>
       </w:r>
     </w:p>
     <w:tbl>

--- a/docx/fr/BUFRCREX_CodeFlag_fr_19.docx
+++ b/docx/fr/BUFRCREX_CodeFlag_fr_19.docx
@@ -13,6 +13,566 @@
           <w:sz w:val="22"/>
         </w:rPr>
         <w:t>Classe 19</w:t>
+      </w:r>
+    </w:p>
+    <w:p>
+      <w:r>
+        <w:rPr>
+          <w:rFonts w:ascii="Verdana" w:hAnsi="Verdana"/>
+          <w:i/>
+          <w:sz w:val="14"/>
+        </w:rPr>
+        <w:t>Note 2: (voir Note 1) 1) Pour l’emploi du chiffre du code 15, voir la règle 12.1.4. 2) «Clair» et «couvert» portent les chiffres 0 et 8 respectivement.</w:t>
+      </w:r>
+    </w:p>
+    <w:p>
+      <w:r>
+        <w:rPr>
+          <w:rFonts w:ascii="Verdana" w:hAnsi="Verdana"/>
+          <w:i/>
+          <w:sz w:val="14"/>
+        </w:rPr>
+        <w:t>Note 5: (0 = bonne; 1 = mauvaise)</w:t>
+      </w:r>
+    </w:p>
+    <w:p>
+      <w:r>
+        <w:rPr>
+          <w:rFonts w:ascii="Verdana" w:hAnsi="Verdana"/>
+          <w:i/>
+          <w:sz w:val="14"/>
+        </w:rPr>
+        <w:t>Note 6: (Voir la table de code commune C-1 dans la Partie C/c.)</w:t>
+      </w:r>
+    </w:p>
+    <w:p>
+      <w:r>
+        <w:rPr>
+          <w:rFonts w:ascii="Verdana" w:hAnsi="Verdana"/>
+          <w:i/>
+          <w:sz w:val="14"/>
+        </w:rPr>
+        <w:t>Note 7: (Voir la table de code commune C-2 dans la Partie C/c.)</w:t>
+      </w:r>
+    </w:p>
+    <w:p>
+      <w:r>
+        <w:rPr>
+          <w:rFonts w:ascii="Verdana" w:hAnsi="Verdana"/>
+          <w:i/>
+          <w:sz w:val="14"/>
+        </w:rPr>
+        <w:t>Note 8: (Voir la table de code commune C-3)</w:t>
+      </w:r>
+    </w:p>
+    <w:p>
+      <w:r>
+        <w:rPr>
+          <w:rFonts w:ascii="Verdana" w:hAnsi="Verdana"/>
+          <w:i/>
+          <w:sz w:val="14"/>
+        </w:rPr>
+        <w:t>Note 9: (Voir la table de code commune C-4)</w:t>
+      </w:r>
+    </w:p>
+    <w:p>
+      <w:r>
+        <w:rPr>
+          <w:rFonts w:ascii="Verdana" w:hAnsi="Verdana"/>
+          <w:i/>
+          <w:sz w:val="14"/>
+        </w:rPr>
+        <w:t>Note 10: (Voir la table de code commune C-5 dans la Partie C/c.)</w:t>
+      </w:r>
+    </w:p>
+    <w:p>
+      <w:r>
+        <w:rPr>
+          <w:rFonts w:ascii="Verdana" w:hAnsi="Verdana"/>
+          <w:i/>
+          <w:sz w:val="14"/>
+        </w:rPr>
+        <w:t>Note 11: (Voir la table de code commune C-7 dans la Partie C/c.)</w:t>
+      </w:r>
+    </w:p>
+    <w:p>
+      <w:r>
+        <w:rPr>
+          <w:rFonts w:ascii="Verdana" w:hAnsi="Verdana"/>
+          <w:i/>
+          <w:sz w:val="14"/>
+        </w:rPr>
+        <w:t>Note 12: (Voir la table de code commune C-8 dans la Partie C/c.)</w:t>
+      </w:r>
+    </w:p>
+    <w:p>
+      <w:r>
+        <w:rPr>
+          <w:rFonts w:ascii="Verdana" w:hAnsi="Verdana"/>
+          <w:i/>
+          <w:sz w:val="14"/>
+        </w:rPr>
+        <w:t>Note 13: (See Common Code table C-14 Part C/c.)</w:t>
+      </w:r>
+    </w:p>
+    <w:p>
+      <w:r>
+        <w:rPr>
+          <w:rFonts w:ascii="Verdana" w:hAnsi="Verdana"/>
+          <w:i/>
+          <w:sz w:val="14"/>
+        </w:rPr>
+        <w:t>Note 14: (A definir par les centres proprement dits - Voir la table de code commune C-12 dans la Partie C/c.)</w:t>
+      </w:r>
+    </w:p>
+    <w:p>
+      <w:r>
+        <w:rPr>
+          <w:rFonts w:ascii="Verdana" w:hAnsi="Verdana"/>
+          <w:i/>
+          <w:sz w:val="14"/>
+        </w:rPr>
+        <w:t>Note 15: (A etablir)</w:t>
+      </w:r>
+    </w:p>
+    <w:p>
+      <w:r>
+        <w:rPr>
+          <w:rFonts w:ascii="Verdana" w:hAnsi="Verdana"/>
+          <w:i/>
+          <w:sz w:val="14"/>
+        </w:rPr>
+        <w:t>Note 16: Une séquence d’au moins deux paires de coordonnées de position, telles que latitude et longitude, définit une ligne ou un polygone. Les points sont reliés dans l’ordre indiqué dans le message. Toute zone décrite se situera à gauche de la ligne dessinée dans le sens indiqué. Cette définition s’applique à des polygones simples, non intersectants et sans trou.</w:t>
+      </w:r>
+    </w:p>
+    <w:p>
+      <w:r>
+        <w:rPr>
+          <w:rFonts w:ascii="Verdana" w:hAnsi="Verdana"/>
+          <w:i/>
+          <w:sz w:val="14"/>
+        </w:rPr>
+        <w:t>Note 17: Si tous les bits sont mis à 0, cela signifie que l’étalonnage est correct.</w:t>
+      </w:r>
+    </w:p>
+    <w:p>
+      <w:r>
+        <w:rPr>
+          <w:rFonts w:ascii="Verdana" w:hAnsi="Verdana"/>
+          <w:i/>
+          <w:sz w:val="14"/>
+        </w:rPr>
+        <w:t>Note 18: Toutes les statistiques de premier ordre sont exprimees dans les unites definies par les descripteurs de donnees d'origine.</w:t>
+      </w:r>
+    </w:p>
+    <w:p>
+      <w:r>
+        <w:rPr>
+          <w:rFonts w:ascii="Verdana" w:hAnsi="Verdana"/>
+          <w:i/>
+          <w:sz w:val="14"/>
+        </w:rPr>
+        <w:t>Note 19: 1) La signification du champ associé correspond, au début, à la qualité des données observées. 2) Le chiffre du code 21 peut être utilisé dans des messages corrigés où les valeurs substituées/corrigées sont déterminées. 3) D’autres applications peuvent être prévues.</w:t>
+      </w:r>
+    </w:p>
+    <w:p>
+      <w:r>
+        <w:rPr>
+          <w:rFonts w:ascii="Verdana" w:hAnsi="Verdana"/>
+          <w:i/>
+          <w:sz w:val="14"/>
+        </w:rPr>
+        <w:t>Note 21: En commençant par la position du premier bit (bit de plus fort poids), si le bit est mis à 1, le canal est utilisé. Si le bit est mis à zéro, le canal n’est pas utilisé.</w:t>
+      </w:r>
+    </w:p>
+    <w:p>
+      <w:r>
+        <w:rPr>
+          <w:rFonts w:ascii="Verdana" w:hAnsi="Verdana"/>
+          <w:i/>
+          <w:sz w:val="14"/>
+        </w:rPr>
+        <w:t>Note 22: L'expression 'mesure ciel couvert' indique que les valeurs de sondage sont obtenues uniquement a partir de donnees HIRS stratospheriques, de donnees MSU et de donnees SSU. Le ciel etant couvert, on n'a pas utilise de donnees HIRS tropospheriques.</w:t>
+      </w:r>
+    </w:p>
+    <w:p>
+      <w:r>
+        <w:rPr>
+          <w:rFonts w:ascii="Verdana" w:hAnsi="Verdana"/>
+          <w:i/>
+          <w:sz w:val="14"/>
+        </w:rPr>
+        <w:t>Note 23: HIRS* signifie: canaux HIRS 1 (669 cm–1) 2 (679 cm–1) 3 (690 cm–1) 4 (2358 cm–1)</w:t>
+      </w:r>
+    </w:p>
+    <w:p>
+      <w:r>
+        <w:rPr>
+          <w:rFonts w:ascii="Verdana" w:hAnsi="Verdana"/>
+          <w:i/>
+          <w:sz w:val="14"/>
+        </w:rPr>
+        <w:t>Note 24: Bits 1 a 4: INDICATIF DE DEFAUT DE L'HEURE. Lorsque tous les bits sont mis a 0, cela signifie que l'heure de balayage correspond a l'heure prevue.</w:t>
+      </w:r>
+    </w:p>
+    <w:p>
+      <w:r>
+        <w:rPr>
+          <w:rFonts w:ascii="Verdana" w:hAnsi="Verdana"/>
+          <w:i/>
+          <w:sz w:val="14"/>
+        </w:rPr>
+        <w:t>Note 25: Bits 11 a 17: INDICATIF DE DEFAUT DE LOCALISATION GEOGRAPHIQUE. Lorsque tous les bits sont mis a 0, cela signifie que la localisation geographique est normale.</w:t>
+      </w:r>
+    </w:p>
+    <w:p>
+      <w:r>
+        <w:rPr>
+          <w:rFonts w:ascii="Verdana" w:hAnsi="Verdana"/>
+          <w:i/>
+          <w:sz w:val="14"/>
+        </w:rPr>
+        <w:t>Note 27: Bits 5 a 10: INDICATIF DE DEFAUT D'ETALONNAGE. Lorsque tous les bits sont mis a 0, cela signifie que l'etalonnage est normal. Lorsque l'un ou l'autre des bits 5, 7 et 10 est mis a 1, cela signifie que des coefficients secondaires d'etalonnage ont ete utilises.</w:t>
+      </w:r>
+    </w:p>
+    <w:p>
+      <w:r>
+        <w:rPr>
+          <w:rFonts w:ascii="Verdana" w:hAnsi="Verdana"/>
+          <w:i/>
+          <w:sz w:val="14"/>
+        </w:rPr>
+        <w:t>Note 32: 1) Chiffres du code 1 à 9:  durée et heure de la mesure du courant (méthode vectorielle ou méthode Doppler d’établissement du profil du courant). 2) Chiffres du code 11 à 19:  période de la mesure du courant (méthode de la dérive). 3) H = heure d’observation.</w:t>
+      </w:r>
+    </w:p>
+    <w:p>
+      <w:r>
+        <w:rPr>
+          <w:rFonts w:ascii="Verdana" w:hAnsi="Verdana"/>
+          <w:i/>
+          <w:sz w:val="14"/>
+        </w:rPr>
+        <w:t>Note 33: 1) Chiffres du code 1 à 9:  durée et heure de la mesure du courant (méthode vectorielle ou méthode Doppler d’établissement du profil du courant). 2) Chiffres du code 11 à 19:  période de la mesure du courant (méthode de la dérive). 3) H = heure d’observation.</w:t>
+      </w:r>
+    </w:p>
+    <w:p>
+      <w:r>
+        <w:rPr>
+          <w:rFonts w:ascii="Verdana" w:hAnsi="Verdana"/>
+          <w:i/>
+          <w:sz w:val="14"/>
+        </w:rPr>
+        <w:t>Note 34: 1) Entre les chiffres du code 100–199, la présente table de code comprend des termes à plusieurs niveaux afin de servir aux stations simples et aux stations automatiques devenant de plus en plus complexes. 2) Les termes génériques se rapportant au temps (par exemple brouillard, bruine) sont destinés à être utilisés dans des stations automatiques pouvant déterminer les types de temps sans pouvoir fournir d'autres informations.  Les termes génériques figurent tous dans la table de code en lettres majuscules. 3) Les chiffres du code pour les catégories de précipitations (chiffres du code 140 à 148) sont disposés par ordre de complexité croissante.  Par exemple, une station très simple qui ne peut déceler que la présence ou l'absence de précipitations utilise le chiffre du code 140 (précipitations).  Au niveau suivant, une station automatique pouvant déceler le volume, mais pas le type, utilise le chiffre du code 141 ou 142.  Une station automatique qui peut déceler le type général (liquide, solide, se congelant) et le volume général utilise les chiffres du code 143 à 148.  Une station automatique qui peut signaler les types réels de précipitations (par exemple bruine ou pluie), mais non leur volume, utilise le nombre entier de la dizaine correspondante (par exemple 150 pour la catégorie bruine; 160 pour la catégorie pluie).</w:t>
+      </w:r>
+    </w:p>
+    <w:p>
+      <w:r>
+        <w:rPr>
+          <w:rFonts w:ascii="Verdana" w:hAnsi="Verdana"/>
+          <w:i/>
+          <w:sz w:val="14"/>
+        </w:rPr>
+        <w:t>Note 35: Le descripteur 0 25 009 est caduc; le remplacer par le descripteur 0 25 029.</w:t>
+      </w:r>
+    </w:p>
+    <w:p>
+      <w:r>
+        <w:rPr>
+          <w:rFonts w:ascii="Verdana" w:hAnsi="Verdana"/>
+          <w:i/>
+          <w:sz w:val="14"/>
+        </w:rPr>
+        <w:t>Note 36: Les statistiques sur les differences sont des valeurs differentielles ayant des dimensions similaires a celles des valeurs observees correspondantes en ce qui concerne les unites, mais dont les limites sont centrees sur le zero.</w:t>
+      </w:r>
+    </w:p>
+    <w:p>
+      <w:r>
+        <w:rPr>
+          <w:rFonts w:ascii="Verdana" w:hAnsi="Verdana"/>
+          <w:i/>
+          <w:sz w:val="14"/>
+        </w:rPr>
+        <w:t>Note 39: 1) L’EPSG est un jeu de données sur les systèmes de coordonnées et les transformations qu’ils subissent, constitué et tenu à jour à l’origine par l’ European Petroleum Survey Group l’Association internationale des producteurs de pétrole et de gaz qui s’en occupe, par le biais du sous-comité à la géodésie relevant de son Comité de géomatique. 2) Lorsque le chiffre du code 4 est utilisé pour préciser un système de coordonnées de référence, la donnée ellipsoïdale est alors un ellipsoïde de révolution aplati, dont le grand axe s’oriente dans le même plan que le plan équatorial et le petit axe coupe le méridien d’origine près du pôle d’origine. Le Nord correspond à la direction de l’équateur au pôle d’origine. L’Est correspond au sens inverse des aiguilles d’une montre à partir du méridien d’origine vu depuis le pôle Nord. Dans ce cas, il faut préciser le demi-grand axe et le demi-petit axe (en se servant par exemple des descripteurs 0 01 152 et 0 01 153).</w:t>
+      </w:r>
+    </w:p>
+    <w:p>
+      <w:r>
+        <w:rPr>
+          <w:rFonts w:ascii="Verdana" w:hAnsi="Verdana"/>
+          <w:i/>
+          <w:sz w:val="14"/>
+        </w:rPr>
+        <w:t>Note 42: 1) La signification du champ associé correspond, au début, à la qualité des données observées. 2) Le chiffre du code 21 peut être utilisé dans des messages corrigés où les valeurs substituées/corrigées sont déterminées. 3) D’autres applications peuvent être prévues.</w:t>
+      </w:r>
+    </w:p>
+    <w:p>
+      <w:r>
+        <w:rPr>
+          <w:rFonts w:ascii="Verdana" w:hAnsi="Verdana"/>
+          <w:i/>
+          <w:sz w:val="14"/>
+        </w:rPr>
+        <w:t>Note 43: 1) Entre les chiffres du code 100–199, la présente table de code comprend des termes à plusieurs niveaux afin de servir aux stations simples et aux stations automatiques devenant de plus en plus complexes. 2) Les termes génériques se rapportant au temps (par exemple brouillard, bruine) sont destinés à être utilisés dans des stations automatiques pouvant déterminer les types de temps sans pouvoir fournir d'autres informations.  Les termes génériques figurent tous dans la table de code en lettres majuscules. 3) Les chiffres du code pour les catégories de précipitations (chiffres du code 140 à 148) sont disposés par ordre de complexité croissante.  Par exemple, une station très simple qui ne peut déceler que la présence ou l'absence de précipitations utilise le chiffre du code 140 (précipitations).  Au niveau suivant, une station automatique pouvant déceler le volume, mais pas le type, utilise le chiffre du code 141 ou 142.  Une station automatique qui peut déceler le type général (liquide, solide, se congelant) et le volume général utilise les chiffres du code 143 à 148.  Une station automatique qui peut signaler les types réels de précipitations (par exemple bruine ou pluie), mais non leur volume, utilise le nombre entier de la dizaine correspondante (par exemple 150 pour la catégorie bruine; 160 pour la catégorie pluie).</w:t>
+      </w:r>
+    </w:p>
+    <w:p>
+      <w:r>
+        <w:rPr>
+          <w:rFonts w:ascii="Verdana" w:hAnsi="Verdana"/>
+          <w:i/>
+          <w:sz w:val="14"/>
+        </w:rPr>
+        <w:t>Note 45: 1) Chiffres du code 1 à 9:  durée et heure de la mesure du courant (méthode vectorielle ou méthode Doppler d’établissement du profil du courant). 2) Chiffres du code 11 à 19:  période de la mesure du courant (méthode de la dérive). 3) H = heure d’observation.</w:t>
+      </w:r>
+    </w:p>
+    <w:p>
+      <w:r>
+        <w:rPr>
+          <w:rFonts w:ascii="Verdana" w:hAnsi="Verdana"/>
+          <w:i/>
+          <w:sz w:val="14"/>
+        </w:rPr>
+        <w:t>Note 49: Si le bit est mis à 1, l’indication est valable.</w:t>
+      </w:r>
+    </w:p>
+    <w:p>
+      <w:r>
+        <w:rPr>
+          <w:rFonts w:ascii="Verdana" w:hAnsi="Verdana"/>
+          <w:i/>
+          <w:sz w:val="14"/>
+        </w:rPr>
+        <w:t>Note 50: 1) Les définitions données pour les chiffres du code 0 à 2 et 4 s’appliquent à une superficie représentative de sol nu, et les chiffres 3, 5 à 9 et 10 à 19 à une zone dégagée représentative. 2) En toutes circonstances, on choisit le chiffre du code le plus élevé qui puisse s’appliquer. 3) Dans la table de code ci-dessus, toute référence à de la glace comprend aussi les précipitations solides autres que la neige.</w:t>
+      </w:r>
+    </w:p>
+    <w:p>
+      <w:r>
+        <w:rPr>
+          <w:rFonts w:ascii="Verdana" w:hAnsi="Verdana"/>
+          <w:i/>
+          <w:sz w:val="14"/>
+        </w:rPr>
+        <w:t>Note 52: 1) Dans les messages d'observation en provenance de stations météorologiques automatiques, on utilise le chiffre du code 2 si la tendance est à la hausse, 7 si la tendance est à la baisse, et 4 si la pression atmosphérique est la même que trois heures auparavant. 2) Dans les messages provenant de stations tropicales qui communiquent des données concernant les changements de pression sur 24 heures, le chiffre du code 2 indique que la tendance est positive, le chiffre 7 qu'elle est négative, et le chiffre 4 que la pression est la même que 24 heures auparavant.</w:t>
+      </w:r>
+    </w:p>
+    <w:p>
+      <w:r>
+        <w:rPr>
+          <w:rFonts w:ascii="Verdana" w:hAnsi="Verdana"/>
+          <w:i/>
+          <w:sz w:val="14"/>
+        </w:rPr>
+        <w:t>Note 53: 1) Dans les messages d'observation en provenance de stations météorologiques automatiques, on utilise le chiffre du code 2 si la tendance est à la hausse, 7 si la tendance est à la baisse, et 4 si la pression atmosphérique est la même que trois heures auparavant. 2) Dans les messages provenant de stations tropicales qui communiquent des données concernant les changements de pression sur 24 heures, le chiffre du code 2 indique que la tendance est positive, le chiffre 7 qu'elle est négative, et le chiffre 4 que la pression est la même que 24 heures auparavant.</w:t>
+      </w:r>
+    </w:p>
+    <w:p>
+      <w:r>
+        <w:rPr>
+          <w:rFonts w:ascii="Verdana" w:hAnsi="Verdana"/>
+          <w:i/>
+          <w:sz w:val="14"/>
+        </w:rPr>
+        <w:t>Note 54: 1) Les définitions données pour les chiffres du code 0 à 2 et 4 s’appliquent à une superficie représentative de sol nu, et les chiffres 3, 5 à 9 et 10 à 19 à une zone dégagée représentative. 2) En toutes circonstances, on choisit le chiffre du code le plus élevé qui puisse s’appliquer. 3) Dans la table de code ci-dessus, toute référence à de la glace comprend aussi les précipitations solides autres que la neige.</w:t>
+      </w:r>
+    </w:p>
+    <w:p>
+      <w:r>
+        <w:rPr>
+          <w:rFonts w:ascii="Verdana" w:hAnsi="Verdana"/>
+          <w:i/>
+          <w:sz w:val="14"/>
+        </w:rPr>
+        <w:t>Note 57: Le mélange de précipitation est indiqué en mettant à 1 les bits de tous les types de précipitation observés.</w:t>
+      </w:r>
+    </w:p>
+    <w:p>
+      <w:r>
+        <w:rPr>
+          <w:rFonts w:ascii="Verdana" w:hAnsi="Verdana"/>
+          <w:i/>
+          <w:sz w:val="14"/>
+        </w:rPr>
+        <w:t>Note 59: D’autres appellations locales utilisées pour des orages de diverses intensités sont ajoutées selon les besoins.</w:t>
+      </w:r>
+    </w:p>
+    <w:p>
+      <w:r>
+        <w:rPr>
+          <w:rFonts w:ascii="Verdana" w:hAnsi="Verdana"/>
+          <w:i/>
+          <w:sz w:val="14"/>
+        </w:rPr>
+        <w:t>Note 60: Aucun des chiffres du code n’exclut la possibilité, laissée à la discrétion du centre de production, d’ajouter des niveaux obtenus par interpolation.</w:t>
+      </w:r>
+    </w:p>
+    <w:p>
+      <w:r>
+        <w:rPr>
+          <w:rFonts w:ascii="Verdana" w:hAnsi="Verdana"/>
+          <w:i/>
+          <w:sz w:val="14"/>
+        </w:rPr>
+        <w:t>Note 63: Dans cette table d'indicateurs, 'phenomene' signifie tout phenomene, y compris les precipitations et l'obscurcissement.</w:t>
+      </w:r>
+    </w:p>
+    <w:p>
+      <w:r>
+        <w:rPr>
+          <w:rFonts w:ascii="Verdana" w:hAnsi="Verdana"/>
+          <w:i/>
+          <w:sz w:val="14"/>
+        </w:rPr>
+        <w:t>Note 75: 1) Les définitions données pour les chiffres du code 0 à 2 et 4 s’appliquent à une superficie représentative de sol nu, et les chiffres 3, 5 à 9 et 10 à 19 à une zone dégagée représentative. 2) En toutes circonstances, on choisit le chiffre du code le plus élevé qui puisse s’appliquer. 3) Dans la table de code ci-dessus, toute référence à de la glace comprend aussi les précipitations solides autres que la neige.</w:t>
+      </w:r>
+    </w:p>
+    <w:p>
+      <w:r>
+        <w:rPr>
+          <w:rFonts w:ascii="Verdana" w:hAnsi="Verdana"/>
+          <w:i/>
+          <w:sz w:val="14"/>
+        </w:rPr>
+        <w:t>Note 76: 1) Ces valeurs se réfèrent à des vagues de vent bien formées en haute mer. dée aux termes descriptifs, ces valeurs relatives à la hauteur peuvent être utilisées à titre d’indication par l’observateur lorsqu’il chiffre l’état total d’agitation de la mer résultant de divers facteurs tels que le vent, la houle, les courants, l’angle entre la houle et le vent, etc. 2) Pour chiffrer une hauteur correspondant à la limite entre deux chiffres du code, prendre le chiffre du code le moins élevé; par exemple, une hauteur de 4 m est signalée à l’aide du chiffre du code 5.</w:t>
+      </w:r>
+    </w:p>
+    <w:p>
+      <w:r>
+        <w:rPr>
+          <w:rFonts w:ascii="Verdana" w:hAnsi="Verdana"/>
+          <w:i/>
+          <w:sz w:val="14"/>
+        </w:rPr>
+        <w:t>Note 78: Les trois premiers chiffres representent le code ISO du pays.</w:t>
+      </w:r>
+    </w:p>
+    <w:p>
+      <w:r>
+        <w:rPr>
+          <w:rFonts w:ascii="Verdana" w:hAnsi="Verdana"/>
+          <w:i/>
+          <w:sz w:val="14"/>
+        </w:rPr>
+        <w:t>Note 79: La derniere colonne de la table indique le numero d’enregistrement correspondant emis par le Chemical Abstracts Service (CAS) de l’American Chemical Society.</w:t>
+      </w:r>
+    </w:p>
+    <w:p>
+      <w:r>
+        <w:rPr>
+          <w:rFonts w:ascii="Verdana" w:hAnsi="Verdana"/>
+          <w:i/>
+          <w:sz w:val="14"/>
+        </w:rPr>
+        <w:t>Note 80: 1) Entre les chiffres du code 100–199, la présente table de code comprend des termes à plusieurs niveaux afin de servir aux stations simples et aux stations automatiques devenant de plus en plus complexes. 2) Les termes génériques se rapportant au temps (par exemple brouillard, bruine) sont destinés à être utilisés dans des stations automatiques pouvant déterminer les types de temps sans pouvoir fournir d'autres informations.  Les termes génériques figurent tous dans la table de code en lettres majuscules. 3) Les chiffres du code pour les catégories de précipitations (chiffres du code 140 à 148) sont disposés par ordre de complexité croissante.  Par exemple, une station très simple qui ne peut déceler que la présence ou l'absence de précipitations utilise le chiffre du code 140 (précipitations).  Au niveau suivant, une station automatique pouvant déceler le volume, mais pas le type, utilise le chiffre du code 141 ou 142.  Une station automatique qui peut déceler le type général (liquide, solide, se congelant) et le volume général utilise les chiffres du code 143 à 148.  Une station automatique qui peut signaler les types réels de précipitations (par exemple bruine ou pluie), mais non leur volume, utilise le nombre entier de la dizaine correspondante (par exemple 150 pour la catégorie bruine; 160 pour la catégorie pluie).</w:t>
+      </w:r>
+    </w:p>
+    <w:p>
+      <w:r>
+        <w:rPr>
+          <w:rFonts w:ascii="Verdana" w:hAnsi="Verdana"/>
+          <w:i/>
+          <w:sz w:val="14"/>
+        </w:rPr>
+        <w:t>Note 81: L’échelle des valeurs nominales de l’humidité du sol en surface est comprise entre 0 et 100 %. Dans des cas extrêmes, il est possible néanmoins que la valeur extrapolée à partir de la rétrodiffusion suivant un angle d’incidence de 40 degrés soit inférieure à la valeur minimale de référence de 0 % (conditions sèches) ou supérieure à la valeur maximale de référence de 100 % (conditions humides).</w:t>
+      </w:r>
+    </w:p>
+    <w:p>
+      <w:r>
+        <w:rPr>
+          <w:rFonts w:ascii="Verdana" w:hAnsi="Verdana"/>
+          <w:i/>
+          <w:sz w:val="14"/>
+        </w:rPr>
+        <w:t>Note 84: 1) Ces valeurs se réfèrent à des vagues de vent bien formées en haute mer. dée aux termes descriptifs, ces valeurs relatives à la hauteur peuvent être utilisées à titre d’indication par l’observateur lorsqu’il chiffre l’état total d’agitation de la mer résultant de divers facteurs tels que le vent, la houle, les courants, l’angle entre la houle et le vent, etc. 2) Pour chiffrer une hauteur correspondant à la limite entre deux chiffres du code, prendre le chiffre du code le moins élevé; par exemple, une hauteur de 4 m est signalée à l’aide du chiffre du code 5.</w:t>
+      </w:r>
+    </w:p>
+    <w:p>
+      <w:r>
+        <w:rPr>
+          <w:rFonts w:ascii="Verdana" w:hAnsi="Verdana"/>
+          <w:i/>
+          <w:sz w:val="14"/>
+        </w:rPr>
+        <w:t>Note 85: Ce descripteur sera associé à des données relatives à la visibilité ou à la hauteur des nuages pour préciser si la valeur est bornée. Si la donnée transmise est la valeur vraie, le chiffre du code est 0. Toutefois, la mesure peut atteindre la limite de capacité de mesure de l’instrument. Si la valeur transmise est supérieure à la valeur vraie, le chiffre du code est 1; si la valeur transmise est inférieure à la valeur vraie, le chiffre du code est 2.</w:t>
+      </w:r>
+    </w:p>
+    <w:p>
+      <w:r>
+        <w:rPr>
+          <w:rFonts w:ascii="Verdana" w:hAnsi="Verdana"/>
+          <w:i/>
+          <w:sz w:val="14"/>
+        </w:rPr>
+        <w:t>Note 88: 1) L’expression «moyenne sur une certaine période» indique qu’il est établi en permanence une moyenne des valeurs sur une période donnée. 2) L’expression «moyenne d’ensemble» indique que l’on prend la moyenne d’un certain nombre de valeurs distinctes correspondant à une série de situations dans le temps. 3) Il faut préciser les périodes auxquelles correspondent les caractéristiques temporelles.</w:t>
+      </w:r>
+    </w:p>
+    <w:p>
+      <w:r>
+        <w:rPr>
+          <w:rFonts w:ascii="Verdana" w:hAnsi="Verdana"/>
+          <w:i/>
+          <w:sz w:val="14"/>
+        </w:rPr>
+        <w:t>Note 90: Type d'instrument et unites initiales pour la mesure du vent (en m s-1 sauf indication contraire).</w:t>
+      </w:r>
+    </w:p>
+    <w:p>
+      <w:r>
+        <w:rPr>
+          <w:rFonts w:ascii="Verdana" w:hAnsi="Verdana"/>
+          <w:i/>
+          <w:sz w:val="14"/>
+        </w:rPr>
+        <w:t>Note 94: Si la méthode de transmission d’origine est celle indiquée par le chiffre 1 du code, il est conseillé de faire appel à la table de conversion suivante pour obtenir une valeur correcte des données correspondant au descripteur 0 01 012: Valeur indiquée Valeur des données 0 0 1 45 2 90 3 135 4 180 5 225 6 270 7 315 8 360 9 511</w:t>
+      </w:r>
+    </w:p>
+    <w:p>
+      <w:r>
+        <w:rPr>
+          <w:rFonts w:ascii="Verdana" w:hAnsi="Verdana"/>
+          <w:i/>
+          <w:sz w:val="14"/>
+        </w:rPr>
+        <w:t>Note 95: Si la méthode de transmission d’origine est celle indiquée par le chiffre 1 du code, il est conseillé de faire appel à la table de conversion suivante pour obtenir une valeur correcte des données correspondant au descripteur 0 01 013: Valeur indiquée Valeur des données 0 0 1 1 2 4 3 7 4 9 5 12 6 14 7 17 8 19 9 21 / 1023</w:t>
+      </w:r>
+    </w:p>
+    <w:p>
+      <w:r>
+        <w:rPr>
+          <w:rFonts w:ascii="Verdana" w:hAnsi="Verdana"/>
+          <w:i/>
+          <w:sz w:val="14"/>
+        </w:rPr>
+        <w:t>Note 98: Code figures 1 - 24 are siting classifications and measurement quality classifications according to the Guide to Instruments and Methods of Observation (WMO-No. 8), Volume I, Chapter 1, Annex 1.D and Annex 1.G.</w:t>
+      </w:r>
+    </w:p>
+    <w:p>
+      <w:r>
+        <w:rPr>
+          <w:rFonts w:ascii="Verdana" w:hAnsi="Verdana"/>
+          <w:i/>
+          <w:sz w:val="14"/>
+        </w:rPr>
+        <w:t>Note 99: Code figures 26 - 30 are siting classifications according to the Guide to Instruments and Methods of Observation (WMO-No. 8), Volume I, Chapter 1, Annex 1.D.</w:t>
+      </w:r>
+    </w:p>
+    <w:p>
+      <w:r>
+        <w:rPr>
+          <w:rFonts w:ascii="Verdana" w:hAnsi="Verdana"/>
+          <w:i/>
+          <w:sz w:val="14"/>
+        </w:rPr>
+        <w:t>Note 100: Code figures 31 - 34 are measurement quality classifications according to the Guide to Instruments and Methods of Observation (WMO-No. 8), Volume I, Chapter 1, Annex 1.G.</w:t>
+      </w:r>
+    </w:p>
+    <w:p>
+      <w:r>
+        <w:rPr>
+          <w:rFonts w:ascii="Verdana" w:hAnsi="Verdana"/>
+          <w:i/>
+          <w:sz w:val="14"/>
+        </w:rPr>
+        <w:t>Note 101: Annex 1.G is a new annex that will be part of an updated version of WMO-No. 8 to be published in mid-2022.</w:t>
       </w:r>
     </w:p>
     <w:p>
@@ -58,6 +618,9 @@
             <w:shd w:val="clear" w:color="auto" w:fill="D9D9D9"/>
           </w:tcPr>
           <w:p>
+            <w:pPr>
+              <w:spacing w:before="20" w:after="20"/>
+            </w:pPr>
             <w:r/>
             <w:r>
               <w:rPr>
@@ -75,6 +638,9 @@
             <w:shd w:val="clear" w:color="auto" w:fill="D9D9D9"/>
           </w:tcPr>
           <w:p>
+            <w:pPr>
+              <w:spacing w:before="20" w:after="20"/>
+            </w:pPr>
             <w:r/>
             <w:r>
               <w:rPr>
@@ -92,6 +658,9 @@
             <w:shd w:val="clear" w:color="auto" w:fill="D9D9D9"/>
           </w:tcPr>
           <w:p>
+            <w:pPr>
+              <w:spacing w:before="20" w:after="20"/>
+            </w:pPr>
             <w:r/>
             <w:r>
               <w:rPr>
@@ -105,11 +674,17 @@
         </w:tc>
       </w:tr>
       <w:tr>
-        <w:tc>
-          <w:tcPr>
-            <w:tcW w:type="dxa" w:w="5046"/>
-          </w:tcPr>
-          <w:p>
+        <w:trPr>
+          <w:cantSplit/>
+        </w:trPr>
+        <w:tc>
+          <w:tcPr>
+            <w:tcW w:type="dxa" w:w="5046"/>
+          </w:tcPr>
+          <w:p>
+            <w:pPr>
+              <w:spacing w:before="20" w:after="20"/>
+            </w:pPr>
             <w:r/>
             <w:r>
               <w:rPr>
@@ -126,6 +701,9 @@
             <w:tcW w:type="dxa" w:w="5046"/>
           </w:tcPr>
           <w:p>
+            <w:pPr>
+              <w:spacing w:before="20" w:after="20"/>
+            </w:pPr>
             <w:r/>
             <w:r>
               <w:rPr>
@@ -142,6 +720,9 @@
             <w:tcW w:type="dxa" w:w="5046"/>
           </w:tcPr>
           <w:p>
+            <w:pPr>
+              <w:spacing w:before="20" w:after="20"/>
+            </w:pPr>
             <w:r/>
             <w:r>
               <w:rPr>
@@ -154,11 +735,17 @@
         </w:tc>
       </w:tr>
       <w:tr>
-        <w:tc>
-          <w:tcPr>
-            <w:tcW w:type="dxa" w:w="5046"/>
-          </w:tcPr>
-          <w:p>
+        <w:trPr>
+          <w:cantSplit/>
+        </w:trPr>
+        <w:tc>
+          <w:tcPr>
+            <w:tcW w:type="dxa" w:w="5046"/>
+          </w:tcPr>
+          <w:p>
+            <w:pPr>
+              <w:spacing w:before="20" w:after="20"/>
+            </w:pPr>
             <w:r/>
             <w:r>
               <w:rPr>
@@ -175,6 +762,9 @@
             <w:tcW w:type="dxa" w:w="5046"/>
           </w:tcPr>
           <w:p>
+            <w:pPr>
+              <w:spacing w:before="20" w:after="20"/>
+            </w:pPr>
             <w:r/>
             <w:r>
               <w:rPr>
@@ -191,6 +781,9 @@
             <w:tcW w:type="dxa" w:w="5046"/>
           </w:tcPr>
           <w:p>
+            <w:pPr>
+              <w:spacing w:before="20" w:after="20"/>
+            </w:pPr>
             <w:r/>
             <w:r>
               <w:rPr>
@@ -203,11 +796,17 @@
         </w:tc>
       </w:tr>
       <w:tr>
-        <w:tc>
-          <w:tcPr>
-            <w:tcW w:type="dxa" w:w="5046"/>
-          </w:tcPr>
-          <w:p>
+        <w:trPr>
+          <w:cantSplit/>
+        </w:trPr>
+        <w:tc>
+          <w:tcPr>
+            <w:tcW w:type="dxa" w:w="5046"/>
+          </w:tcPr>
+          <w:p>
+            <w:pPr>
+              <w:spacing w:before="20" w:after="20"/>
+            </w:pPr>
             <w:r/>
             <w:r>
               <w:rPr>
@@ -224,6 +823,9 @@
             <w:tcW w:type="dxa" w:w="5046"/>
           </w:tcPr>
           <w:p>
+            <w:pPr>
+              <w:spacing w:before="20" w:after="20"/>
+            </w:pPr>
             <w:r/>
             <w:r>
               <w:rPr>
@@ -240,6 +842,9 @@
             <w:tcW w:type="dxa" w:w="5046"/>
           </w:tcPr>
           <w:p>
+            <w:pPr>
+              <w:spacing w:before="20" w:after="20"/>
+            </w:pPr>
             <w:r/>
             <w:r>
               <w:rPr>
@@ -252,11 +857,17 @@
         </w:tc>
       </w:tr>
       <w:tr>
-        <w:tc>
-          <w:tcPr>
-            <w:tcW w:type="dxa" w:w="5046"/>
-          </w:tcPr>
-          <w:p>
+        <w:trPr>
+          <w:cantSplit/>
+        </w:trPr>
+        <w:tc>
+          <w:tcPr>
+            <w:tcW w:type="dxa" w:w="5046"/>
+          </w:tcPr>
+          <w:p>
+            <w:pPr>
+              <w:spacing w:before="20" w:after="20"/>
+            </w:pPr>
             <w:r/>
             <w:r>
               <w:rPr>
@@ -273,6 +884,9 @@
             <w:tcW w:type="dxa" w:w="5046"/>
           </w:tcPr>
           <w:p>
+            <w:pPr>
+              <w:spacing w:before="20" w:after="20"/>
+            </w:pPr>
             <w:r/>
             <w:r>
               <w:rPr>
@@ -289,6 +903,9 @@
             <w:tcW w:type="dxa" w:w="5046"/>
           </w:tcPr>
           <w:p>
+            <w:pPr>
+              <w:spacing w:before="20" w:after="20"/>
+            </w:pPr>
             <w:r/>
             <w:r>
               <w:rPr>
@@ -301,11 +918,17 @@
         </w:tc>
       </w:tr>
       <w:tr>
-        <w:tc>
-          <w:tcPr>
-            <w:tcW w:type="dxa" w:w="5046"/>
-          </w:tcPr>
-          <w:p>
+        <w:trPr>
+          <w:cantSplit/>
+        </w:trPr>
+        <w:tc>
+          <w:tcPr>
+            <w:tcW w:type="dxa" w:w="5046"/>
+          </w:tcPr>
+          <w:p>
+            <w:pPr>
+              <w:spacing w:before="20" w:after="20"/>
+            </w:pPr>
             <w:r/>
             <w:r>
               <w:rPr>
@@ -322,6 +945,9 @@
             <w:tcW w:type="dxa" w:w="5046"/>
           </w:tcPr>
           <w:p>
+            <w:pPr>
+              <w:spacing w:before="20" w:after="20"/>
+            </w:pPr>
             <w:r/>
             <w:r>
               <w:rPr>
@@ -338,6 +964,9 @@
             <w:tcW w:type="dxa" w:w="5046"/>
           </w:tcPr>
           <w:p>
+            <w:pPr>
+              <w:spacing w:before="20" w:after="20"/>
+            </w:pPr>
             <w:r/>
             <w:r>
               <w:rPr>
@@ -350,11 +979,17 @@
         </w:tc>
       </w:tr>
       <w:tr>
-        <w:tc>
-          <w:tcPr>
-            <w:tcW w:type="dxa" w:w="5046"/>
-          </w:tcPr>
-          <w:p>
+        <w:trPr>
+          <w:cantSplit/>
+        </w:trPr>
+        <w:tc>
+          <w:tcPr>
+            <w:tcW w:type="dxa" w:w="5046"/>
+          </w:tcPr>
+          <w:p>
+            <w:pPr>
+              <w:spacing w:before="20" w:after="20"/>
+            </w:pPr>
             <w:r/>
             <w:r>
               <w:rPr>
@@ -371,6 +1006,9 @@
             <w:tcW w:type="dxa" w:w="5046"/>
           </w:tcPr>
           <w:p>
+            <w:pPr>
+              <w:spacing w:before="20" w:after="20"/>
+            </w:pPr>
             <w:r/>
             <w:r>
               <w:rPr>
@@ -387,6 +1025,9 @@
             <w:tcW w:type="dxa" w:w="5046"/>
           </w:tcPr>
           <w:p>
+            <w:pPr>
+              <w:spacing w:before="20" w:after="20"/>
+            </w:pPr>
             <w:r/>
             <w:r>
               <w:rPr>
@@ -399,11 +1040,17 @@
         </w:tc>
       </w:tr>
       <w:tr>
-        <w:tc>
-          <w:tcPr>
-            <w:tcW w:type="dxa" w:w="5046"/>
-          </w:tcPr>
-          <w:p>
+        <w:trPr>
+          <w:cantSplit/>
+        </w:trPr>
+        <w:tc>
+          <w:tcPr>
+            <w:tcW w:type="dxa" w:w="5046"/>
+          </w:tcPr>
+          <w:p>
+            <w:pPr>
+              <w:spacing w:before="20" w:after="20"/>
+            </w:pPr>
             <w:r/>
             <w:r>
               <w:rPr>
@@ -420,6 +1067,9 @@
             <w:tcW w:type="dxa" w:w="5046"/>
           </w:tcPr>
           <w:p>
+            <w:pPr>
+              <w:spacing w:before="20" w:after="20"/>
+            </w:pPr>
             <w:r/>
             <w:r>
               <w:rPr>
@@ -436,6 +1086,9 @@
             <w:tcW w:type="dxa" w:w="5046"/>
           </w:tcPr>
           <w:p>
+            <w:pPr>
+              <w:spacing w:before="20" w:after="20"/>
+            </w:pPr>
             <w:r/>
             <w:r>
               <w:rPr>
@@ -448,11 +1101,17 @@
         </w:tc>
       </w:tr>
       <w:tr>
-        <w:tc>
-          <w:tcPr>
-            <w:tcW w:type="dxa" w:w="5046"/>
-          </w:tcPr>
-          <w:p>
+        <w:trPr>
+          <w:cantSplit/>
+        </w:trPr>
+        <w:tc>
+          <w:tcPr>
+            <w:tcW w:type="dxa" w:w="5046"/>
+          </w:tcPr>
+          <w:p>
+            <w:pPr>
+              <w:spacing w:before="20" w:after="20"/>
+            </w:pPr>
             <w:r/>
             <w:r>
               <w:rPr>
@@ -469,6 +1128,9 @@
             <w:tcW w:type="dxa" w:w="5046"/>
           </w:tcPr>
           <w:p>
+            <w:pPr>
+              <w:spacing w:before="20" w:after="20"/>
+            </w:pPr>
             <w:r/>
             <w:r>
               <w:rPr>
@@ -485,6 +1147,9 @@
             <w:tcW w:type="dxa" w:w="5046"/>
           </w:tcPr>
           <w:p>
+            <w:pPr>
+              <w:spacing w:before="20" w:after="20"/>
+            </w:pPr>
             <w:r/>
             <w:r>
               <w:rPr>
@@ -497,11 +1162,17 @@
         </w:tc>
       </w:tr>
       <w:tr>
-        <w:tc>
-          <w:tcPr>
-            <w:tcW w:type="dxa" w:w="5046"/>
-          </w:tcPr>
-          <w:p>
+        <w:trPr>
+          <w:cantSplit/>
+        </w:trPr>
+        <w:tc>
+          <w:tcPr>
+            <w:tcW w:type="dxa" w:w="5046"/>
+          </w:tcPr>
+          <w:p>
+            <w:pPr>
+              <w:spacing w:before="20" w:after="20"/>
+            </w:pPr>
             <w:r/>
             <w:r>
               <w:rPr>
@@ -518,6 +1189,9 @@
             <w:tcW w:type="dxa" w:w="5046"/>
           </w:tcPr>
           <w:p>
+            <w:pPr>
+              <w:spacing w:before="20" w:after="20"/>
+            </w:pPr>
             <w:r/>
             <w:r>
               <w:rPr>
@@ -534,6 +1208,9 @@
             <w:tcW w:type="dxa" w:w="5046"/>
           </w:tcPr>
           <w:p>
+            <w:pPr>
+              <w:spacing w:before="20" w:after="20"/>
+            </w:pPr>
             <w:r/>
             <w:r>
               <w:rPr>
@@ -590,6 +1267,9 @@
             <w:shd w:val="clear" w:color="auto" w:fill="D9D9D9"/>
           </w:tcPr>
           <w:p>
+            <w:pPr>
+              <w:spacing w:before="20" w:after="20"/>
+            </w:pPr>
             <w:r/>
             <w:r>
               <w:rPr>
@@ -607,6 +1287,9 @@
             <w:shd w:val="clear" w:color="auto" w:fill="D9D9D9"/>
           </w:tcPr>
           <w:p>
+            <w:pPr>
+              <w:spacing w:before="20" w:after="20"/>
+            </w:pPr>
             <w:r/>
             <w:r>
               <w:rPr>
@@ -624,6 +1307,9 @@
             <w:shd w:val="clear" w:color="auto" w:fill="D9D9D9"/>
           </w:tcPr>
           <w:p>
+            <w:pPr>
+              <w:spacing w:before="20" w:after="20"/>
+            </w:pPr>
             <w:r/>
             <w:r>
               <w:rPr>
@@ -637,11 +1323,17 @@
         </w:tc>
       </w:tr>
       <w:tr>
-        <w:tc>
-          <w:tcPr>
-            <w:tcW w:type="dxa" w:w="5046"/>
-          </w:tcPr>
-          <w:p>
+        <w:trPr>
+          <w:cantSplit/>
+        </w:trPr>
+        <w:tc>
+          <w:tcPr>
+            <w:tcW w:type="dxa" w:w="5046"/>
+          </w:tcPr>
+          <w:p>
+            <w:pPr>
+              <w:spacing w:before="20" w:after="20"/>
+            </w:pPr>
             <w:r/>
             <w:r>
               <w:rPr>
@@ -658,6 +1350,9 @@
             <w:tcW w:type="dxa" w:w="5046"/>
           </w:tcPr>
           <w:p>
+            <w:pPr>
+              <w:spacing w:before="20" w:after="20"/>
+            </w:pPr>
             <w:r/>
             <w:r>
               <w:rPr>
@@ -674,6 +1369,9 @@
             <w:tcW w:type="dxa" w:w="5046"/>
           </w:tcPr>
           <w:p>
+            <w:pPr>
+              <w:spacing w:before="20" w:after="20"/>
+            </w:pPr>
             <w:r/>
             <w:r>
               <w:rPr>
@@ -686,11 +1384,17 @@
         </w:tc>
       </w:tr>
       <w:tr>
-        <w:tc>
-          <w:tcPr>
-            <w:tcW w:type="dxa" w:w="5046"/>
-          </w:tcPr>
-          <w:p>
+        <w:trPr>
+          <w:cantSplit/>
+        </w:trPr>
+        <w:tc>
+          <w:tcPr>
+            <w:tcW w:type="dxa" w:w="5046"/>
+          </w:tcPr>
+          <w:p>
+            <w:pPr>
+              <w:spacing w:before="20" w:after="20"/>
+            </w:pPr>
             <w:r/>
             <w:r>
               <w:rPr>
@@ -707,6 +1411,9 @@
             <w:tcW w:type="dxa" w:w="5046"/>
           </w:tcPr>
           <w:p>
+            <w:pPr>
+              <w:spacing w:before="20" w:after="20"/>
+            </w:pPr>
             <w:r/>
             <w:r>
               <w:rPr>
@@ -723,6 +1430,9 @@
             <w:tcW w:type="dxa" w:w="5046"/>
           </w:tcPr>
           <w:p>
+            <w:pPr>
+              <w:spacing w:before="20" w:after="20"/>
+            </w:pPr>
             <w:r/>
             <w:r>
               <w:rPr>
@@ -735,11 +1445,17 @@
         </w:tc>
       </w:tr>
       <w:tr>
-        <w:tc>
-          <w:tcPr>
-            <w:tcW w:type="dxa" w:w="5046"/>
-          </w:tcPr>
-          <w:p>
+        <w:trPr>
+          <w:cantSplit/>
+        </w:trPr>
+        <w:tc>
+          <w:tcPr>
+            <w:tcW w:type="dxa" w:w="5046"/>
+          </w:tcPr>
+          <w:p>
+            <w:pPr>
+              <w:spacing w:before="20" w:after="20"/>
+            </w:pPr>
             <w:r/>
             <w:r>
               <w:rPr>
@@ -756,6 +1472,9 @@
             <w:tcW w:type="dxa" w:w="5046"/>
           </w:tcPr>
           <w:p>
+            <w:pPr>
+              <w:spacing w:before="20" w:after="20"/>
+            </w:pPr>
             <w:r/>
             <w:r>
               <w:rPr>
@@ -772,6 +1491,9 @@
             <w:tcW w:type="dxa" w:w="5046"/>
           </w:tcPr>
           <w:p>
+            <w:pPr>
+              <w:spacing w:before="20" w:after="20"/>
+            </w:pPr>
             <w:r/>
             <w:r>
               <w:rPr>
@@ -784,11 +1506,17 @@
         </w:tc>
       </w:tr>
       <w:tr>
-        <w:tc>
-          <w:tcPr>
-            <w:tcW w:type="dxa" w:w="5046"/>
-          </w:tcPr>
-          <w:p>
+        <w:trPr>
+          <w:cantSplit/>
+        </w:trPr>
+        <w:tc>
+          <w:tcPr>
+            <w:tcW w:type="dxa" w:w="5046"/>
+          </w:tcPr>
+          <w:p>
+            <w:pPr>
+              <w:spacing w:before="20" w:after="20"/>
+            </w:pPr>
             <w:r/>
             <w:r>
               <w:rPr>
@@ -805,6 +1533,9 @@
             <w:tcW w:type="dxa" w:w="5046"/>
           </w:tcPr>
           <w:p>
+            <w:pPr>
+              <w:spacing w:before="20" w:after="20"/>
+            </w:pPr>
             <w:r/>
             <w:r>
               <w:rPr>
@@ -821,6 +1552,9 @@
             <w:tcW w:type="dxa" w:w="5046"/>
           </w:tcPr>
           <w:p>
+            <w:pPr>
+              <w:spacing w:before="20" w:after="20"/>
+            </w:pPr>
             <w:r/>
             <w:r>
               <w:rPr>
@@ -833,11 +1567,17 @@
         </w:tc>
       </w:tr>
       <w:tr>
-        <w:tc>
-          <w:tcPr>
-            <w:tcW w:type="dxa" w:w="5046"/>
-          </w:tcPr>
-          <w:p>
+        <w:trPr>
+          <w:cantSplit/>
+        </w:trPr>
+        <w:tc>
+          <w:tcPr>
+            <w:tcW w:type="dxa" w:w="5046"/>
+          </w:tcPr>
+          <w:p>
+            <w:pPr>
+              <w:spacing w:before="20" w:after="20"/>
+            </w:pPr>
             <w:r/>
             <w:r>
               <w:rPr>
@@ -854,6 +1594,9 @@
             <w:tcW w:type="dxa" w:w="5046"/>
           </w:tcPr>
           <w:p>
+            <w:pPr>
+              <w:spacing w:before="20" w:after="20"/>
+            </w:pPr>
             <w:r/>
             <w:r>
               <w:rPr>
@@ -870,6 +1613,9 @@
             <w:tcW w:type="dxa" w:w="5046"/>
           </w:tcPr>
           <w:p>
+            <w:pPr>
+              <w:spacing w:before="20" w:after="20"/>
+            </w:pPr>
             <w:r/>
             <w:r>
               <w:rPr>
@@ -882,11 +1628,17 @@
         </w:tc>
       </w:tr>
       <w:tr>
-        <w:tc>
-          <w:tcPr>
-            <w:tcW w:type="dxa" w:w="5046"/>
-          </w:tcPr>
-          <w:p>
+        <w:trPr>
+          <w:cantSplit/>
+        </w:trPr>
+        <w:tc>
+          <w:tcPr>
+            <w:tcW w:type="dxa" w:w="5046"/>
+          </w:tcPr>
+          <w:p>
+            <w:pPr>
+              <w:spacing w:before="20" w:after="20"/>
+            </w:pPr>
             <w:r/>
             <w:r>
               <w:rPr>
@@ -903,6 +1655,9 @@
             <w:tcW w:type="dxa" w:w="5046"/>
           </w:tcPr>
           <w:p>
+            <w:pPr>
+              <w:spacing w:before="20" w:after="20"/>
+            </w:pPr>
             <w:r/>
             <w:r>
               <w:rPr>
@@ -919,6 +1674,9 @@
             <w:tcW w:type="dxa" w:w="5046"/>
           </w:tcPr>
           <w:p>
+            <w:pPr>
+              <w:spacing w:before="20" w:after="20"/>
+            </w:pPr>
             <w:r/>
             <w:r>
               <w:rPr>
@@ -975,6 +1733,9 @@
             <w:shd w:val="clear" w:color="auto" w:fill="D9D9D9"/>
           </w:tcPr>
           <w:p>
+            <w:pPr>
+              <w:spacing w:before="20" w:after="20"/>
+            </w:pPr>
             <w:r/>
             <w:r>
               <w:rPr>
@@ -992,6 +1753,9 @@
             <w:shd w:val="clear" w:color="auto" w:fill="D9D9D9"/>
           </w:tcPr>
           <w:p>
+            <w:pPr>
+              <w:spacing w:before="20" w:after="20"/>
+            </w:pPr>
             <w:r/>
             <w:r>
               <w:rPr>
@@ -1009,6 +1773,9 @@
             <w:shd w:val="clear" w:color="auto" w:fill="D9D9D9"/>
           </w:tcPr>
           <w:p>
+            <w:pPr>
+              <w:spacing w:before="20" w:after="20"/>
+            </w:pPr>
             <w:r/>
             <w:r>
               <w:rPr>
@@ -1022,11 +1789,17 @@
         </w:tc>
       </w:tr>
       <w:tr>
-        <w:tc>
-          <w:tcPr>
-            <w:tcW w:type="dxa" w:w="5046"/>
-          </w:tcPr>
-          <w:p>
+        <w:trPr>
+          <w:cantSplit/>
+        </w:trPr>
+        <w:tc>
+          <w:tcPr>
+            <w:tcW w:type="dxa" w:w="5046"/>
+          </w:tcPr>
+          <w:p>
+            <w:pPr>
+              <w:spacing w:before="20" w:after="20"/>
+            </w:pPr>
             <w:r/>
             <w:r>
               <w:rPr>
@@ -1043,6 +1816,9 @@
             <w:tcW w:type="dxa" w:w="5046"/>
           </w:tcPr>
           <w:p>
+            <w:pPr>
+              <w:spacing w:before="20" w:after="20"/>
+            </w:pPr>
             <w:r/>
             <w:r>
               <w:rPr>
@@ -1059,6 +1835,9 @@
             <w:tcW w:type="dxa" w:w="5046"/>
           </w:tcPr>
           <w:p>
+            <w:pPr>
+              <w:spacing w:before="20" w:after="20"/>
+            </w:pPr>
             <w:r/>
             <w:r>
               <w:rPr>
@@ -1071,11 +1850,17 @@
         </w:tc>
       </w:tr>
       <w:tr>
-        <w:tc>
-          <w:tcPr>
-            <w:tcW w:type="dxa" w:w="5046"/>
-          </w:tcPr>
-          <w:p>
+        <w:trPr>
+          <w:cantSplit/>
+        </w:trPr>
+        <w:tc>
+          <w:tcPr>
+            <w:tcW w:type="dxa" w:w="5046"/>
+          </w:tcPr>
+          <w:p>
+            <w:pPr>
+              <w:spacing w:before="20" w:after="20"/>
+            </w:pPr>
             <w:r/>
             <w:r>
               <w:rPr>
@@ -1092,6 +1877,9 @@
             <w:tcW w:type="dxa" w:w="5046"/>
           </w:tcPr>
           <w:p>
+            <w:pPr>
+              <w:spacing w:before="20" w:after="20"/>
+            </w:pPr>
             <w:r/>
             <w:r>
               <w:rPr>
@@ -1108,6 +1896,9 @@
             <w:tcW w:type="dxa" w:w="5046"/>
           </w:tcPr>
           <w:p>
+            <w:pPr>
+              <w:spacing w:before="20" w:after="20"/>
+            </w:pPr>
             <w:r/>
             <w:r>
               <w:rPr>
@@ -1120,11 +1911,17 @@
         </w:tc>
       </w:tr>
       <w:tr>
-        <w:tc>
-          <w:tcPr>
-            <w:tcW w:type="dxa" w:w="5046"/>
-          </w:tcPr>
-          <w:p>
+        <w:trPr>
+          <w:cantSplit/>
+        </w:trPr>
+        <w:tc>
+          <w:tcPr>
+            <w:tcW w:type="dxa" w:w="5046"/>
+          </w:tcPr>
+          <w:p>
+            <w:pPr>
+              <w:spacing w:before="20" w:after="20"/>
+            </w:pPr>
             <w:r/>
             <w:r>
               <w:rPr>
@@ -1141,6 +1938,9 @@
             <w:tcW w:type="dxa" w:w="5046"/>
           </w:tcPr>
           <w:p>
+            <w:pPr>
+              <w:spacing w:before="20" w:after="20"/>
+            </w:pPr>
             <w:r/>
             <w:r>
               <w:rPr>
@@ -1157,6 +1957,9 @@
             <w:tcW w:type="dxa" w:w="5046"/>
           </w:tcPr>
           <w:p>
+            <w:pPr>
+              <w:spacing w:before="20" w:after="20"/>
+            </w:pPr>
             <w:r/>
             <w:r>
               <w:rPr>
@@ -1169,11 +1972,17 @@
         </w:tc>
       </w:tr>
       <w:tr>
-        <w:tc>
-          <w:tcPr>
-            <w:tcW w:type="dxa" w:w="5046"/>
-          </w:tcPr>
-          <w:p>
+        <w:trPr>
+          <w:cantSplit/>
+        </w:trPr>
+        <w:tc>
+          <w:tcPr>
+            <w:tcW w:type="dxa" w:w="5046"/>
+          </w:tcPr>
+          <w:p>
+            <w:pPr>
+              <w:spacing w:before="20" w:after="20"/>
+            </w:pPr>
             <w:r/>
             <w:r>
               <w:rPr>
@@ -1190,6 +1999,9 @@
             <w:tcW w:type="dxa" w:w="5046"/>
           </w:tcPr>
           <w:p>
+            <w:pPr>
+              <w:spacing w:before="20" w:after="20"/>
+            </w:pPr>
             <w:r/>
             <w:r>
               <w:rPr>
@@ -1206,6 +2018,9 @@
             <w:tcW w:type="dxa" w:w="5046"/>
           </w:tcPr>
           <w:p>
+            <w:pPr>
+              <w:spacing w:before="20" w:after="20"/>
+            </w:pPr>
             <w:r/>
             <w:r>
               <w:rPr>
@@ -1262,6 +2077,9 @@
             <w:shd w:val="clear" w:color="auto" w:fill="D9D9D9"/>
           </w:tcPr>
           <w:p>
+            <w:pPr>
+              <w:spacing w:before="20" w:after="20"/>
+            </w:pPr>
             <w:r/>
             <w:r>
               <w:rPr>
@@ -1279,6 +2097,9 @@
             <w:shd w:val="clear" w:color="auto" w:fill="D9D9D9"/>
           </w:tcPr>
           <w:p>
+            <w:pPr>
+              <w:spacing w:before="20" w:after="20"/>
+            </w:pPr>
             <w:r/>
             <w:r>
               <w:rPr>
@@ -1296,6 +2117,9 @@
             <w:shd w:val="clear" w:color="auto" w:fill="D9D9D9"/>
           </w:tcPr>
           <w:p>
+            <w:pPr>
+              <w:spacing w:before="20" w:after="20"/>
+            </w:pPr>
             <w:r/>
             <w:r>
               <w:rPr>
@@ -1309,11 +2133,17 @@
         </w:tc>
       </w:tr>
       <w:tr>
-        <w:tc>
-          <w:tcPr>
-            <w:tcW w:type="dxa" w:w="5046"/>
-          </w:tcPr>
-          <w:p>
+        <w:trPr>
+          <w:cantSplit/>
+        </w:trPr>
+        <w:tc>
+          <w:tcPr>
+            <w:tcW w:type="dxa" w:w="5046"/>
+          </w:tcPr>
+          <w:p>
+            <w:pPr>
+              <w:spacing w:before="20" w:after="20"/>
+            </w:pPr>
             <w:r/>
             <w:r>
               <w:rPr>
@@ -1330,6 +2160,9 @@
             <w:tcW w:type="dxa" w:w="5046"/>
           </w:tcPr>
           <w:p>
+            <w:pPr>
+              <w:spacing w:before="20" w:after="20"/>
+            </w:pPr>
             <w:r/>
             <w:r>
               <w:rPr>
@@ -1346,6 +2179,9 @@
             <w:tcW w:type="dxa" w:w="5046"/>
           </w:tcPr>
           <w:p>
+            <w:pPr>
+              <w:spacing w:before="20" w:after="20"/>
+            </w:pPr>
             <w:r/>
             <w:r>
               <w:rPr>
@@ -1358,11 +2194,17 @@
         </w:tc>
       </w:tr>
       <w:tr>
-        <w:tc>
-          <w:tcPr>
-            <w:tcW w:type="dxa" w:w="5046"/>
-          </w:tcPr>
-          <w:p>
+        <w:trPr>
+          <w:cantSplit/>
+        </w:trPr>
+        <w:tc>
+          <w:tcPr>
+            <w:tcW w:type="dxa" w:w="5046"/>
+          </w:tcPr>
+          <w:p>
+            <w:pPr>
+              <w:spacing w:before="20" w:after="20"/>
+            </w:pPr>
             <w:r/>
             <w:r>
               <w:rPr>
@@ -1379,6 +2221,9 @@
             <w:tcW w:type="dxa" w:w="5046"/>
           </w:tcPr>
           <w:p>
+            <w:pPr>
+              <w:spacing w:before="20" w:after="20"/>
+            </w:pPr>
             <w:r/>
             <w:r>
               <w:rPr>
@@ -1395,6 +2240,9 @@
             <w:tcW w:type="dxa" w:w="5046"/>
           </w:tcPr>
           <w:p>
+            <w:pPr>
+              <w:spacing w:before="20" w:after="20"/>
+            </w:pPr>
             <w:r/>
             <w:r>
               <w:rPr>
@@ -1407,11 +2255,17 @@
         </w:tc>
       </w:tr>
       <w:tr>
-        <w:tc>
-          <w:tcPr>
-            <w:tcW w:type="dxa" w:w="5046"/>
-          </w:tcPr>
-          <w:p>
+        <w:trPr>
+          <w:cantSplit/>
+        </w:trPr>
+        <w:tc>
+          <w:tcPr>
+            <w:tcW w:type="dxa" w:w="5046"/>
+          </w:tcPr>
+          <w:p>
+            <w:pPr>
+              <w:spacing w:before="20" w:after="20"/>
+            </w:pPr>
             <w:r/>
             <w:r>
               <w:rPr>
@@ -1428,6 +2282,9 @@
             <w:tcW w:type="dxa" w:w="5046"/>
           </w:tcPr>
           <w:p>
+            <w:pPr>
+              <w:spacing w:before="20" w:after="20"/>
+            </w:pPr>
             <w:r/>
             <w:r>
               <w:rPr>
@@ -1444,6 +2301,9 @@
             <w:tcW w:type="dxa" w:w="5046"/>
           </w:tcPr>
           <w:p>
+            <w:pPr>
+              <w:spacing w:before="20" w:after="20"/>
+            </w:pPr>
             <w:r/>
             <w:r>
               <w:rPr>
@@ -1456,11 +2316,17 @@
         </w:tc>
       </w:tr>
       <w:tr>
-        <w:tc>
-          <w:tcPr>
-            <w:tcW w:type="dxa" w:w="5046"/>
-          </w:tcPr>
-          <w:p>
+        <w:trPr>
+          <w:cantSplit/>
+        </w:trPr>
+        <w:tc>
+          <w:tcPr>
+            <w:tcW w:type="dxa" w:w="5046"/>
+          </w:tcPr>
+          <w:p>
+            <w:pPr>
+              <w:spacing w:before="20" w:after="20"/>
+            </w:pPr>
             <w:r/>
             <w:r>
               <w:rPr>
@@ -1477,6 +2343,9 @@
             <w:tcW w:type="dxa" w:w="5046"/>
           </w:tcPr>
           <w:p>
+            <w:pPr>
+              <w:spacing w:before="20" w:after="20"/>
+            </w:pPr>
             <w:r/>
             <w:r>
               <w:rPr>
@@ -1493,6 +2362,9 @@
             <w:tcW w:type="dxa" w:w="5046"/>
           </w:tcPr>
           <w:p>
+            <w:pPr>
+              <w:spacing w:before="20" w:after="20"/>
+            </w:pPr>
             <w:r/>
             <w:r>
               <w:rPr>
@@ -1505,11 +2377,17 @@
         </w:tc>
       </w:tr>
       <w:tr>
-        <w:tc>
-          <w:tcPr>
-            <w:tcW w:type="dxa" w:w="5046"/>
-          </w:tcPr>
-          <w:p>
+        <w:trPr>
+          <w:cantSplit/>
+        </w:trPr>
+        <w:tc>
+          <w:tcPr>
+            <w:tcW w:type="dxa" w:w="5046"/>
+          </w:tcPr>
+          <w:p>
+            <w:pPr>
+              <w:spacing w:before="20" w:after="20"/>
+            </w:pPr>
             <w:r/>
             <w:r>
               <w:rPr>
@@ -1526,6 +2404,9 @@
             <w:tcW w:type="dxa" w:w="5046"/>
           </w:tcPr>
           <w:p>
+            <w:pPr>
+              <w:spacing w:before="20" w:after="20"/>
+            </w:pPr>
             <w:r/>
             <w:r>
               <w:rPr>
@@ -1542,6 +2423,9 @@
             <w:tcW w:type="dxa" w:w="5046"/>
           </w:tcPr>
           <w:p>
+            <w:pPr>
+              <w:spacing w:before="20" w:after="20"/>
+            </w:pPr>
             <w:r/>
             <w:r>
               <w:rPr>
@@ -1554,11 +2438,17 @@
         </w:tc>
       </w:tr>
       <w:tr>
-        <w:tc>
-          <w:tcPr>
-            <w:tcW w:type="dxa" w:w="5046"/>
-          </w:tcPr>
-          <w:p>
+        <w:trPr>
+          <w:cantSplit/>
+        </w:trPr>
+        <w:tc>
+          <w:tcPr>
+            <w:tcW w:type="dxa" w:w="5046"/>
+          </w:tcPr>
+          <w:p>
+            <w:pPr>
+              <w:spacing w:before="20" w:after="20"/>
+            </w:pPr>
             <w:r/>
             <w:r>
               <w:rPr>
@@ -1575,6 +2465,9 @@
             <w:tcW w:type="dxa" w:w="5046"/>
           </w:tcPr>
           <w:p>
+            <w:pPr>
+              <w:spacing w:before="20" w:after="20"/>
+            </w:pPr>
             <w:r/>
             <w:r>
               <w:rPr>
@@ -1591,6 +2484,9 @@
             <w:tcW w:type="dxa" w:w="5046"/>
           </w:tcPr>
           <w:p>
+            <w:pPr>
+              <w:spacing w:before="20" w:after="20"/>
+            </w:pPr>
             <w:r/>
             <w:r>
               <w:rPr>
@@ -1603,11 +2499,17 @@
         </w:tc>
       </w:tr>
       <w:tr>
-        <w:tc>
-          <w:tcPr>
-            <w:tcW w:type="dxa" w:w="5046"/>
-          </w:tcPr>
-          <w:p>
+        <w:trPr>
+          <w:cantSplit/>
+        </w:trPr>
+        <w:tc>
+          <w:tcPr>
+            <w:tcW w:type="dxa" w:w="5046"/>
+          </w:tcPr>
+          <w:p>
+            <w:pPr>
+              <w:spacing w:before="20" w:after="20"/>
+            </w:pPr>
             <w:r/>
             <w:r>
               <w:rPr>
@@ -1624,6 +2526,9 @@
             <w:tcW w:type="dxa" w:w="5046"/>
           </w:tcPr>
           <w:p>
+            <w:pPr>
+              <w:spacing w:before="20" w:after="20"/>
+            </w:pPr>
             <w:r/>
             <w:r>
               <w:rPr>
@@ -1640,6 +2545,9 @@
             <w:tcW w:type="dxa" w:w="5046"/>
           </w:tcPr>
           <w:p>
+            <w:pPr>
+              <w:spacing w:before="20" w:after="20"/>
+            </w:pPr>
             <w:r/>
             <w:r>
               <w:rPr>
@@ -1652,11 +2560,17 @@
         </w:tc>
       </w:tr>
       <w:tr>
-        <w:tc>
-          <w:tcPr>
-            <w:tcW w:type="dxa" w:w="5046"/>
-          </w:tcPr>
-          <w:p>
+        <w:trPr>
+          <w:cantSplit/>
+        </w:trPr>
+        <w:tc>
+          <w:tcPr>
+            <w:tcW w:type="dxa" w:w="5046"/>
+          </w:tcPr>
+          <w:p>
+            <w:pPr>
+              <w:spacing w:before="20" w:after="20"/>
+            </w:pPr>
             <w:r/>
             <w:r>
               <w:rPr>
@@ -1673,6 +2587,9 @@
             <w:tcW w:type="dxa" w:w="5046"/>
           </w:tcPr>
           <w:p>
+            <w:pPr>
+              <w:spacing w:before="20" w:after="20"/>
+            </w:pPr>
             <w:r/>
             <w:r>
               <w:rPr>
@@ -1689,6 +2606,9 @@
             <w:tcW w:type="dxa" w:w="5046"/>
           </w:tcPr>
           <w:p>
+            <w:pPr>
+              <w:spacing w:before="20" w:after="20"/>
+            </w:pPr>
             <w:r/>
             <w:r>
               <w:rPr>
@@ -1701,11 +2621,17 @@
         </w:tc>
       </w:tr>
       <w:tr>
-        <w:tc>
-          <w:tcPr>
-            <w:tcW w:type="dxa" w:w="5046"/>
-          </w:tcPr>
-          <w:p>
+        <w:trPr>
+          <w:cantSplit/>
+        </w:trPr>
+        <w:tc>
+          <w:tcPr>
+            <w:tcW w:type="dxa" w:w="5046"/>
+          </w:tcPr>
+          <w:p>
+            <w:pPr>
+              <w:spacing w:before="20" w:after="20"/>
+            </w:pPr>
             <w:r/>
             <w:r>
               <w:rPr>
@@ -1722,6 +2648,9 @@
             <w:tcW w:type="dxa" w:w="5046"/>
           </w:tcPr>
           <w:p>
+            <w:pPr>
+              <w:spacing w:before="20" w:after="20"/>
+            </w:pPr>
             <w:r/>
             <w:r>
               <w:rPr>
@@ -1738,6 +2667,9 @@
             <w:tcW w:type="dxa" w:w="5046"/>
           </w:tcPr>
           <w:p>
+            <w:pPr>
+              <w:spacing w:before="20" w:after="20"/>
+            </w:pPr>
             <w:r/>
             <w:r>
               <w:rPr>
@@ -1750,11 +2682,17 @@
         </w:tc>
       </w:tr>
       <w:tr>
-        <w:tc>
-          <w:tcPr>
-            <w:tcW w:type="dxa" w:w="5046"/>
-          </w:tcPr>
-          <w:p>
+        <w:trPr>
+          <w:cantSplit/>
+        </w:trPr>
+        <w:tc>
+          <w:tcPr>
+            <w:tcW w:type="dxa" w:w="5046"/>
+          </w:tcPr>
+          <w:p>
+            <w:pPr>
+              <w:spacing w:before="20" w:after="20"/>
+            </w:pPr>
             <w:r/>
             <w:r>
               <w:rPr>
@@ -1771,6 +2709,9 @@
             <w:tcW w:type="dxa" w:w="5046"/>
           </w:tcPr>
           <w:p>
+            <w:pPr>
+              <w:spacing w:before="20" w:after="20"/>
+            </w:pPr>
             <w:r/>
             <w:r>
               <w:rPr>
@@ -1787,6 +2728,9 @@
             <w:tcW w:type="dxa" w:w="5046"/>
           </w:tcPr>
           <w:p>
+            <w:pPr>
+              <w:spacing w:before="20" w:after="20"/>
+            </w:pPr>
             <w:r/>
             <w:r>
               <w:rPr>
@@ -1799,11 +2743,17 @@
         </w:tc>
       </w:tr>
       <w:tr>
-        <w:tc>
-          <w:tcPr>
-            <w:tcW w:type="dxa" w:w="5046"/>
-          </w:tcPr>
-          <w:p>
+        <w:trPr>
+          <w:cantSplit/>
+        </w:trPr>
+        <w:tc>
+          <w:tcPr>
+            <w:tcW w:type="dxa" w:w="5046"/>
+          </w:tcPr>
+          <w:p>
+            <w:pPr>
+              <w:spacing w:before="20" w:after="20"/>
+            </w:pPr>
             <w:r/>
             <w:r>
               <w:rPr>
@@ -1820,6 +2770,9 @@
             <w:tcW w:type="dxa" w:w="5046"/>
           </w:tcPr>
           <w:p>
+            <w:pPr>
+              <w:spacing w:before="20" w:after="20"/>
+            </w:pPr>
             <w:r/>
             <w:r>
               <w:rPr>
@@ -1836,6 +2789,9 @@
             <w:tcW w:type="dxa" w:w="5046"/>
           </w:tcPr>
           <w:p>
+            <w:pPr>
+              <w:spacing w:before="20" w:after="20"/>
+            </w:pPr>
             <w:r/>
             <w:r>
               <w:rPr>
@@ -1892,6 +2848,9 @@
             <w:shd w:val="clear" w:color="auto" w:fill="D9D9D9"/>
           </w:tcPr>
           <w:p>
+            <w:pPr>
+              <w:spacing w:before="20" w:after="20"/>
+            </w:pPr>
             <w:r/>
             <w:r>
               <w:rPr>
@@ -1909,6 +2868,9 @@
             <w:shd w:val="clear" w:color="auto" w:fill="D9D9D9"/>
           </w:tcPr>
           <w:p>
+            <w:pPr>
+              <w:spacing w:before="20" w:after="20"/>
+            </w:pPr>
             <w:r/>
             <w:r>
               <w:rPr>
@@ -1926,6 +2888,9 @@
             <w:shd w:val="clear" w:color="auto" w:fill="D9D9D9"/>
           </w:tcPr>
           <w:p>
+            <w:pPr>
+              <w:spacing w:before="20" w:after="20"/>
+            </w:pPr>
             <w:r/>
             <w:r>
               <w:rPr>
@@ -1939,11 +2904,17 @@
         </w:tc>
       </w:tr>
       <w:tr>
-        <w:tc>
-          <w:tcPr>
-            <w:tcW w:type="dxa" w:w="5046"/>
-          </w:tcPr>
-          <w:p>
+        <w:trPr>
+          <w:cantSplit/>
+        </w:trPr>
+        <w:tc>
+          <w:tcPr>
+            <w:tcW w:type="dxa" w:w="5046"/>
+          </w:tcPr>
+          <w:p>
+            <w:pPr>
+              <w:spacing w:before="20" w:after="20"/>
+            </w:pPr>
             <w:r/>
             <w:r>
               <w:rPr>
@@ -1960,6 +2931,9 @@
             <w:tcW w:type="dxa" w:w="5046"/>
           </w:tcPr>
           <w:p>
+            <w:pPr>
+              <w:spacing w:before="20" w:after="20"/>
+            </w:pPr>
             <w:r/>
             <w:r>
               <w:rPr>
@@ -1976,6 +2950,9 @@
             <w:tcW w:type="dxa" w:w="5046"/>
           </w:tcPr>
           <w:p>
+            <w:pPr>
+              <w:spacing w:before="20" w:after="20"/>
+            </w:pPr>
             <w:r/>
             <w:r>
               <w:rPr>
@@ -1988,11 +2965,17 @@
         </w:tc>
       </w:tr>
       <w:tr>
-        <w:tc>
-          <w:tcPr>
-            <w:tcW w:type="dxa" w:w="5046"/>
-          </w:tcPr>
-          <w:p>
+        <w:trPr>
+          <w:cantSplit/>
+        </w:trPr>
+        <w:tc>
+          <w:tcPr>
+            <w:tcW w:type="dxa" w:w="5046"/>
+          </w:tcPr>
+          <w:p>
+            <w:pPr>
+              <w:spacing w:before="20" w:after="20"/>
+            </w:pPr>
             <w:r/>
             <w:r>
               <w:rPr>
@@ -2009,6 +2992,9 @@
             <w:tcW w:type="dxa" w:w="5046"/>
           </w:tcPr>
           <w:p>
+            <w:pPr>
+              <w:spacing w:before="20" w:after="20"/>
+            </w:pPr>
             <w:r/>
             <w:r>
               <w:rPr>
@@ -2025,6 +3011,9 @@
             <w:tcW w:type="dxa" w:w="5046"/>
           </w:tcPr>
           <w:p>
+            <w:pPr>
+              <w:spacing w:before="20" w:after="20"/>
+            </w:pPr>
             <w:r/>
             <w:r>
               <w:rPr>
@@ -2037,11 +3026,17 @@
         </w:tc>
       </w:tr>
       <w:tr>
-        <w:tc>
-          <w:tcPr>
-            <w:tcW w:type="dxa" w:w="5046"/>
-          </w:tcPr>
-          <w:p>
+        <w:trPr>
+          <w:cantSplit/>
+        </w:trPr>
+        <w:tc>
+          <w:tcPr>
+            <w:tcW w:type="dxa" w:w="5046"/>
+          </w:tcPr>
+          <w:p>
+            <w:pPr>
+              <w:spacing w:before="20" w:after="20"/>
+            </w:pPr>
             <w:r/>
             <w:r>
               <w:rPr>
@@ -2058,6 +3053,9 @@
             <w:tcW w:type="dxa" w:w="5046"/>
           </w:tcPr>
           <w:p>
+            <w:pPr>
+              <w:spacing w:before="20" w:after="20"/>
+            </w:pPr>
             <w:r/>
             <w:r>
               <w:rPr>
@@ -2074,6 +3072,9 @@
             <w:tcW w:type="dxa" w:w="5046"/>
           </w:tcPr>
           <w:p>
+            <w:pPr>
+              <w:spacing w:before="20" w:after="20"/>
+            </w:pPr>
             <w:r/>
             <w:r>
               <w:rPr>
@@ -2086,11 +3087,17 @@
         </w:tc>
       </w:tr>
       <w:tr>
-        <w:tc>
-          <w:tcPr>
-            <w:tcW w:type="dxa" w:w="5046"/>
-          </w:tcPr>
-          <w:p>
+        <w:trPr>
+          <w:cantSplit/>
+        </w:trPr>
+        <w:tc>
+          <w:tcPr>
+            <w:tcW w:type="dxa" w:w="5046"/>
+          </w:tcPr>
+          <w:p>
+            <w:pPr>
+              <w:spacing w:before="20" w:after="20"/>
+            </w:pPr>
             <w:r/>
             <w:r>
               <w:rPr>
@@ -2107,6 +3114,9 @@
             <w:tcW w:type="dxa" w:w="5046"/>
           </w:tcPr>
           <w:p>
+            <w:pPr>
+              <w:spacing w:before="20" w:after="20"/>
+            </w:pPr>
             <w:r/>
             <w:r>
               <w:rPr>
@@ -2123,6 +3133,9 @@
             <w:tcW w:type="dxa" w:w="5046"/>
           </w:tcPr>
           <w:p>
+            <w:pPr>
+              <w:spacing w:before="20" w:after="20"/>
+            </w:pPr>
             <w:r/>
             <w:r>
               <w:rPr>
@@ -2135,11 +3148,17 @@
         </w:tc>
       </w:tr>
       <w:tr>
-        <w:tc>
-          <w:tcPr>
-            <w:tcW w:type="dxa" w:w="5046"/>
-          </w:tcPr>
-          <w:p>
+        <w:trPr>
+          <w:cantSplit/>
+        </w:trPr>
+        <w:tc>
+          <w:tcPr>
+            <w:tcW w:type="dxa" w:w="5046"/>
+          </w:tcPr>
+          <w:p>
+            <w:pPr>
+              <w:spacing w:before="20" w:after="20"/>
+            </w:pPr>
             <w:r/>
             <w:r>
               <w:rPr>
@@ -2156,6 +3175,9 @@
             <w:tcW w:type="dxa" w:w="5046"/>
           </w:tcPr>
           <w:p>
+            <w:pPr>
+              <w:spacing w:before="20" w:after="20"/>
+            </w:pPr>
             <w:r/>
             <w:r>
               <w:rPr>
@@ -2172,6 +3194,9 @@
             <w:tcW w:type="dxa" w:w="5046"/>
           </w:tcPr>
           <w:p>
+            <w:pPr>
+              <w:spacing w:before="20" w:after="20"/>
+            </w:pPr>
             <w:r/>
             <w:r>
               <w:rPr>
@@ -2184,11 +3209,17 @@
         </w:tc>
       </w:tr>
       <w:tr>
-        <w:tc>
-          <w:tcPr>
-            <w:tcW w:type="dxa" w:w="5046"/>
-          </w:tcPr>
-          <w:p>
+        <w:trPr>
+          <w:cantSplit/>
+        </w:trPr>
+        <w:tc>
+          <w:tcPr>
+            <w:tcW w:type="dxa" w:w="5046"/>
+          </w:tcPr>
+          <w:p>
+            <w:pPr>
+              <w:spacing w:before="20" w:after="20"/>
+            </w:pPr>
             <w:r/>
             <w:r>
               <w:rPr>
@@ -2205,6 +3236,9 @@
             <w:tcW w:type="dxa" w:w="5046"/>
           </w:tcPr>
           <w:p>
+            <w:pPr>
+              <w:spacing w:before="20" w:after="20"/>
+            </w:pPr>
             <w:r/>
             <w:r>
               <w:rPr>
@@ -2221,6 +3255,9 @@
             <w:tcW w:type="dxa" w:w="5046"/>
           </w:tcPr>
           <w:p>
+            <w:pPr>
+              <w:spacing w:before="20" w:after="20"/>
+            </w:pPr>
             <w:r/>
             <w:r>
               <w:rPr>
@@ -2233,11 +3270,17 @@
         </w:tc>
       </w:tr>
       <w:tr>
-        <w:tc>
-          <w:tcPr>
-            <w:tcW w:type="dxa" w:w="5046"/>
-          </w:tcPr>
-          <w:p>
+        <w:trPr>
+          <w:cantSplit/>
+        </w:trPr>
+        <w:tc>
+          <w:tcPr>
+            <w:tcW w:type="dxa" w:w="5046"/>
+          </w:tcPr>
+          <w:p>
+            <w:pPr>
+              <w:spacing w:before="20" w:after="20"/>
+            </w:pPr>
             <w:r/>
             <w:r>
               <w:rPr>
@@ -2254,6 +3297,9 @@
             <w:tcW w:type="dxa" w:w="5046"/>
           </w:tcPr>
           <w:p>
+            <w:pPr>
+              <w:spacing w:before="20" w:after="20"/>
+            </w:pPr>
             <w:r/>
             <w:r>
               <w:rPr>
@@ -2270,6 +3316,9 @@
             <w:tcW w:type="dxa" w:w="5046"/>
           </w:tcPr>
           <w:p>
+            <w:pPr>
+              <w:spacing w:before="20" w:after="20"/>
+            </w:pPr>
             <w:r/>
             <w:r>
               <w:rPr>
@@ -2282,11 +3331,17 @@
         </w:tc>
       </w:tr>
       <w:tr>
-        <w:tc>
-          <w:tcPr>
-            <w:tcW w:type="dxa" w:w="5046"/>
-          </w:tcPr>
-          <w:p>
+        <w:trPr>
+          <w:cantSplit/>
+        </w:trPr>
+        <w:tc>
+          <w:tcPr>
+            <w:tcW w:type="dxa" w:w="5046"/>
+          </w:tcPr>
+          <w:p>
+            <w:pPr>
+              <w:spacing w:before="20" w:after="20"/>
+            </w:pPr>
             <w:r/>
             <w:r>
               <w:rPr>
@@ -2303,6 +3358,9 @@
             <w:tcW w:type="dxa" w:w="5046"/>
           </w:tcPr>
           <w:p>
+            <w:pPr>
+              <w:spacing w:before="20" w:after="20"/>
+            </w:pPr>
             <w:r/>
             <w:r>
               <w:rPr>
@@ -2319,6 +3377,9 @@
             <w:tcW w:type="dxa" w:w="5046"/>
           </w:tcPr>
           <w:p>
+            <w:pPr>
+              <w:spacing w:before="20" w:after="20"/>
+            </w:pPr>
             <w:r/>
             <w:r>
               <w:rPr>
@@ -2331,11 +3392,17 @@
         </w:tc>
       </w:tr>
       <w:tr>
-        <w:tc>
-          <w:tcPr>
-            <w:tcW w:type="dxa" w:w="5046"/>
-          </w:tcPr>
-          <w:p>
+        <w:trPr>
+          <w:cantSplit/>
+        </w:trPr>
+        <w:tc>
+          <w:tcPr>
+            <w:tcW w:type="dxa" w:w="5046"/>
+          </w:tcPr>
+          <w:p>
+            <w:pPr>
+              <w:spacing w:before="20" w:after="20"/>
+            </w:pPr>
             <w:r/>
             <w:r>
               <w:rPr>
@@ -2352,6 +3419,9 @@
             <w:tcW w:type="dxa" w:w="5046"/>
           </w:tcPr>
           <w:p>
+            <w:pPr>
+              <w:spacing w:before="20" w:after="20"/>
+            </w:pPr>
             <w:r/>
             <w:r>
               <w:rPr>
@@ -2368,6 +3438,9 @@
             <w:tcW w:type="dxa" w:w="5046"/>
           </w:tcPr>
           <w:p>
+            <w:pPr>
+              <w:spacing w:before="20" w:after="20"/>
+            </w:pPr>
             <w:r/>
             <w:r>
               <w:rPr>
@@ -2380,11 +3453,17 @@
         </w:tc>
       </w:tr>
       <w:tr>
-        <w:tc>
-          <w:tcPr>
-            <w:tcW w:type="dxa" w:w="5046"/>
-          </w:tcPr>
-          <w:p>
+        <w:trPr>
+          <w:cantSplit/>
+        </w:trPr>
+        <w:tc>
+          <w:tcPr>
+            <w:tcW w:type="dxa" w:w="5046"/>
+          </w:tcPr>
+          <w:p>
+            <w:pPr>
+              <w:spacing w:before="20" w:after="20"/>
+            </w:pPr>
             <w:r/>
             <w:r>
               <w:rPr>
@@ -2401,6 +3480,9 @@
             <w:tcW w:type="dxa" w:w="5046"/>
           </w:tcPr>
           <w:p>
+            <w:pPr>
+              <w:spacing w:before="20" w:after="20"/>
+            </w:pPr>
             <w:r/>
             <w:r>
               <w:rPr>
@@ -2417,6 +3499,9 @@
             <w:tcW w:type="dxa" w:w="5046"/>
           </w:tcPr>
           <w:p>
+            <w:pPr>
+              <w:spacing w:before="20" w:after="20"/>
+            </w:pPr>
             <w:r/>
             <w:r>
               <w:rPr>
@@ -2429,11 +3514,17 @@
         </w:tc>
       </w:tr>
       <w:tr>
-        <w:tc>
-          <w:tcPr>
-            <w:tcW w:type="dxa" w:w="5046"/>
-          </w:tcPr>
-          <w:p>
+        <w:trPr>
+          <w:cantSplit/>
+        </w:trPr>
+        <w:tc>
+          <w:tcPr>
+            <w:tcW w:type="dxa" w:w="5046"/>
+          </w:tcPr>
+          <w:p>
+            <w:pPr>
+              <w:spacing w:before="20" w:after="20"/>
+            </w:pPr>
             <w:r/>
             <w:r>
               <w:rPr>
@@ -2450,6 +3541,9 @@
             <w:tcW w:type="dxa" w:w="5046"/>
           </w:tcPr>
           <w:p>
+            <w:pPr>
+              <w:spacing w:before="20" w:after="20"/>
+            </w:pPr>
             <w:r/>
             <w:r>
               <w:rPr>
@@ -2466,6 +3560,9 @@
             <w:tcW w:type="dxa" w:w="5046"/>
           </w:tcPr>
           <w:p>
+            <w:pPr>
+              <w:spacing w:before="20" w:after="20"/>
+            </w:pPr>
             <w:r/>
             <w:r>
               <w:rPr>
@@ -2478,11 +3575,17 @@
         </w:tc>
       </w:tr>
       <w:tr>
-        <w:tc>
-          <w:tcPr>
-            <w:tcW w:type="dxa" w:w="5046"/>
-          </w:tcPr>
-          <w:p>
+        <w:trPr>
+          <w:cantSplit/>
+        </w:trPr>
+        <w:tc>
+          <w:tcPr>
+            <w:tcW w:type="dxa" w:w="5046"/>
+          </w:tcPr>
+          <w:p>
+            <w:pPr>
+              <w:spacing w:before="20" w:after="20"/>
+            </w:pPr>
             <w:r/>
             <w:r>
               <w:rPr>
@@ -2499,6 +3602,9 @@
             <w:tcW w:type="dxa" w:w="5046"/>
           </w:tcPr>
           <w:p>
+            <w:pPr>
+              <w:spacing w:before="20" w:after="20"/>
+            </w:pPr>
             <w:r/>
             <w:r>
               <w:rPr>
@@ -2515,6 +3621,9 @@
             <w:tcW w:type="dxa" w:w="5046"/>
           </w:tcPr>
           <w:p>
+            <w:pPr>
+              <w:spacing w:before="20" w:after="20"/>
+            </w:pPr>
             <w:r/>
             <w:r>
               <w:rPr>
@@ -2572,6 +3681,9 @@
             <w:shd w:val="clear" w:color="auto" w:fill="D9D9D9"/>
           </w:tcPr>
           <w:p>
+            <w:pPr>
+              <w:spacing w:before="20" w:after="20"/>
+            </w:pPr>
             <w:r/>
             <w:r>
               <w:rPr>
@@ -2589,6 +3701,9 @@
             <w:shd w:val="clear" w:color="auto" w:fill="D9D9D9"/>
           </w:tcPr>
           <w:p>
+            <w:pPr>
+              <w:spacing w:before="20" w:after="20"/>
+            </w:pPr>
             <w:r/>
             <w:r>
               <w:rPr>
@@ -2606,6 +3721,9 @@
             <w:shd w:val="clear" w:color="auto" w:fill="D9D9D9"/>
           </w:tcPr>
           <w:p>
+            <w:pPr>
+              <w:spacing w:before="20" w:after="20"/>
+            </w:pPr>
             <w:r/>
             <w:r>
               <w:rPr>
@@ -2623,6 +3741,9 @@
             <w:shd w:val="clear" w:color="auto" w:fill="D9D9D9"/>
           </w:tcPr>
           <w:p>
+            <w:pPr>
+              <w:spacing w:before="20" w:after="20"/>
+            </w:pPr>
             <w:r/>
             <w:r>
               <w:rPr>
@@ -2636,11 +3757,17 @@
         </w:tc>
       </w:tr>
       <w:tr>
+        <w:trPr>
+          <w:cantSplit/>
+        </w:trPr>
         <w:tc>
           <w:tcPr>
             <w:tcW w:type="dxa" w:w="3784"/>
           </w:tcPr>
           <w:p>
+            <w:pPr>
+              <w:spacing w:before="20" w:after="20"/>
+            </w:pPr>
             <w:r/>
             <w:r>
               <w:rPr>
@@ -2657,6 +3784,9 @@
             <w:tcW w:type="dxa" w:w="3784"/>
           </w:tcPr>
           <w:p>
+            <w:pPr>
+              <w:spacing w:before="20" w:after="20"/>
+            </w:pPr>
             <w:r/>
             <w:r>
               <w:rPr>
@@ -2673,6 +3803,9 @@
             <w:tcW w:type="dxa" w:w="3784"/>
           </w:tcPr>
           <w:p>
+            <w:pPr>
+              <w:spacing w:before="20" w:after="20"/>
+            </w:pPr>
             <w:r/>
             <w:r>
               <w:rPr>
@@ -2688,6 +3821,9 @@
             <w:tcW w:type="dxa" w:w="3784"/>
           </w:tcPr>
           <w:p>
+            <w:pPr>
+              <w:spacing w:before="20" w:after="20"/>
+            </w:pPr>
             <w:r/>
             <w:r>
               <w:rPr>
@@ -2700,11 +3836,17 @@
         </w:tc>
       </w:tr>
       <w:tr>
+        <w:trPr>
+          <w:cantSplit/>
+        </w:trPr>
         <w:tc>
           <w:tcPr>
             <w:tcW w:type="dxa" w:w="3784"/>
           </w:tcPr>
           <w:p>
+            <w:pPr>
+              <w:spacing w:before="20" w:after="20"/>
+            </w:pPr>
             <w:r/>
             <w:r>
               <w:rPr>
@@ -2721,6 +3863,9 @@
             <w:tcW w:type="dxa" w:w="3784"/>
           </w:tcPr>
           <w:p>
+            <w:pPr>
+              <w:spacing w:before="20" w:after="20"/>
+            </w:pPr>
             <w:r/>
             <w:r>
               <w:rPr>
@@ -2737,6 +3882,9 @@
             <w:tcW w:type="dxa" w:w="3784"/>
           </w:tcPr>
           <w:p>
+            <w:pPr>
+              <w:spacing w:before="20" w:after="20"/>
+            </w:pPr>
             <w:r/>
             <w:r>
               <w:rPr>
@@ -2753,6 +3901,9 @@
             <w:tcW w:type="dxa" w:w="3784"/>
           </w:tcPr>
           <w:p>
+            <w:pPr>
+              <w:spacing w:before="20" w:after="20"/>
+            </w:pPr>
             <w:r/>
             <w:r>
               <w:rPr>
@@ -2765,11 +3916,17 @@
         </w:tc>
       </w:tr>
       <w:tr>
+        <w:trPr>
+          <w:cantSplit/>
+        </w:trPr>
         <w:tc>
           <w:tcPr>
             <w:tcW w:type="dxa" w:w="3784"/>
           </w:tcPr>
           <w:p>
+            <w:pPr>
+              <w:spacing w:before="20" w:after="20"/>
+            </w:pPr>
             <w:r/>
             <w:r>
               <w:rPr>
@@ -2786,6 +3943,9 @@
             <w:tcW w:type="dxa" w:w="3784"/>
           </w:tcPr>
           <w:p>
+            <w:pPr>
+              <w:spacing w:before="20" w:after="20"/>
+            </w:pPr>
             <w:r/>
             <w:r>
               <w:rPr>
@@ -2802,6 +3962,9 @@
             <w:tcW w:type="dxa" w:w="3784"/>
           </w:tcPr>
           <w:p>
+            <w:pPr>
+              <w:spacing w:before="20" w:after="20"/>
+            </w:pPr>
             <w:r/>
             <w:r>
               <w:rPr>
@@ -2818,6 +3981,9 @@
             <w:tcW w:type="dxa" w:w="3784"/>
           </w:tcPr>
           <w:p>
+            <w:pPr>
+              <w:spacing w:before="20" w:after="20"/>
+            </w:pPr>
             <w:r/>
             <w:r>
               <w:rPr>
@@ -2830,11 +3996,17 @@
         </w:tc>
       </w:tr>
       <w:tr>
+        <w:trPr>
+          <w:cantSplit/>
+        </w:trPr>
         <w:tc>
           <w:tcPr>
             <w:tcW w:type="dxa" w:w="3784"/>
           </w:tcPr>
           <w:p>
+            <w:pPr>
+              <w:spacing w:before="20" w:after="20"/>
+            </w:pPr>
             <w:r/>
             <w:r>
               <w:rPr>
@@ -2851,6 +4023,9 @@
             <w:tcW w:type="dxa" w:w="3784"/>
           </w:tcPr>
           <w:p>
+            <w:pPr>
+              <w:spacing w:before="20" w:after="20"/>
+            </w:pPr>
             <w:r/>
             <w:r>
               <w:rPr>
@@ -2867,6 +4042,9 @@
             <w:tcW w:type="dxa" w:w="3784"/>
           </w:tcPr>
           <w:p>
+            <w:pPr>
+              <w:spacing w:before="20" w:after="20"/>
+            </w:pPr>
             <w:r/>
             <w:r>
               <w:rPr>
@@ -2883,6 +4061,9 @@
             <w:tcW w:type="dxa" w:w="3784"/>
           </w:tcPr>
           <w:p>
+            <w:pPr>
+              <w:spacing w:before="20" w:after="20"/>
+            </w:pPr>
             <w:r/>
             <w:r>
               <w:rPr>
@@ -2895,11 +4076,17 @@
         </w:tc>
       </w:tr>
       <w:tr>
+        <w:trPr>
+          <w:cantSplit/>
+        </w:trPr>
         <w:tc>
           <w:tcPr>
             <w:tcW w:type="dxa" w:w="3784"/>
           </w:tcPr>
           <w:p>
+            <w:pPr>
+              <w:spacing w:before="20" w:after="20"/>
+            </w:pPr>
             <w:r/>
             <w:r>
               <w:rPr>
@@ -2916,6 +4103,9 @@
             <w:tcW w:type="dxa" w:w="3784"/>
           </w:tcPr>
           <w:p>
+            <w:pPr>
+              <w:spacing w:before="20" w:after="20"/>
+            </w:pPr>
             <w:r/>
             <w:r>
               <w:rPr>
@@ -2932,6 +4122,9 @@
             <w:tcW w:type="dxa" w:w="3784"/>
           </w:tcPr>
           <w:p>
+            <w:pPr>
+              <w:spacing w:before="20" w:after="20"/>
+            </w:pPr>
             <w:r/>
             <w:r>
               <w:rPr>
@@ -2948,6 +4141,9 @@
             <w:tcW w:type="dxa" w:w="3784"/>
           </w:tcPr>
           <w:p>
+            <w:pPr>
+              <w:spacing w:before="20" w:after="20"/>
+            </w:pPr>
             <w:r/>
             <w:r>
               <w:rPr>
@@ -2960,11 +4156,17 @@
         </w:tc>
       </w:tr>
       <w:tr>
+        <w:trPr>
+          <w:cantSplit/>
+        </w:trPr>
         <w:tc>
           <w:tcPr>
             <w:tcW w:type="dxa" w:w="3784"/>
           </w:tcPr>
           <w:p>
+            <w:pPr>
+              <w:spacing w:before="20" w:after="20"/>
+            </w:pPr>
             <w:r/>
             <w:r>
               <w:rPr>
@@ -2981,6 +4183,9 @@
             <w:tcW w:type="dxa" w:w="3784"/>
           </w:tcPr>
           <w:p>
+            <w:pPr>
+              <w:spacing w:before="20" w:after="20"/>
+            </w:pPr>
             <w:r/>
             <w:r>
               <w:rPr>
@@ -2997,6 +4202,9 @@
             <w:tcW w:type="dxa" w:w="3784"/>
           </w:tcPr>
           <w:p>
+            <w:pPr>
+              <w:spacing w:before="20" w:after="20"/>
+            </w:pPr>
             <w:r/>
             <w:r>
               <w:rPr>
@@ -3012,6 +4220,9 @@
             <w:tcW w:type="dxa" w:w="3784"/>
           </w:tcPr>
           <w:p>
+            <w:pPr>
+              <w:spacing w:before="20" w:after="20"/>
+            </w:pPr>
             <w:r/>
             <w:r>
               <w:rPr>
@@ -3024,11 +4235,17 @@
         </w:tc>
       </w:tr>
       <w:tr>
+        <w:trPr>
+          <w:cantSplit/>
+        </w:trPr>
         <w:tc>
           <w:tcPr>
             <w:tcW w:type="dxa" w:w="3784"/>
           </w:tcPr>
           <w:p>
+            <w:pPr>
+              <w:spacing w:before="20" w:after="20"/>
+            </w:pPr>
             <w:r/>
             <w:r>
               <w:rPr>
@@ -3045,6 +4262,9 @@
             <w:tcW w:type="dxa" w:w="3784"/>
           </w:tcPr>
           <w:p>
+            <w:pPr>
+              <w:spacing w:before="20" w:after="20"/>
+            </w:pPr>
             <w:r/>
             <w:r>
               <w:rPr>
@@ -3061,6 +4281,9 @@
             <w:tcW w:type="dxa" w:w="3784"/>
           </w:tcPr>
           <w:p>
+            <w:pPr>
+              <w:spacing w:before="20" w:after="20"/>
+            </w:pPr>
             <w:r/>
             <w:r>
               <w:rPr>
@@ -3076,6 +4299,9 @@
             <w:tcW w:type="dxa" w:w="3784"/>
           </w:tcPr>
           <w:p>
+            <w:pPr>
+              <w:spacing w:before="20" w:after="20"/>
+            </w:pPr>
             <w:r/>
             <w:r>
               <w:rPr>
@@ -3088,11 +4314,17 @@
         </w:tc>
       </w:tr>
       <w:tr>
+        <w:trPr>
+          <w:cantSplit/>
+        </w:trPr>
         <w:tc>
           <w:tcPr>
             <w:tcW w:type="dxa" w:w="3784"/>
           </w:tcPr>
           <w:p>
+            <w:pPr>
+              <w:spacing w:before="20" w:after="20"/>
+            </w:pPr>
             <w:r/>
             <w:r>
               <w:rPr>
@@ -3109,6 +4341,9 @@
             <w:tcW w:type="dxa" w:w="3784"/>
           </w:tcPr>
           <w:p>
+            <w:pPr>
+              <w:spacing w:before="20" w:after="20"/>
+            </w:pPr>
             <w:r/>
             <w:r>
               <w:rPr>
@@ -3125,6 +4360,9 @@
             <w:tcW w:type="dxa" w:w="3784"/>
           </w:tcPr>
           <w:p>
+            <w:pPr>
+              <w:spacing w:before="20" w:after="20"/>
+            </w:pPr>
             <w:r/>
             <w:r>
               <w:rPr>
@@ -3140,6 +4378,9 @@
             <w:tcW w:type="dxa" w:w="3784"/>
           </w:tcPr>
           <w:p>
+            <w:pPr>
+              <w:spacing w:before="20" w:after="20"/>
+            </w:pPr>
             <w:r/>
             <w:r>
               <w:rPr>
@@ -3196,6 +4437,9 @@
             <w:shd w:val="clear" w:color="auto" w:fill="D9D9D9"/>
           </w:tcPr>
           <w:p>
+            <w:pPr>
+              <w:spacing w:before="20" w:after="20"/>
+            </w:pPr>
             <w:r/>
             <w:r>
               <w:rPr>
@@ -3213,6 +4457,9 @@
             <w:shd w:val="clear" w:color="auto" w:fill="D9D9D9"/>
           </w:tcPr>
           <w:p>
+            <w:pPr>
+              <w:spacing w:before="20" w:after="20"/>
+            </w:pPr>
             <w:r/>
             <w:r>
               <w:rPr>
@@ -3230,6 +4477,9 @@
             <w:shd w:val="clear" w:color="auto" w:fill="D9D9D9"/>
           </w:tcPr>
           <w:p>
+            <w:pPr>
+              <w:spacing w:before="20" w:after="20"/>
+            </w:pPr>
             <w:r/>
             <w:r>
               <w:rPr>
@@ -3243,11 +4493,17 @@
         </w:tc>
       </w:tr>
       <w:tr>
-        <w:tc>
-          <w:tcPr>
-            <w:tcW w:type="dxa" w:w="5046"/>
-          </w:tcPr>
-          <w:p>
+        <w:trPr>
+          <w:cantSplit/>
+        </w:trPr>
+        <w:tc>
+          <w:tcPr>
+            <w:tcW w:type="dxa" w:w="5046"/>
+          </w:tcPr>
+          <w:p>
+            <w:pPr>
+              <w:spacing w:before="20" w:after="20"/>
+            </w:pPr>
             <w:r/>
             <w:r>
               <w:rPr>
@@ -3264,6 +4520,9 @@
             <w:tcW w:type="dxa" w:w="5046"/>
           </w:tcPr>
           <w:p>
+            <w:pPr>
+              <w:spacing w:before="20" w:after="20"/>
+            </w:pPr>
             <w:r/>
             <w:r>
               <w:rPr>
@@ -3280,6 +4539,9 @@
             <w:tcW w:type="dxa" w:w="5046"/>
           </w:tcPr>
           <w:p>
+            <w:pPr>
+              <w:spacing w:before="20" w:after="20"/>
+            </w:pPr>
             <w:r/>
             <w:r>
               <w:rPr>
@@ -3292,11 +4554,17 @@
         </w:tc>
       </w:tr>
       <w:tr>
-        <w:tc>
-          <w:tcPr>
-            <w:tcW w:type="dxa" w:w="5046"/>
-          </w:tcPr>
-          <w:p>
+        <w:trPr>
+          <w:cantSplit/>
+        </w:trPr>
+        <w:tc>
+          <w:tcPr>
+            <w:tcW w:type="dxa" w:w="5046"/>
+          </w:tcPr>
+          <w:p>
+            <w:pPr>
+              <w:spacing w:before="20" w:after="20"/>
+            </w:pPr>
             <w:r/>
             <w:r>
               <w:rPr>
@@ -3313,6 +4581,9 @@
             <w:tcW w:type="dxa" w:w="5046"/>
           </w:tcPr>
           <w:p>
+            <w:pPr>
+              <w:spacing w:before="20" w:after="20"/>
+            </w:pPr>
             <w:r/>
             <w:r>
               <w:rPr>
@@ -3329,6 +4600,9 @@
             <w:tcW w:type="dxa" w:w="5046"/>
           </w:tcPr>
           <w:p>
+            <w:pPr>
+              <w:spacing w:before="20" w:after="20"/>
+            </w:pPr>
             <w:r/>
             <w:r>
               <w:rPr>
@@ -3341,11 +4615,17 @@
         </w:tc>
       </w:tr>
       <w:tr>
-        <w:tc>
-          <w:tcPr>
-            <w:tcW w:type="dxa" w:w="5046"/>
-          </w:tcPr>
-          <w:p>
+        <w:trPr>
+          <w:cantSplit/>
+        </w:trPr>
+        <w:tc>
+          <w:tcPr>
+            <w:tcW w:type="dxa" w:w="5046"/>
+          </w:tcPr>
+          <w:p>
+            <w:pPr>
+              <w:spacing w:before="20" w:after="20"/>
+            </w:pPr>
             <w:r/>
             <w:r>
               <w:rPr>
@@ -3362,6 +4642,9 @@
             <w:tcW w:type="dxa" w:w="5046"/>
           </w:tcPr>
           <w:p>
+            <w:pPr>
+              <w:spacing w:before="20" w:after="20"/>
+            </w:pPr>
             <w:r/>
             <w:r>
               <w:rPr>
@@ -3378,6 +4661,9 @@
             <w:tcW w:type="dxa" w:w="5046"/>
           </w:tcPr>
           <w:p>
+            <w:pPr>
+              <w:spacing w:before="20" w:after="20"/>
+            </w:pPr>
             <w:r/>
             <w:r>
               <w:rPr>
@@ -3390,11 +4676,17 @@
         </w:tc>
       </w:tr>
       <w:tr>
-        <w:tc>
-          <w:tcPr>
-            <w:tcW w:type="dxa" w:w="5046"/>
-          </w:tcPr>
-          <w:p>
+        <w:trPr>
+          <w:cantSplit/>
+        </w:trPr>
+        <w:tc>
+          <w:tcPr>
+            <w:tcW w:type="dxa" w:w="5046"/>
+          </w:tcPr>
+          <w:p>
+            <w:pPr>
+              <w:spacing w:before="20" w:after="20"/>
+            </w:pPr>
             <w:r/>
             <w:r>
               <w:rPr>
@@ -3411,6 +4703,9 @@
             <w:tcW w:type="dxa" w:w="5046"/>
           </w:tcPr>
           <w:p>
+            <w:pPr>
+              <w:spacing w:before="20" w:after="20"/>
+            </w:pPr>
             <w:r/>
             <w:r>
               <w:rPr>
@@ -3427,6 +4722,9 @@
             <w:tcW w:type="dxa" w:w="5046"/>
           </w:tcPr>
           <w:p>
+            <w:pPr>
+              <w:spacing w:before="20" w:after="20"/>
+            </w:pPr>
             <w:r/>
             <w:r>
               <w:rPr>
@@ -3439,11 +4737,17 @@
         </w:tc>
       </w:tr>
       <w:tr>
-        <w:tc>
-          <w:tcPr>
-            <w:tcW w:type="dxa" w:w="5046"/>
-          </w:tcPr>
-          <w:p>
+        <w:trPr>
+          <w:cantSplit/>
+        </w:trPr>
+        <w:tc>
+          <w:tcPr>
+            <w:tcW w:type="dxa" w:w="5046"/>
+          </w:tcPr>
+          <w:p>
+            <w:pPr>
+              <w:spacing w:before="20" w:after="20"/>
+            </w:pPr>
             <w:r/>
             <w:r>
               <w:rPr>
@@ -3460,6 +4764,9 @@
             <w:tcW w:type="dxa" w:w="5046"/>
           </w:tcPr>
           <w:p>
+            <w:pPr>
+              <w:spacing w:before="20" w:after="20"/>
+            </w:pPr>
             <w:r/>
             <w:r>
               <w:rPr>
@@ -3476,6 +4783,9 @@
             <w:tcW w:type="dxa" w:w="5046"/>
           </w:tcPr>
           <w:p>
+            <w:pPr>
+              <w:spacing w:before="20" w:after="20"/>
+            </w:pPr>
             <w:r/>
             <w:r>
               <w:rPr>
@@ -3488,11 +4798,17 @@
         </w:tc>
       </w:tr>
       <w:tr>
-        <w:tc>
-          <w:tcPr>
-            <w:tcW w:type="dxa" w:w="5046"/>
-          </w:tcPr>
-          <w:p>
+        <w:trPr>
+          <w:cantSplit/>
+        </w:trPr>
+        <w:tc>
+          <w:tcPr>
+            <w:tcW w:type="dxa" w:w="5046"/>
+          </w:tcPr>
+          <w:p>
+            <w:pPr>
+              <w:spacing w:before="20" w:after="20"/>
+            </w:pPr>
             <w:r/>
             <w:r>
               <w:rPr>
@@ -3509,6 +4825,9 @@
             <w:tcW w:type="dxa" w:w="5046"/>
           </w:tcPr>
           <w:p>
+            <w:pPr>
+              <w:spacing w:before="20" w:after="20"/>
+            </w:pPr>
             <w:r/>
             <w:r>
               <w:rPr>
@@ -3525,6 +4844,9 @@
             <w:tcW w:type="dxa" w:w="5046"/>
           </w:tcPr>
           <w:p>
+            <w:pPr>
+              <w:spacing w:before="20" w:after="20"/>
+            </w:pPr>
             <w:r/>
             <w:r>
               <w:rPr>
@@ -3537,11 +4859,17 @@
         </w:tc>
       </w:tr>
       <w:tr>
-        <w:tc>
-          <w:tcPr>
-            <w:tcW w:type="dxa" w:w="5046"/>
-          </w:tcPr>
-          <w:p>
+        <w:trPr>
+          <w:cantSplit/>
+        </w:trPr>
+        <w:tc>
+          <w:tcPr>
+            <w:tcW w:type="dxa" w:w="5046"/>
+          </w:tcPr>
+          <w:p>
+            <w:pPr>
+              <w:spacing w:before="20" w:after="20"/>
+            </w:pPr>
             <w:r/>
             <w:r>
               <w:rPr>
@@ -3558,6 +4886,9 @@
             <w:tcW w:type="dxa" w:w="5046"/>
           </w:tcPr>
           <w:p>
+            <w:pPr>
+              <w:spacing w:before="20" w:after="20"/>
+            </w:pPr>
             <w:r/>
             <w:r>
               <w:rPr>
@@ -3574,6 +4905,9 @@
             <w:tcW w:type="dxa" w:w="5046"/>
           </w:tcPr>
           <w:p>
+            <w:pPr>
+              <w:spacing w:before="20" w:after="20"/>
+            </w:pPr>
             <w:r/>
             <w:r>
               <w:rPr>
@@ -3586,11 +4920,17 @@
         </w:tc>
       </w:tr>
       <w:tr>
-        <w:tc>
-          <w:tcPr>
-            <w:tcW w:type="dxa" w:w="5046"/>
-          </w:tcPr>
-          <w:p>
+        <w:trPr>
+          <w:cantSplit/>
+        </w:trPr>
+        <w:tc>
+          <w:tcPr>
+            <w:tcW w:type="dxa" w:w="5046"/>
+          </w:tcPr>
+          <w:p>
+            <w:pPr>
+              <w:spacing w:before="20" w:after="20"/>
+            </w:pPr>
             <w:r/>
             <w:r>
               <w:rPr>
@@ -3607,6 +4947,9 @@
             <w:tcW w:type="dxa" w:w="5046"/>
           </w:tcPr>
           <w:p>
+            <w:pPr>
+              <w:spacing w:before="20" w:after="20"/>
+            </w:pPr>
             <w:r/>
             <w:r>
               <w:rPr>
@@ -3623,6 +4966,9 @@
             <w:tcW w:type="dxa" w:w="5046"/>
           </w:tcPr>
           <w:p>
+            <w:pPr>
+              <w:spacing w:before="20" w:after="20"/>
+            </w:pPr>
             <w:r/>
             <w:r>
               <w:rPr>
@@ -3635,11 +4981,17 @@
         </w:tc>
       </w:tr>
       <w:tr>
-        <w:tc>
-          <w:tcPr>
-            <w:tcW w:type="dxa" w:w="5046"/>
-          </w:tcPr>
-          <w:p>
+        <w:trPr>
+          <w:cantSplit/>
+        </w:trPr>
+        <w:tc>
+          <w:tcPr>
+            <w:tcW w:type="dxa" w:w="5046"/>
+          </w:tcPr>
+          <w:p>
+            <w:pPr>
+              <w:spacing w:before="20" w:after="20"/>
+            </w:pPr>
             <w:r/>
             <w:r>
               <w:rPr>
@@ -3656,6 +5008,9 @@
             <w:tcW w:type="dxa" w:w="5046"/>
           </w:tcPr>
           <w:p>
+            <w:pPr>
+              <w:spacing w:before="20" w:after="20"/>
+            </w:pPr>
             <w:r/>
             <w:r>
               <w:rPr>
@@ -3672,6 +5027,9 @@
             <w:tcW w:type="dxa" w:w="5046"/>
           </w:tcPr>
           <w:p>
+            <w:pPr>
+              <w:spacing w:before="20" w:after="20"/>
+            </w:pPr>
             <w:r/>
             <w:r>
               <w:rPr>
@@ -3684,11 +5042,17 @@
         </w:tc>
       </w:tr>
       <w:tr>
-        <w:tc>
-          <w:tcPr>
-            <w:tcW w:type="dxa" w:w="5046"/>
-          </w:tcPr>
-          <w:p>
+        <w:trPr>
+          <w:cantSplit/>
+        </w:trPr>
+        <w:tc>
+          <w:tcPr>
+            <w:tcW w:type="dxa" w:w="5046"/>
+          </w:tcPr>
+          <w:p>
+            <w:pPr>
+              <w:spacing w:before="20" w:after="20"/>
+            </w:pPr>
             <w:r/>
             <w:r>
               <w:rPr>
@@ -3705,6 +5069,9 @@
             <w:tcW w:type="dxa" w:w="5046"/>
           </w:tcPr>
           <w:p>
+            <w:pPr>
+              <w:spacing w:before="20" w:after="20"/>
+            </w:pPr>
             <w:r/>
             <w:r>
               <w:rPr>
@@ -3721,6 +5088,9 @@
             <w:tcW w:type="dxa" w:w="5046"/>
           </w:tcPr>
           <w:p>
+            <w:pPr>
+              <w:spacing w:before="20" w:after="20"/>
+            </w:pPr>
             <w:r/>
             <w:r>
               <w:rPr>
@@ -3733,11 +5103,17 @@
         </w:tc>
       </w:tr>
       <w:tr>
-        <w:tc>
-          <w:tcPr>
-            <w:tcW w:type="dxa" w:w="5046"/>
-          </w:tcPr>
-          <w:p>
+        <w:trPr>
+          <w:cantSplit/>
+        </w:trPr>
+        <w:tc>
+          <w:tcPr>
+            <w:tcW w:type="dxa" w:w="5046"/>
+          </w:tcPr>
+          <w:p>
+            <w:pPr>
+              <w:spacing w:before="20" w:after="20"/>
+            </w:pPr>
             <w:r/>
             <w:r>
               <w:rPr>
@@ -3754,6 +5130,9 @@
             <w:tcW w:type="dxa" w:w="5046"/>
           </w:tcPr>
           <w:p>
+            <w:pPr>
+              <w:spacing w:before="20" w:after="20"/>
+            </w:pPr>
             <w:r/>
             <w:r>
               <w:rPr>
@@ -3770,6 +5149,9 @@
             <w:tcW w:type="dxa" w:w="5046"/>
           </w:tcPr>
           <w:p>
+            <w:pPr>
+              <w:spacing w:before="20" w:after="20"/>
+            </w:pPr>
             <w:r/>
             <w:r>
               <w:rPr>
@@ -3782,11 +5164,17 @@
         </w:tc>
       </w:tr>
       <w:tr>
-        <w:tc>
-          <w:tcPr>
-            <w:tcW w:type="dxa" w:w="5046"/>
-          </w:tcPr>
-          <w:p>
+        <w:trPr>
+          <w:cantSplit/>
+        </w:trPr>
+        <w:tc>
+          <w:tcPr>
+            <w:tcW w:type="dxa" w:w="5046"/>
+          </w:tcPr>
+          <w:p>
+            <w:pPr>
+              <w:spacing w:before="20" w:after="20"/>
+            </w:pPr>
             <w:r/>
             <w:r>
               <w:rPr>
@@ -3803,6 +5191,9 @@
             <w:tcW w:type="dxa" w:w="5046"/>
           </w:tcPr>
           <w:p>
+            <w:pPr>
+              <w:spacing w:before="20" w:after="20"/>
+            </w:pPr>
             <w:r/>
             <w:r>
               <w:rPr>
@@ -3819,6 +5210,9 @@
             <w:tcW w:type="dxa" w:w="5046"/>
           </w:tcPr>
           <w:p>
+            <w:pPr>
+              <w:spacing w:before="20" w:after="20"/>
+            </w:pPr>
             <w:r/>
             <w:r>
               <w:rPr>
@@ -3831,11 +5225,17 @@
         </w:tc>
       </w:tr>
       <w:tr>
-        <w:tc>
-          <w:tcPr>
-            <w:tcW w:type="dxa" w:w="5046"/>
-          </w:tcPr>
-          <w:p>
+        <w:trPr>
+          <w:cantSplit/>
+        </w:trPr>
+        <w:tc>
+          <w:tcPr>
+            <w:tcW w:type="dxa" w:w="5046"/>
+          </w:tcPr>
+          <w:p>
+            <w:pPr>
+              <w:spacing w:before="20" w:after="20"/>
+            </w:pPr>
             <w:r/>
             <w:r>
               <w:rPr>
@@ -3852,6 +5252,9 @@
             <w:tcW w:type="dxa" w:w="5046"/>
           </w:tcPr>
           <w:p>
+            <w:pPr>
+              <w:spacing w:before="20" w:after="20"/>
+            </w:pPr>
             <w:r/>
             <w:r>
               <w:rPr>
@@ -3868,6 +5271,9 @@
             <w:tcW w:type="dxa" w:w="5046"/>
           </w:tcPr>
           <w:p>
+            <w:pPr>
+              <w:spacing w:before="20" w:after="20"/>
+            </w:pPr>
             <w:r/>
             <w:r>
               <w:rPr>
@@ -3924,6 +5330,9 @@
             <w:shd w:val="clear" w:color="auto" w:fill="D9D9D9"/>
           </w:tcPr>
           <w:p>
+            <w:pPr>
+              <w:spacing w:before="20" w:after="20"/>
+            </w:pPr>
             <w:r/>
             <w:r>
               <w:rPr>
@@ -3941,6 +5350,9 @@
             <w:shd w:val="clear" w:color="auto" w:fill="D9D9D9"/>
           </w:tcPr>
           <w:p>
+            <w:pPr>
+              <w:spacing w:before="20" w:after="20"/>
+            </w:pPr>
             <w:r/>
             <w:r>
               <w:rPr>
@@ -3958,6 +5370,9 @@
             <w:shd w:val="clear" w:color="auto" w:fill="D9D9D9"/>
           </w:tcPr>
           <w:p>
+            <w:pPr>
+              <w:spacing w:before="20" w:after="20"/>
+            </w:pPr>
             <w:r/>
             <w:r>
               <w:rPr>
@@ -3971,11 +5386,17 @@
         </w:tc>
       </w:tr>
       <w:tr>
-        <w:tc>
-          <w:tcPr>
-            <w:tcW w:type="dxa" w:w="5046"/>
-          </w:tcPr>
-          <w:p>
+        <w:trPr>
+          <w:cantSplit/>
+        </w:trPr>
+        <w:tc>
+          <w:tcPr>
+            <w:tcW w:type="dxa" w:w="5046"/>
+          </w:tcPr>
+          <w:p>
+            <w:pPr>
+              <w:spacing w:before="20" w:after="20"/>
+            </w:pPr>
             <w:r/>
             <w:r>
               <w:rPr>
@@ -3992,6 +5413,9 @@
             <w:tcW w:type="dxa" w:w="5046"/>
           </w:tcPr>
           <w:p>
+            <w:pPr>
+              <w:spacing w:before="20" w:after="20"/>
+            </w:pPr>
             <w:r/>
             <w:r>
               <w:rPr>
@@ -4008,6 +5432,9 @@
             <w:tcW w:type="dxa" w:w="5046"/>
           </w:tcPr>
           <w:p>
+            <w:pPr>
+              <w:spacing w:before="20" w:after="20"/>
+            </w:pPr>
             <w:r/>
             <w:r>
               <w:rPr>
@@ -4020,11 +5447,17 @@
         </w:tc>
       </w:tr>
       <w:tr>
-        <w:tc>
-          <w:tcPr>
-            <w:tcW w:type="dxa" w:w="5046"/>
-          </w:tcPr>
-          <w:p>
+        <w:trPr>
+          <w:cantSplit/>
+        </w:trPr>
+        <w:tc>
+          <w:tcPr>
+            <w:tcW w:type="dxa" w:w="5046"/>
+          </w:tcPr>
+          <w:p>
+            <w:pPr>
+              <w:spacing w:before="20" w:after="20"/>
+            </w:pPr>
             <w:r/>
             <w:r>
               <w:rPr>
@@ -4041,6 +5474,9 @@
             <w:tcW w:type="dxa" w:w="5046"/>
           </w:tcPr>
           <w:p>
+            <w:pPr>
+              <w:spacing w:before="20" w:after="20"/>
+            </w:pPr>
             <w:r/>
             <w:r>
               <w:rPr>
@@ -4057,6 +5493,9 @@
             <w:tcW w:type="dxa" w:w="5046"/>
           </w:tcPr>
           <w:p>
+            <w:pPr>
+              <w:spacing w:before="20" w:after="20"/>
+            </w:pPr>
             <w:r/>
             <w:r>
               <w:rPr>
@@ -4069,11 +5508,17 @@
         </w:tc>
       </w:tr>
       <w:tr>
-        <w:tc>
-          <w:tcPr>
-            <w:tcW w:type="dxa" w:w="5046"/>
-          </w:tcPr>
-          <w:p>
+        <w:trPr>
+          <w:cantSplit/>
+        </w:trPr>
+        <w:tc>
+          <w:tcPr>
+            <w:tcW w:type="dxa" w:w="5046"/>
+          </w:tcPr>
+          <w:p>
+            <w:pPr>
+              <w:spacing w:before="20" w:after="20"/>
+            </w:pPr>
             <w:r/>
             <w:r>
               <w:rPr>
@@ -4090,6 +5535,9 @@
             <w:tcW w:type="dxa" w:w="5046"/>
           </w:tcPr>
           <w:p>
+            <w:pPr>
+              <w:spacing w:before="20" w:after="20"/>
+            </w:pPr>
             <w:r/>
             <w:r>
               <w:rPr>
@@ -4106,6 +5554,9 @@
             <w:tcW w:type="dxa" w:w="5046"/>
           </w:tcPr>
           <w:p>
+            <w:pPr>
+              <w:spacing w:before="20" w:after="20"/>
+            </w:pPr>
             <w:r/>
             <w:r>
               <w:rPr>
@@ -4118,11 +5569,17 @@
         </w:tc>
       </w:tr>
       <w:tr>
-        <w:tc>
-          <w:tcPr>
-            <w:tcW w:type="dxa" w:w="5046"/>
-          </w:tcPr>
-          <w:p>
+        <w:trPr>
+          <w:cantSplit/>
+        </w:trPr>
+        <w:tc>
+          <w:tcPr>
+            <w:tcW w:type="dxa" w:w="5046"/>
+          </w:tcPr>
+          <w:p>
+            <w:pPr>
+              <w:spacing w:before="20" w:after="20"/>
+            </w:pPr>
             <w:r/>
             <w:r>
               <w:rPr>
@@ -4139,6 +5596,9 @@
             <w:tcW w:type="dxa" w:w="5046"/>
           </w:tcPr>
           <w:p>
+            <w:pPr>
+              <w:spacing w:before="20" w:after="20"/>
+            </w:pPr>
             <w:r/>
             <w:r>
               <w:rPr>
@@ -4155,6 +5615,9 @@
             <w:tcW w:type="dxa" w:w="5046"/>
           </w:tcPr>
           <w:p>
+            <w:pPr>
+              <w:spacing w:before="20" w:after="20"/>
+            </w:pPr>
             <w:r/>
             <w:r>
               <w:rPr>
@@ -4167,11 +5630,17 @@
         </w:tc>
       </w:tr>
       <w:tr>
-        <w:tc>
-          <w:tcPr>
-            <w:tcW w:type="dxa" w:w="5046"/>
-          </w:tcPr>
-          <w:p>
+        <w:trPr>
+          <w:cantSplit/>
+        </w:trPr>
+        <w:tc>
+          <w:tcPr>
+            <w:tcW w:type="dxa" w:w="5046"/>
+          </w:tcPr>
+          <w:p>
+            <w:pPr>
+              <w:spacing w:before="20" w:after="20"/>
+            </w:pPr>
             <w:r/>
             <w:r>
               <w:rPr>
@@ -4188,6 +5657,9 @@
             <w:tcW w:type="dxa" w:w="5046"/>
           </w:tcPr>
           <w:p>
+            <w:pPr>
+              <w:spacing w:before="20" w:after="20"/>
+            </w:pPr>
             <w:r/>
             <w:r>
               <w:rPr>
@@ -4204,6 +5676,9 @@
             <w:tcW w:type="dxa" w:w="5046"/>
           </w:tcPr>
           <w:p>
+            <w:pPr>
+              <w:spacing w:before="20" w:after="20"/>
+            </w:pPr>
             <w:r/>
             <w:r>
               <w:rPr>
@@ -4216,11 +5691,17 @@
         </w:tc>
       </w:tr>
       <w:tr>
-        <w:tc>
-          <w:tcPr>
-            <w:tcW w:type="dxa" w:w="5046"/>
-          </w:tcPr>
-          <w:p>
+        <w:trPr>
+          <w:cantSplit/>
+        </w:trPr>
+        <w:tc>
+          <w:tcPr>
+            <w:tcW w:type="dxa" w:w="5046"/>
+          </w:tcPr>
+          <w:p>
+            <w:pPr>
+              <w:spacing w:before="20" w:after="20"/>
+            </w:pPr>
             <w:r/>
             <w:r>
               <w:rPr>
@@ -4237,6 +5718,9 @@
             <w:tcW w:type="dxa" w:w="5046"/>
           </w:tcPr>
           <w:p>
+            <w:pPr>
+              <w:spacing w:before="20" w:after="20"/>
+            </w:pPr>
             <w:r/>
             <w:r>
               <w:rPr>
@@ -4253,6 +5737,9 @@
             <w:tcW w:type="dxa" w:w="5046"/>
           </w:tcPr>
           <w:p>
+            <w:pPr>
+              <w:spacing w:before="20" w:after="20"/>
+            </w:pPr>
             <w:r/>
             <w:r>
               <w:rPr>
@@ -4265,11 +5752,17 @@
         </w:tc>
       </w:tr>
       <w:tr>
-        <w:tc>
-          <w:tcPr>
-            <w:tcW w:type="dxa" w:w="5046"/>
-          </w:tcPr>
-          <w:p>
+        <w:trPr>
+          <w:cantSplit/>
+        </w:trPr>
+        <w:tc>
+          <w:tcPr>
+            <w:tcW w:type="dxa" w:w="5046"/>
+          </w:tcPr>
+          <w:p>
+            <w:pPr>
+              <w:spacing w:before="20" w:after="20"/>
+            </w:pPr>
             <w:r/>
             <w:r>
               <w:rPr>
@@ -4286,6 +5779,9 @@
             <w:tcW w:type="dxa" w:w="5046"/>
           </w:tcPr>
           <w:p>
+            <w:pPr>
+              <w:spacing w:before="20" w:after="20"/>
+            </w:pPr>
             <w:r/>
             <w:r>
               <w:rPr>
@@ -4302,6 +5798,9 @@
             <w:tcW w:type="dxa" w:w="5046"/>
           </w:tcPr>
           <w:p>
+            <w:pPr>
+              <w:spacing w:before="20" w:after="20"/>
+            </w:pPr>
             <w:r/>
             <w:r>
               <w:rPr>
@@ -4314,11 +5813,17 @@
         </w:tc>
       </w:tr>
       <w:tr>
-        <w:tc>
-          <w:tcPr>
-            <w:tcW w:type="dxa" w:w="5046"/>
-          </w:tcPr>
-          <w:p>
+        <w:trPr>
+          <w:cantSplit/>
+        </w:trPr>
+        <w:tc>
+          <w:tcPr>
+            <w:tcW w:type="dxa" w:w="5046"/>
+          </w:tcPr>
+          <w:p>
+            <w:pPr>
+              <w:spacing w:before="20" w:after="20"/>
+            </w:pPr>
             <w:r/>
             <w:r>
               <w:rPr>
@@ -4335,6 +5840,9 @@
             <w:tcW w:type="dxa" w:w="5046"/>
           </w:tcPr>
           <w:p>
+            <w:pPr>
+              <w:spacing w:before="20" w:after="20"/>
+            </w:pPr>
             <w:r/>
             <w:r>
               <w:rPr>
@@ -4351,6 +5859,9 @@
             <w:tcW w:type="dxa" w:w="5046"/>
           </w:tcPr>
           <w:p>
+            <w:pPr>
+              <w:spacing w:before="20" w:after="20"/>
+            </w:pPr>
             <w:r/>
             <w:r>
               <w:rPr>
@@ -4363,11 +5874,17 @@
         </w:tc>
       </w:tr>
       <w:tr>
-        <w:tc>
-          <w:tcPr>
-            <w:tcW w:type="dxa" w:w="5046"/>
-          </w:tcPr>
-          <w:p>
+        <w:trPr>
+          <w:cantSplit/>
+        </w:trPr>
+        <w:tc>
+          <w:tcPr>
+            <w:tcW w:type="dxa" w:w="5046"/>
+          </w:tcPr>
+          <w:p>
+            <w:pPr>
+              <w:spacing w:before="20" w:after="20"/>
+            </w:pPr>
             <w:r/>
             <w:r>
               <w:rPr>
@@ -4384,6 +5901,9 @@
             <w:tcW w:type="dxa" w:w="5046"/>
           </w:tcPr>
           <w:p>
+            <w:pPr>
+              <w:spacing w:before="20" w:after="20"/>
+            </w:pPr>
             <w:r/>
             <w:r>
               <w:rPr>
@@ -4400,6 +5920,9 @@
             <w:tcW w:type="dxa" w:w="5046"/>
           </w:tcPr>
           <w:p>
+            <w:pPr>
+              <w:spacing w:before="20" w:after="20"/>
+            </w:pPr>
             <w:r/>
             <w:r>
               <w:rPr>
@@ -4412,11 +5935,17 @@
         </w:tc>
       </w:tr>
       <w:tr>
-        <w:tc>
-          <w:tcPr>
-            <w:tcW w:type="dxa" w:w="5046"/>
-          </w:tcPr>
-          <w:p>
+        <w:trPr>
+          <w:cantSplit/>
+        </w:trPr>
+        <w:tc>
+          <w:tcPr>
+            <w:tcW w:type="dxa" w:w="5046"/>
+          </w:tcPr>
+          <w:p>
+            <w:pPr>
+              <w:spacing w:before="20" w:after="20"/>
+            </w:pPr>
             <w:r/>
             <w:r>
               <w:rPr>
@@ -4433,6 +5962,9 @@
             <w:tcW w:type="dxa" w:w="5046"/>
           </w:tcPr>
           <w:p>
+            <w:pPr>
+              <w:spacing w:before="20" w:after="20"/>
+            </w:pPr>
             <w:r/>
             <w:r>
               <w:rPr>
@@ -4449,6 +5981,9 @@
             <w:tcW w:type="dxa" w:w="5046"/>
           </w:tcPr>
           <w:p>
+            <w:pPr>
+              <w:spacing w:before="20" w:after="20"/>
+            </w:pPr>
             <w:r/>
             <w:r>
               <w:rPr>
@@ -4461,11 +5996,17 @@
         </w:tc>
       </w:tr>
       <w:tr>
-        <w:tc>
-          <w:tcPr>
-            <w:tcW w:type="dxa" w:w="5046"/>
-          </w:tcPr>
-          <w:p>
+        <w:trPr>
+          <w:cantSplit/>
+        </w:trPr>
+        <w:tc>
+          <w:tcPr>
+            <w:tcW w:type="dxa" w:w="5046"/>
+          </w:tcPr>
+          <w:p>
+            <w:pPr>
+              <w:spacing w:before="20" w:after="20"/>
+            </w:pPr>
             <w:r/>
             <w:r>
               <w:rPr>
@@ -4482,6 +6023,9 @@
             <w:tcW w:type="dxa" w:w="5046"/>
           </w:tcPr>
           <w:p>
+            <w:pPr>
+              <w:spacing w:before="20" w:after="20"/>
+            </w:pPr>
             <w:r/>
             <w:r>
               <w:rPr>
@@ -4498,6 +6042,9 @@
             <w:tcW w:type="dxa" w:w="5046"/>
           </w:tcPr>
           <w:p>
+            <w:pPr>
+              <w:spacing w:before="20" w:after="20"/>
+            </w:pPr>
             <w:r/>
             <w:r>
               <w:rPr>
@@ -4510,11 +6057,17 @@
         </w:tc>
       </w:tr>
       <w:tr>
-        <w:tc>
-          <w:tcPr>
-            <w:tcW w:type="dxa" w:w="5046"/>
-          </w:tcPr>
-          <w:p>
+        <w:trPr>
+          <w:cantSplit/>
+        </w:trPr>
+        <w:tc>
+          <w:tcPr>
+            <w:tcW w:type="dxa" w:w="5046"/>
+          </w:tcPr>
+          <w:p>
+            <w:pPr>
+              <w:spacing w:before="20" w:after="20"/>
+            </w:pPr>
             <w:r/>
             <w:r>
               <w:rPr>
@@ -4531,6 +6084,9 @@
             <w:tcW w:type="dxa" w:w="5046"/>
           </w:tcPr>
           <w:p>
+            <w:pPr>
+              <w:spacing w:before="20" w:after="20"/>
+            </w:pPr>
             <w:r/>
             <w:r>
               <w:rPr>
@@ -4547,6 +6103,9 @@
             <w:tcW w:type="dxa" w:w="5046"/>
           </w:tcPr>
           <w:p>
+            <w:pPr>
+              <w:spacing w:before="20" w:after="20"/>
+            </w:pPr>
             <w:r/>
             <w:r>
               <w:rPr>
@@ -4559,11 +6118,17 @@
         </w:tc>
       </w:tr>
       <w:tr>
-        <w:tc>
-          <w:tcPr>
-            <w:tcW w:type="dxa" w:w="5046"/>
-          </w:tcPr>
-          <w:p>
+        <w:trPr>
+          <w:cantSplit/>
+        </w:trPr>
+        <w:tc>
+          <w:tcPr>
+            <w:tcW w:type="dxa" w:w="5046"/>
+          </w:tcPr>
+          <w:p>
+            <w:pPr>
+              <w:spacing w:before="20" w:after="20"/>
+            </w:pPr>
             <w:r/>
             <w:r>
               <w:rPr>
@@ -4580,6 +6145,9 @@
             <w:tcW w:type="dxa" w:w="5046"/>
           </w:tcPr>
           <w:p>
+            <w:pPr>
+              <w:spacing w:before="20" w:after="20"/>
+            </w:pPr>
             <w:r/>
             <w:r>
               <w:rPr>
@@ -4596,6 +6164,9 @@
             <w:tcW w:type="dxa" w:w="5046"/>
           </w:tcPr>
           <w:p>
+            <w:pPr>
+              <w:spacing w:before="20" w:after="20"/>
+            </w:pPr>
             <w:r/>
             <w:r>
               <w:rPr>
@@ -4652,6 +6223,9 @@
             <w:shd w:val="clear" w:color="auto" w:fill="D9D9D9"/>
           </w:tcPr>
           <w:p>
+            <w:pPr>
+              <w:spacing w:before="20" w:after="20"/>
+            </w:pPr>
             <w:r/>
             <w:r>
               <w:rPr>
@@ -4669,6 +6243,9 @@
             <w:shd w:val="clear" w:color="auto" w:fill="D9D9D9"/>
           </w:tcPr>
           <w:p>
+            <w:pPr>
+              <w:spacing w:before="20" w:after="20"/>
+            </w:pPr>
             <w:r/>
             <w:r>
               <w:rPr>
@@ -4686,6 +6263,9 @@
             <w:shd w:val="clear" w:color="auto" w:fill="D9D9D9"/>
           </w:tcPr>
           <w:p>
+            <w:pPr>
+              <w:spacing w:before="20" w:after="20"/>
+            </w:pPr>
             <w:r/>
             <w:r>
               <w:rPr>
@@ -4699,11 +6279,17 @@
         </w:tc>
       </w:tr>
       <w:tr>
-        <w:tc>
-          <w:tcPr>
-            <w:tcW w:type="dxa" w:w="5046"/>
-          </w:tcPr>
-          <w:p>
+        <w:trPr>
+          <w:cantSplit/>
+        </w:trPr>
+        <w:tc>
+          <w:tcPr>
+            <w:tcW w:type="dxa" w:w="5046"/>
+          </w:tcPr>
+          <w:p>
+            <w:pPr>
+              <w:spacing w:before="20" w:after="20"/>
+            </w:pPr>
             <w:r/>
             <w:r>
               <w:rPr>
@@ -4720,6 +6306,9 @@
             <w:tcW w:type="dxa" w:w="5046"/>
           </w:tcPr>
           <w:p>
+            <w:pPr>
+              <w:spacing w:before="20" w:after="20"/>
+            </w:pPr>
             <w:r/>
             <w:r>
               <w:rPr>
@@ -4736,6 +6325,9 @@
             <w:tcW w:type="dxa" w:w="5046"/>
           </w:tcPr>
           <w:p>
+            <w:pPr>
+              <w:spacing w:before="20" w:after="20"/>
+            </w:pPr>
             <w:r/>
             <w:r>
               <w:rPr>
@@ -4748,11 +6340,17 @@
         </w:tc>
       </w:tr>
       <w:tr>
-        <w:tc>
-          <w:tcPr>
-            <w:tcW w:type="dxa" w:w="5046"/>
-          </w:tcPr>
-          <w:p>
+        <w:trPr>
+          <w:cantSplit/>
+        </w:trPr>
+        <w:tc>
+          <w:tcPr>
+            <w:tcW w:type="dxa" w:w="5046"/>
+          </w:tcPr>
+          <w:p>
+            <w:pPr>
+              <w:spacing w:before="20" w:after="20"/>
+            </w:pPr>
             <w:r/>
             <w:r>
               <w:rPr>
@@ -4769,6 +6367,9 @@
             <w:tcW w:type="dxa" w:w="5046"/>
           </w:tcPr>
           <w:p>
+            <w:pPr>
+              <w:spacing w:before="20" w:after="20"/>
+            </w:pPr>
             <w:r/>
             <w:r>
               <w:rPr>
@@ -4785,6 +6386,9 @@
             <w:tcW w:type="dxa" w:w="5046"/>
           </w:tcPr>
           <w:p>
+            <w:pPr>
+              <w:spacing w:before="20" w:after="20"/>
+            </w:pPr>
             <w:r/>
             <w:r>
               <w:rPr>
@@ -4797,11 +6401,17 @@
         </w:tc>
       </w:tr>
       <w:tr>
-        <w:tc>
-          <w:tcPr>
-            <w:tcW w:type="dxa" w:w="5046"/>
-          </w:tcPr>
-          <w:p>
+        <w:trPr>
+          <w:cantSplit/>
+        </w:trPr>
+        <w:tc>
+          <w:tcPr>
+            <w:tcW w:type="dxa" w:w="5046"/>
+          </w:tcPr>
+          <w:p>
+            <w:pPr>
+              <w:spacing w:before="20" w:after="20"/>
+            </w:pPr>
             <w:r/>
             <w:r>
               <w:rPr>
@@ -4818,6 +6428,9 @@
             <w:tcW w:type="dxa" w:w="5046"/>
           </w:tcPr>
           <w:p>
+            <w:pPr>
+              <w:spacing w:before="20" w:after="20"/>
+            </w:pPr>
             <w:r/>
             <w:r>
               <w:rPr>
@@ -4834,6 +6447,9 @@
             <w:tcW w:type="dxa" w:w="5046"/>
           </w:tcPr>
           <w:p>
+            <w:pPr>
+              <w:spacing w:before="20" w:after="20"/>
+            </w:pPr>
             <w:r/>
             <w:r>
               <w:rPr>
@@ -4846,11 +6462,17 @@
         </w:tc>
       </w:tr>
       <w:tr>
-        <w:tc>
-          <w:tcPr>
-            <w:tcW w:type="dxa" w:w="5046"/>
-          </w:tcPr>
-          <w:p>
+        <w:trPr>
+          <w:cantSplit/>
+        </w:trPr>
+        <w:tc>
+          <w:tcPr>
+            <w:tcW w:type="dxa" w:w="5046"/>
+          </w:tcPr>
+          <w:p>
+            <w:pPr>
+              <w:spacing w:before="20" w:after="20"/>
+            </w:pPr>
             <w:r/>
             <w:r>
               <w:rPr>
@@ -4867,6 +6489,9 @@
             <w:tcW w:type="dxa" w:w="5046"/>
           </w:tcPr>
           <w:p>
+            <w:pPr>
+              <w:spacing w:before="20" w:after="20"/>
+            </w:pPr>
             <w:r/>
             <w:r>
               <w:rPr>
@@ -4883,6 +6508,9 @@
             <w:tcW w:type="dxa" w:w="5046"/>
           </w:tcPr>
           <w:p>
+            <w:pPr>
+              <w:spacing w:before="20" w:after="20"/>
+            </w:pPr>
             <w:r/>
             <w:r>
               <w:rPr>
@@ -4895,11 +6523,17 @@
         </w:tc>
       </w:tr>
       <w:tr>
-        <w:tc>
-          <w:tcPr>
-            <w:tcW w:type="dxa" w:w="5046"/>
-          </w:tcPr>
-          <w:p>
+        <w:trPr>
+          <w:cantSplit/>
+        </w:trPr>
+        <w:tc>
+          <w:tcPr>
+            <w:tcW w:type="dxa" w:w="5046"/>
+          </w:tcPr>
+          <w:p>
+            <w:pPr>
+              <w:spacing w:before="20" w:after="20"/>
+            </w:pPr>
             <w:r/>
             <w:r>
               <w:rPr>
@@ -4916,6 +6550,9 @@
             <w:tcW w:type="dxa" w:w="5046"/>
           </w:tcPr>
           <w:p>
+            <w:pPr>
+              <w:spacing w:before="20" w:after="20"/>
+            </w:pPr>
             <w:r/>
             <w:r>
               <w:rPr>
@@ -4932,6 +6569,9 @@
             <w:tcW w:type="dxa" w:w="5046"/>
           </w:tcPr>
           <w:p>
+            <w:pPr>
+              <w:spacing w:before="20" w:after="20"/>
+            </w:pPr>
             <w:r/>
             <w:r>
               <w:rPr>
@@ -4944,11 +6584,17 @@
         </w:tc>
       </w:tr>
       <w:tr>
-        <w:tc>
-          <w:tcPr>
-            <w:tcW w:type="dxa" w:w="5046"/>
-          </w:tcPr>
-          <w:p>
+        <w:trPr>
+          <w:cantSplit/>
+        </w:trPr>
+        <w:tc>
+          <w:tcPr>
+            <w:tcW w:type="dxa" w:w="5046"/>
+          </w:tcPr>
+          <w:p>
+            <w:pPr>
+              <w:spacing w:before="20" w:after="20"/>
+            </w:pPr>
             <w:r/>
             <w:r>
               <w:rPr>
@@ -4965,6 +6611,9 @@
             <w:tcW w:type="dxa" w:w="5046"/>
           </w:tcPr>
           <w:p>
+            <w:pPr>
+              <w:spacing w:before="20" w:after="20"/>
+            </w:pPr>
             <w:r/>
             <w:r>
               <w:rPr>
@@ -4981,6 +6630,9 @@
             <w:tcW w:type="dxa" w:w="5046"/>
           </w:tcPr>
           <w:p>
+            <w:pPr>
+              <w:spacing w:before="20" w:after="20"/>
+            </w:pPr>
             <w:r/>
             <w:r>
               <w:rPr>
@@ -4993,11 +6645,17 @@
         </w:tc>
       </w:tr>
       <w:tr>
-        <w:tc>
-          <w:tcPr>
-            <w:tcW w:type="dxa" w:w="5046"/>
-          </w:tcPr>
-          <w:p>
+        <w:trPr>
+          <w:cantSplit/>
+        </w:trPr>
+        <w:tc>
+          <w:tcPr>
+            <w:tcW w:type="dxa" w:w="5046"/>
+          </w:tcPr>
+          <w:p>
+            <w:pPr>
+              <w:spacing w:before="20" w:after="20"/>
+            </w:pPr>
             <w:r/>
             <w:r>
               <w:rPr>
@@ -5014,6 +6672,9 @@
             <w:tcW w:type="dxa" w:w="5046"/>
           </w:tcPr>
           <w:p>
+            <w:pPr>
+              <w:spacing w:before="20" w:after="20"/>
+            </w:pPr>
             <w:r/>
             <w:r>
               <w:rPr>
@@ -5030,6 +6691,9 @@
             <w:tcW w:type="dxa" w:w="5046"/>
           </w:tcPr>
           <w:p>
+            <w:pPr>
+              <w:spacing w:before="20" w:after="20"/>
+            </w:pPr>
             <w:r/>
             <w:r>
               <w:rPr>
@@ -5042,11 +6706,17 @@
         </w:tc>
       </w:tr>
       <w:tr>
-        <w:tc>
-          <w:tcPr>
-            <w:tcW w:type="dxa" w:w="5046"/>
-          </w:tcPr>
-          <w:p>
+        <w:trPr>
+          <w:cantSplit/>
+        </w:trPr>
+        <w:tc>
+          <w:tcPr>
+            <w:tcW w:type="dxa" w:w="5046"/>
+          </w:tcPr>
+          <w:p>
+            <w:pPr>
+              <w:spacing w:before="20" w:after="20"/>
+            </w:pPr>
             <w:r/>
             <w:r>
               <w:rPr>
@@ -5063,6 +6733,9 @@
             <w:tcW w:type="dxa" w:w="5046"/>
           </w:tcPr>
           <w:p>
+            <w:pPr>
+              <w:spacing w:before="20" w:after="20"/>
+            </w:pPr>
             <w:r/>
             <w:r>
               <w:rPr>
@@ -5079,6 +6752,9 @@
             <w:tcW w:type="dxa" w:w="5046"/>
           </w:tcPr>
           <w:p>
+            <w:pPr>
+              <w:spacing w:before="20" w:after="20"/>
+            </w:pPr>
             <w:r/>
             <w:r>
               <w:rPr>
@@ -5091,11 +6767,17 @@
         </w:tc>
       </w:tr>
       <w:tr>
-        <w:tc>
-          <w:tcPr>
-            <w:tcW w:type="dxa" w:w="5046"/>
-          </w:tcPr>
-          <w:p>
+        <w:trPr>
+          <w:cantSplit/>
+        </w:trPr>
+        <w:tc>
+          <w:tcPr>
+            <w:tcW w:type="dxa" w:w="5046"/>
+          </w:tcPr>
+          <w:p>
+            <w:pPr>
+              <w:spacing w:before="20" w:after="20"/>
+            </w:pPr>
             <w:r/>
             <w:r>
               <w:rPr>
@@ -5112,6 +6794,9 @@
             <w:tcW w:type="dxa" w:w="5046"/>
           </w:tcPr>
           <w:p>
+            <w:pPr>
+              <w:spacing w:before="20" w:after="20"/>
+            </w:pPr>
             <w:r/>
             <w:r>
               <w:rPr>
@@ -5128,6 +6813,9 @@
             <w:tcW w:type="dxa" w:w="5046"/>
           </w:tcPr>
           <w:p>
+            <w:pPr>
+              <w:spacing w:before="20" w:after="20"/>
+            </w:pPr>
             <w:r/>
             <w:r>
               <w:rPr>
@@ -5140,11 +6828,17 @@
         </w:tc>
       </w:tr>
       <w:tr>
-        <w:tc>
-          <w:tcPr>
-            <w:tcW w:type="dxa" w:w="5046"/>
-          </w:tcPr>
-          <w:p>
+        <w:trPr>
+          <w:cantSplit/>
+        </w:trPr>
+        <w:tc>
+          <w:tcPr>
+            <w:tcW w:type="dxa" w:w="5046"/>
+          </w:tcPr>
+          <w:p>
+            <w:pPr>
+              <w:spacing w:before="20" w:after="20"/>
+            </w:pPr>
             <w:r/>
             <w:r>
               <w:rPr>
@@ -5161,6 +6855,9 @@
             <w:tcW w:type="dxa" w:w="5046"/>
           </w:tcPr>
           <w:p>
+            <w:pPr>
+              <w:spacing w:before="20" w:after="20"/>
+            </w:pPr>
             <w:r/>
             <w:r>
               <w:rPr>
@@ -5177,6 +6874,9 @@
             <w:tcW w:type="dxa" w:w="5046"/>
           </w:tcPr>
           <w:p>
+            <w:pPr>
+              <w:spacing w:before="20" w:after="20"/>
+            </w:pPr>
             <w:r/>
             <w:r>
               <w:rPr>
@@ -5189,11 +6889,17 @@
         </w:tc>
       </w:tr>
       <w:tr>
-        <w:tc>
-          <w:tcPr>
-            <w:tcW w:type="dxa" w:w="5046"/>
-          </w:tcPr>
-          <w:p>
+        <w:trPr>
+          <w:cantSplit/>
+        </w:trPr>
+        <w:tc>
+          <w:tcPr>
+            <w:tcW w:type="dxa" w:w="5046"/>
+          </w:tcPr>
+          <w:p>
+            <w:pPr>
+              <w:spacing w:before="20" w:after="20"/>
+            </w:pPr>
             <w:r/>
             <w:r>
               <w:rPr>
@@ -5210,6 +6916,9 @@
             <w:tcW w:type="dxa" w:w="5046"/>
           </w:tcPr>
           <w:p>
+            <w:pPr>
+              <w:spacing w:before="20" w:after="20"/>
+            </w:pPr>
             <w:r/>
             <w:r>
               <w:rPr>
@@ -5226,6 +6935,9 @@
             <w:tcW w:type="dxa" w:w="5046"/>
           </w:tcPr>
           <w:p>
+            <w:pPr>
+              <w:spacing w:before="20" w:after="20"/>
+            </w:pPr>
             <w:r/>
             <w:r>
               <w:rPr>
@@ -5238,11 +6950,17 @@
         </w:tc>
       </w:tr>
       <w:tr>
-        <w:tc>
-          <w:tcPr>
-            <w:tcW w:type="dxa" w:w="5046"/>
-          </w:tcPr>
-          <w:p>
+        <w:trPr>
+          <w:cantSplit/>
+        </w:trPr>
+        <w:tc>
+          <w:tcPr>
+            <w:tcW w:type="dxa" w:w="5046"/>
+          </w:tcPr>
+          <w:p>
+            <w:pPr>
+              <w:spacing w:before="20" w:after="20"/>
+            </w:pPr>
             <w:r/>
             <w:r>
               <w:rPr>
@@ -5259,6 +6977,9 @@
             <w:tcW w:type="dxa" w:w="5046"/>
           </w:tcPr>
           <w:p>
+            <w:pPr>
+              <w:spacing w:before="20" w:after="20"/>
+            </w:pPr>
             <w:r/>
             <w:r>
               <w:rPr>
@@ -5275,6 +6996,9 @@
             <w:tcW w:type="dxa" w:w="5046"/>
           </w:tcPr>
           <w:p>
+            <w:pPr>
+              <w:spacing w:before="20" w:after="20"/>
+            </w:pPr>
             <w:r/>
             <w:r>
               <w:rPr>
@@ -5331,6 +7055,9 @@
             <w:shd w:val="clear" w:color="auto" w:fill="D9D9D9"/>
           </w:tcPr>
           <w:p>
+            <w:pPr>
+              <w:spacing w:before="20" w:after="20"/>
+            </w:pPr>
             <w:r/>
             <w:r>
               <w:rPr>
@@ -5348,6 +7075,9 @@
             <w:shd w:val="clear" w:color="auto" w:fill="D9D9D9"/>
           </w:tcPr>
           <w:p>
+            <w:pPr>
+              <w:spacing w:before="20" w:after="20"/>
+            </w:pPr>
             <w:r/>
             <w:r>
               <w:rPr>
@@ -5365,6 +7095,9 @@
             <w:shd w:val="clear" w:color="auto" w:fill="D9D9D9"/>
           </w:tcPr>
           <w:p>
+            <w:pPr>
+              <w:spacing w:before="20" w:after="20"/>
+            </w:pPr>
             <w:r/>
             <w:r>
               <w:rPr>
@@ -5378,11 +7111,17 @@
         </w:tc>
       </w:tr>
       <w:tr>
-        <w:tc>
-          <w:tcPr>
-            <w:tcW w:type="dxa" w:w="5046"/>
-          </w:tcPr>
-          <w:p>
+        <w:trPr>
+          <w:cantSplit/>
+        </w:trPr>
+        <w:tc>
+          <w:tcPr>
+            <w:tcW w:type="dxa" w:w="5046"/>
+          </w:tcPr>
+          <w:p>
+            <w:pPr>
+              <w:spacing w:before="20" w:after="20"/>
+            </w:pPr>
             <w:r/>
             <w:r>
               <w:rPr>
@@ -5399,6 +7138,9 @@
             <w:tcW w:type="dxa" w:w="5046"/>
           </w:tcPr>
           <w:p>
+            <w:pPr>
+              <w:spacing w:before="20" w:after="20"/>
+            </w:pPr>
             <w:r/>
             <w:r>
               <w:rPr>
@@ -5415,6 +7157,9 @@
             <w:tcW w:type="dxa" w:w="5046"/>
           </w:tcPr>
           <w:p>
+            <w:pPr>
+              <w:spacing w:before="20" w:after="20"/>
+            </w:pPr>
             <w:r/>
             <w:r>
               <w:rPr>
@@ -5427,11 +7172,17 @@
         </w:tc>
       </w:tr>
       <w:tr>
-        <w:tc>
-          <w:tcPr>
-            <w:tcW w:type="dxa" w:w="5046"/>
-          </w:tcPr>
-          <w:p>
+        <w:trPr>
+          <w:cantSplit/>
+        </w:trPr>
+        <w:tc>
+          <w:tcPr>
+            <w:tcW w:type="dxa" w:w="5046"/>
+          </w:tcPr>
+          <w:p>
+            <w:pPr>
+              <w:spacing w:before="20" w:after="20"/>
+            </w:pPr>
             <w:r/>
             <w:r>
               <w:rPr>
@@ -5448,6 +7199,9 @@
             <w:tcW w:type="dxa" w:w="5046"/>
           </w:tcPr>
           <w:p>
+            <w:pPr>
+              <w:spacing w:before="20" w:after="20"/>
+            </w:pPr>
             <w:r/>
             <w:r>
               <w:rPr>
@@ -5464,6 +7218,9 @@
             <w:tcW w:type="dxa" w:w="5046"/>
           </w:tcPr>
           <w:p>
+            <w:pPr>
+              <w:spacing w:before="20" w:after="20"/>
+            </w:pPr>
             <w:r/>
             <w:r>
               <w:rPr>
@@ -5476,11 +7233,17 @@
         </w:tc>
       </w:tr>
       <w:tr>
-        <w:tc>
-          <w:tcPr>
-            <w:tcW w:type="dxa" w:w="5046"/>
-          </w:tcPr>
-          <w:p>
+        <w:trPr>
+          <w:cantSplit/>
+        </w:trPr>
+        <w:tc>
+          <w:tcPr>
+            <w:tcW w:type="dxa" w:w="5046"/>
+          </w:tcPr>
+          <w:p>
+            <w:pPr>
+              <w:spacing w:before="20" w:after="20"/>
+            </w:pPr>
             <w:r/>
             <w:r>
               <w:rPr>
@@ -5497,6 +7260,9 @@
             <w:tcW w:type="dxa" w:w="5046"/>
           </w:tcPr>
           <w:p>
+            <w:pPr>
+              <w:spacing w:before="20" w:after="20"/>
+            </w:pPr>
             <w:r/>
             <w:r>
               <w:rPr>
@@ -5513,6 +7279,9 @@
             <w:tcW w:type="dxa" w:w="5046"/>
           </w:tcPr>
           <w:p>
+            <w:pPr>
+              <w:spacing w:before="20" w:after="20"/>
+            </w:pPr>
             <w:r/>
             <w:r>
               <w:rPr>
@@ -5525,11 +7294,17 @@
         </w:tc>
       </w:tr>
       <w:tr>
-        <w:tc>
-          <w:tcPr>
-            <w:tcW w:type="dxa" w:w="5046"/>
-          </w:tcPr>
-          <w:p>
+        <w:trPr>
+          <w:cantSplit/>
+        </w:trPr>
+        <w:tc>
+          <w:tcPr>
+            <w:tcW w:type="dxa" w:w="5046"/>
+          </w:tcPr>
+          <w:p>
+            <w:pPr>
+              <w:spacing w:before="20" w:after="20"/>
+            </w:pPr>
             <w:r/>
             <w:r>
               <w:rPr>
@@ -5546,6 +7321,9 @@
             <w:tcW w:type="dxa" w:w="5046"/>
           </w:tcPr>
           <w:p>
+            <w:pPr>
+              <w:spacing w:before="20" w:after="20"/>
+            </w:pPr>
             <w:r/>
             <w:r>
               <w:rPr>
@@ -5562,6 +7340,9 @@
             <w:tcW w:type="dxa" w:w="5046"/>
           </w:tcPr>
           <w:p>
+            <w:pPr>
+              <w:spacing w:before="20" w:after="20"/>
+            </w:pPr>
             <w:r/>
             <w:r>
               <w:rPr>
@@ -5574,11 +7355,17 @@
         </w:tc>
       </w:tr>
       <w:tr>
-        <w:tc>
-          <w:tcPr>
-            <w:tcW w:type="dxa" w:w="5046"/>
-          </w:tcPr>
-          <w:p>
+        <w:trPr>
+          <w:cantSplit/>
+        </w:trPr>
+        <w:tc>
+          <w:tcPr>
+            <w:tcW w:type="dxa" w:w="5046"/>
+          </w:tcPr>
+          <w:p>
+            <w:pPr>
+              <w:spacing w:before="20" w:after="20"/>
+            </w:pPr>
             <w:r/>
             <w:r>
               <w:rPr>
@@ -5595,6 +7382,9 @@
             <w:tcW w:type="dxa" w:w="5046"/>
           </w:tcPr>
           <w:p>
+            <w:pPr>
+              <w:spacing w:before="20" w:after="20"/>
+            </w:pPr>
             <w:r/>
             <w:r>
               <w:rPr>
@@ -5611,6 +7401,9 @@
             <w:tcW w:type="dxa" w:w="5046"/>
           </w:tcPr>
           <w:p>
+            <w:pPr>
+              <w:spacing w:before="20" w:after="20"/>
+            </w:pPr>
             <w:r/>
             <w:r>
               <w:rPr>
@@ -5623,11 +7416,17 @@
         </w:tc>
       </w:tr>
       <w:tr>
-        <w:tc>
-          <w:tcPr>
-            <w:tcW w:type="dxa" w:w="5046"/>
-          </w:tcPr>
-          <w:p>
+        <w:trPr>
+          <w:cantSplit/>
+        </w:trPr>
+        <w:tc>
+          <w:tcPr>
+            <w:tcW w:type="dxa" w:w="5046"/>
+          </w:tcPr>
+          <w:p>
+            <w:pPr>
+              <w:spacing w:before="20" w:after="20"/>
+            </w:pPr>
             <w:r/>
             <w:r>
               <w:rPr>
@@ -5644,6 +7443,9 @@
             <w:tcW w:type="dxa" w:w="5046"/>
           </w:tcPr>
           <w:p>
+            <w:pPr>
+              <w:spacing w:before="20" w:after="20"/>
+            </w:pPr>
             <w:r/>
             <w:r>
               <w:rPr>
@@ -5660,6 +7462,9 @@
             <w:tcW w:type="dxa" w:w="5046"/>
           </w:tcPr>
           <w:p>
+            <w:pPr>
+              <w:spacing w:before="20" w:after="20"/>
+            </w:pPr>
             <w:r/>
             <w:r>
               <w:rPr>
@@ -5672,11 +7477,17 @@
         </w:tc>
       </w:tr>
       <w:tr>
-        <w:tc>
-          <w:tcPr>
-            <w:tcW w:type="dxa" w:w="5046"/>
-          </w:tcPr>
-          <w:p>
+        <w:trPr>
+          <w:cantSplit/>
+        </w:trPr>
+        <w:tc>
+          <w:tcPr>
+            <w:tcW w:type="dxa" w:w="5046"/>
+          </w:tcPr>
+          <w:p>
+            <w:pPr>
+              <w:spacing w:before="20" w:after="20"/>
+            </w:pPr>
             <w:r/>
             <w:r>
               <w:rPr>
@@ -5693,6 +7504,9 @@
             <w:tcW w:type="dxa" w:w="5046"/>
           </w:tcPr>
           <w:p>
+            <w:pPr>
+              <w:spacing w:before="20" w:after="20"/>
+            </w:pPr>
             <w:r/>
             <w:r>
               <w:rPr>
@@ -5709,6 +7523,9 @@
             <w:tcW w:type="dxa" w:w="5046"/>
           </w:tcPr>
           <w:p>
+            <w:pPr>
+              <w:spacing w:before="20" w:after="20"/>
+            </w:pPr>
             <w:r/>
             <w:r>
               <w:rPr>
@@ -5721,11 +7538,17 @@
         </w:tc>
       </w:tr>
       <w:tr>
-        <w:tc>
-          <w:tcPr>
-            <w:tcW w:type="dxa" w:w="5046"/>
-          </w:tcPr>
-          <w:p>
+        <w:trPr>
+          <w:cantSplit/>
+        </w:trPr>
+        <w:tc>
+          <w:tcPr>
+            <w:tcW w:type="dxa" w:w="5046"/>
+          </w:tcPr>
+          <w:p>
+            <w:pPr>
+              <w:spacing w:before="20" w:after="20"/>
+            </w:pPr>
             <w:r/>
             <w:r>
               <w:rPr>
@@ -5742,6 +7565,9 @@
             <w:tcW w:type="dxa" w:w="5046"/>
           </w:tcPr>
           <w:p>
+            <w:pPr>
+              <w:spacing w:before="20" w:after="20"/>
+            </w:pPr>
             <w:r/>
             <w:r>
               <w:rPr>
@@ -5758,6 +7584,9 @@
             <w:tcW w:type="dxa" w:w="5046"/>
           </w:tcPr>
           <w:p>
+            <w:pPr>
+              <w:spacing w:before="20" w:after="20"/>
+            </w:pPr>
             <w:r/>
             <w:r>
               <w:rPr>
@@ -5770,11 +7599,17 @@
         </w:tc>
       </w:tr>
       <w:tr>
-        <w:tc>
-          <w:tcPr>
-            <w:tcW w:type="dxa" w:w="5046"/>
-          </w:tcPr>
-          <w:p>
+        <w:trPr>
+          <w:cantSplit/>
+        </w:trPr>
+        <w:tc>
+          <w:tcPr>
+            <w:tcW w:type="dxa" w:w="5046"/>
+          </w:tcPr>
+          <w:p>
+            <w:pPr>
+              <w:spacing w:before="20" w:after="20"/>
+            </w:pPr>
             <w:r/>
             <w:r>
               <w:rPr>
@@ -5791,6 +7626,9 @@
             <w:tcW w:type="dxa" w:w="5046"/>
           </w:tcPr>
           <w:p>
+            <w:pPr>
+              <w:spacing w:before="20" w:after="20"/>
+            </w:pPr>
             <w:r/>
             <w:r>
               <w:rPr>
@@ -5807,6 +7645,9 @@
             <w:tcW w:type="dxa" w:w="5046"/>
           </w:tcPr>
           <w:p>
+            <w:pPr>
+              <w:spacing w:before="20" w:after="20"/>
+            </w:pPr>
             <w:r/>
             <w:r>
               <w:rPr>
@@ -5819,11 +7660,17 @@
         </w:tc>
       </w:tr>
       <w:tr>
-        <w:tc>
-          <w:tcPr>
-            <w:tcW w:type="dxa" w:w="5046"/>
-          </w:tcPr>
-          <w:p>
+        <w:trPr>
+          <w:cantSplit/>
+        </w:trPr>
+        <w:tc>
+          <w:tcPr>
+            <w:tcW w:type="dxa" w:w="5046"/>
+          </w:tcPr>
+          <w:p>
+            <w:pPr>
+              <w:spacing w:before="20" w:after="20"/>
+            </w:pPr>
             <w:r/>
             <w:r>
               <w:rPr>
@@ -5840,6 +7687,9 @@
             <w:tcW w:type="dxa" w:w="5046"/>
           </w:tcPr>
           <w:p>
+            <w:pPr>
+              <w:spacing w:before="20" w:after="20"/>
+            </w:pPr>
             <w:r/>
             <w:r>
               <w:rPr>
@@ -5856,6 +7706,9 @@
             <w:tcW w:type="dxa" w:w="5046"/>
           </w:tcPr>
           <w:p>
+            <w:pPr>
+              <w:spacing w:before="20" w:after="20"/>
+            </w:pPr>
             <w:r/>
             <w:r>
               <w:rPr>
@@ -5868,11 +7721,17 @@
         </w:tc>
       </w:tr>
       <w:tr>
-        <w:tc>
-          <w:tcPr>
-            <w:tcW w:type="dxa" w:w="5046"/>
-          </w:tcPr>
-          <w:p>
+        <w:trPr>
+          <w:cantSplit/>
+        </w:trPr>
+        <w:tc>
+          <w:tcPr>
+            <w:tcW w:type="dxa" w:w="5046"/>
+          </w:tcPr>
+          <w:p>
+            <w:pPr>
+              <w:spacing w:before="20" w:after="20"/>
+            </w:pPr>
             <w:r/>
             <w:r>
               <w:rPr>
@@ -5889,6 +7748,9 @@
             <w:tcW w:type="dxa" w:w="5046"/>
           </w:tcPr>
           <w:p>
+            <w:pPr>
+              <w:spacing w:before="20" w:after="20"/>
+            </w:pPr>
             <w:r/>
             <w:r>
               <w:rPr>
@@ -5905,6 +7767,9 @@
             <w:tcW w:type="dxa" w:w="5046"/>
           </w:tcPr>
           <w:p>
+            <w:pPr>
+              <w:spacing w:before="20" w:after="20"/>
+            </w:pPr>
             <w:r/>
             <w:r>
               <w:rPr>
@@ -5917,11 +7782,17 @@
         </w:tc>
       </w:tr>
       <w:tr>
-        <w:tc>
-          <w:tcPr>
-            <w:tcW w:type="dxa" w:w="5046"/>
-          </w:tcPr>
-          <w:p>
+        <w:trPr>
+          <w:cantSplit/>
+        </w:trPr>
+        <w:tc>
+          <w:tcPr>
+            <w:tcW w:type="dxa" w:w="5046"/>
+          </w:tcPr>
+          <w:p>
+            <w:pPr>
+              <w:spacing w:before="20" w:after="20"/>
+            </w:pPr>
             <w:r/>
             <w:r>
               <w:rPr>
@@ -5938,6 +7809,9 @@
             <w:tcW w:type="dxa" w:w="5046"/>
           </w:tcPr>
           <w:p>
+            <w:pPr>
+              <w:spacing w:before="20" w:after="20"/>
+            </w:pPr>
             <w:r/>
             <w:r>
               <w:rPr>
@@ -5954,6 +7828,9 @@
             <w:tcW w:type="dxa" w:w="5046"/>
           </w:tcPr>
           <w:p>
+            <w:pPr>
+              <w:spacing w:before="20" w:after="20"/>
+            </w:pPr>
             <w:r/>
             <w:r>
               <w:rPr>
@@ -6010,6 +7887,9 @@
             <w:shd w:val="clear" w:color="auto" w:fill="D9D9D9"/>
           </w:tcPr>
           <w:p>
+            <w:pPr>
+              <w:spacing w:before="20" w:after="20"/>
+            </w:pPr>
             <w:r/>
             <w:r>
               <w:rPr>
@@ -6027,6 +7907,9 @@
             <w:shd w:val="clear" w:color="auto" w:fill="D9D9D9"/>
           </w:tcPr>
           <w:p>
+            <w:pPr>
+              <w:spacing w:before="20" w:after="20"/>
+            </w:pPr>
             <w:r/>
             <w:r>
               <w:rPr>
@@ -6044,6 +7927,9 @@
             <w:shd w:val="clear" w:color="auto" w:fill="D9D9D9"/>
           </w:tcPr>
           <w:p>
+            <w:pPr>
+              <w:spacing w:before="20" w:after="20"/>
+            </w:pPr>
             <w:r/>
             <w:r>
               <w:rPr>
@@ -6057,11 +7943,17 @@
         </w:tc>
       </w:tr>
       <w:tr>
-        <w:tc>
-          <w:tcPr>
-            <w:tcW w:type="dxa" w:w="5046"/>
-          </w:tcPr>
-          <w:p>
+        <w:trPr>
+          <w:cantSplit/>
+        </w:trPr>
+        <w:tc>
+          <w:tcPr>
+            <w:tcW w:type="dxa" w:w="5046"/>
+          </w:tcPr>
+          <w:p>
+            <w:pPr>
+              <w:spacing w:before="20" w:after="20"/>
+            </w:pPr>
             <w:r/>
             <w:r>
               <w:rPr>
@@ -6078,6 +7970,9 @@
             <w:tcW w:type="dxa" w:w="5046"/>
           </w:tcPr>
           <w:p>
+            <w:pPr>
+              <w:spacing w:before="20" w:after="20"/>
+            </w:pPr>
             <w:r/>
             <w:r>
               <w:rPr>
@@ -6094,6 +7989,9 @@
             <w:tcW w:type="dxa" w:w="5046"/>
           </w:tcPr>
           <w:p>
+            <w:pPr>
+              <w:spacing w:before="20" w:after="20"/>
+            </w:pPr>
             <w:r/>
             <w:r>
               <w:rPr>
@@ -6106,11 +8004,17 @@
         </w:tc>
       </w:tr>
       <w:tr>
-        <w:tc>
-          <w:tcPr>
-            <w:tcW w:type="dxa" w:w="5046"/>
-          </w:tcPr>
-          <w:p>
+        <w:trPr>
+          <w:cantSplit/>
+        </w:trPr>
+        <w:tc>
+          <w:tcPr>
+            <w:tcW w:type="dxa" w:w="5046"/>
+          </w:tcPr>
+          <w:p>
+            <w:pPr>
+              <w:spacing w:before="20" w:after="20"/>
+            </w:pPr>
             <w:r/>
             <w:r>
               <w:rPr>
@@ -6127,6 +8031,9 @@
             <w:tcW w:type="dxa" w:w="5046"/>
           </w:tcPr>
           <w:p>
+            <w:pPr>
+              <w:spacing w:before="20" w:after="20"/>
+            </w:pPr>
             <w:r/>
             <w:r>
               <w:rPr>
@@ -6143,6 +8050,9 @@
             <w:tcW w:type="dxa" w:w="5046"/>
           </w:tcPr>
           <w:p>
+            <w:pPr>
+              <w:spacing w:before="20" w:after="20"/>
+            </w:pPr>
             <w:r/>
             <w:r>
               <w:rPr>
@@ -6155,11 +8065,17 @@
         </w:tc>
       </w:tr>
       <w:tr>
-        <w:tc>
-          <w:tcPr>
-            <w:tcW w:type="dxa" w:w="5046"/>
-          </w:tcPr>
-          <w:p>
+        <w:trPr>
+          <w:cantSplit/>
+        </w:trPr>
+        <w:tc>
+          <w:tcPr>
+            <w:tcW w:type="dxa" w:w="5046"/>
+          </w:tcPr>
+          <w:p>
+            <w:pPr>
+              <w:spacing w:before="20" w:after="20"/>
+            </w:pPr>
             <w:r/>
             <w:r>
               <w:rPr>
@@ -6176,6 +8092,9 @@
             <w:tcW w:type="dxa" w:w="5046"/>
           </w:tcPr>
           <w:p>
+            <w:pPr>
+              <w:spacing w:before="20" w:after="20"/>
+            </w:pPr>
             <w:r/>
             <w:r>
               <w:rPr>
@@ -6192,6 +8111,9 @@
             <w:tcW w:type="dxa" w:w="5046"/>
           </w:tcPr>
           <w:p>
+            <w:pPr>
+              <w:spacing w:before="20" w:after="20"/>
+            </w:pPr>
             <w:r/>
             <w:r>
               <w:rPr>
@@ -6204,11 +8126,17 @@
         </w:tc>
       </w:tr>
       <w:tr>
-        <w:tc>
-          <w:tcPr>
-            <w:tcW w:type="dxa" w:w="5046"/>
-          </w:tcPr>
-          <w:p>
+        <w:trPr>
+          <w:cantSplit/>
+        </w:trPr>
+        <w:tc>
+          <w:tcPr>
+            <w:tcW w:type="dxa" w:w="5046"/>
+          </w:tcPr>
+          <w:p>
+            <w:pPr>
+              <w:spacing w:before="20" w:after="20"/>
+            </w:pPr>
             <w:r/>
             <w:r>
               <w:rPr>
@@ -6225,6 +8153,9 @@
             <w:tcW w:type="dxa" w:w="5046"/>
           </w:tcPr>
           <w:p>
+            <w:pPr>
+              <w:spacing w:before="20" w:after="20"/>
+            </w:pPr>
             <w:r/>
             <w:r>
               <w:rPr>
@@ -6241,6 +8172,9 @@
             <w:tcW w:type="dxa" w:w="5046"/>
           </w:tcPr>
           <w:p>
+            <w:pPr>
+              <w:spacing w:before="20" w:after="20"/>
+            </w:pPr>
             <w:r/>
             <w:r>
               <w:rPr>
@@ -6253,11 +8187,17 @@
         </w:tc>
       </w:tr>
       <w:tr>
-        <w:tc>
-          <w:tcPr>
-            <w:tcW w:type="dxa" w:w="5046"/>
-          </w:tcPr>
-          <w:p>
+        <w:trPr>
+          <w:cantSplit/>
+        </w:trPr>
+        <w:tc>
+          <w:tcPr>
+            <w:tcW w:type="dxa" w:w="5046"/>
+          </w:tcPr>
+          <w:p>
+            <w:pPr>
+              <w:spacing w:before="20" w:after="20"/>
+            </w:pPr>
             <w:r/>
             <w:r>
               <w:rPr>
@@ -6274,6 +8214,9 @@
             <w:tcW w:type="dxa" w:w="5046"/>
           </w:tcPr>
           <w:p>
+            <w:pPr>
+              <w:spacing w:before="20" w:after="20"/>
+            </w:pPr>
             <w:r/>
             <w:r>
               <w:rPr>
@@ -6290,6 +8233,9 @@
             <w:tcW w:type="dxa" w:w="5046"/>
           </w:tcPr>
           <w:p>
+            <w:pPr>
+              <w:spacing w:before="20" w:after="20"/>
+            </w:pPr>
             <w:r/>
             <w:r>
               <w:rPr>
@@ -6302,11 +8248,17 @@
         </w:tc>
       </w:tr>
       <w:tr>
-        <w:tc>
-          <w:tcPr>
-            <w:tcW w:type="dxa" w:w="5046"/>
-          </w:tcPr>
-          <w:p>
+        <w:trPr>
+          <w:cantSplit/>
+        </w:trPr>
+        <w:tc>
+          <w:tcPr>
+            <w:tcW w:type="dxa" w:w="5046"/>
+          </w:tcPr>
+          <w:p>
+            <w:pPr>
+              <w:spacing w:before="20" w:after="20"/>
+            </w:pPr>
             <w:r/>
             <w:r>
               <w:rPr>
@@ -6323,6 +8275,9 @@
             <w:tcW w:type="dxa" w:w="5046"/>
           </w:tcPr>
           <w:p>
+            <w:pPr>
+              <w:spacing w:before="20" w:after="20"/>
+            </w:pPr>
             <w:r/>
             <w:r>
               <w:rPr>
@@ -6339,6 +8294,9 @@
             <w:tcW w:type="dxa" w:w="5046"/>
           </w:tcPr>
           <w:p>
+            <w:pPr>
+              <w:spacing w:before="20" w:after="20"/>
+            </w:pPr>
             <w:r/>
             <w:r>
               <w:rPr>
@@ -6351,11 +8309,17 @@
         </w:tc>
       </w:tr>
       <w:tr>
-        <w:tc>
-          <w:tcPr>
-            <w:tcW w:type="dxa" w:w="5046"/>
-          </w:tcPr>
-          <w:p>
+        <w:trPr>
+          <w:cantSplit/>
+        </w:trPr>
+        <w:tc>
+          <w:tcPr>
+            <w:tcW w:type="dxa" w:w="5046"/>
+          </w:tcPr>
+          <w:p>
+            <w:pPr>
+              <w:spacing w:before="20" w:after="20"/>
+            </w:pPr>
             <w:r/>
             <w:r>
               <w:rPr>
@@ -6372,6 +8336,9 @@
             <w:tcW w:type="dxa" w:w="5046"/>
           </w:tcPr>
           <w:p>
+            <w:pPr>
+              <w:spacing w:before="20" w:after="20"/>
+            </w:pPr>
             <w:r/>
             <w:r>
               <w:rPr>
@@ -6388,6 +8355,9 @@
             <w:tcW w:type="dxa" w:w="5046"/>
           </w:tcPr>
           <w:p>
+            <w:pPr>
+              <w:spacing w:before="20" w:after="20"/>
+            </w:pPr>
             <w:r/>
             <w:r>
               <w:rPr>
@@ -6400,11 +8370,17 @@
         </w:tc>
       </w:tr>
       <w:tr>
-        <w:tc>
-          <w:tcPr>
-            <w:tcW w:type="dxa" w:w="5046"/>
-          </w:tcPr>
-          <w:p>
+        <w:trPr>
+          <w:cantSplit/>
+        </w:trPr>
+        <w:tc>
+          <w:tcPr>
+            <w:tcW w:type="dxa" w:w="5046"/>
+          </w:tcPr>
+          <w:p>
+            <w:pPr>
+              <w:spacing w:before="20" w:after="20"/>
+            </w:pPr>
             <w:r/>
             <w:r>
               <w:rPr>
@@ -6421,6 +8397,9 @@
             <w:tcW w:type="dxa" w:w="5046"/>
           </w:tcPr>
           <w:p>
+            <w:pPr>
+              <w:spacing w:before="20" w:after="20"/>
+            </w:pPr>
             <w:r/>
             <w:r>
               <w:rPr>
@@ -6437,6 +8416,9 @@
             <w:tcW w:type="dxa" w:w="5046"/>
           </w:tcPr>
           <w:p>
+            <w:pPr>
+              <w:spacing w:before="20" w:after="20"/>
+            </w:pPr>
             <w:r/>
             <w:r>
               <w:rPr>
@@ -6493,6 +8475,9 @@
             <w:shd w:val="clear" w:color="auto" w:fill="D9D9D9"/>
           </w:tcPr>
           <w:p>
+            <w:pPr>
+              <w:spacing w:before="20" w:after="20"/>
+            </w:pPr>
             <w:r/>
             <w:r>
               <w:rPr>
@@ -6510,6 +8495,9 @@
             <w:shd w:val="clear" w:color="auto" w:fill="D9D9D9"/>
           </w:tcPr>
           <w:p>
+            <w:pPr>
+              <w:spacing w:before="20" w:after="20"/>
+            </w:pPr>
             <w:r/>
             <w:r>
               <w:rPr>
@@ -6527,6 +8515,9 @@
             <w:shd w:val="clear" w:color="auto" w:fill="D9D9D9"/>
           </w:tcPr>
           <w:p>
+            <w:pPr>
+              <w:spacing w:before="20" w:after="20"/>
+            </w:pPr>
             <w:r/>
             <w:r>
               <w:rPr>
@@ -6540,11 +8531,17 @@
         </w:tc>
       </w:tr>
       <w:tr>
-        <w:tc>
-          <w:tcPr>
-            <w:tcW w:type="dxa" w:w="5046"/>
-          </w:tcPr>
-          <w:p>
+        <w:trPr>
+          <w:cantSplit/>
+        </w:trPr>
+        <w:tc>
+          <w:tcPr>
+            <w:tcW w:type="dxa" w:w="5046"/>
+          </w:tcPr>
+          <w:p>
+            <w:pPr>
+              <w:spacing w:before="20" w:after="20"/>
+            </w:pPr>
             <w:r/>
             <w:r>
               <w:rPr>
@@ -6561,6 +8558,9 @@
             <w:tcW w:type="dxa" w:w="5046"/>
           </w:tcPr>
           <w:p>
+            <w:pPr>
+              <w:spacing w:before="20" w:after="20"/>
+            </w:pPr>
             <w:r/>
             <w:r>
               <w:rPr>
@@ -6577,6 +8577,9 @@
             <w:tcW w:type="dxa" w:w="5046"/>
           </w:tcPr>
           <w:p>
+            <w:pPr>
+              <w:spacing w:before="20" w:after="20"/>
+            </w:pPr>
             <w:r/>
             <w:r>
               <w:rPr>
@@ -6589,11 +8592,17 @@
         </w:tc>
       </w:tr>
       <w:tr>
-        <w:tc>
-          <w:tcPr>
-            <w:tcW w:type="dxa" w:w="5046"/>
-          </w:tcPr>
-          <w:p>
+        <w:trPr>
+          <w:cantSplit/>
+        </w:trPr>
+        <w:tc>
+          <w:tcPr>
+            <w:tcW w:type="dxa" w:w="5046"/>
+          </w:tcPr>
+          <w:p>
+            <w:pPr>
+              <w:spacing w:before="20" w:after="20"/>
+            </w:pPr>
             <w:r/>
             <w:r>
               <w:rPr>
@@ -6610,6 +8619,9 @@
             <w:tcW w:type="dxa" w:w="5046"/>
           </w:tcPr>
           <w:p>
+            <w:pPr>
+              <w:spacing w:before="20" w:after="20"/>
+            </w:pPr>
             <w:r/>
             <w:r>
               <w:rPr>
@@ -6626,6 +8638,9 @@
             <w:tcW w:type="dxa" w:w="5046"/>
           </w:tcPr>
           <w:p>
+            <w:pPr>
+              <w:spacing w:before="20" w:after="20"/>
+            </w:pPr>
             <w:r/>
             <w:r>
               <w:rPr>
@@ -6638,11 +8653,17 @@
         </w:tc>
       </w:tr>
       <w:tr>
-        <w:tc>
-          <w:tcPr>
-            <w:tcW w:type="dxa" w:w="5046"/>
-          </w:tcPr>
-          <w:p>
+        <w:trPr>
+          <w:cantSplit/>
+        </w:trPr>
+        <w:tc>
+          <w:tcPr>
+            <w:tcW w:type="dxa" w:w="5046"/>
+          </w:tcPr>
+          <w:p>
+            <w:pPr>
+              <w:spacing w:before="20" w:after="20"/>
+            </w:pPr>
             <w:r/>
             <w:r>
               <w:rPr>
@@ -6659,6 +8680,9 @@
             <w:tcW w:type="dxa" w:w="5046"/>
           </w:tcPr>
           <w:p>
+            <w:pPr>
+              <w:spacing w:before="20" w:after="20"/>
+            </w:pPr>
             <w:r/>
             <w:r>
               <w:rPr>
@@ -6675,6 +8699,9 @@
             <w:tcW w:type="dxa" w:w="5046"/>
           </w:tcPr>
           <w:p>
+            <w:pPr>
+              <w:spacing w:before="20" w:after="20"/>
+            </w:pPr>
             <w:r/>
             <w:r>
               <w:rPr>
@@ -6687,11 +8714,17 @@
         </w:tc>
       </w:tr>
       <w:tr>
-        <w:tc>
-          <w:tcPr>
-            <w:tcW w:type="dxa" w:w="5046"/>
-          </w:tcPr>
-          <w:p>
+        <w:trPr>
+          <w:cantSplit/>
+        </w:trPr>
+        <w:tc>
+          <w:tcPr>
+            <w:tcW w:type="dxa" w:w="5046"/>
+          </w:tcPr>
+          <w:p>
+            <w:pPr>
+              <w:spacing w:before="20" w:after="20"/>
+            </w:pPr>
             <w:r/>
             <w:r>
               <w:rPr>
@@ -6708,6 +8741,9 @@
             <w:tcW w:type="dxa" w:w="5046"/>
           </w:tcPr>
           <w:p>
+            <w:pPr>
+              <w:spacing w:before="20" w:after="20"/>
+            </w:pPr>
             <w:r/>
             <w:r>
               <w:rPr>
@@ -6724,6 +8760,9 @@
             <w:tcW w:type="dxa" w:w="5046"/>
           </w:tcPr>
           <w:p>
+            <w:pPr>
+              <w:spacing w:before="20" w:after="20"/>
+            </w:pPr>
             <w:r/>
             <w:r>
               <w:rPr>
@@ -6736,11 +8775,17 @@
         </w:tc>
       </w:tr>
       <w:tr>
-        <w:tc>
-          <w:tcPr>
-            <w:tcW w:type="dxa" w:w="5046"/>
-          </w:tcPr>
-          <w:p>
+        <w:trPr>
+          <w:cantSplit/>
+        </w:trPr>
+        <w:tc>
+          <w:tcPr>
+            <w:tcW w:type="dxa" w:w="5046"/>
+          </w:tcPr>
+          <w:p>
+            <w:pPr>
+              <w:spacing w:before="20" w:after="20"/>
+            </w:pPr>
             <w:r/>
             <w:r>
               <w:rPr>
@@ -6757,6 +8802,9 @@
             <w:tcW w:type="dxa" w:w="5046"/>
           </w:tcPr>
           <w:p>
+            <w:pPr>
+              <w:spacing w:before="20" w:after="20"/>
+            </w:pPr>
             <w:r/>
             <w:r>
               <w:rPr>
@@ -6773,6 +8821,9 @@
             <w:tcW w:type="dxa" w:w="5046"/>
           </w:tcPr>
           <w:p>
+            <w:pPr>
+              <w:spacing w:before="20" w:after="20"/>
+            </w:pPr>
             <w:r/>
             <w:r>
               <w:rPr>
@@ -6785,11 +8836,17 @@
         </w:tc>
       </w:tr>
       <w:tr>
-        <w:tc>
-          <w:tcPr>
-            <w:tcW w:type="dxa" w:w="5046"/>
-          </w:tcPr>
-          <w:p>
+        <w:trPr>
+          <w:cantSplit/>
+        </w:trPr>
+        <w:tc>
+          <w:tcPr>
+            <w:tcW w:type="dxa" w:w="5046"/>
+          </w:tcPr>
+          <w:p>
+            <w:pPr>
+              <w:spacing w:before="20" w:after="20"/>
+            </w:pPr>
             <w:r/>
             <w:r>
               <w:rPr>
@@ -6806,6 +8863,9 @@
             <w:tcW w:type="dxa" w:w="5046"/>
           </w:tcPr>
           <w:p>
+            <w:pPr>
+              <w:spacing w:before="20" w:after="20"/>
+            </w:pPr>
             <w:r/>
             <w:r>
               <w:rPr>
@@ -6822,6 +8882,9 @@
             <w:tcW w:type="dxa" w:w="5046"/>
           </w:tcPr>
           <w:p>
+            <w:pPr>
+              <w:spacing w:before="20" w:after="20"/>
+            </w:pPr>
             <w:r/>
             <w:r>
               <w:rPr>
@@ -6834,11 +8897,17 @@
         </w:tc>
       </w:tr>
       <w:tr>
-        <w:tc>
-          <w:tcPr>
-            <w:tcW w:type="dxa" w:w="5046"/>
-          </w:tcPr>
-          <w:p>
+        <w:trPr>
+          <w:cantSplit/>
+        </w:trPr>
+        <w:tc>
+          <w:tcPr>
+            <w:tcW w:type="dxa" w:w="5046"/>
+          </w:tcPr>
+          <w:p>
+            <w:pPr>
+              <w:spacing w:before="20" w:after="20"/>
+            </w:pPr>
             <w:r/>
             <w:r>
               <w:rPr>
@@ -6855,6 +8924,9 @@
             <w:tcW w:type="dxa" w:w="5046"/>
           </w:tcPr>
           <w:p>
+            <w:pPr>
+              <w:spacing w:before="20" w:after="20"/>
+            </w:pPr>
             <w:r/>
             <w:r>
               <w:rPr>
@@ -6871,6 +8943,9 @@
             <w:tcW w:type="dxa" w:w="5046"/>
           </w:tcPr>
           <w:p>
+            <w:pPr>
+              <w:spacing w:before="20" w:after="20"/>
+            </w:pPr>
             <w:r/>
             <w:r>
               <w:rPr>
@@ -6883,11 +8958,17 @@
         </w:tc>
       </w:tr>
       <w:tr>
-        <w:tc>
-          <w:tcPr>
-            <w:tcW w:type="dxa" w:w="5046"/>
-          </w:tcPr>
-          <w:p>
+        <w:trPr>
+          <w:cantSplit/>
+        </w:trPr>
+        <w:tc>
+          <w:tcPr>
+            <w:tcW w:type="dxa" w:w="5046"/>
+          </w:tcPr>
+          <w:p>
+            <w:pPr>
+              <w:spacing w:before="20" w:after="20"/>
+            </w:pPr>
             <w:r/>
             <w:r>
               <w:rPr>
@@ -6904,6 +8985,9 @@
             <w:tcW w:type="dxa" w:w="5046"/>
           </w:tcPr>
           <w:p>
+            <w:pPr>
+              <w:spacing w:before="20" w:after="20"/>
+            </w:pPr>
             <w:r/>
             <w:r>
               <w:rPr>
@@ -6920,6 +9004,9 @@
             <w:tcW w:type="dxa" w:w="5046"/>
           </w:tcPr>
           <w:p>
+            <w:pPr>
+              <w:spacing w:before="20" w:after="20"/>
+            </w:pPr>
             <w:r/>
             <w:r>
               <w:rPr>
@@ -6932,11 +9019,17 @@
         </w:tc>
       </w:tr>
       <w:tr>
-        <w:tc>
-          <w:tcPr>
-            <w:tcW w:type="dxa" w:w="5046"/>
-          </w:tcPr>
-          <w:p>
+        <w:trPr>
+          <w:cantSplit/>
+        </w:trPr>
+        <w:tc>
+          <w:tcPr>
+            <w:tcW w:type="dxa" w:w="5046"/>
+          </w:tcPr>
+          <w:p>
+            <w:pPr>
+              <w:spacing w:before="20" w:after="20"/>
+            </w:pPr>
             <w:r/>
             <w:r>
               <w:rPr>
@@ -6953,6 +9046,9 @@
             <w:tcW w:type="dxa" w:w="5046"/>
           </w:tcPr>
           <w:p>
+            <w:pPr>
+              <w:spacing w:before="20" w:after="20"/>
+            </w:pPr>
             <w:r/>
             <w:r>
               <w:rPr>
@@ -6969,6 +9065,9 @@
             <w:tcW w:type="dxa" w:w="5046"/>
           </w:tcPr>
           <w:p>
+            <w:pPr>
+              <w:spacing w:before="20" w:after="20"/>
+            </w:pPr>
             <w:r/>
             <w:r>
               <w:rPr>
@@ -6981,11 +9080,17 @@
         </w:tc>
       </w:tr>
       <w:tr>
-        <w:tc>
-          <w:tcPr>
-            <w:tcW w:type="dxa" w:w="5046"/>
-          </w:tcPr>
-          <w:p>
+        <w:trPr>
+          <w:cantSplit/>
+        </w:trPr>
+        <w:tc>
+          <w:tcPr>
+            <w:tcW w:type="dxa" w:w="5046"/>
+          </w:tcPr>
+          <w:p>
+            <w:pPr>
+              <w:spacing w:before="20" w:after="20"/>
+            </w:pPr>
             <w:r/>
             <w:r>
               <w:rPr>
@@ -7002,6 +9107,9 @@
             <w:tcW w:type="dxa" w:w="5046"/>
           </w:tcPr>
           <w:p>
+            <w:pPr>
+              <w:spacing w:before="20" w:after="20"/>
+            </w:pPr>
             <w:r/>
             <w:r>
               <w:rPr>
@@ -7018,6 +9126,9 @@
             <w:tcW w:type="dxa" w:w="5046"/>
           </w:tcPr>
           <w:p>
+            <w:pPr>
+              <w:spacing w:before="20" w:after="20"/>
+            </w:pPr>
             <w:r/>
             <w:r>
               <w:rPr>
@@ -7030,11 +9141,17 @@
         </w:tc>
       </w:tr>
       <w:tr>
-        <w:tc>
-          <w:tcPr>
-            <w:tcW w:type="dxa" w:w="5046"/>
-          </w:tcPr>
-          <w:p>
+        <w:trPr>
+          <w:cantSplit/>
+        </w:trPr>
+        <w:tc>
+          <w:tcPr>
+            <w:tcW w:type="dxa" w:w="5046"/>
+          </w:tcPr>
+          <w:p>
+            <w:pPr>
+              <w:spacing w:before="20" w:after="20"/>
+            </w:pPr>
             <w:r/>
             <w:r>
               <w:rPr>
@@ -7051,6 +9168,9 @@
             <w:tcW w:type="dxa" w:w="5046"/>
           </w:tcPr>
           <w:p>
+            <w:pPr>
+              <w:spacing w:before="20" w:after="20"/>
+            </w:pPr>
             <w:r/>
             <w:r>
               <w:rPr>
@@ -7067,6 +9187,9 @@
             <w:tcW w:type="dxa" w:w="5046"/>
           </w:tcPr>
           <w:p>
+            <w:pPr>
+              <w:spacing w:before="20" w:after="20"/>
+            </w:pPr>
             <w:r/>
             <w:r>
               <w:rPr>
@@ -7079,11 +9202,17 @@
         </w:tc>
       </w:tr>
       <w:tr>
-        <w:tc>
-          <w:tcPr>
-            <w:tcW w:type="dxa" w:w="5046"/>
-          </w:tcPr>
-          <w:p>
+        <w:trPr>
+          <w:cantSplit/>
+        </w:trPr>
+        <w:tc>
+          <w:tcPr>
+            <w:tcW w:type="dxa" w:w="5046"/>
+          </w:tcPr>
+          <w:p>
+            <w:pPr>
+              <w:spacing w:before="20" w:after="20"/>
+            </w:pPr>
             <w:r/>
             <w:r>
               <w:rPr>
@@ -7100,6 +9229,9 @@
             <w:tcW w:type="dxa" w:w="5046"/>
           </w:tcPr>
           <w:p>
+            <w:pPr>
+              <w:spacing w:before="20" w:after="20"/>
+            </w:pPr>
             <w:r/>
             <w:r>
               <w:rPr>
@@ -7116,6 +9248,9 @@
             <w:tcW w:type="dxa" w:w="5046"/>
           </w:tcPr>
           <w:p>
+            <w:pPr>
+              <w:spacing w:before="20" w:after="20"/>
+            </w:pPr>
             <w:r/>
             <w:r>
               <w:rPr>
@@ -7128,11 +9263,17 @@
         </w:tc>
       </w:tr>
       <w:tr>
-        <w:tc>
-          <w:tcPr>
-            <w:tcW w:type="dxa" w:w="5046"/>
-          </w:tcPr>
-          <w:p>
+        <w:trPr>
+          <w:cantSplit/>
+        </w:trPr>
+        <w:tc>
+          <w:tcPr>
+            <w:tcW w:type="dxa" w:w="5046"/>
+          </w:tcPr>
+          <w:p>
+            <w:pPr>
+              <w:spacing w:before="20" w:after="20"/>
+            </w:pPr>
             <w:r/>
             <w:r>
               <w:rPr>
@@ -7149,6 +9290,9 @@
             <w:tcW w:type="dxa" w:w="5046"/>
           </w:tcPr>
           <w:p>
+            <w:pPr>
+              <w:spacing w:before="20" w:after="20"/>
+            </w:pPr>
             <w:r/>
             <w:r>
               <w:rPr>
@@ -7165,6 +9309,9 @@
             <w:tcW w:type="dxa" w:w="5046"/>
           </w:tcPr>
           <w:p>
+            <w:pPr>
+              <w:spacing w:before="20" w:after="20"/>
+            </w:pPr>
             <w:r/>
             <w:r>
               <w:rPr>
@@ -7221,6 +9368,9 @@
             <w:shd w:val="clear" w:color="auto" w:fill="D9D9D9"/>
           </w:tcPr>
           <w:p>
+            <w:pPr>
+              <w:spacing w:before="20" w:after="20"/>
+            </w:pPr>
             <w:r/>
             <w:r>
               <w:rPr>
@@ -7238,6 +9388,9 @@
             <w:shd w:val="clear" w:color="auto" w:fill="D9D9D9"/>
           </w:tcPr>
           <w:p>
+            <w:pPr>
+              <w:spacing w:before="20" w:after="20"/>
+            </w:pPr>
             <w:r/>
             <w:r>
               <w:rPr>
@@ -7255,6 +9408,9 @@
             <w:shd w:val="clear" w:color="auto" w:fill="D9D9D9"/>
           </w:tcPr>
           <w:p>
+            <w:pPr>
+              <w:spacing w:before="20" w:after="20"/>
+            </w:pPr>
             <w:r/>
             <w:r>
               <w:rPr>
@@ -7268,11 +9424,17 @@
         </w:tc>
       </w:tr>
       <w:tr>
-        <w:tc>
-          <w:tcPr>
-            <w:tcW w:type="dxa" w:w="5046"/>
-          </w:tcPr>
-          <w:p>
+        <w:trPr>
+          <w:cantSplit/>
+        </w:trPr>
+        <w:tc>
+          <w:tcPr>
+            <w:tcW w:type="dxa" w:w="5046"/>
+          </w:tcPr>
+          <w:p>
+            <w:pPr>
+              <w:spacing w:before="20" w:after="20"/>
+            </w:pPr>
             <w:r/>
             <w:r>
               <w:rPr>
@@ -7289,6 +9451,9 @@
             <w:tcW w:type="dxa" w:w="5046"/>
           </w:tcPr>
           <w:p>
+            <w:pPr>
+              <w:spacing w:before="20" w:after="20"/>
+            </w:pPr>
             <w:r/>
             <w:r>
               <w:rPr>
@@ -7305,6 +9470,9 @@
             <w:tcW w:type="dxa" w:w="5046"/>
           </w:tcPr>
           <w:p>
+            <w:pPr>
+              <w:spacing w:before="20" w:after="20"/>
+            </w:pPr>
             <w:r/>
             <w:r>
               <w:rPr>
@@ -7317,11 +9485,17 @@
         </w:tc>
       </w:tr>
       <w:tr>
-        <w:tc>
-          <w:tcPr>
-            <w:tcW w:type="dxa" w:w="5046"/>
-          </w:tcPr>
-          <w:p>
+        <w:trPr>
+          <w:cantSplit/>
+        </w:trPr>
+        <w:tc>
+          <w:tcPr>
+            <w:tcW w:type="dxa" w:w="5046"/>
+          </w:tcPr>
+          <w:p>
+            <w:pPr>
+              <w:spacing w:before="20" w:after="20"/>
+            </w:pPr>
             <w:r/>
             <w:r>
               <w:rPr>
@@ -7338,6 +9512,9 @@
             <w:tcW w:type="dxa" w:w="5046"/>
           </w:tcPr>
           <w:p>
+            <w:pPr>
+              <w:spacing w:before="20" w:after="20"/>
+            </w:pPr>
             <w:r/>
             <w:r>
               <w:rPr>
@@ -7354,6 +9531,9 @@
             <w:tcW w:type="dxa" w:w="5046"/>
           </w:tcPr>
           <w:p>
+            <w:pPr>
+              <w:spacing w:before="20" w:after="20"/>
+            </w:pPr>
             <w:r/>
             <w:r>
               <w:rPr>
@@ -7366,11 +9546,17 @@
         </w:tc>
       </w:tr>
       <w:tr>
-        <w:tc>
-          <w:tcPr>
-            <w:tcW w:type="dxa" w:w="5046"/>
-          </w:tcPr>
-          <w:p>
+        <w:trPr>
+          <w:cantSplit/>
+        </w:trPr>
+        <w:tc>
+          <w:tcPr>
+            <w:tcW w:type="dxa" w:w="5046"/>
+          </w:tcPr>
+          <w:p>
+            <w:pPr>
+              <w:spacing w:before="20" w:after="20"/>
+            </w:pPr>
             <w:r/>
             <w:r>
               <w:rPr>
@@ -7387,6 +9573,9 @@
             <w:tcW w:type="dxa" w:w="5046"/>
           </w:tcPr>
           <w:p>
+            <w:pPr>
+              <w:spacing w:before="20" w:after="20"/>
+            </w:pPr>
             <w:r/>
             <w:r>
               <w:rPr>
@@ -7403,6 +9592,9 @@
             <w:tcW w:type="dxa" w:w="5046"/>
           </w:tcPr>
           <w:p>
+            <w:pPr>
+              <w:spacing w:before="20" w:after="20"/>
+            </w:pPr>
             <w:r/>
             <w:r>
               <w:rPr>
@@ -7415,11 +9607,17 @@
         </w:tc>
       </w:tr>
       <w:tr>
-        <w:tc>
-          <w:tcPr>
-            <w:tcW w:type="dxa" w:w="5046"/>
-          </w:tcPr>
-          <w:p>
+        <w:trPr>
+          <w:cantSplit/>
+        </w:trPr>
+        <w:tc>
+          <w:tcPr>
+            <w:tcW w:type="dxa" w:w="5046"/>
+          </w:tcPr>
+          <w:p>
+            <w:pPr>
+              <w:spacing w:before="20" w:after="20"/>
+            </w:pPr>
             <w:r/>
             <w:r>
               <w:rPr>
@@ -7436,6 +9634,9 @@
             <w:tcW w:type="dxa" w:w="5046"/>
           </w:tcPr>
           <w:p>
+            <w:pPr>
+              <w:spacing w:before="20" w:after="20"/>
+            </w:pPr>
             <w:r/>
             <w:r>
               <w:rPr>
@@ -7452,6 +9653,9 @@
             <w:tcW w:type="dxa" w:w="5046"/>
           </w:tcPr>
           <w:p>
+            <w:pPr>
+              <w:spacing w:before="20" w:after="20"/>
+            </w:pPr>
             <w:r/>
             <w:r>
               <w:rPr>
@@ -7464,11 +9668,17 @@
         </w:tc>
       </w:tr>
       <w:tr>
-        <w:tc>
-          <w:tcPr>
-            <w:tcW w:type="dxa" w:w="5046"/>
-          </w:tcPr>
-          <w:p>
+        <w:trPr>
+          <w:cantSplit/>
+        </w:trPr>
+        <w:tc>
+          <w:tcPr>
+            <w:tcW w:type="dxa" w:w="5046"/>
+          </w:tcPr>
+          <w:p>
+            <w:pPr>
+              <w:spacing w:before="20" w:after="20"/>
+            </w:pPr>
             <w:r/>
             <w:r>
               <w:rPr>
@@ -7485,6 +9695,9 @@
             <w:tcW w:type="dxa" w:w="5046"/>
           </w:tcPr>
           <w:p>
+            <w:pPr>
+              <w:spacing w:before="20" w:after="20"/>
+            </w:pPr>
             <w:r/>
             <w:r>
               <w:rPr>
@@ -7501,6 +9714,9 @@
             <w:tcW w:type="dxa" w:w="5046"/>
           </w:tcPr>
           <w:p>
+            <w:pPr>
+              <w:spacing w:before="20" w:after="20"/>
+            </w:pPr>
             <w:r/>
             <w:r>
               <w:rPr>
@@ -7513,11 +9729,17 @@
         </w:tc>
       </w:tr>
       <w:tr>
-        <w:tc>
-          <w:tcPr>
-            <w:tcW w:type="dxa" w:w="5046"/>
-          </w:tcPr>
-          <w:p>
+        <w:trPr>
+          <w:cantSplit/>
+        </w:trPr>
+        <w:tc>
+          <w:tcPr>
+            <w:tcW w:type="dxa" w:w="5046"/>
+          </w:tcPr>
+          <w:p>
+            <w:pPr>
+              <w:spacing w:before="20" w:after="20"/>
+            </w:pPr>
             <w:r/>
             <w:r>
               <w:rPr>
@@ -7534,6 +9756,9 @@
             <w:tcW w:type="dxa" w:w="5046"/>
           </w:tcPr>
           <w:p>
+            <w:pPr>
+              <w:spacing w:before="20" w:after="20"/>
+            </w:pPr>
             <w:r/>
             <w:r>
               <w:rPr>
@@ -7550,6 +9775,9 @@
             <w:tcW w:type="dxa" w:w="5046"/>
           </w:tcPr>
           <w:p>
+            <w:pPr>
+              <w:spacing w:before="20" w:after="20"/>
+            </w:pPr>
             <w:r/>
             <w:r>
               <w:rPr>
@@ -7562,11 +9790,17 @@
         </w:tc>
       </w:tr>
       <w:tr>
-        <w:tc>
-          <w:tcPr>
-            <w:tcW w:type="dxa" w:w="5046"/>
-          </w:tcPr>
-          <w:p>
+        <w:trPr>
+          <w:cantSplit/>
+        </w:trPr>
+        <w:tc>
+          <w:tcPr>
+            <w:tcW w:type="dxa" w:w="5046"/>
+          </w:tcPr>
+          <w:p>
+            <w:pPr>
+              <w:spacing w:before="20" w:after="20"/>
+            </w:pPr>
             <w:r/>
             <w:r>
               <w:rPr>
@@ -7583,6 +9817,9 @@
             <w:tcW w:type="dxa" w:w="5046"/>
           </w:tcPr>
           <w:p>
+            <w:pPr>
+              <w:spacing w:before="20" w:after="20"/>
+            </w:pPr>
             <w:r/>
             <w:r>
               <w:rPr>
@@ -7599,6 +9836,9 @@
             <w:tcW w:type="dxa" w:w="5046"/>
           </w:tcPr>
           <w:p>
+            <w:pPr>
+              <w:spacing w:before="20" w:after="20"/>
+            </w:pPr>
             <w:r/>
             <w:r>
               <w:rPr>
@@ -7611,11 +9851,17 @@
         </w:tc>
       </w:tr>
       <w:tr>
-        <w:tc>
-          <w:tcPr>
-            <w:tcW w:type="dxa" w:w="5046"/>
-          </w:tcPr>
-          <w:p>
+        <w:trPr>
+          <w:cantSplit/>
+        </w:trPr>
+        <w:tc>
+          <w:tcPr>
+            <w:tcW w:type="dxa" w:w="5046"/>
+          </w:tcPr>
+          <w:p>
+            <w:pPr>
+              <w:spacing w:before="20" w:after="20"/>
+            </w:pPr>
             <w:r/>
             <w:r>
               <w:rPr>
@@ -7632,6 +9878,9 @@
             <w:tcW w:type="dxa" w:w="5046"/>
           </w:tcPr>
           <w:p>
+            <w:pPr>
+              <w:spacing w:before="20" w:after="20"/>
+            </w:pPr>
             <w:r/>
             <w:r>
               <w:rPr>
@@ -7648,6 +9897,9 @@
             <w:tcW w:type="dxa" w:w="5046"/>
           </w:tcPr>
           <w:p>
+            <w:pPr>
+              <w:spacing w:before="20" w:after="20"/>
+            </w:pPr>
             <w:r/>
             <w:r>
               <w:rPr>
@@ -7660,11 +9912,17 @@
         </w:tc>
       </w:tr>
       <w:tr>
-        <w:tc>
-          <w:tcPr>
-            <w:tcW w:type="dxa" w:w="5046"/>
-          </w:tcPr>
-          <w:p>
+        <w:trPr>
+          <w:cantSplit/>
+        </w:trPr>
+        <w:tc>
+          <w:tcPr>
+            <w:tcW w:type="dxa" w:w="5046"/>
+          </w:tcPr>
+          <w:p>
+            <w:pPr>
+              <w:spacing w:before="20" w:after="20"/>
+            </w:pPr>
             <w:r/>
             <w:r>
               <w:rPr>
@@ -7681,6 +9939,9 @@
             <w:tcW w:type="dxa" w:w="5046"/>
           </w:tcPr>
           <w:p>
+            <w:pPr>
+              <w:spacing w:before="20" w:after="20"/>
+            </w:pPr>
             <w:r/>
             <w:r>
               <w:rPr>
@@ -7697,6 +9958,9 @@
             <w:tcW w:type="dxa" w:w="5046"/>
           </w:tcPr>
           <w:p>
+            <w:pPr>
+              <w:spacing w:before="20" w:after="20"/>
+            </w:pPr>
             <w:r/>
             <w:r>
               <w:rPr>
@@ -7709,11 +9973,17 @@
         </w:tc>
       </w:tr>
       <w:tr>
-        <w:tc>
-          <w:tcPr>
-            <w:tcW w:type="dxa" w:w="5046"/>
-          </w:tcPr>
-          <w:p>
+        <w:trPr>
+          <w:cantSplit/>
+        </w:trPr>
+        <w:tc>
+          <w:tcPr>
+            <w:tcW w:type="dxa" w:w="5046"/>
+          </w:tcPr>
+          <w:p>
+            <w:pPr>
+              <w:spacing w:before="20" w:after="20"/>
+            </w:pPr>
             <w:r/>
             <w:r>
               <w:rPr>
@@ -7730,6 +10000,9 @@
             <w:tcW w:type="dxa" w:w="5046"/>
           </w:tcPr>
           <w:p>
+            <w:pPr>
+              <w:spacing w:before="20" w:after="20"/>
+            </w:pPr>
             <w:r/>
             <w:r>
               <w:rPr>
@@ -7746,6 +10019,9 @@
             <w:tcW w:type="dxa" w:w="5046"/>
           </w:tcPr>
           <w:p>
+            <w:pPr>
+              <w:spacing w:before="20" w:after="20"/>
+            </w:pPr>
             <w:r/>
             <w:r>
               <w:rPr>
@@ -7802,6 +10078,9 @@
             <w:shd w:val="clear" w:color="auto" w:fill="D9D9D9"/>
           </w:tcPr>
           <w:p>
+            <w:pPr>
+              <w:spacing w:before="20" w:after="20"/>
+            </w:pPr>
             <w:r/>
             <w:r>
               <w:rPr>
@@ -7819,6 +10098,9 @@
             <w:shd w:val="clear" w:color="auto" w:fill="D9D9D9"/>
           </w:tcPr>
           <w:p>
+            <w:pPr>
+              <w:spacing w:before="20" w:after="20"/>
+            </w:pPr>
             <w:r/>
             <w:r>
               <w:rPr>
@@ -7836,6 +10118,9 @@
             <w:shd w:val="clear" w:color="auto" w:fill="D9D9D9"/>
           </w:tcPr>
           <w:p>
+            <w:pPr>
+              <w:spacing w:before="20" w:after="20"/>
+            </w:pPr>
             <w:r/>
             <w:r>
               <w:rPr>
@@ -7849,11 +10134,17 @@
         </w:tc>
       </w:tr>
       <w:tr>
-        <w:tc>
-          <w:tcPr>
-            <w:tcW w:type="dxa" w:w="5046"/>
-          </w:tcPr>
-          <w:p>
+        <w:trPr>
+          <w:cantSplit/>
+        </w:trPr>
+        <w:tc>
+          <w:tcPr>
+            <w:tcW w:type="dxa" w:w="5046"/>
+          </w:tcPr>
+          <w:p>
+            <w:pPr>
+              <w:spacing w:before="20" w:after="20"/>
+            </w:pPr>
             <w:r/>
             <w:r>
               <w:rPr>
@@ -7870,6 +10161,9 @@
             <w:tcW w:type="dxa" w:w="5046"/>
           </w:tcPr>
           <w:p>
+            <w:pPr>
+              <w:spacing w:before="20" w:after="20"/>
+            </w:pPr>
             <w:r/>
             <w:r>
               <w:rPr>
@@ -7886,6 +10180,9 @@
             <w:tcW w:type="dxa" w:w="5046"/>
           </w:tcPr>
           <w:p>
+            <w:pPr>
+              <w:spacing w:before="20" w:after="20"/>
+            </w:pPr>
             <w:r/>
             <w:r>
               <w:rPr>
@@ -7898,11 +10195,17 @@
         </w:tc>
       </w:tr>
       <w:tr>
-        <w:tc>
-          <w:tcPr>
-            <w:tcW w:type="dxa" w:w="5046"/>
-          </w:tcPr>
-          <w:p>
+        <w:trPr>
+          <w:cantSplit/>
+        </w:trPr>
+        <w:tc>
+          <w:tcPr>
+            <w:tcW w:type="dxa" w:w="5046"/>
+          </w:tcPr>
+          <w:p>
+            <w:pPr>
+              <w:spacing w:before="20" w:after="20"/>
+            </w:pPr>
             <w:r/>
             <w:r>
               <w:rPr>
@@ -7919,6 +10222,9 @@
             <w:tcW w:type="dxa" w:w="5046"/>
           </w:tcPr>
           <w:p>
+            <w:pPr>
+              <w:spacing w:before="20" w:after="20"/>
+            </w:pPr>
             <w:r/>
             <w:r>
               <w:rPr>
@@ -7935,6 +10241,9 @@
             <w:tcW w:type="dxa" w:w="5046"/>
           </w:tcPr>
           <w:p>
+            <w:pPr>
+              <w:spacing w:before="20" w:after="20"/>
+            </w:pPr>
             <w:r/>
             <w:r>
               <w:rPr>
@@ -7947,11 +10256,17 @@
         </w:tc>
       </w:tr>
       <w:tr>
-        <w:tc>
-          <w:tcPr>
-            <w:tcW w:type="dxa" w:w="5046"/>
-          </w:tcPr>
-          <w:p>
+        <w:trPr>
+          <w:cantSplit/>
+        </w:trPr>
+        <w:tc>
+          <w:tcPr>
+            <w:tcW w:type="dxa" w:w="5046"/>
+          </w:tcPr>
+          <w:p>
+            <w:pPr>
+              <w:spacing w:before="20" w:after="20"/>
+            </w:pPr>
             <w:r/>
             <w:r>
               <w:rPr>
@@ -7968,6 +10283,9 @@
             <w:tcW w:type="dxa" w:w="5046"/>
           </w:tcPr>
           <w:p>
+            <w:pPr>
+              <w:spacing w:before="20" w:after="20"/>
+            </w:pPr>
             <w:r/>
             <w:r>
               <w:rPr>
@@ -7984,6 +10302,9 @@
             <w:tcW w:type="dxa" w:w="5046"/>
           </w:tcPr>
           <w:p>
+            <w:pPr>
+              <w:spacing w:before="20" w:after="20"/>
+            </w:pPr>
             <w:r/>
             <w:r>
               <w:rPr>
@@ -7996,11 +10317,17 @@
         </w:tc>
       </w:tr>
       <w:tr>
-        <w:tc>
-          <w:tcPr>
-            <w:tcW w:type="dxa" w:w="5046"/>
-          </w:tcPr>
-          <w:p>
+        <w:trPr>
+          <w:cantSplit/>
+        </w:trPr>
+        <w:tc>
+          <w:tcPr>
+            <w:tcW w:type="dxa" w:w="5046"/>
+          </w:tcPr>
+          <w:p>
+            <w:pPr>
+              <w:spacing w:before="20" w:after="20"/>
+            </w:pPr>
             <w:r/>
             <w:r>
               <w:rPr>
@@ -8017,6 +10344,9 @@
             <w:tcW w:type="dxa" w:w="5046"/>
           </w:tcPr>
           <w:p>
+            <w:pPr>
+              <w:spacing w:before="20" w:after="20"/>
+            </w:pPr>
             <w:r/>
             <w:r>
               <w:rPr>
@@ -8033,6 +10363,9 @@
             <w:tcW w:type="dxa" w:w="5046"/>
           </w:tcPr>
           <w:p>
+            <w:pPr>
+              <w:spacing w:before="20" w:after="20"/>
+            </w:pPr>
             <w:r/>
             <w:r>
               <w:rPr>
@@ -8045,11 +10378,17 @@
         </w:tc>
       </w:tr>
       <w:tr>
-        <w:tc>
-          <w:tcPr>
-            <w:tcW w:type="dxa" w:w="5046"/>
-          </w:tcPr>
-          <w:p>
+        <w:trPr>
+          <w:cantSplit/>
+        </w:trPr>
+        <w:tc>
+          <w:tcPr>
+            <w:tcW w:type="dxa" w:w="5046"/>
+          </w:tcPr>
+          <w:p>
+            <w:pPr>
+              <w:spacing w:before="20" w:after="20"/>
+            </w:pPr>
             <w:r/>
             <w:r>
               <w:rPr>
@@ -8066,6 +10405,9 @@
             <w:tcW w:type="dxa" w:w="5046"/>
           </w:tcPr>
           <w:p>
+            <w:pPr>
+              <w:spacing w:before="20" w:after="20"/>
+            </w:pPr>
             <w:r/>
             <w:r>
               <w:rPr>
@@ -8082,6 +10424,9 @@
             <w:tcW w:type="dxa" w:w="5046"/>
           </w:tcPr>
           <w:p>
+            <w:pPr>
+              <w:spacing w:before="20" w:after="20"/>
+            </w:pPr>
             <w:r/>
             <w:r>
               <w:rPr>
@@ -8094,11 +10439,17 @@
         </w:tc>
       </w:tr>
       <w:tr>
-        <w:tc>
-          <w:tcPr>
-            <w:tcW w:type="dxa" w:w="5046"/>
-          </w:tcPr>
-          <w:p>
+        <w:trPr>
+          <w:cantSplit/>
+        </w:trPr>
+        <w:tc>
+          <w:tcPr>
+            <w:tcW w:type="dxa" w:w="5046"/>
+          </w:tcPr>
+          <w:p>
+            <w:pPr>
+              <w:spacing w:before="20" w:after="20"/>
+            </w:pPr>
             <w:r/>
             <w:r>
               <w:rPr>
@@ -8115,6 +10466,9 @@
             <w:tcW w:type="dxa" w:w="5046"/>
           </w:tcPr>
           <w:p>
+            <w:pPr>
+              <w:spacing w:before="20" w:after="20"/>
+            </w:pPr>
             <w:r/>
             <w:r>
               <w:rPr>
@@ -8131,6 +10485,9 @@
             <w:tcW w:type="dxa" w:w="5046"/>
           </w:tcPr>
           <w:p>
+            <w:pPr>
+              <w:spacing w:before="20" w:after="20"/>
+            </w:pPr>
             <w:r/>
             <w:r>
               <w:rPr>
@@ -8143,11 +10500,17 @@
         </w:tc>
       </w:tr>
       <w:tr>
-        <w:tc>
-          <w:tcPr>
-            <w:tcW w:type="dxa" w:w="5046"/>
-          </w:tcPr>
-          <w:p>
+        <w:trPr>
+          <w:cantSplit/>
+        </w:trPr>
+        <w:tc>
+          <w:tcPr>
+            <w:tcW w:type="dxa" w:w="5046"/>
+          </w:tcPr>
+          <w:p>
+            <w:pPr>
+              <w:spacing w:before="20" w:after="20"/>
+            </w:pPr>
             <w:r/>
             <w:r>
               <w:rPr>
@@ -8164,6 +10527,9 @@
             <w:tcW w:type="dxa" w:w="5046"/>
           </w:tcPr>
           <w:p>
+            <w:pPr>
+              <w:spacing w:before="20" w:after="20"/>
+            </w:pPr>
             <w:r/>
             <w:r>
               <w:rPr>
@@ -8180,6 +10546,9 @@
             <w:tcW w:type="dxa" w:w="5046"/>
           </w:tcPr>
           <w:p>
+            <w:pPr>
+              <w:spacing w:before="20" w:after="20"/>
+            </w:pPr>
             <w:r/>
             <w:r>
               <w:rPr>
@@ -8192,11 +10561,17 @@
         </w:tc>
       </w:tr>
       <w:tr>
-        <w:tc>
-          <w:tcPr>
-            <w:tcW w:type="dxa" w:w="5046"/>
-          </w:tcPr>
-          <w:p>
+        <w:trPr>
+          <w:cantSplit/>
+        </w:trPr>
+        <w:tc>
+          <w:tcPr>
+            <w:tcW w:type="dxa" w:w="5046"/>
+          </w:tcPr>
+          <w:p>
+            <w:pPr>
+              <w:spacing w:before="20" w:after="20"/>
+            </w:pPr>
             <w:r/>
             <w:r>
               <w:rPr>
@@ -8213,6 +10588,9 @@
             <w:tcW w:type="dxa" w:w="5046"/>
           </w:tcPr>
           <w:p>
+            <w:pPr>
+              <w:spacing w:before="20" w:after="20"/>
+            </w:pPr>
             <w:r/>
             <w:r>
               <w:rPr>
@@ -8229,6 +10607,9 @@
             <w:tcW w:type="dxa" w:w="5046"/>
           </w:tcPr>
           <w:p>
+            <w:pPr>
+              <w:spacing w:before="20" w:after="20"/>
+            </w:pPr>
             <w:r/>
             <w:r>
               <w:rPr>
@@ -8241,11 +10622,17 @@
         </w:tc>
       </w:tr>
       <w:tr>
-        <w:tc>
-          <w:tcPr>
-            <w:tcW w:type="dxa" w:w="5046"/>
-          </w:tcPr>
-          <w:p>
+        <w:trPr>
+          <w:cantSplit/>
+        </w:trPr>
+        <w:tc>
+          <w:tcPr>
+            <w:tcW w:type="dxa" w:w="5046"/>
+          </w:tcPr>
+          <w:p>
+            <w:pPr>
+              <w:spacing w:before="20" w:after="20"/>
+            </w:pPr>
             <w:r/>
             <w:r>
               <w:rPr>
@@ -8262,6 +10649,9 @@
             <w:tcW w:type="dxa" w:w="5046"/>
           </w:tcPr>
           <w:p>
+            <w:pPr>
+              <w:spacing w:before="20" w:after="20"/>
+            </w:pPr>
             <w:r/>
             <w:r>
               <w:rPr>
@@ -8278,6 +10668,9 @@
             <w:tcW w:type="dxa" w:w="5046"/>
           </w:tcPr>
           <w:p>
+            <w:pPr>
+              <w:spacing w:before="20" w:after="20"/>
+            </w:pPr>
             <w:r/>
             <w:r>
               <w:rPr>
@@ -8334,6 +10727,9 @@
             <w:shd w:val="clear" w:color="auto" w:fill="D9D9D9"/>
           </w:tcPr>
           <w:p>
+            <w:pPr>
+              <w:spacing w:before="20" w:after="20"/>
+            </w:pPr>
             <w:r/>
             <w:r>
               <w:rPr>
@@ -8351,6 +10747,9 @@
             <w:shd w:val="clear" w:color="auto" w:fill="D9D9D9"/>
           </w:tcPr>
           <w:p>
+            <w:pPr>
+              <w:spacing w:before="20" w:after="20"/>
+            </w:pPr>
             <w:r/>
             <w:r>
               <w:rPr>
@@ -8368,6 +10767,9 @@
             <w:shd w:val="clear" w:color="auto" w:fill="D9D9D9"/>
           </w:tcPr>
           <w:p>
+            <w:pPr>
+              <w:spacing w:before="20" w:after="20"/>
+            </w:pPr>
             <w:r/>
             <w:r>
               <w:rPr>
@@ -8381,11 +10783,17 @@
         </w:tc>
       </w:tr>
       <w:tr>
-        <w:tc>
-          <w:tcPr>
-            <w:tcW w:type="dxa" w:w="5046"/>
-          </w:tcPr>
-          <w:p>
+        <w:trPr>
+          <w:cantSplit/>
+        </w:trPr>
+        <w:tc>
+          <w:tcPr>
+            <w:tcW w:type="dxa" w:w="5046"/>
+          </w:tcPr>
+          <w:p>
+            <w:pPr>
+              <w:spacing w:before="20" w:after="20"/>
+            </w:pPr>
             <w:r/>
             <w:r>
               <w:rPr>
@@ -8402,6 +10810,9 @@
             <w:tcW w:type="dxa" w:w="5046"/>
           </w:tcPr>
           <w:p>
+            <w:pPr>
+              <w:spacing w:before="20" w:after="20"/>
+            </w:pPr>
             <w:r/>
             <w:r>
               <w:rPr>
@@ -8418,6 +10829,9 @@
             <w:tcW w:type="dxa" w:w="5046"/>
           </w:tcPr>
           <w:p>
+            <w:pPr>
+              <w:spacing w:before="20" w:after="20"/>
+            </w:pPr>
             <w:r/>
             <w:r>
               <w:rPr>
@@ -8430,11 +10844,17 @@
         </w:tc>
       </w:tr>
       <w:tr>
-        <w:tc>
-          <w:tcPr>
-            <w:tcW w:type="dxa" w:w="5046"/>
-          </w:tcPr>
-          <w:p>
+        <w:trPr>
+          <w:cantSplit/>
+        </w:trPr>
+        <w:tc>
+          <w:tcPr>
+            <w:tcW w:type="dxa" w:w="5046"/>
+          </w:tcPr>
+          <w:p>
+            <w:pPr>
+              <w:spacing w:before="20" w:after="20"/>
+            </w:pPr>
             <w:r/>
             <w:r>
               <w:rPr>
@@ -8451,6 +10871,9 @@
             <w:tcW w:type="dxa" w:w="5046"/>
           </w:tcPr>
           <w:p>
+            <w:pPr>
+              <w:spacing w:before="20" w:after="20"/>
+            </w:pPr>
             <w:r/>
             <w:r>
               <w:rPr>
@@ -8467,6 +10890,9 @@
             <w:tcW w:type="dxa" w:w="5046"/>
           </w:tcPr>
           <w:p>
+            <w:pPr>
+              <w:spacing w:before="20" w:after="20"/>
+            </w:pPr>
             <w:r/>
             <w:r>
               <w:rPr>
@@ -8479,11 +10905,17 @@
         </w:tc>
       </w:tr>
       <w:tr>
-        <w:tc>
-          <w:tcPr>
-            <w:tcW w:type="dxa" w:w="5046"/>
-          </w:tcPr>
-          <w:p>
+        <w:trPr>
+          <w:cantSplit/>
+        </w:trPr>
+        <w:tc>
+          <w:tcPr>
+            <w:tcW w:type="dxa" w:w="5046"/>
+          </w:tcPr>
+          <w:p>
+            <w:pPr>
+              <w:spacing w:before="20" w:after="20"/>
+            </w:pPr>
             <w:r/>
             <w:r>
               <w:rPr>
@@ -8500,6 +10932,9 @@
             <w:tcW w:type="dxa" w:w="5046"/>
           </w:tcPr>
           <w:p>
+            <w:pPr>
+              <w:spacing w:before="20" w:after="20"/>
+            </w:pPr>
             <w:r/>
             <w:r>
               <w:rPr>
@@ -8516,6 +10951,9 @@
             <w:tcW w:type="dxa" w:w="5046"/>
           </w:tcPr>
           <w:p>
+            <w:pPr>
+              <w:spacing w:before="20" w:after="20"/>
+            </w:pPr>
             <w:r/>
             <w:r>
               <w:rPr>
@@ -8528,11 +10966,17 @@
         </w:tc>
       </w:tr>
       <w:tr>
-        <w:tc>
-          <w:tcPr>
-            <w:tcW w:type="dxa" w:w="5046"/>
-          </w:tcPr>
-          <w:p>
+        <w:trPr>
+          <w:cantSplit/>
+        </w:trPr>
+        <w:tc>
+          <w:tcPr>
+            <w:tcW w:type="dxa" w:w="5046"/>
+          </w:tcPr>
+          <w:p>
+            <w:pPr>
+              <w:spacing w:before="20" w:after="20"/>
+            </w:pPr>
             <w:r/>
             <w:r>
               <w:rPr>
@@ -8549,6 +10993,9 @@
             <w:tcW w:type="dxa" w:w="5046"/>
           </w:tcPr>
           <w:p>
+            <w:pPr>
+              <w:spacing w:before="20" w:after="20"/>
+            </w:pPr>
             <w:r/>
             <w:r>
               <w:rPr>
@@ -8565,6 +11012,9 @@
             <w:tcW w:type="dxa" w:w="5046"/>
           </w:tcPr>
           <w:p>
+            <w:pPr>
+              <w:spacing w:before="20" w:after="20"/>
+            </w:pPr>
             <w:r/>
             <w:r>
               <w:rPr>
@@ -8577,11 +11027,17 @@
         </w:tc>
       </w:tr>
       <w:tr>
-        <w:tc>
-          <w:tcPr>
-            <w:tcW w:type="dxa" w:w="5046"/>
-          </w:tcPr>
-          <w:p>
+        <w:trPr>
+          <w:cantSplit/>
+        </w:trPr>
+        <w:tc>
+          <w:tcPr>
+            <w:tcW w:type="dxa" w:w="5046"/>
+          </w:tcPr>
+          <w:p>
+            <w:pPr>
+              <w:spacing w:before="20" w:after="20"/>
+            </w:pPr>
             <w:r/>
             <w:r>
               <w:rPr>
@@ -8598,6 +11054,9 @@
             <w:tcW w:type="dxa" w:w="5046"/>
           </w:tcPr>
           <w:p>
+            <w:pPr>
+              <w:spacing w:before="20" w:after="20"/>
+            </w:pPr>
             <w:r/>
             <w:r>
               <w:rPr>
@@ -8614,6 +11073,9 @@
             <w:tcW w:type="dxa" w:w="5046"/>
           </w:tcPr>
           <w:p>
+            <w:pPr>
+              <w:spacing w:before="20" w:after="20"/>
+            </w:pPr>
             <w:r/>
             <w:r>
               <w:rPr>
@@ -8670,6 +11132,9 @@
             <w:shd w:val="clear" w:color="auto" w:fill="D9D9D9"/>
           </w:tcPr>
           <w:p>
+            <w:pPr>
+              <w:spacing w:before="20" w:after="20"/>
+            </w:pPr>
             <w:r/>
             <w:r>
               <w:rPr>
@@ -8687,6 +11152,9 @@
             <w:shd w:val="clear" w:color="auto" w:fill="D9D9D9"/>
           </w:tcPr>
           <w:p>
+            <w:pPr>
+              <w:spacing w:before="20" w:after="20"/>
+            </w:pPr>
             <w:r/>
             <w:r>
               <w:rPr>
@@ -8704,6 +11172,9 @@
             <w:shd w:val="clear" w:color="auto" w:fill="D9D9D9"/>
           </w:tcPr>
           <w:p>
+            <w:pPr>
+              <w:spacing w:before="20" w:after="20"/>
+            </w:pPr>
             <w:r/>
             <w:r>
               <w:rPr>
@@ -8717,11 +11188,17 @@
         </w:tc>
       </w:tr>
       <w:tr>
-        <w:tc>
-          <w:tcPr>
-            <w:tcW w:type="dxa" w:w="5046"/>
-          </w:tcPr>
-          <w:p>
+        <w:trPr>
+          <w:cantSplit/>
+        </w:trPr>
+        <w:tc>
+          <w:tcPr>
+            <w:tcW w:type="dxa" w:w="5046"/>
+          </w:tcPr>
+          <w:p>
+            <w:pPr>
+              <w:spacing w:before="20" w:after="20"/>
+            </w:pPr>
             <w:r/>
             <w:r>
               <w:rPr>
@@ -8738,6 +11215,9 @@
             <w:tcW w:type="dxa" w:w="5046"/>
           </w:tcPr>
           <w:p>
+            <w:pPr>
+              <w:spacing w:before="20" w:after="20"/>
+            </w:pPr>
             <w:r/>
             <w:r>
               <w:rPr>
@@ -8754,6 +11234,9 @@
             <w:tcW w:type="dxa" w:w="5046"/>
           </w:tcPr>
           <w:p>
+            <w:pPr>
+              <w:spacing w:before="20" w:after="20"/>
+            </w:pPr>
             <w:r/>
             <w:r>
               <w:rPr>
@@ -8766,11 +11249,17 @@
         </w:tc>
       </w:tr>
       <w:tr>
-        <w:tc>
-          <w:tcPr>
-            <w:tcW w:type="dxa" w:w="5046"/>
-          </w:tcPr>
-          <w:p>
+        <w:trPr>
+          <w:cantSplit/>
+        </w:trPr>
+        <w:tc>
+          <w:tcPr>
+            <w:tcW w:type="dxa" w:w="5046"/>
+          </w:tcPr>
+          <w:p>
+            <w:pPr>
+              <w:spacing w:before="20" w:after="20"/>
+            </w:pPr>
             <w:r/>
             <w:r>
               <w:rPr>
@@ -8787,6 +11276,9 @@
             <w:tcW w:type="dxa" w:w="5046"/>
           </w:tcPr>
           <w:p>
+            <w:pPr>
+              <w:spacing w:before="20" w:after="20"/>
+            </w:pPr>
             <w:r/>
             <w:r>
               <w:rPr>
@@ -8803,6 +11295,9 @@
             <w:tcW w:type="dxa" w:w="5046"/>
           </w:tcPr>
           <w:p>
+            <w:pPr>
+              <w:spacing w:before="20" w:after="20"/>
+            </w:pPr>
             <w:r/>
             <w:r>
               <w:rPr>
@@ -8815,11 +11310,17 @@
         </w:tc>
       </w:tr>
       <w:tr>
-        <w:tc>
-          <w:tcPr>
-            <w:tcW w:type="dxa" w:w="5046"/>
-          </w:tcPr>
-          <w:p>
+        <w:trPr>
+          <w:cantSplit/>
+        </w:trPr>
+        <w:tc>
+          <w:tcPr>
+            <w:tcW w:type="dxa" w:w="5046"/>
+          </w:tcPr>
+          <w:p>
+            <w:pPr>
+              <w:spacing w:before="20" w:after="20"/>
+            </w:pPr>
             <w:r/>
             <w:r>
               <w:rPr>
@@ -8836,6 +11337,9 @@
             <w:tcW w:type="dxa" w:w="5046"/>
           </w:tcPr>
           <w:p>
+            <w:pPr>
+              <w:spacing w:before="20" w:after="20"/>
+            </w:pPr>
             <w:r/>
             <w:r>
               <w:rPr>
@@ -8852,6 +11356,9 @@
             <w:tcW w:type="dxa" w:w="5046"/>
           </w:tcPr>
           <w:p>
+            <w:pPr>
+              <w:spacing w:before="20" w:after="20"/>
+            </w:pPr>
             <w:r/>
             <w:r>
               <w:rPr>
@@ -8864,11 +11371,17 @@
         </w:tc>
       </w:tr>
       <w:tr>
-        <w:tc>
-          <w:tcPr>
-            <w:tcW w:type="dxa" w:w="5046"/>
-          </w:tcPr>
-          <w:p>
+        <w:trPr>
+          <w:cantSplit/>
+        </w:trPr>
+        <w:tc>
+          <w:tcPr>
+            <w:tcW w:type="dxa" w:w="5046"/>
+          </w:tcPr>
+          <w:p>
+            <w:pPr>
+              <w:spacing w:before="20" w:after="20"/>
+            </w:pPr>
             <w:r/>
             <w:r>
               <w:rPr>
@@ -8885,6 +11398,9 @@
             <w:tcW w:type="dxa" w:w="5046"/>
           </w:tcPr>
           <w:p>
+            <w:pPr>
+              <w:spacing w:before="20" w:after="20"/>
+            </w:pPr>
             <w:r/>
             <w:r>
               <w:rPr>
@@ -8901,6 +11417,9 @@
             <w:tcW w:type="dxa" w:w="5046"/>
           </w:tcPr>
           <w:p>
+            <w:pPr>
+              <w:spacing w:before="20" w:after="20"/>
+            </w:pPr>
             <w:r/>
             <w:r>
               <w:rPr>
@@ -8913,11 +11432,17 @@
         </w:tc>
       </w:tr>
       <w:tr>
-        <w:tc>
-          <w:tcPr>
-            <w:tcW w:type="dxa" w:w="5046"/>
-          </w:tcPr>
-          <w:p>
+        <w:trPr>
+          <w:cantSplit/>
+        </w:trPr>
+        <w:tc>
+          <w:tcPr>
+            <w:tcW w:type="dxa" w:w="5046"/>
+          </w:tcPr>
+          <w:p>
+            <w:pPr>
+              <w:spacing w:before="20" w:after="20"/>
+            </w:pPr>
             <w:r/>
             <w:r>
               <w:rPr>
@@ -8934,6 +11459,9 @@
             <w:tcW w:type="dxa" w:w="5046"/>
           </w:tcPr>
           <w:p>
+            <w:pPr>
+              <w:spacing w:before="20" w:after="20"/>
+            </w:pPr>
             <w:r/>
             <w:r>
               <w:rPr>
@@ -8950,6 +11478,9 @@
             <w:tcW w:type="dxa" w:w="5046"/>
           </w:tcPr>
           <w:p>
+            <w:pPr>
+              <w:spacing w:before="20" w:after="20"/>
+            </w:pPr>
             <w:r/>
             <w:r>
               <w:rPr>

--- a/docx/fr/BUFRCREX_CodeFlag_fr_19.docx
+++ b/docx/fr/BUFRCREX_CodeFlag_fr_19.docx
@@ -663,6 +663,16 @@
         </w:tc>
       </w:tr>
     </w:tbl>
+    <w:p>
+      <w:r>
+        <w:rPr>
+          <w:rFonts w:ascii="Verdana" w:hAnsi="Verdana"/>
+          <w:i/>
+          <w:sz w:val="14"/>
+        </w:rPr>
+        <w:t>Note 59: D’autres appellations locales utilisées pour des orages de diverses intensités sont ajoutées selon les besoins.</w:t>
+      </w:r>
+    </w:p>
     <w:p/>
     <w:p>
       <w:r>
@@ -10934,567 +10944,6 @@
       </w:tr>
     </w:tbl>
     <w:p/>
-    <w:p/>
-    <w:p>
-      <w:r>
-        <w:rPr>
-          <w:rFonts w:ascii="Verdana" w:hAnsi="Verdana"/>
-          <w:i/>
-          <w:sz w:val="14"/>
-        </w:rPr>
-        <w:t>Note 2: (voir Note 1) 1) Pour l’emploi du chiffre du code 15, voir la règle 12.1.4. 2) «Clair» et «couvert» portent les chiffres 0 et 8 respectivement.</w:t>
-      </w:r>
-    </w:p>
-    <w:p>
-      <w:r>
-        <w:rPr>
-          <w:rFonts w:ascii="Verdana" w:hAnsi="Verdana"/>
-          <w:i/>
-          <w:sz w:val="14"/>
-        </w:rPr>
-        <w:t>Note 5: (0 = bonne; 1 = mauvaise)</w:t>
-      </w:r>
-    </w:p>
-    <w:p>
-      <w:r>
-        <w:rPr>
-          <w:rFonts w:ascii="Verdana" w:hAnsi="Verdana"/>
-          <w:i/>
-          <w:sz w:val="14"/>
-        </w:rPr>
-        <w:t>Note 6: (Voir la table de code commune C-1 dans la Partie C/c.)</w:t>
-      </w:r>
-    </w:p>
-    <w:p>
-      <w:r>
-        <w:rPr>
-          <w:rFonts w:ascii="Verdana" w:hAnsi="Verdana"/>
-          <w:i/>
-          <w:sz w:val="14"/>
-        </w:rPr>
-        <w:t>Note 7: (Voir la table de code commune C-2 dans la Partie C/c.)</w:t>
-      </w:r>
-    </w:p>
-    <w:p>
-      <w:r>
-        <w:rPr>
-          <w:rFonts w:ascii="Verdana" w:hAnsi="Verdana"/>
-          <w:i/>
-          <w:sz w:val="14"/>
-        </w:rPr>
-        <w:t>Note 8: (Voir la table de code commune C-3)</w:t>
-      </w:r>
-    </w:p>
-    <w:p>
-      <w:r>
-        <w:rPr>
-          <w:rFonts w:ascii="Verdana" w:hAnsi="Verdana"/>
-          <w:i/>
-          <w:sz w:val="14"/>
-        </w:rPr>
-        <w:t>Note 9: (Voir la table de code commune C-4)</w:t>
-      </w:r>
-    </w:p>
-    <w:p>
-      <w:r>
-        <w:rPr>
-          <w:rFonts w:ascii="Verdana" w:hAnsi="Verdana"/>
-          <w:i/>
-          <w:sz w:val="14"/>
-        </w:rPr>
-        <w:t>Note 10: (Voir la table de code commune C-5 dans la Partie C/c.)</w:t>
-      </w:r>
-    </w:p>
-    <w:p>
-      <w:r>
-        <w:rPr>
-          <w:rFonts w:ascii="Verdana" w:hAnsi="Verdana"/>
-          <w:i/>
-          <w:sz w:val="14"/>
-        </w:rPr>
-        <w:t>Note 11: (Voir la table de code commune C-7 dans la Partie C/c.)</w:t>
-      </w:r>
-    </w:p>
-    <w:p>
-      <w:r>
-        <w:rPr>
-          <w:rFonts w:ascii="Verdana" w:hAnsi="Verdana"/>
-          <w:i/>
-          <w:sz w:val="14"/>
-        </w:rPr>
-        <w:t>Note 12: (Voir la table de code commune C-8 dans la Partie C/c.)</w:t>
-      </w:r>
-    </w:p>
-    <w:p>
-      <w:r>
-        <w:rPr>
-          <w:rFonts w:ascii="Verdana" w:hAnsi="Verdana"/>
-          <w:i/>
-          <w:sz w:val="14"/>
-        </w:rPr>
-        <w:t>Note 13: (See Common Code table C-14 Part C/c.)</w:t>
-      </w:r>
-    </w:p>
-    <w:p>
-      <w:r>
-        <w:rPr>
-          <w:rFonts w:ascii="Verdana" w:hAnsi="Verdana"/>
-          <w:i/>
-          <w:sz w:val="14"/>
-        </w:rPr>
-        <w:t>Note 14: (A definir par les centres proprement dits - Voir la table de code commune C-12 dans la Partie C/c.)</w:t>
-      </w:r>
-    </w:p>
-    <w:p>
-      <w:r>
-        <w:rPr>
-          <w:rFonts w:ascii="Verdana" w:hAnsi="Verdana"/>
-          <w:i/>
-          <w:sz w:val="14"/>
-        </w:rPr>
-        <w:t>Note 15: (A etablir)</w:t>
-      </w:r>
-    </w:p>
-    <w:p>
-      <w:r>
-        <w:rPr>
-          <w:rFonts w:ascii="Verdana" w:hAnsi="Verdana"/>
-          <w:i/>
-          <w:sz w:val="14"/>
-        </w:rPr>
-        <w:t>Note 16: Une séquence d’au moins deux paires de coordonnées de position, telles que latitude et longitude, définit une ligne ou un polygone. Les points sont reliés dans l’ordre indiqué dans le message. Toute zone décrite se situera à gauche de la ligne dessinée dans le sens indiqué. Cette définition s’applique à des polygones simples, non intersectants et sans trou.</w:t>
-      </w:r>
-    </w:p>
-    <w:p>
-      <w:r>
-        <w:rPr>
-          <w:rFonts w:ascii="Verdana" w:hAnsi="Verdana"/>
-          <w:i/>
-          <w:sz w:val="14"/>
-        </w:rPr>
-        <w:t>Note 17: Si tous les bits sont mis à 0, cela signifie que l’étalonnage est correct.</w:t>
-      </w:r>
-    </w:p>
-    <w:p>
-      <w:r>
-        <w:rPr>
-          <w:rFonts w:ascii="Verdana" w:hAnsi="Verdana"/>
-          <w:i/>
-          <w:sz w:val="14"/>
-        </w:rPr>
-        <w:t>Note 18: Toutes les statistiques de premier ordre sont exprimees dans les unites definies par les descripteurs de donnees d'origine.</w:t>
-      </w:r>
-    </w:p>
-    <w:p>
-      <w:r>
-        <w:rPr>
-          <w:rFonts w:ascii="Verdana" w:hAnsi="Verdana"/>
-          <w:i/>
-          <w:sz w:val="14"/>
-        </w:rPr>
-        <w:t>Note 19: 1) La signification du champ associé correspond, au début, à la qualité des données observées. 2) Le chiffre du code 21 peut être utilisé dans des messages corrigés où les valeurs substituées/corrigées sont déterminées. 3) D’autres applications peuvent être prévues.</w:t>
-      </w:r>
-    </w:p>
-    <w:p>
-      <w:r>
-        <w:rPr>
-          <w:rFonts w:ascii="Verdana" w:hAnsi="Verdana"/>
-          <w:i/>
-          <w:sz w:val="14"/>
-        </w:rPr>
-        <w:t>Note 21: En commençant par la position du premier bit (bit de plus fort poids), si le bit est mis à 1, le canal est utilisé. Si le bit est mis à zéro, le canal n’est pas utilisé.</w:t>
-      </w:r>
-    </w:p>
-    <w:p>
-      <w:r>
-        <w:rPr>
-          <w:rFonts w:ascii="Verdana" w:hAnsi="Verdana"/>
-          <w:i/>
-          <w:sz w:val="14"/>
-        </w:rPr>
-        <w:t>Note 22: L'expression 'mesure ciel couvert' indique que les valeurs de sondage sont obtenues uniquement a partir de donnees HIRS stratospheriques, de donnees MSU et de donnees SSU. Le ciel etant couvert, on n'a pas utilise de donnees HIRS tropospheriques.</w:t>
-      </w:r>
-    </w:p>
-    <w:p>
-      <w:r>
-        <w:rPr>
-          <w:rFonts w:ascii="Verdana" w:hAnsi="Verdana"/>
-          <w:i/>
-          <w:sz w:val="14"/>
-        </w:rPr>
-        <w:t>Note 23: HIRS* signifie: canaux HIRS 1 (669 cm–1) 2 (679 cm–1) 3 (690 cm–1) 4 (2358 cm–1)</w:t>
-      </w:r>
-    </w:p>
-    <w:p>
-      <w:r>
-        <w:rPr>
-          <w:rFonts w:ascii="Verdana" w:hAnsi="Verdana"/>
-          <w:i/>
-          <w:sz w:val="14"/>
-        </w:rPr>
-        <w:t>Note 24: Bits 1 a 4: INDICATIF DE DEFAUT DE L'HEURE. Lorsque tous les bits sont mis a 0, cela signifie que l'heure de balayage correspond a l'heure prevue.</w:t>
-      </w:r>
-    </w:p>
-    <w:p>
-      <w:r>
-        <w:rPr>
-          <w:rFonts w:ascii="Verdana" w:hAnsi="Verdana"/>
-          <w:i/>
-          <w:sz w:val="14"/>
-        </w:rPr>
-        <w:t>Note 25: Bits 11 a 17: INDICATIF DE DEFAUT DE LOCALISATION GEOGRAPHIQUE. Lorsque tous les bits sont mis a 0, cela signifie que la localisation geographique est normale.</w:t>
-      </w:r>
-    </w:p>
-    <w:p>
-      <w:r>
-        <w:rPr>
-          <w:rFonts w:ascii="Verdana" w:hAnsi="Verdana"/>
-          <w:i/>
-          <w:sz w:val="14"/>
-        </w:rPr>
-        <w:t>Note 27: Bits 5 a 10: INDICATIF DE DEFAUT D'ETALONNAGE. Lorsque tous les bits sont mis a 0, cela signifie que l'etalonnage est normal. Lorsque l'un ou l'autre des bits 5, 7 et 10 est mis a 1, cela signifie que des coefficients secondaires d'etalonnage ont ete utilises.</w:t>
-      </w:r>
-    </w:p>
-    <w:p>
-      <w:r>
-        <w:rPr>
-          <w:rFonts w:ascii="Verdana" w:hAnsi="Verdana"/>
-          <w:i/>
-          <w:sz w:val="14"/>
-        </w:rPr>
-        <w:t>Note 32: 1) Chiffres du code 1 à 9:  durée et heure de la mesure du courant (méthode vectorielle ou méthode Doppler d’établissement du profil du courant). 2) Chiffres du code 11 à 19:  période de la mesure du courant (méthode de la dérive). 3) H = heure d’observation.</w:t>
-      </w:r>
-    </w:p>
-    <w:p>
-      <w:r>
-        <w:rPr>
-          <w:rFonts w:ascii="Verdana" w:hAnsi="Verdana"/>
-          <w:i/>
-          <w:sz w:val="14"/>
-        </w:rPr>
-        <w:t>Note 33: 1) Chiffres du code 1 à 9:  durée et heure de la mesure du courant (méthode vectorielle ou méthode Doppler d’établissement du profil du courant). 2) Chiffres du code 11 à 19:  période de la mesure du courant (méthode de la dérive). 3) H = heure d’observation.</w:t>
-      </w:r>
-    </w:p>
-    <w:p>
-      <w:r>
-        <w:rPr>
-          <w:rFonts w:ascii="Verdana" w:hAnsi="Verdana"/>
-          <w:i/>
-          <w:sz w:val="14"/>
-        </w:rPr>
-        <w:t>Note 34: 1) Entre les chiffres du code 100–199, la présente table de code comprend des termes à plusieurs niveaux afin de servir aux stations simples et aux stations automatiques devenant de plus en plus complexes. 2) Les termes génériques se rapportant au temps (par exemple brouillard, bruine) sont destinés à être utilisés dans des stations automatiques pouvant déterminer les types de temps sans pouvoir fournir d'autres informations.  Les termes génériques figurent tous dans la table de code en lettres majuscules. 3) Les chiffres du code pour les catégories de précipitations (chiffres du code 140 à 148) sont disposés par ordre de complexité croissante.  Par exemple, une station très simple qui ne peut déceler que la présence ou l'absence de précipitations utilise le chiffre du code 140 (précipitations).  Au niveau suivant, une station automatique pouvant déceler le volume, mais pas le type, utilise le chiffre du code 141 ou 142.  Une station automatique qui peut déceler le type général (liquide, solide, se congelant) et le volume général utilise les chiffres du code 143 à 148.  Une station automatique qui peut signaler les types réels de précipitations (par exemple bruine ou pluie), mais non leur volume, utilise le nombre entier de la dizaine correspondante (par exemple 150 pour la catégorie bruine; 160 pour la catégorie pluie).</w:t>
-      </w:r>
-    </w:p>
-    <w:p>
-      <w:r>
-        <w:rPr>
-          <w:rFonts w:ascii="Verdana" w:hAnsi="Verdana"/>
-          <w:i/>
-          <w:sz w:val="14"/>
-        </w:rPr>
-        <w:t>Note 35: Le descripteur 0 25 009 est caduc; le remplacer par le descripteur 0 25 029.</w:t>
-      </w:r>
-    </w:p>
-    <w:p>
-      <w:r>
-        <w:rPr>
-          <w:rFonts w:ascii="Verdana" w:hAnsi="Verdana"/>
-          <w:i/>
-          <w:sz w:val="14"/>
-        </w:rPr>
-        <w:t>Note 36: Les statistiques sur les differences sont des valeurs differentielles ayant des dimensions similaires a celles des valeurs observees correspondantes en ce qui concerne les unites, mais dont les limites sont centrees sur le zero.</w:t>
-      </w:r>
-    </w:p>
-    <w:p>
-      <w:r>
-        <w:rPr>
-          <w:rFonts w:ascii="Verdana" w:hAnsi="Verdana"/>
-          <w:i/>
-          <w:sz w:val="14"/>
-        </w:rPr>
-        <w:t>Note 39: 1) L’EPSG est un jeu de données sur les systèmes de coordonnées et les transformations qu’ils subissent, constitué et tenu à jour à l’origine par l’ European Petroleum Survey Group l’Association internationale des producteurs de pétrole et de gaz qui s’en occupe, par le biais du sous-comité à la géodésie relevant de son Comité de géomatique. 2) Lorsque le chiffre du code 4 est utilisé pour préciser un système de coordonnées de référence, la donnée ellipsoïdale est alors un ellipsoïde de révolution aplati, dont le grand axe s’oriente dans le même plan que le plan équatorial et le petit axe coupe le méridien d’origine près du pôle d’origine. Le Nord correspond à la direction de l’équateur au pôle d’origine. L’Est correspond au sens inverse des aiguilles d’une montre à partir du méridien d’origine vu depuis le pôle Nord. Dans ce cas, il faut préciser le demi-grand axe et le demi-petit axe (en se servant par exemple des descripteurs 0 01 152 et 0 01 153).</w:t>
-      </w:r>
-    </w:p>
-    <w:p>
-      <w:r>
-        <w:rPr>
-          <w:rFonts w:ascii="Verdana" w:hAnsi="Verdana"/>
-          <w:i/>
-          <w:sz w:val="14"/>
-        </w:rPr>
-        <w:t>Note 42: 1) La signification du champ associé correspond, au début, à la qualité des données observées. 2) Le chiffre du code 21 peut être utilisé dans des messages corrigés où les valeurs substituées/corrigées sont déterminées. 3) D’autres applications peuvent être prévues.</w:t>
-      </w:r>
-    </w:p>
-    <w:p>
-      <w:r>
-        <w:rPr>
-          <w:rFonts w:ascii="Verdana" w:hAnsi="Verdana"/>
-          <w:i/>
-          <w:sz w:val="14"/>
-        </w:rPr>
-        <w:t>Note 43: 1) Entre les chiffres du code 100–199, la présente table de code comprend des termes à plusieurs niveaux afin de servir aux stations simples et aux stations automatiques devenant de plus en plus complexes. 2) Les termes génériques se rapportant au temps (par exemple brouillard, bruine) sont destinés à être utilisés dans des stations automatiques pouvant déterminer les types de temps sans pouvoir fournir d'autres informations.  Les termes génériques figurent tous dans la table de code en lettres majuscules. 3) Les chiffres du code pour les catégories de précipitations (chiffres du code 140 à 148) sont disposés par ordre de complexité croissante.  Par exemple, une station très simple qui ne peut déceler que la présence ou l'absence de précipitations utilise le chiffre du code 140 (précipitations).  Au niveau suivant, une station automatique pouvant déceler le volume, mais pas le type, utilise le chiffre du code 141 ou 142.  Une station automatique qui peut déceler le type général (liquide, solide, se congelant) et le volume général utilise les chiffres du code 143 à 148.  Une station automatique qui peut signaler les types réels de précipitations (par exemple bruine ou pluie), mais non leur volume, utilise le nombre entier de la dizaine correspondante (par exemple 150 pour la catégorie bruine; 160 pour la catégorie pluie).</w:t>
-      </w:r>
-    </w:p>
-    <w:p>
-      <w:r>
-        <w:rPr>
-          <w:rFonts w:ascii="Verdana" w:hAnsi="Verdana"/>
-          <w:i/>
-          <w:sz w:val="14"/>
-        </w:rPr>
-        <w:t>Note 45: 1) Chiffres du code 1 à 9:  durée et heure de la mesure du courant (méthode vectorielle ou méthode Doppler d’établissement du profil du courant). 2) Chiffres du code 11 à 19:  période de la mesure du courant (méthode de la dérive). 3) H = heure d’observation.</w:t>
-      </w:r>
-    </w:p>
-    <w:p>
-      <w:r>
-        <w:rPr>
-          <w:rFonts w:ascii="Verdana" w:hAnsi="Verdana"/>
-          <w:i/>
-          <w:sz w:val="14"/>
-        </w:rPr>
-        <w:t>Note 49: Si le bit est mis à 1, l’indication est valable.</w:t>
-      </w:r>
-    </w:p>
-    <w:p>
-      <w:r>
-        <w:rPr>
-          <w:rFonts w:ascii="Verdana" w:hAnsi="Verdana"/>
-          <w:i/>
-          <w:sz w:val="14"/>
-        </w:rPr>
-        <w:t>Note 50: 1) Les définitions données pour les chiffres du code 0 à 2 et 4 s’appliquent à une superficie représentative de sol nu, et les chiffres 3, 5 à 9 et 10 à 19 à une zone dégagée représentative. 2) En toutes circonstances, on choisit le chiffre du code le plus élevé qui puisse s’appliquer. 3) Dans la table de code ci-dessus, toute référence à de la glace comprend aussi les précipitations solides autres que la neige.</w:t>
-      </w:r>
-    </w:p>
-    <w:p>
-      <w:r>
-        <w:rPr>
-          <w:rFonts w:ascii="Verdana" w:hAnsi="Verdana"/>
-          <w:i/>
-          <w:sz w:val="14"/>
-        </w:rPr>
-        <w:t>Note 52: 1) Dans les messages d'observation en provenance de stations météorologiques automatiques, on utilise le chiffre du code 2 si la tendance est à la hausse, 7 si la tendance est à la baisse, et 4 si la pression atmosphérique est la même que trois heures auparavant. 2) Dans les messages provenant de stations tropicales qui communiquent des données concernant les changements de pression sur 24 heures, le chiffre du code 2 indique que la tendance est positive, le chiffre 7 qu'elle est négative, et le chiffre 4 que la pression est la même que 24 heures auparavant.</w:t>
-      </w:r>
-    </w:p>
-    <w:p>
-      <w:r>
-        <w:rPr>
-          <w:rFonts w:ascii="Verdana" w:hAnsi="Verdana"/>
-          <w:i/>
-          <w:sz w:val="14"/>
-        </w:rPr>
-        <w:t>Note 53: 1) Dans les messages d'observation en provenance de stations météorologiques automatiques, on utilise le chiffre du code 2 si la tendance est à la hausse, 7 si la tendance est à la baisse, et 4 si la pression atmosphérique est la même que trois heures auparavant. 2) Dans les messages provenant de stations tropicales qui communiquent des données concernant les changements de pression sur 24 heures, le chiffre du code 2 indique que la tendance est positive, le chiffre 7 qu'elle est négative, et le chiffre 4 que la pression est la même que 24 heures auparavant.</w:t>
-      </w:r>
-    </w:p>
-    <w:p>
-      <w:r>
-        <w:rPr>
-          <w:rFonts w:ascii="Verdana" w:hAnsi="Verdana"/>
-          <w:i/>
-          <w:sz w:val="14"/>
-        </w:rPr>
-        <w:t>Note 54: 1) Les définitions données pour les chiffres du code 0 à 2 et 4 s’appliquent à une superficie représentative de sol nu, et les chiffres 3, 5 à 9 et 10 à 19 à une zone dégagée représentative. 2) En toutes circonstances, on choisit le chiffre du code le plus élevé qui puisse s’appliquer. 3) Dans la table de code ci-dessus, toute référence à de la glace comprend aussi les précipitations solides autres que la neige.</w:t>
-      </w:r>
-    </w:p>
-    <w:p>
-      <w:r>
-        <w:rPr>
-          <w:rFonts w:ascii="Verdana" w:hAnsi="Verdana"/>
-          <w:i/>
-          <w:sz w:val="14"/>
-        </w:rPr>
-        <w:t>Note 57: Le mélange de précipitation est indiqué en mettant à 1 les bits de tous les types de précipitation observés.</w:t>
-      </w:r>
-    </w:p>
-    <w:p>
-      <w:r>
-        <w:rPr>
-          <w:rFonts w:ascii="Verdana" w:hAnsi="Verdana"/>
-          <w:i/>
-          <w:sz w:val="14"/>
-        </w:rPr>
-        <w:t>Note 59: D’autres appellations locales utilisées pour des orages de diverses intensités sont ajoutées selon les besoins.</w:t>
-      </w:r>
-    </w:p>
-    <w:p>
-      <w:r>
-        <w:rPr>
-          <w:rFonts w:ascii="Verdana" w:hAnsi="Verdana"/>
-          <w:i/>
-          <w:sz w:val="14"/>
-        </w:rPr>
-        <w:t>Note 60: Aucun des chiffres du code n’exclut la possibilité, laissée à la discrétion du centre de production, d’ajouter des niveaux obtenus par interpolation.</w:t>
-      </w:r>
-    </w:p>
-    <w:p>
-      <w:r>
-        <w:rPr>
-          <w:rFonts w:ascii="Verdana" w:hAnsi="Verdana"/>
-          <w:i/>
-          <w:sz w:val="14"/>
-        </w:rPr>
-        <w:t>Note 63: Dans cette table d'indicateurs, 'phenomene' signifie tout phenomene, y compris les precipitations et l'obscurcissement.</w:t>
-      </w:r>
-    </w:p>
-    <w:p>
-      <w:r>
-        <w:rPr>
-          <w:rFonts w:ascii="Verdana" w:hAnsi="Verdana"/>
-          <w:i/>
-          <w:sz w:val="14"/>
-        </w:rPr>
-        <w:t>Note 75: 1) Les définitions données pour les chiffres du code 0 à 2 et 4 s’appliquent à une superficie représentative de sol nu, et les chiffres 3, 5 à 9 et 10 à 19 à une zone dégagée représentative. 2) En toutes circonstances, on choisit le chiffre du code le plus élevé qui puisse s’appliquer. 3) Dans la table de code ci-dessus, toute référence à de la glace comprend aussi les précipitations solides autres que la neige.</w:t>
-      </w:r>
-    </w:p>
-    <w:p>
-      <w:r>
-        <w:rPr>
-          <w:rFonts w:ascii="Verdana" w:hAnsi="Verdana"/>
-          <w:i/>
-          <w:sz w:val="14"/>
-        </w:rPr>
-        <w:t>Note 76: 1) Ces valeurs se réfèrent à des vagues de vent bien formées en haute mer. dée aux termes descriptifs, ces valeurs relatives à la hauteur peuvent être utilisées à titre d’indication par l’observateur lorsqu’il chiffre l’état total d’agitation de la mer résultant de divers facteurs tels que le vent, la houle, les courants, l’angle entre la houle et le vent, etc. 2) Pour chiffrer une hauteur correspondant à la limite entre deux chiffres du code, prendre le chiffre du code le moins élevé; par exemple, une hauteur de 4 m est signalée à l’aide du chiffre du code 5.</w:t>
-      </w:r>
-    </w:p>
-    <w:p>
-      <w:r>
-        <w:rPr>
-          <w:rFonts w:ascii="Verdana" w:hAnsi="Verdana"/>
-          <w:i/>
-          <w:sz w:val="14"/>
-        </w:rPr>
-        <w:t>Note 78: Les trois premiers chiffres representent le code ISO du pays.</w:t>
-      </w:r>
-    </w:p>
-    <w:p>
-      <w:r>
-        <w:rPr>
-          <w:rFonts w:ascii="Verdana" w:hAnsi="Verdana"/>
-          <w:i/>
-          <w:sz w:val="14"/>
-        </w:rPr>
-        <w:t>Note 79: La derniere colonne de la table indique le numero d’enregistrement correspondant emis par le Chemical Abstracts Service (CAS) de l’American Chemical Society.</w:t>
-      </w:r>
-    </w:p>
-    <w:p>
-      <w:r>
-        <w:rPr>
-          <w:rFonts w:ascii="Verdana" w:hAnsi="Verdana"/>
-          <w:i/>
-          <w:sz w:val="14"/>
-        </w:rPr>
-        <w:t>Note 80: 1) Entre les chiffres du code 100–199, la présente table de code comprend des termes à plusieurs niveaux afin de servir aux stations simples et aux stations automatiques devenant de plus en plus complexes. 2) Les termes génériques se rapportant au temps (par exemple brouillard, bruine) sont destinés à être utilisés dans des stations automatiques pouvant déterminer les types de temps sans pouvoir fournir d'autres informations.  Les termes génériques figurent tous dans la table de code en lettres majuscules. 3) Les chiffres du code pour les catégories de précipitations (chiffres du code 140 à 148) sont disposés par ordre de complexité croissante.  Par exemple, une station très simple qui ne peut déceler que la présence ou l'absence de précipitations utilise le chiffre du code 140 (précipitations).  Au niveau suivant, une station automatique pouvant déceler le volume, mais pas le type, utilise le chiffre du code 141 ou 142.  Une station automatique qui peut déceler le type général (liquide, solide, se congelant) et le volume général utilise les chiffres du code 143 à 148.  Une station automatique qui peut signaler les types réels de précipitations (par exemple bruine ou pluie), mais non leur volume, utilise le nombre entier de la dizaine correspondante (par exemple 150 pour la catégorie bruine; 160 pour la catégorie pluie).</w:t>
-      </w:r>
-    </w:p>
-    <w:p>
-      <w:r>
-        <w:rPr>
-          <w:rFonts w:ascii="Verdana" w:hAnsi="Verdana"/>
-          <w:i/>
-          <w:sz w:val="14"/>
-        </w:rPr>
-        <w:t>Note 81: L’échelle des valeurs nominales de l’humidité du sol en surface est comprise entre 0 et 100 %. Dans des cas extrêmes, il est possible néanmoins que la valeur extrapolée à partir de la rétrodiffusion suivant un angle d’incidence de 40 degrés soit inférieure à la valeur minimale de référence de 0 % (conditions sèches) ou supérieure à la valeur maximale de référence de 100 % (conditions humides).</w:t>
-      </w:r>
-    </w:p>
-    <w:p>
-      <w:r>
-        <w:rPr>
-          <w:rFonts w:ascii="Verdana" w:hAnsi="Verdana"/>
-          <w:i/>
-          <w:sz w:val="14"/>
-        </w:rPr>
-        <w:t>Note 84: 1) Ces valeurs se réfèrent à des vagues de vent bien formées en haute mer. dée aux termes descriptifs, ces valeurs relatives à la hauteur peuvent être utilisées à titre d’indication par l’observateur lorsqu’il chiffre l’état total d’agitation de la mer résultant de divers facteurs tels que le vent, la houle, les courants, l’angle entre la houle et le vent, etc. 2) Pour chiffrer une hauteur correspondant à la limite entre deux chiffres du code, prendre le chiffre du code le moins élevé; par exemple, une hauteur de 4 m est signalée à l’aide du chiffre du code 5.</w:t>
-      </w:r>
-    </w:p>
-    <w:p>
-      <w:r>
-        <w:rPr>
-          <w:rFonts w:ascii="Verdana" w:hAnsi="Verdana"/>
-          <w:i/>
-          <w:sz w:val="14"/>
-        </w:rPr>
-        <w:t>Note 85: Ce descripteur sera associé à des données relatives à la visibilité ou à la hauteur des nuages pour préciser si la valeur est bornée. Si la donnée transmise est la valeur vraie, le chiffre du code est 0. Toutefois, la mesure peut atteindre la limite de capacité de mesure de l’instrument. Si la valeur transmise est supérieure à la valeur vraie, le chiffre du code est 1; si la valeur transmise est inférieure à la valeur vraie, le chiffre du code est 2.</w:t>
-      </w:r>
-    </w:p>
-    <w:p>
-      <w:r>
-        <w:rPr>
-          <w:rFonts w:ascii="Verdana" w:hAnsi="Verdana"/>
-          <w:i/>
-          <w:sz w:val="14"/>
-        </w:rPr>
-        <w:t>Note 88: 1) L’expression «moyenne sur une certaine période» indique qu’il est établi en permanence une moyenne des valeurs sur une période donnée. 2) L’expression «moyenne d’ensemble» indique que l’on prend la moyenne d’un certain nombre de valeurs distinctes correspondant à une série de situations dans le temps. 3) Il faut préciser les périodes auxquelles correspondent les caractéristiques temporelles.</w:t>
-      </w:r>
-    </w:p>
-    <w:p>
-      <w:r>
-        <w:rPr>
-          <w:rFonts w:ascii="Verdana" w:hAnsi="Verdana"/>
-          <w:i/>
-          <w:sz w:val="14"/>
-        </w:rPr>
-        <w:t>Note 90: Type d'instrument et unites initiales pour la mesure du vent (en m s-1 sauf indication contraire).</w:t>
-      </w:r>
-    </w:p>
-    <w:p>
-      <w:r>
-        <w:rPr>
-          <w:rFonts w:ascii="Verdana" w:hAnsi="Verdana"/>
-          <w:i/>
-          <w:sz w:val="14"/>
-        </w:rPr>
-        <w:t>Note 94: Si la méthode de transmission d’origine est celle indiquée par le chiffre 1 du code, il est conseillé de faire appel à la table de conversion suivante pour obtenir une valeur correcte des données correspondant au descripteur 0 01 012: Valeur indiquée Valeur des données 0 0 1 45 2 90 3 135 4 180 5 225 6 270 7 315 8 360 9 511</w:t>
-      </w:r>
-    </w:p>
-    <w:p>
-      <w:r>
-        <w:rPr>
-          <w:rFonts w:ascii="Verdana" w:hAnsi="Verdana"/>
-          <w:i/>
-          <w:sz w:val="14"/>
-        </w:rPr>
-        <w:t>Note 95: Si la méthode de transmission d’origine est celle indiquée par le chiffre 1 du code, il est conseillé de faire appel à la table de conversion suivante pour obtenir une valeur correcte des données correspondant au descripteur 0 01 013: Valeur indiquée Valeur des données 0 0 1 1 2 4 3 7 4 9 5 12 6 14 7 17 8 19 9 21 / 1023</w:t>
-      </w:r>
-    </w:p>
-    <w:p>
-      <w:r>
-        <w:rPr>
-          <w:rFonts w:ascii="Verdana" w:hAnsi="Verdana"/>
-          <w:i/>
-          <w:sz w:val="14"/>
-        </w:rPr>
-        <w:t>Note 98: Code figures 1 - 24 are siting classifications and measurement quality classifications according to the Guide to Instruments and Methods of Observation (WMO-No. 8), Volume I, Chapter 1, Annex 1.D and Annex 1.G.</w:t>
-      </w:r>
-    </w:p>
-    <w:p>
-      <w:r>
-        <w:rPr>
-          <w:rFonts w:ascii="Verdana" w:hAnsi="Verdana"/>
-          <w:i/>
-          <w:sz w:val="14"/>
-        </w:rPr>
-        <w:t>Note 99: Code figures 26 - 30 are siting classifications according to the Guide to Instruments and Methods of Observation (WMO-No. 8), Volume I, Chapter 1, Annex 1.D.</w:t>
-      </w:r>
-    </w:p>
-    <w:p>
-      <w:r>
-        <w:rPr>
-          <w:rFonts w:ascii="Verdana" w:hAnsi="Verdana"/>
-          <w:i/>
-          <w:sz w:val="14"/>
-        </w:rPr>
-        <w:t>Note 100: Code figures 31 - 34 are measurement quality classifications according to the Guide to Instruments and Methods of Observation (WMO-No. 8), Volume I, Chapter 1, Annex 1.G.</w:t>
-      </w:r>
-    </w:p>
-    <w:p>
-      <w:r>
-        <w:rPr>
-          <w:rFonts w:ascii="Verdana" w:hAnsi="Verdana"/>
-          <w:i/>
-          <w:sz w:val="14"/>
-        </w:rPr>
-        <w:t>Note 101: Annex 1.G is a new annex that will be part of an updated version of WMO-No. 8 to be published in mid-2022.</w:t>
-      </w:r>
-    </w:p>
     <w:sectPr>
       <w:pgSz w:w="16838" w:h="11906" w:orient="landscape"/>
       <w:pgMar w:top="850" w:right="850" w:bottom="850" w:left="850" w:header="720" w:footer="720" w:gutter="0"/>
